--- a/docs/thejohn-server-infrastructure.docx
+++ b/docs/thejohn-server-infrastructure.docx
@@ -941,6 +941,38 @@
           </w:p>
         </w:tc>
       </w:tr>
+      <w:tr>
+        <w:tc>
+          <w:tcPr>
+            <w:tcW w:type="dxa" w:w="3135"/>
+          </w:tcPr>
+          <w:p>
+            <w:r>
+              <w:t>프로그램 파일 목록</w:t>
+            </w:r>
+          </w:p>
+        </w:tc>
+        <w:tc>
+          <w:tcPr>
+            <w:tcW w:type="dxa" w:w="3135"/>
+          </w:tcPr>
+          <w:p>
+            <w:r>
+              <w:t>thejohn-file-inventory.docx</w:t>
+            </w:r>
+          </w:p>
+        </w:tc>
+        <w:tc>
+          <w:tcPr>
+            <w:tcW w:type="dxa" w:w="3135"/>
+          </w:tcPr>
+          <w:p>
+            <w:r>
+              <w:t>순번·파일명·용도 전체 목록</w:t>
+            </w:r>
+          </w:p>
+        </w:tc>
+      </w:tr>
     </w:tbl>
     <w:p/>
     <w:p>
@@ -963,7 +995,15 @@
     </w:p>
     <w:p>
       <w:r>
-        <w:t>본 절은 저장소에 포함된 프로그램·문서·자산 파일을 구분별로 정리한 목록입니다. (node_modules, .git, server/public 등 빌드·시스템 폴더 제외, 총 289개)</w:t>
+        <w:rPr>
+          <w:b/>
+        </w:rPr>
+        <w:t>※ 아래 표는 본 문서 맨 끝(10장)에 이어집니다. 브라우저 「보기」에서는 뒤쪽이 잘 안 보일 수 있으니 「저장」 후 Word로 열거나, 문서 다운로드의 「프로그램 파일 목록」을 이용하세요.</w:t>
+      </w:r>
+    </w:p>
+    <w:p>
+      <w:r>
+        <w:t>저장소에 포함된 프로그램·문서·자산 파일을 구분별로 정리한 목록입니다. (node_modules, .git, server/public 등 빌드·시스템 폴더 제외, 총 290개)</w:t>
       </w:r>
     </w:p>
     <w:p>
@@ -993,7 +1033,7 @@
           <w:p>
             <w:r>
               <w:rPr>
-                <w:sz w:val="16"/>
+                <w:sz w:val="18"/>
               </w:rPr>
               <w:t>순번</w:t>
             </w:r>
@@ -1006,7 +1046,7 @@
           <w:p>
             <w:r>
               <w:rPr>
-                <w:sz w:val="16"/>
+                <w:sz w:val="18"/>
               </w:rPr>
               <w:t>파일명</w:t>
             </w:r>
@@ -1019,7 +1059,7 @@
           <w:p>
             <w:r>
               <w:rPr>
-                <w:sz w:val="16"/>
+                <w:sz w:val="18"/>
               </w:rPr>
               <w:t>용도</w:t>
             </w:r>
@@ -1034,7 +1074,7 @@
           <w:p>
             <w:r>
               <w:rPr>
-                <w:sz w:val="16"/>
+                <w:sz w:val="18"/>
               </w:rPr>
               <w:t>1</w:t>
             </w:r>
@@ -1047,7 +1087,7 @@
           <w:p>
             <w:r>
               <w:rPr>
-                <w:sz w:val="16"/>
+                <w:sz w:val="18"/>
               </w:rPr>
               <w:t>cart.html</w:t>
             </w:r>
@@ -1060,7 +1100,7 @@
           <w:p>
             <w:r>
               <w:rPr>
-                <w:sz w:val="16"/>
+                <w:sz w:val="18"/>
               </w:rPr>
               <w:t>주문서(장바구니) 보기</w:t>
             </w:r>
@@ -1075,7 +1115,7 @@
           <w:p>
             <w:r>
               <w:rPr>
-                <w:sz w:val="16"/>
+                <w:sz w:val="18"/>
               </w:rPr>
               <w:t>2</w:t>
             </w:r>
@@ -1088,7 +1128,7 @@
           <w:p>
             <w:r>
               <w:rPr>
-                <w:sz w:val="16"/>
+                <w:sz w:val="18"/>
               </w:rPr>
               <w:t>company-driedfish.html</w:t>
             </w:r>
@@ -1101,7 +1141,7 @@
           <w:p>
             <w:r>
               <w:rPr>
-                <w:sz w:val="16"/>
+                <w:sz w:val="18"/>
               </w:rPr>
               <w:t>회사소개 — 건어물</w:t>
             </w:r>
@@ -1116,7 +1156,7 @@
           <w:p>
             <w:r>
               <w:rPr>
-                <w:sz w:val="16"/>
+                <w:sz w:val="18"/>
               </w:rPr>
               <w:t>3</w:t>
             </w:r>
@@ -1129,7 +1169,7 @@
           <w:p>
             <w:r>
               <w:rPr>
-                <w:sz w:val="16"/>
+                <w:sz w:val="18"/>
               </w:rPr>
               <w:t>company-drink.html</w:t>
             </w:r>
@@ -1142,7 +1182,7 @@
           <w:p>
             <w:r>
               <w:rPr>
-                <w:sz w:val="16"/>
+                <w:sz w:val="18"/>
               </w:rPr>
               <w:t>회사소개 — 음료수</w:t>
             </w:r>
@@ -1157,7 +1197,7 @@
           <w:p>
             <w:r>
               <w:rPr>
-                <w:sz w:val="16"/>
+                <w:sz w:val="18"/>
               </w:rPr>
               <w:t>4</w:t>
             </w:r>
@@ -1170,7 +1210,7 @@
           <w:p>
             <w:r>
               <w:rPr>
-                <w:sz w:val="16"/>
+                <w:sz w:val="18"/>
               </w:rPr>
               <w:t>company-frozen.html</w:t>
             </w:r>
@@ -1183,7 +1223,7 @@
           <w:p>
             <w:r>
               <w:rPr>
-                <w:sz w:val="16"/>
+                <w:sz w:val="18"/>
               </w:rPr>
               <w:t>회사소개 — 냉동식품</w:t>
             </w:r>
@@ -1198,7 +1238,7 @@
           <w:p>
             <w:r>
               <w:rPr>
-                <w:sz w:val="16"/>
+                <w:sz w:val="18"/>
               </w:rPr>
               <w:t>5</w:t>
             </w:r>
@@ -1211,7 +1251,7 @@
           <w:p>
             <w:r>
               <w:rPr>
-                <w:sz w:val="16"/>
+                <w:sz w:val="18"/>
               </w:rPr>
               <w:t>company-grocery.html</w:t>
             </w:r>
@@ -1224,7 +1264,7 @@
           <w:p>
             <w:r>
               <w:rPr>
-                <w:sz w:val="16"/>
+                <w:sz w:val="18"/>
               </w:rPr>
               <w:t>회사소개 — 공산품</w:t>
             </w:r>
@@ -1239,7 +1279,7 @@
           <w:p>
             <w:r>
               <w:rPr>
-                <w:sz w:val="16"/>
+                <w:sz w:val="18"/>
               </w:rPr>
               <w:t>6</w:t>
             </w:r>
@@ -1252,7 +1292,7 @@
           <w:p>
             <w:r>
               <w:rPr>
-                <w:sz w:val="16"/>
+                <w:sz w:val="18"/>
               </w:rPr>
               <w:t>company-jeongyuk.html</w:t>
             </w:r>
@@ -1265,7 +1305,7 @@
           <w:p>
             <w:r>
               <w:rPr>
-                <w:sz w:val="16"/>
+                <w:sz w:val="18"/>
               </w:rPr>
               <w:t>회사소개 — 정육</w:t>
             </w:r>
@@ -1280,7 +1320,7 @@
           <w:p>
             <w:r>
               <w:rPr>
-                <w:sz w:val="16"/>
+                <w:sz w:val="18"/>
               </w:rPr>
               <w:t>7</w:t>
             </w:r>
@@ -1293,7 +1333,7 @@
           <w:p>
             <w:r>
               <w:rPr>
-                <w:sz w:val="16"/>
+                <w:sz w:val="18"/>
               </w:rPr>
               <w:t>company-seafood.html</w:t>
             </w:r>
@@ -1306,7 +1346,7 @@
           <w:p>
             <w:r>
               <w:rPr>
-                <w:sz w:val="16"/>
+                <w:sz w:val="18"/>
               </w:rPr>
               <w:t>회사소개 — 냉동수산물</w:t>
             </w:r>
@@ -1321,7 +1361,7 @@
           <w:p>
             <w:r>
               <w:rPr>
-                <w:sz w:val="16"/>
+                <w:sz w:val="18"/>
               </w:rPr>
               <w:t>8</w:t>
             </w:r>
@@ -1334,7 +1374,7 @@
           <w:p>
             <w:r>
               <w:rPr>
-                <w:sz w:val="16"/>
+                <w:sz w:val="18"/>
               </w:rPr>
               <w:t>company.html</w:t>
             </w:r>
@@ -1347,7 +1387,7 @@
           <w:p>
             <w:r>
               <w:rPr>
-                <w:sz w:val="16"/>
+                <w:sz w:val="18"/>
               </w:rPr>
               <w:t>회사소개 메인</w:t>
             </w:r>
@@ -1362,7 +1402,7 @@
           <w:p>
             <w:r>
               <w:rPr>
-                <w:sz w:val="16"/>
+                <w:sz w:val="18"/>
               </w:rPr>
               <w:t>9</w:t>
             </w:r>
@@ -1375,7 +1415,7 @@
           <w:p>
             <w:r>
               <w:rPr>
-                <w:sz w:val="16"/>
+                <w:sz w:val="18"/>
               </w:rPr>
               <w:t>homepage-manage-hub.html</w:t>
             </w:r>
@@ -1388,7 +1428,7 @@
           <w:p>
             <w:r>
               <w:rPr>
-                <w:sz w:val="16"/>
+                <w:sz w:val="18"/>
               </w:rPr>
               <w:t>홈페이지 관리 허브</w:t>
             </w:r>
@@ -1403,7 +1443,7 @@
           <w:p>
             <w:r>
               <w:rPr>
-                <w:sz w:val="16"/>
+                <w:sz w:val="18"/>
               </w:rPr>
               <w:t>10</w:t>
             </w:r>
@@ -1416,7 +1456,7 @@
           <w:p>
             <w:r>
               <w:rPr>
-                <w:sz w:val="16"/>
+                <w:sz w:val="18"/>
               </w:rPr>
               <w:t>index.html</w:t>
             </w:r>
@@ -1429,7 +1469,7 @@
           <w:p>
             <w:r>
               <w:rPr>
-                <w:sz w:val="16"/>
+                <w:sz w:val="18"/>
               </w:rPr>
               <w:t>메인 홈페이지</w:t>
             </w:r>
@@ -1444,7 +1484,7 @@
           <w:p>
             <w:r>
               <w:rPr>
-                <w:sz w:val="16"/>
+                <w:sz w:val="18"/>
               </w:rPr>
               <w:t>11</w:t>
             </w:r>
@@ -1457,7 +1497,7 @@
           <w:p>
             <w:r>
               <w:rPr>
-                <w:sz w:val="16"/>
+                <w:sz w:val="18"/>
               </w:rPr>
               <w:t>login.html</w:t>
             </w:r>
@@ -1470,7 +1510,7 @@
           <w:p>
             <w:r>
               <w:rPr>
-                <w:sz w:val="16"/>
+                <w:sz w:val="18"/>
               </w:rPr>
               <w:t>로그인 화면</w:t>
             </w:r>
@@ -1485,7 +1525,7 @@
           <w:p>
             <w:r>
               <w:rPr>
-                <w:sz w:val="16"/>
+                <w:sz w:val="18"/>
               </w:rPr>
               <w:t>12</w:t>
             </w:r>
@@ -1498,7 +1538,7 @@
           <w:p>
             <w:r>
               <w:rPr>
-                <w:sz w:val="16"/>
+                <w:sz w:val="18"/>
               </w:rPr>
               <w:t>order-list-admin.html</w:t>
             </w:r>
@@ -1511,7 +1551,7 @@
           <w:p>
             <w:r>
               <w:rPr>
-                <w:sz w:val="16"/>
+                <w:sz w:val="18"/>
               </w:rPr>
               <w:t>주문서 관리 목록</w:t>
             </w:r>
@@ -1526,7 +1566,7 @@
           <w:p>
             <w:r>
               <w:rPr>
-                <w:sz w:val="16"/>
+                <w:sz w:val="18"/>
               </w:rPr>
               <w:t>13</w:t>
             </w:r>
@@ -1539,7 +1579,7 @@
           <w:p>
             <w:r>
               <w:rPr>
-                <w:sz w:val="16"/>
+                <w:sz w:val="18"/>
               </w:rPr>
               <w:t>order-manage-hub.html</w:t>
             </w:r>
@@ -1552,7 +1592,7 @@
           <w:p>
             <w:r>
               <w:rPr>
-                <w:sz w:val="16"/>
+                <w:sz w:val="18"/>
               </w:rPr>
               <w:t>주문서 관리 허브</w:t>
             </w:r>
@@ -1567,7 +1607,7 @@
           <w:p>
             <w:r>
               <w:rPr>
-                <w:sz w:val="16"/>
+                <w:sz w:val="18"/>
               </w:rPr>
               <w:t>14</w:t>
             </w:r>
@@ -1580,7 +1620,7 @@
           <w:p>
             <w:r>
               <w:rPr>
-                <w:sz w:val="16"/>
+                <w:sz w:val="18"/>
               </w:rPr>
               <w:t>product-detail.html</w:t>
             </w:r>
@@ -1593,7 +1633,7 @@
           <w:p>
             <w:r>
               <w:rPr>
-                <w:sz w:val="16"/>
+                <w:sz w:val="18"/>
               </w:rPr>
               <w:t>상품 상세</w:t>
             </w:r>
@@ -1608,7 +1648,7 @@
           <w:p>
             <w:r>
               <w:rPr>
-                <w:sz w:val="16"/>
+                <w:sz w:val="18"/>
               </w:rPr>
               <w:t>15</w:t>
             </w:r>
@@ -1621,7 +1661,7 @@
           <w:p>
             <w:r>
               <w:rPr>
-                <w:sz w:val="16"/>
+                <w:sz w:val="18"/>
               </w:rPr>
               <w:t>product-edit.html</w:t>
             </w:r>
@@ -1634,7 +1674,7 @@
           <w:p>
             <w:r>
               <w:rPr>
-                <w:sz w:val="16"/>
+                <w:sz w:val="18"/>
               </w:rPr>
               <w:t>상품 등록 수정</w:t>
             </w:r>
@@ -1649,7 +1689,7 @@
           <w:p>
             <w:r>
               <w:rPr>
-                <w:sz w:val="16"/>
+                <w:sz w:val="18"/>
               </w:rPr>
               <w:t>16</w:t>
             </w:r>
@@ -1662,7 +1702,7 @@
           <w:p>
             <w:r>
               <w:rPr>
-                <w:sz w:val="16"/>
+                <w:sz w:val="18"/>
               </w:rPr>
               <w:t>product-list-admin.html</w:t>
             </w:r>
@@ -1675,7 +1715,7 @@
           <w:p>
             <w:r>
               <w:rPr>
-                <w:sz w:val="16"/>
+                <w:sz w:val="18"/>
               </w:rPr>
               <w:t>상품 리스트(관리)</w:t>
             </w:r>
@@ -1690,7 +1730,7 @@
           <w:p>
             <w:r>
               <w:rPr>
-                <w:sz w:val="16"/>
+                <w:sz w:val="18"/>
               </w:rPr>
               <w:t>17</w:t>
             </w:r>
@@ -1703,7 +1743,7 @@
           <w:p>
             <w:r>
               <w:rPr>
-                <w:sz w:val="16"/>
+                <w:sz w:val="18"/>
               </w:rPr>
               <w:t>product-manage.html</w:t>
             </w:r>
@@ -1716,7 +1756,7 @@
           <w:p>
             <w:r>
               <w:rPr>
-                <w:sz w:val="16"/>
+                <w:sz w:val="18"/>
               </w:rPr>
               <w:t>상품관리 허브</w:t>
             </w:r>
@@ -1731,7 +1771,7 @@
           <w:p>
             <w:r>
               <w:rPr>
-                <w:sz w:val="16"/>
+                <w:sz w:val="18"/>
               </w:rPr>
               <w:t>18</w:t>
             </w:r>
@@ -1744,7 +1784,7 @@
           <w:p>
             <w:r>
               <w:rPr>
-                <w:sz w:val="16"/>
+                <w:sz w:val="18"/>
               </w:rPr>
               <w:t>product-new-list.html</w:t>
             </w:r>
@@ -1757,7 +1797,7 @@
           <w:p>
             <w:r>
               <w:rPr>
-                <w:sz w:val="16"/>
+                <w:sz w:val="18"/>
               </w:rPr>
               <w:t>신규상품 리스트</w:t>
             </w:r>
@@ -1772,7 +1812,7 @@
           <w:p>
             <w:r>
               <w:rPr>
-                <w:sz w:val="16"/>
+                <w:sz w:val="18"/>
               </w:rPr>
               <w:t>19</w:t>
             </w:r>
@@ -1785,7 +1825,7 @@
           <w:p>
             <w:r>
               <w:rPr>
-                <w:sz w:val="16"/>
+                <w:sz w:val="18"/>
               </w:rPr>
               <w:t>product-new-register.html</w:t>
             </w:r>
@@ -1798,7 +1838,7 @@
           <w:p>
             <w:r>
               <w:rPr>
-                <w:sz w:val="16"/>
+                <w:sz w:val="18"/>
               </w:rPr>
               <w:t>신규상품 등록</w:t>
             </w:r>
@@ -1813,7 +1853,7 @@
           <w:p>
             <w:r>
               <w:rPr>
-                <w:sz w:val="16"/>
+                <w:sz w:val="18"/>
               </w:rPr>
               <w:t>20</w:t>
             </w:r>
@@ -1826,7 +1866,7 @@
           <w:p>
             <w:r>
               <w:rPr>
-                <w:sz w:val="16"/>
+                <w:sz w:val="18"/>
               </w:rPr>
               <w:t>product-register.html</w:t>
             </w:r>
@@ -1839,7 +1879,7 @@
           <w:p>
             <w:r>
               <w:rPr>
-                <w:sz w:val="16"/>
+                <w:sz w:val="18"/>
               </w:rPr>
               <w:t>상품 내용 등록</w:t>
             </w:r>
@@ -1854,7 +1894,7 @@
           <w:p>
             <w:r>
               <w:rPr>
-                <w:sz w:val="16"/>
+                <w:sz w:val="18"/>
               </w:rPr>
               <w:t>21</w:t>
             </w:r>
@@ -1867,7 +1907,7 @@
           <w:p>
             <w:r>
               <w:rPr>
-                <w:sz w:val="16"/>
+                <w:sz w:val="18"/>
               </w:rPr>
               <w:t>products.html</w:t>
             </w:r>
@@ -1880,7 +1920,7 @@
           <w:p>
             <w:r>
               <w:rPr>
-                <w:sz w:val="16"/>
+                <w:sz w:val="18"/>
               </w:rPr>
               <w:t>사업부문(상품 카탈로그)</w:t>
             </w:r>
@@ -1895,7 +1935,7 @@
           <w:p>
             <w:r>
               <w:rPr>
-                <w:sz w:val="16"/>
+                <w:sz w:val="18"/>
               </w:rPr>
               <w:t>22</w:t>
             </w:r>
@@ -1908,7 +1948,7 @@
           <w:p>
             <w:r>
               <w:rPr>
-                <w:sz w:val="16"/>
+                <w:sz w:val="18"/>
               </w:rPr>
               <w:t>staff-list-admin.html</w:t>
             </w:r>
@@ -1921,7 +1961,7 @@
           <w:p>
             <w:r>
               <w:rPr>
-                <w:sz w:val="16"/>
+                <w:sz w:val="18"/>
               </w:rPr>
               <w:t>관리자 리스트</w:t>
             </w:r>
@@ -1936,7 +1976,7 @@
           <w:p>
             <w:r>
               <w:rPr>
-                <w:sz w:val="16"/>
+                <w:sz w:val="18"/>
               </w:rPr>
               <w:t>23</w:t>
             </w:r>
@@ -1949,7 +1989,7 @@
           <w:p>
             <w:r>
               <w:rPr>
-                <w:sz w:val="16"/>
+                <w:sz w:val="18"/>
               </w:rPr>
               <w:t>staff-manage-hub.html</w:t>
             </w:r>
@@ -1962,7 +2002,7 @@
           <w:p>
             <w:r>
               <w:rPr>
-                <w:sz w:val="16"/>
+                <w:sz w:val="18"/>
               </w:rPr>
               <w:t>관리자관리 허브</w:t>
             </w:r>
@@ -1977,7 +2017,7 @@
           <w:p>
             <w:r>
               <w:rPr>
-                <w:sz w:val="16"/>
+                <w:sz w:val="18"/>
               </w:rPr>
               <w:t>24</w:t>
             </w:r>
@@ -1990,7 +2030,7 @@
           <w:p>
             <w:r>
               <w:rPr>
-                <w:sz w:val="16"/>
+                <w:sz w:val="18"/>
               </w:rPr>
               <w:t>staff-manage.html</w:t>
             </w:r>
@@ -2003,7 +2043,7 @@
           <w:p>
             <w:r>
               <w:rPr>
-                <w:sz w:val="16"/>
+                <w:sz w:val="18"/>
               </w:rPr>
               <w:t>관리자 등록</w:t>
             </w:r>
@@ -2018,7 +2058,7 @@
           <w:p>
             <w:r>
               <w:rPr>
-                <w:sz w:val="16"/>
+                <w:sz w:val="18"/>
               </w:rPr>
               <w:t>25</w:t>
             </w:r>
@@ -2031,7 +2071,7 @@
           <w:p>
             <w:r>
               <w:rPr>
-                <w:sz w:val="16"/>
+                <w:sz w:val="18"/>
               </w:rPr>
               <w:t>staff-self-edit.html</w:t>
             </w:r>
@@ -2044,7 +2084,7 @@
           <w:p>
             <w:r>
               <w:rPr>
-                <w:sz w:val="16"/>
+                <w:sz w:val="18"/>
               </w:rPr>
               <w:t>관리자 정보 수정</w:t>
             </w:r>
@@ -2059,7 +2099,7 @@
           <w:p>
             <w:r>
               <w:rPr>
-                <w:sz w:val="16"/>
+                <w:sz w:val="18"/>
               </w:rPr>
               <w:t>26</w:t>
             </w:r>
@@ -2072,7 +2112,7 @@
           <w:p>
             <w:r>
               <w:rPr>
-                <w:sz w:val="16"/>
+                <w:sz w:val="18"/>
               </w:rPr>
               <w:t>supervisor-access-stats.html</w:t>
             </w:r>
@@ -2085,7 +2125,7 @@
           <w:p>
             <w:r>
               <w:rPr>
-                <w:sz w:val="16"/>
+                <w:sz w:val="18"/>
               </w:rPr>
               <w:t>접속통계 관리</w:t>
             </w:r>
@@ -2100,7 +2140,7 @@
           <w:p>
             <w:r>
               <w:rPr>
-                <w:sz w:val="16"/>
+                <w:sz w:val="18"/>
               </w:rPr>
               <w:t>27</w:t>
             </w:r>
@@ -2113,7 +2153,7 @@
           <w:p>
             <w:r>
               <w:rPr>
-                <w:sz w:val="16"/>
+                <w:sz w:val="18"/>
               </w:rPr>
               <w:t>supervisor-db-stats.html</w:t>
             </w:r>
@@ -2126,7 +2166,7 @@
           <w:p>
             <w:r>
               <w:rPr>
-                <w:sz w:val="16"/>
+                <w:sz w:val="18"/>
               </w:rPr>
               <w:t>DB 사용 통계</w:t>
             </w:r>
@@ -2141,7 +2181,7 @@
           <w:p>
             <w:r>
               <w:rPr>
-                <w:sz w:val="16"/>
+                <w:sz w:val="18"/>
               </w:rPr>
               <w:t>28</w:t>
             </w:r>
@@ -2154,7 +2194,7 @@
           <w:p>
             <w:r>
               <w:rPr>
-                <w:sz w:val="16"/>
+                <w:sz w:val="18"/>
               </w:rPr>
               <w:t>supervisor-order-list.html</w:t>
             </w:r>
@@ -2167,7 +2207,7 @@
           <w:p>
             <w:r>
               <w:rPr>
-                <w:sz w:val="16"/>
+                <w:sz w:val="18"/>
               </w:rPr>
               <w:t>발주서 관리(슈퍼바이저)</w:t>
             </w:r>
@@ -2182,7 +2222,7 @@
           <w:p>
             <w:r>
               <w:rPr>
-                <w:sz w:val="16"/>
+                <w:sz w:val="18"/>
               </w:rPr>
               <w:t>29</w:t>
             </w:r>
@@ -2195,7 +2235,7 @@
           <w:p>
             <w:r>
               <w:rPr>
-                <w:sz w:val="16"/>
+                <w:sz w:val="18"/>
               </w:rPr>
               <w:t>supervisor-order-pdf.html</w:t>
             </w:r>
@@ -2208,7 +2248,7 @@
           <w:p>
             <w:r>
               <w:rPr>
-                <w:sz w:val="16"/>
+                <w:sz w:val="18"/>
               </w:rPr>
               <w:t>발주서 PDF 보기</w:t>
             </w:r>
@@ -2223,7 +2263,7 @@
           <w:p>
             <w:r>
               <w:rPr>
-                <w:sz w:val="16"/>
+                <w:sz w:val="18"/>
               </w:rPr>
               <w:t>30</w:t>
             </w:r>
@@ -2236,7 +2276,7 @@
           <w:p>
             <w:r>
               <w:rPr>
-                <w:sz w:val="16"/>
+                <w:sz w:val="18"/>
               </w:rPr>
               <w:t>supervisor-solapi-stats.html</w:t>
             </w:r>
@@ -2249,7 +2289,7 @@
           <w:p>
             <w:r>
               <w:rPr>
-                <w:sz w:val="16"/>
+                <w:sz w:val="18"/>
               </w:rPr>
               <w:t>SOLAPI 이용 현황</w:t>
             </w:r>
@@ -2264,7 +2304,7 @@
           <w:p>
             <w:r>
               <w:rPr>
-                <w:sz w:val="16"/>
+                <w:sz w:val="18"/>
               </w:rPr>
               <w:t>31</w:t>
             </w:r>
@@ -2277,7 +2317,7 @@
           <w:p>
             <w:r>
               <w:rPr>
-                <w:sz w:val="16"/>
+                <w:sz w:val="18"/>
               </w:rPr>
               <w:t>supervisor-transaction-list.html</w:t>
             </w:r>
@@ -2290,7 +2330,7 @@
           <w:p>
             <w:r>
               <w:rPr>
-                <w:sz w:val="16"/>
+                <w:sz w:val="18"/>
               </w:rPr>
               <w:t>거래명세서 목록</w:t>
             </w:r>
@@ -2305,7 +2345,7 @@
           <w:p>
             <w:r>
               <w:rPr>
-                <w:sz w:val="16"/>
+                <w:sz w:val="18"/>
               </w:rPr>
               <w:t>32</w:t>
             </w:r>
@@ -2318,7 +2358,7 @@
           <w:p>
             <w:r>
               <w:rPr>
-                <w:sz w:val="16"/>
+                <w:sz w:val="18"/>
               </w:rPr>
               <w:t>supervisor-transaction-pdf.html</w:t>
             </w:r>
@@ -2331,7 +2371,7 @@
           <w:p>
             <w:r>
               <w:rPr>
-                <w:sz w:val="16"/>
+                <w:sz w:val="18"/>
               </w:rPr>
               <w:t>거래명세서 PDF 보기</w:t>
             </w:r>
@@ -2346,7 +2386,7 @@
           <w:p>
             <w:r>
               <w:rPr>
-                <w:sz w:val="16"/>
+                <w:sz w:val="18"/>
               </w:rPr>
               <w:t>33</w:t>
             </w:r>
@@ -2359,7 +2399,7 @@
           <w:p>
             <w:r>
               <w:rPr>
-                <w:sz w:val="16"/>
+                <w:sz w:val="18"/>
               </w:rPr>
               <w:t>supervisor-usage-stats.html</w:t>
             </w:r>
@@ -2372,7 +2412,7 @@
           <w:p>
             <w:r>
               <w:rPr>
-                <w:sz w:val="16"/>
+                <w:sz w:val="18"/>
               </w:rPr>
               <w:t>접속·이용 통계</w:t>
             </w:r>
@@ -2387,7 +2427,7 @@
           <w:p>
             <w:r>
               <w:rPr>
-                <w:sz w:val="16"/>
+                <w:sz w:val="18"/>
               </w:rPr>
               <w:t>34</w:t>
             </w:r>
@@ -2400,7 +2440,7 @@
           <w:p>
             <w:r>
               <w:rPr>
-                <w:sz w:val="16"/>
+                <w:sz w:val="18"/>
               </w:rPr>
               <w:t>support-inquiry-reply.html</w:t>
             </w:r>
@@ -2413,7 +2453,7 @@
           <w:p>
             <w:r>
               <w:rPr>
-                <w:sz w:val="16"/>
+                <w:sz w:val="18"/>
               </w:rPr>
               <w:t>문의사항 답변(관리)</w:t>
             </w:r>
@@ -2428,7 +2468,7 @@
           <w:p>
             <w:r>
               <w:rPr>
-                <w:sz w:val="16"/>
+                <w:sz w:val="18"/>
               </w:rPr>
               <w:t>35</w:t>
             </w:r>
@@ -2441,7 +2481,7 @@
           <w:p>
             <w:r>
               <w:rPr>
-                <w:sz w:val="16"/>
+                <w:sz w:val="18"/>
               </w:rPr>
               <w:t>support-inquiry.html</w:t>
             </w:r>
@@ -2454,7 +2494,7 @@
           <w:p>
             <w:r>
               <w:rPr>
-                <w:sz w:val="16"/>
+                <w:sz w:val="18"/>
               </w:rPr>
               <w:t>문의사항(고객)</w:t>
             </w:r>
@@ -2469,7 +2509,7 @@
           <w:p>
             <w:r>
               <w:rPr>
-                <w:sz w:val="16"/>
+                <w:sz w:val="18"/>
               </w:rPr>
               <w:t>36</w:t>
             </w:r>
@@ -2482,7 +2522,7 @@
           <w:p>
             <w:r>
               <w:rPr>
-                <w:sz w:val="16"/>
+                <w:sz w:val="18"/>
               </w:rPr>
               <w:t>support-library.html</w:t>
             </w:r>
@@ -2495,7 +2535,7 @@
           <w:p>
             <w:r>
               <w:rPr>
-                <w:sz w:val="16"/>
+                <w:sz w:val="18"/>
               </w:rPr>
               <w:t>최근소식(고객)</w:t>
             </w:r>
@@ -2510,7 +2550,7 @@
           <w:p>
             <w:r>
               <w:rPr>
-                <w:sz w:val="16"/>
+                <w:sz w:val="18"/>
               </w:rPr>
               <w:t>37</w:t>
             </w:r>
@@ -2523,7 +2563,7 @@
           <w:p>
             <w:r>
               <w:rPr>
-                <w:sz w:val="16"/>
+                <w:sz w:val="18"/>
               </w:rPr>
               <w:t>support-news-admin.html</w:t>
             </w:r>
@@ -2536,7 +2576,7 @@
           <w:p>
             <w:r>
               <w:rPr>
-                <w:sz w:val="16"/>
+                <w:sz w:val="18"/>
               </w:rPr>
               <w:t>최근소식 입력(관리)</w:t>
             </w:r>
@@ -2551,7 +2591,7 @@
           <w:p>
             <w:r>
               <w:rPr>
-                <w:sz w:val="16"/>
+                <w:sz w:val="18"/>
               </w:rPr>
               <w:t>38</w:t>
             </w:r>
@@ -2564,7 +2604,7 @@
           <w:p>
             <w:r>
               <w:rPr>
-                <w:sz w:val="16"/>
+                <w:sz w:val="18"/>
               </w:rPr>
               <w:t>support-partner-detail.html</w:t>
             </w:r>
@@ -2577,7 +2617,7 @@
           <w:p>
             <w:r>
               <w:rPr>
-                <w:sz w:val="16"/>
+                <w:sz w:val="18"/>
               </w:rPr>
               <w:t>파트너 업체 상세</w:t>
             </w:r>
@@ -2592,7 +2632,7 @@
           <w:p>
             <w:r>
               <w:rPr>
-                <w:sz w:val="16"/>
+                <w:sz w:val="18"/>
               </w:rPr>
               <w:t>39</w:t>
             </w:r>
@@ -2605,7 +2645,7 @@
           <w:p>
             <w:r>
               <w:rPr>
-                <w:sz w:val="16"/>
+                <w:sz w:val="18"/>
               </w:rPr>
               <w:t>support-partners.html</w:t>
             </w:r>
@@ -2618,7 +2658,7 @@
           <w:p>
             <w:r>
               <w:rPr>
-                <w:sz w:val="16"/>
+                <w:sz w:val="18"/>
               </w:rPr>
               <w:t>파트너회사 소개</w:t>
             </w:r>
@@ -2633,7 +2673,7 @@
           <w:p>
             <w:r>
               <w:rPr>
-                <w:sz w:val="16"/>
+                <w:sz w:val="18"/>
               </w:rPr>
               <w:t>40</w:t>
             </w:r>
@@ -2646,7 +2686,7 @@
           <w:p>
             <w:r>
               <w:rPr>
-                <w:sz w:val="16"/>
+                <w:sz w:val="18"/>
               </w:rPr>
               <w:t>support-qna-admin.html</w:t>
             </w:r>
@@ -2659,7 +2699,7 @@
           <w:p>
             <w:r>
               <w:rPr>
-                <w:sz w:val="16"/>
+                <w:sz w:val="18"/>
               </w:rPr>
               <w:t>자유게시판 관리</w:t>
             </w:r>
@@ -2674,7 +2714,7 @@
           <w:p>
             <w:r>
               <w:rPr>
-                <w:sz w:val="16"/>
+                <w:sz w:val="18"/>
               </w:rPr>
               <w:t>41</w:t>
             </w:r>
@@ -2687,7 +2727,7 @@
           <w:p>
             <w:r>
               <w:rPr>
-                <w:sz w:val="16"/>
+                <w:sz w:val="18"/>
               </w:rPr>
               <w:t>support-qna.html</w:t>
             </w:r>
@@ -2700,7 +2740,7 @@
           <w:p>
             <w:r>
               <w:rPr>
-                <w:sz w:val="16"/>
+                <w:sz w:val="18"/>
               </w:rPr>
               <w:t>자유게시판(고객)</w:t>
             </w:r>
@@ -2715,7 +2755,7 @@
           <w:p>
             <w:r>
               <w:rPr>
-                <w:sz w:val="16"/>
+                <w:sz w:val="18"/>
               </w:rPr>
               <w:t>42</w:t>
             </w:r>
@@ -2728,7 +2768,7 @@
           <w:p>
             <w:r>
               <w:rPr>
-                <w:sz w:val="16"/>
+                <w:sz w:val="18"/>
               </w:rPr>
               <w:t>support.html</w:t>
             </w:r>
@@ -2741,7 +2781,7 @@
           <w:p>
             <w:r>
               <w:rPr>
-                <w:sz w:val="16"/>
+                <w:sz w:val="18"/>
               </w:rPr>
               <w:t>고객센터 메인</w:t>
             </w:r>
@@ -2756,7 +2796,7 @@
           <w:p>
             <w:r>
               <w:rPr>
-                <w:sz w:val="16"/>
+                <w:sz w:val="18"/>
               </w:rPr>
               <w:t>43</w:t>
             </w:r>
@@ -2769,7 +2809,7 @@
           <w:p>
             <w:r>
               <w:rPr>
-                <w:sz w:val="16"/>
+                <w:sz w:val="18"/>
               </w:rPr>
               <w:t>system-structure-docs.html</w:t>
             </w:r>
@@ -2782,7 +2822,7 @@
           <w:p>
             <w:r>
               <w:rPr>
-                <w:sz w:val="16"/>
+                <w:sz w:val="18"/>
               </w:rPr>
               <w:t>문서 다운로드</w:t>
             </w:r>
@@ -2797,7 +2837,7 @@
           <w:p>
             <w:r>
               <w:rPr>
-                <w:sz w:val="16"/>
+                <w:sz w:val="18"/>
               </w:rPr>
               <w:t>44</w:t>
             </w:r>
@@ -2810,7 +2850,7 @@
           <w:p>
             <w:r>
               <w:rPr>
-                <w:sz w:val="16"/>
+                <w:sz w:val="18"/>
               </w:rPr>
               <w:t>transaction-manual-list.html</w:t>
             </w:r>
@@ -2823,7 +2863,7 @@
           <w:p>
             <w:r>
               <w:rPr>
-                <w:sz w:val="16"/>
+                <w:sz w:val="18"/>
               </w:rPr>
               <w:t>수기 거래명세서 목록</w:t>
             </w:r>
@@ -2838,7 +2878,7 @@
           <w:p>
             <w:r>
               <w:rPr>
-                <w:sz w:val="16"/>
+                <w:sz w:val="18"/>
               </w:rPr>
               <w:t>45</w:t>
             </w:r>
@@ -2851,7 +2891,7 @@
           <w:p>
             <w:r>
               <w:rPr>
-                <w:sz w:val="16"/>
+                <w:sz w:val="18"/>
               </w:rPr>
               <w:t>transaction-manual-register.html</w:t>
             </w:r>
@@ -2864,7 +2904,7 @@
           <w:p>
             <w:r>
               <w:rPr>
-                <w:sz w:val="16"/>
+                <w:sz w:val="18"/>
               </w:rPr>
               <w:t>수기 거래명세서 작성</w:t>
             </w:r>
@@ -2879,7 +2919,7 @@
           <w:p>
             <w:r>
               <w:rPr>
-                <w:sz w:val="16"/>
+                <w:sz w:val="18"/>
               </w:rPr>
               <w:t>46</w:t>
             </w:r>
@@ -2892,7 +2932,7 @@
           <w:p>
             <w:r>
               <w:rPr>
-                <w:sz w:val="16"/>
+                <w:sz w:val="18"/>
               </w:rPr>
               <w:t>vendor-detail.html</w:t>
             </w:r>
@@ -2905,7 +2945,7 @@
           <w:p>
             <w:r>
               <w:rPr>
-                <w:sz w:val="16"/>
+                <w:sz w:val="18"/>
               </w:rPr>
               <w:t>업체 상세</w:t>
             </w:r>
@@ -2920,7 +2960,7 @@
           <w:p>
             <w:r>
               <w:rPr>
-                <w:sz w:val="16"/>
+                <w:sz w:val="18"/>
               </w:rPr>
               <w:t>47</w:t>
             </w:r>
@@ -2933,7 +2973,7 @@
           <w:p>
             <w:r>
               <w:rPr>
-                <w:sz w:val="16"/>
+                <w:sz w:val="18"/>
               </w:rPr>
               <w:t>vendor-dm-print.html</w:t>
             </w:r>
@@ -2946,7 +2986,7 @@
           <w:p>
             <w:r>
               <w:rPr>
-                <w:sz w:val="16"/>
+                <w:sz w:val="18"/>
               </w:rPr>
               <w:t>업체별 DM 출력</w:t>
             </w:r>
@@ -2961,7 +3001,7 @@
           <w:p>
             <w:r>
               <w:rPr>
-                <w:sz w:val="16"/>
+                <w:sz w:val="18"/>
               </w:rPr>
               <w:t>48</w:t>
             </w:r>
@@ -2974,7 +3014,7 @@
           <w:p>
             <w:r>
               <w:rPr>
-                <w:sz w:val="16"/>
+                <w:sz w:val="18"/>
               </w:rPr>
               <w:t>vendor-edit.html</w:t>
             </w:r>
@@ -2987,7 +3027,7 @@
           <w:p>
             <w:r>
               <w:rPr>
-                <w:sz w:val="16"/>
+                <w:sz w:val="18"/>
               </w:rPr>
               <w:t>업체 수정</w:t>
             </w:r>
@@ -3002,7 +3042,7 @@
           <w:p>
             <w:r>
               <w:rPr>
-                <w:sz w:val="16"/>
+                <w:sz w:val="18"/>
               </w:rPr>
               <w:t>49</w:t>
             </w:r>
@@ -3015,7 +3055,7 @@
           <w:p>
             <w:r>
               <w:rPr>
-                <w:sz w:val="16"/>
+                <w:sz w:val="18"/>
               </w:rPr>
               <w:t>vendor-email-broadcast.html</w:t>
             </w:r>
@@ -3028,7 +3068,7 @@
           <w:p>
             <w:r>
               <w:rPr>
-                <w:sz w:val="16"/>
+                <w:sz w:val="18"/>
               </w:rPr>
               <w:t>업체별 이메일 발송</w:t>
             </w:r>
@@ -3043,7 +3083,7 @@
           <w:p>
             <w:r>
               <w:rPr>
-                <w:sz w:val="16"/>
+                <w:sz w:val="18"/>
               </w:rPr>
               <w:t>50</w:t>
             </w:r>
@@ -3056,7 +3096,7 @@
           <w:p>
             <w:r>
               <w:rPr>
-                <w:sz w:val="16"/>
+                <w:sz w:val="18"/>
               </w:rPr>
               <w:t>vendor-email-history.html</w:t>
             </w:r>
@@ -3069,7 +3109,7 @@
           <w:p>
             <w:r>
               <w:rPr>
-                <w:sz w:val="16"/>
+                <w:sz w:val="18"/>
               </w:rPr>
               <w:t>이메일 발송 내역</w:t>
             </w:r>
@@ -3084,7 +3124,7 @@
           <w:p>
             <w:r>
               <w:rPr>
-                <w:sz w:val="16"/>
+                <w:sz w:val="18"/>
               </w:rPr>
               <w:t>51</w:t>
             </w:r>
@@ -3097,7 +3137,7 @@
           <w:p>
             <w:r>
               <w:rPr>
-                <w:sz w:val="16"/>
+                <w:sz w:val="18"/>
               </w:rPr>
               <w:t>vendor-excel-import.html</w:t>
             </w:r>
@@ -3110,7 +3150,7 @@
           <w:p>
             <w:r>
               <w:rPr>
-                <w:sz w:val="16"/>
+                <w:sz w:val="18"/>
               </w:rPr>
               <w:t>예비업체 엑셀 자료찾기</w:t>
             </w:r>
@@ -3125,7 +3165,7 @@
           <w:p>
             <w:r>
               <w:rPr>
-                <w:sz w:val="16"/>
+                <w:sz w:val="18"/>
               </w:rPr>
               <w:t>52</w:t>
             </w:r>
@@ -3138,7 +3178,7 @@
           <w:p>
             <w:r>
               <w:rPr>
-                <w:sz w:val="16"/>
+                <w:sz w:val="18"/>
               </w:rPr>
               <w:t>vendor-list-admin.html</w:t>
             </w:r>
@@ -3151,7 +3191,7 @@
           <w:p>
             <w:r>
               <w:rPr>
-                <w:sz w:val="16"/>
+                <w:sz w:val="18"/>
               </w:rPr>
               <w:t>업체 리스트(관리)</w:t>
             </w:r>
@@ -3166,7 +3206,7 @@
           <w:p>
             <w:r>
               <w:rPr>
-                <w:sz w:val="16"/>
+                <w:sz w:val="18"/>
               </w:rPr>
               <w:t>53</w:t>
             </w:r>
@@ -3179,7 +3219,7 @@
           <w:p>
             <w:r>
               <w:rPr>
-                <w:sz w:val="16"/>
+                <w:sz w:val="18"/>
               </w:rPr>
               <w:t>vendor-manage.html</w:t>
             </w:r>
@@ -3192,7 +3232,7 @@
           <w:p>
             <w:r>
               <w:rPr>
-                <w:sz w:val="16"/>
+                <w:sz w:val="18"/>
               </w:rPr>
               <w:t>업체관리 허브</w:t>
             </w:r>
@@ -3207,7 +3247,7 @@
           <w:p>
             <w:r>
               <w:rPr>
-                <w:sz w:val="16"/>
+                <w:sz w:val="18"/>
               </w:rPr>
               <w:t>54</w:t>
             </w:r>
@@ -3220,7 +3260,7 @@
           <w:p>
             <w:r>
               <w:rPr>
-                <w:sz w:val="16"/>
+                <w:sz w:val="18"/>
               </w:rPr>
               <w:t>vendor-new-list.html</w:t>
             </w:r>
@@ -3233,7 +3273,7 @@
           <w:p>
             <w:r>
               <w:rPr>
-                <w:sz w:val="16"/>
+                <w:sz w:val="18"/>
               </w:rPr>
               <w:t>신규업체 리스트</w:t>
             </w:r>
@@ -3248,7 +3288,7 @@
           <w:p>
             <w:r>
               <w:rPr>
-                <w:sz w:val="16"/>
+                <w:sz w:val="18"/>
               </w:rPr>
               <w:t>55</w:t>
             </w:r>
@@ -3261,7 +3301,7 @@
           <w:p>
             <w:r>
               <w:rPr>
-                <w:sz w:val="16"/>
+                <w:sz w:val="18"/>
               </w:rPr>
               <w:t>vendor-new-register.html</w:t>
             </w:r>
@@ -3274,7 +3314,7 @@
           <w:p>
             <w:r>
               <w:rPr>
-                <w:sz w:val="16"/>
+                <w:sz w:val="18"/>
               </w:rPr>
               <w:t>신규업체 등록</w:t>
             </w:r>
@@ -3289,7 +3329,7 @@
           <w:p>
             <w:r>
               <w:rPr>
-                <w:sz w:val="16"/>
+                <w:sz w:val="18"/>
               </w:rPr>
               <w:t>56</w:t>
             </w:r>
@@ -3302,7 +3342,7 @@
           <w:p>
             <w:r>
               <w:rPr>
-                <w:sz w:val="16"/>
+                <w:sz w:val="18"/>
               </w:rPr>
               <w:t>vendor-prospect-finder.html</w:t>
             </w:r>
@@ -3315,7 +3355,7 @@
           <w:p>
             <w:r>
               <w:rPr>
-                <w:sz w:val="16"/>
+                <w:sz w:val="18"/>
               </w:rPr>
               <w:t>예비 업체 찾기</w:t>
             </w:r>
@@ -3330,7 +3370,7 @@
           <w:p>
             <w:r>
               <w:rPr>
-                <w:sz w:val="16"/>
+                <w:sz w:val="18"/>
               </w:rPr>
               <w:t>57</w:t>
             </w:r>
@@ -3343,7 +3383,7 @@
           <w:p>
             <w:r>
               <w:rPr>
-                <w:sz w:val="16"/>
+                <w:sz w:val="18"/>
               </w:rPr>
               <w:t>vendor-prospect-list.html</w:t>
             </w:r>
@@ -3356,7 +3396,7 @@
           <w:p>
             <w:r>
               <w:rPr>
-                <w:sz w:val="16"/>
+                <w:sz w:val="18"/>
               </w:rPr>
               <w:t>예비업체 리스트</w:t>
             </w:r>
@@ -3371,7 +3411,7 @@
           <w:p>
             <w:r>
               <w:rPr>
-                <w:sz w:val="16"/>
+                <w:sz w:val="18"/>
               </w:rPr>
               <w:t>58</w:t>
             </w:r>
@@ -3384,7 +3424,7 @@
           <w:p>
             <w:r>
               <w:rPr>
-                <w:sz w:val="16"/>
+                <w:sz w:val="18"/>
               </w:rPr>
               <w:t>vendor-register.html</w:t>
             </w:r>
@@ -3397,7 +3437,7 @@
           <w:p>
             <w:r>
               <w:rPr>
-                <w:sz w:val="16"/>
+                <w:sz w:val="18"/>
               </w:rPr>
               <w:t>업체 등록</w:t>
             </w:r>
@@ -3412,7 +3452,7 @@
           <w:p>
             <w:r>
               <w:rPr>
-                <w:sz w:val="16"/>
+                <w:sz w:val="18"/>
               </w:rPr>
               <w:t>59</w:t>
             </w:r>
@@ -3425,7 +3465,7 @@
           <w:p>
             <w:r>
               <w:rPr>
-                <w:sz w:val="16"/>
+                <w:sz w:val="18"/>
               </w:rPr>
               <w:t>work-hub.html</w:t>
             </w:r>
@@ -3438,7 +3478,7 @@
           <w:p>
             <w:r>
               <w:rPr>
-                <w:sz w:val="16"/>
+                <w:sz w:val="18"/>
               </w:rPr>
               <w:t>그룹 마케팅 관리 허브</w:t>
             </w:r>
@@ -3474,7 +3514,7 @@
           <w:p>
             <w:r>
               <w:rPr>
-                <w:sz w:val="16"/>
+                <w:sz w:val="18"/>
               </w:rPr>
               <w:t>순번</w:t>
             </w:r>
@@ -3487,7 +3527,7 @@
           <w:p>
             <w:r>
               <w:rPr>
-                <w:sz w:val="16"/>
+                <w:sz w:val="18"/>
               </w:rPr>
               <w:t>파일명</w:t>
             </w:r>
@@ -3500,7 +3540,7 @@
           <w:p>
             <w:r>
               <w:rPr>
-                <w:sz w:val="16"/>
+                <w:sz w:val="18"/>
               </w:rPr>
               <w:t>용도</w:t>
             </w:r>
@@ -3515,7 +3555,7 @@
           <w:p>
             <w:r>
               <w:rPr>
-                <w:sz w:val="16"/>
+                <w:sz w:val="18"/>
               </w:rPr>
               <w:t>60</w:t>
             </w:r>
@@ -3528,7 +3568,7 @@
           <w:p>
             <w:r>
               <w:rPr>
-                <w:sz w:val="16"/>
+                <w:sz w:val="18"/>
               </w:rPr>
               <w:t>address-fields.js</w:t>
             </w:r>
@@ -3541,7 +3581,7 @@
           <w:p>
             <w:r>
               <w:rPr>
-                <w:sz w:val="16"/>
+                <w:sz w:val="18"/>
               </w:rPr>
               <w:t>주소 입력 필드</w:t>
             </w:r>
@@ -3556,7 +3596,7 @@
           <w:p>
             <w:r>
               <w:rPr>
-                <w:sz w:val="16"/>
+                <w:sz w:val="18"/>
               </w:rPr>
               <w:t>61</w:t>
             </w:r>
@@ -3569,7 +3609,7 @@
           <w:p>
             <w:r>
               <w:rPr>
-                <w:sz w:val="16"/>
+                <w:sz w:val="18"/>
               </w:rPr>
               <w:t>admin-header.js</w:t>
             </w:r>
@@ -3582,7 +3622,7 @@
           <w:p>
             <w:r>
               <w:rPr>
-                <w:sz w:val="16"/>
+                <w:sz w:val="18"/>
               </w:rPr>
               <w:t>관리자 헤더·메뉴</w:t>
             </w:r>
@@ -3597,7 +3637,7 @@
           <w:p>
             <w:r>
               <w:rPr>
-                <w:sz w:val="16"/>
+                <w:sz w:val="18"/>
               </w:rPr>
               <w:t>62</w:t>
             </w:r>
@@ -3610,7 +3650,7 @@
           <w:p>
             <w:r>
               <w:rPr>
-                <w:sz w:val="16"/>
+                <w:sz w:val="18"/>
               </w:rPr>
               <w:t>api-config.js</w:t>
             </w:r>
@@ -3623,7 +3663,7 @@
           <w:p>
             <w:r>
               <w:rPr>
-                <w:sz w:val="16"/>
+                <w:sz w:val="18"/>
               </w:rPr>
               <w:t>API 베이스 URL 설정</w:t>
             </w:r>
@@ -3638,7 +3678,7 @@
           <w:p>
             <w:r>
               <w:rPr>
-                <w:sz w:val="16"/>
+                <w:sz w:val="18"/>
               </w:rPr>
               <w:t>63</w:t>
             </w:r>
@@ -3651,7 +3691,7 @@
           <w:p>
             <w:r>
               <w:rPr>
-                <w:sz w:val="16"/>
+                <w:sz w:val="18"/>
               </w:rPr>
               <w:t>auth-storage.js</w:t>
             </w:r>
@@ -3664,7 +3704,7 @@
           <w:p>
             <w:r>
               <w:rPr>
-                <w:sz w:val="16"/>
+                <w:sz w:val="18"/>
               </w:rPr>
               <w:t>토큰·세션 저장소</w:t>
             </w:r>
@@ -3679,7 +3719,7 @@
           <w:p>
             <w:r>
               <w:rPr>
-                <w:sz w:val="16"/>
+                <w:sz w:val="18"/>
               </w:rPr>
               <w:t>64</w:t>
             </w:r>
@@ -3692,7 +3732,7 @@
           <w:p>
             <w:r>
               <w:rPr>
-                <w:sz w:val="16"/>
+                <w:sz w:val="18"/>
               </w:rPr>
               <w:t>auth.js</w:t>
             </w:r>
@@ -3705,7 +3745,7 @@
           <w:p>
             <w:r>
               <w:rPr>
-                <w:sz w:val="16"/>
+                <w:sz w:val="18"/>
               </w:rPr>
               <w:t>로그인·역할·페이지 가드</w:t>
             </w:r>
@@ -3720,7 +3760,7 @@
           <w:p>
             <w:r>
               <w:rPr>
-                <w:sz w:val="16"/>
+                <w:sz w:val="18"/>
               </w:rPr>
               <w:t>65</w:t>
             </w:r>
@@ -3733,7 +3773,7 @@
           <w:p>
             <w:r>
               <w:rPr>
-                <w:sz w:val="16"/>
+                <w:sz w:val="18"/>
               </w:rPr>
               <w:t>cart.js</w:t>
             </w:r>
@@ -3746,7 +3786,7 @@
           <w:p>
             <w:r>
               <w:rPr>
-                <w:sz w:val="16"/>
+                <w:sz w:val="18"/>
               </w:rPr>
               <w:t>주문서(장바구니) 페이지</w:t>
             </w:r>
@@ -3761,7 +3801,7 @@
           <w:p>
             <w:r>
               <w:rPr>
-                <w:sz w:val="16"/>
+                <w:sz w:val="18"/>
               </w:rPr>
               <w:t>66</w:t>
             </w:r>
@@ -3774,7 +3814,7 @@
           <w:p>
             <w:r>
               <w:rPr>
-                <w:sz w:val="16"/>
+                <w:sz w:val="18"/>
               </w:rPr>
               <w:t>catalog-order-ui.js</w:t>
             </w:r>
@@ -3787,7 +3827,7 @@
           <w:p>
             <w:r>
               <w:rPr>
-                <w:sz w:val="16"/>
+                <w:sz w:val="18"/>
               </w:rPr>
               <w:t>카탈로그 주문 UI</w:t>
             </w:r>
@@ -3802,7 +3842,7 @@
           <w:p>
             <w:r>
               <w:rPr>
-                <w:sz w:val="16"/>
+                <w:sz w:val="18"/>
               </w:rPr>
               <w:t>67</w:t>
             </w:r>
@@ -3815,7 +3855,7 @@
           <w:p>
             <w:r>
               <w:rPr>
-                <w:sz w:val="16"/>
+                <w:sz w:val="18"/>
               </w:rPr>
               <w:t>company-greeting.js</w:t>
             </w:r>
@@ -3828,7 +3868,7 @@
           <w:p>
             <w:r>
               <w:rPr>
-                <w:sz w:val="16"/>
+                <w:sz w:val="18"/>
               </w:rPr>
               <w:t>회사소개 인사말</w:t>
             </w:r>
@@ -3843,7 +3883,7 @@
           <w:p>
             <w:r>
               <w:rPr>
-                <w:sz w:val="16"/>
+                <w:sz w:val="18"/>
               </w:rPr>
               <w:t>68</w:t>
             </w:r>
@@ -3856,7 +3896,7 @@
           <w:p>
             <w:r>
               <w:rPr>
-                <w:sz w:val="16"/>
+                <w:sz w:val="18"/>
               </w:rPr>
               <w:t>footer-company.js</w:t>
             </w:r>
@@ -3869,7 +3909,7 @@
           <w:p>
             <w:r>
               <w:rPr>
-                <w:sz w:val="16"/>
+                <w:sz w:val="18"/>
               </w:rPr>
               <w:t>푸터 회사정보</w:t>
             </w:r>
@@ -3884,7 +3924,7 @@
           <w:p>
             <w:r>
               <w:rPr>
-                <w:sz w:val="16"/>
+                <w:sz w:val="18"/>
               </w:rPr>
               <w:t>69</w:t>
             </w:r>
@@ -3897,7 +3937,7 @@
           <w:p>
             <w:r>
               <w:rPr>
-                <w:sz w:val="16"/>
+                <w:sz w:val="18"/>
               </w:rPr>
               <w:t>footer-social.js</w:t>
             </w:r>
@@ -3910,7 +3950,7 @@
           <w:p>
             <w:r>
               <w:rPr>
-                <w:sz w:val="16"/>
+                <w:sz w:val="18"/>
               </w:rPr>
               <w:t>푸터 SNS 링크</w:t>
             </w:r>
@@ -3925,7 +3965,7 @@
           <w:p>
             <w:r>
               <w:rPr>
-                <w:sz w:val="16"/>
+                <w:sz w:val="18"/>
               </w:rPr>
               <w:t>70</w:t>
             </w:r>
@@ -3938,7 +3978,7 @@
           <w:p>
             <w:r>
               <w:rPr>
-                <w:sz w:val="16"/>
+                <w:sz w:val="18"/>
               </w:rPr>
               <w:t>home-intro-media.js</w:t>
             </w:r>
@@ -3951,7 +3991,7 @@
           <w:p>
             <w:r>
               <w:rPr>
-                <w:sz w:val="16"/>
+                <w:sz w:val="18"/>
               </w:rPr>
               <w:t>홈 인트로 영상·음악</w:t>
             </w:r>
@@ -3966,7 +4006,7 @@
           <w:p>
             <w:r>
               <w:rPr>
-                <w:sz w:val="16"/>
+                <w:sz w:val="18"/>
               </w:rPr>
               <w:t>71</w:t>
             </w:r>
@@ -3979,7 +4019,7 @@
           <w:p>
             <w:r>
               <w:rPr>
-                <w:sz w:val="16"/>
+                <w:sz w:val="18"/>
               </w:rPr>
               <w:t>homepage-manage-hub.js</w:t>
             </w:r>
@@ -3992,7 +4032,7 @@
           <w:p>
             <w:r>
               <w:rPr>
-                <w:sz w:val="16"/>
+                <w:sz w:val="18"/>
               </w:rPr>
               <w:t>홈페이지 관리 허브</w:t>
             </w:r>
@@ -4007,7 +4047,7 @@
           <w:p>
             <w:r>
               <w:rPr>
-                <w:sz w:val="16"/>
+                <w:sz w:val="18"/>
               </w:rPr>
               <w:t>72</w:t>
             </w:r>
@@ -4020,7 +4060,7 @@
           <w:p>
             <w:r>
               <w:rPr>
-                <w:sz w:val="16"/>
+                <w:sz w:val="18"/>
               </w:rPr>
               <w:t>login.js</w:t>
             </w:r>
@@ -4033,7 +4073,7 @@
           <w:p>
             <w:r>
               <w:rPr>
-                <w:sz w:val="16"/>
+                <w:sz w:val="18"/>
               </w:rPr>
               <w:t>로그인 폼 처리</w:t>
             </w:r>
@@ -4048,7 +4088,7 @@
           <w:p>
             <w:r>
               <w:rPr>
-                <w:sz w:val="16"/>
+                <w:sz w:val="18"/>
               </w:rPr>
               <w:t>73</w:t>
             </w:r>
@@ -4061,7 +4101,7 @@
           <w:p>
             <w:r>
               <w:rPr>
-                <w:sz w:val="16"/>
+                <w:sz w:val="18"/>
               </w:rPr>
               <w:t>nav.js</w:t>
             </w:r>
@@ -4074,7 +4114,7 @@
           <w:p>
             <w:r>
               <w:rPr>
-                <w:sz w:val="16"/>
+                <w:sz w:val="18"/>
               </w:rPr>
               <w:t>공통 네비게이션</w:t>
             </w:r>
@@ -4089,7 +4129,7 @@
           <w:p>
             <w:r>
               <w:rPr>
-                <w:sz w:val="16"/>
+                <w:sz w:val="18"/>
               </w:rPr>
               <w:t>74</w:t>
             </w:r>
@@ -4102,7 +4142,7 @@
           <w:p>
             <w:r>
               <w:rPr>
-                <w:sz w:val="16"/>
+                <w:sz w:val="18"/>
               </w:rPr>
               <w:t>oauth-config.js</w:t>
             </w:r>
@@ -4115,7 +4155,7 @@
           <w:p>
             <w:r>
               <w:rPr>
-                <w:sz w:val="16"/>
+                <w:sz w:val="18"/>
               </w:rPr>
               <w:t>OAuth 설정</w:t>
             </w:r>
@@ -4130,7 +4170,7 @@
           <w:p>
             <w:r>
               <w:rPr>
-                <w:sz w:val="16"/>
+                <w:sz w:val="18"/>
               </w:rPr>
               <w:t>75</w:t>
             </w:r>
@@ -4143,7 +4183,7 @@
           <w:p>
             <w:r>
               <w:rPr>
-                <w:sz w:val="16"/>
+                <w:sz w:val="18"/>
               </w:rPr>
               <w:t>order-detail-modal.js</w:t>
             </w:r>
@@ -4156,7 +4196,7 @@
           <w:p>
             <w:r>
               <w:rPr>
-                <w:sz w:val="16"/>
+                <w:sz w:val="18"/>
               </w:rPr>
               <w:t>주문 상세 모달</w:t>
             </w:r>
@@ -4171,7 +4211,7 @@
           <w:p>
             <w:r>
               <w:rPr>
-                <w:sz w:val="16"/>
+                <w:sz w:val="18"/>
               </w:rPr>
               <w:t>76</w:t>
             </w:r>
@@ -4184,7 +4224,7 @@
           <w:p>
             <w:r>
               <w:rPr>
-                <w:sz w:val="16"/>
+                <w:sz w:val="18"/>
               </w:rPr>
               <w:t>order-list-admin.js</w:t>
             </w:r>
@@ -4197,7 +4237,7 @@
           <w:p>
             <w:r>
               <w:rPr>
-                <w:sz w:val="16"/>
+                <w:sz w:val="18"/>
               </w:rPr>
               <w:t>주문서 관리 목록</w:t>
             </w:r>
@@ -4212,7 +4252,7 @@
           <w:p>
             <w:r>
               <w:rPr>
-                <w:sz w:val="16"/>
+                <w:sz w:val="18"/>
               </w:rPr>
               <w:t>77</w:t>
             </w:r>
@@ -4225,7 +4265,7 @@
           <w:p>
             <w:r>
               <w:rPr>
-                <w:sz w:val="16"/>
+                <w:sz w:val="18"/>
               </w:rPr>
               <w:t>order-manage-hub.js</w:t>
             </w:r>
@@ -4238,7 +4278,7 @@
           <w:p>
             <w:r>
               <w:rPr>
-                <w:sz w:val="16"/>
+                <w:sz w:val="18"/>
               </w:rPr>
               <w:t>주문서 관리 허브</w:t>
             </w:r>
@@ -4253,7 +4293,7 @@
           <w:p>
             <w:r>
               <w:rPr>
-                <w:sz w:val="16"/>
+                <w:sz w:val="18"/>
               </w:rPr>
               <w:t>78</w:t>
             </w:r>
@@ -4266,7 +4306,7 @@
           <w:p>
             <w:r>
               <w:rPr>
-                <w:sz w:val="16"/>
+                <w:sz w:val="18"/>
               </w:rPr>
               <w:t>order-manage-pdf-list.js</w:t>
             </w:r>
@@ -4279,7 +4319,7 @@
           <w:p>
             <w:r>
               <w:rPr>
-                <w:sz w:val="16"/>
+                <w:sz w:val="18"/>
               </w:rPr>
               <w:t>주문 PDF 목록</w:t>
             </w:r>
@@ -4294,7 +4334,7 @@
           <w:p>
             <w:r>
               <w:rPr>
-                <w:sz w:val="16"/>
+                <w:sz w:val="18"/>
               </w:rPr>
               <w:t>79</w:t>
             </w:r>
@@ -4307,7 +4347,7 @@
           <w:p>
             <w:r>
               <w:rPr>
-                <w:sz w:val="16"/>
+                <w:sz w:val="18"/>
               </w:rPr>
               <w:t>order-pdf-client.js</w:t>
             </w:r>
@@ -4320,7 +4360,7 @@
           <w:p>
             <w:r>
               <w:rPr>
-                <w:sz w:val="16"/>
+                <w:sz w:val="18"/>
               </w:rPr>
               <w:t>주문 PDF 클라이언트</w:t>
             </w:r>
@@ -4335,7 +4375,7 @@
           <w:p>
             <w:r>
               <w:rPr>
-                <w:sz w:val="16"/>
+                <w:sz w:val="18"/>
               </w:rPr>
               <w:t>80</w:t>
             </w:r>
@@ -4348,7 +4388,7 @@
           <w:p>
             <w:r>
               <w:rPr>
-                <w:sz w:val="16"/>
+                <w:sz w:val="18"/>
               </w:rPr>
               <w:t>order-ui.js</w:t>
             </w:r>
@@ -4361,7 +4401,7 @@
           <w:p>
             <w:r>
               <w:rPr>
-                <w:sz w:val="16"/>
+                <w:sz w:val="18"/>
               </w:rPr>
               <w:t>주문 상세·PDF UI</w:t>
             </w:r>
@@ -4376,7 +4416,7 @@
           <w:p>
             <w:r>
               <w:rPr>
-                <w:sz w:val="16"/>
+                <w:sz w:val="18"/>
               </w:rPr>
               <w:t>81</w:t>
             </w:r>
@@ -4389,7 +4429,7 @@
           <w:p>
             <w:r>
               <w:rPr>
-                <w:sz w:val="16"/>
+                <w:sz w:val="18"/>
               </w:rPr>
               <w:t>product-catalog.js</w:t>
             </w:r>
@@ -4402,7 +4442,7 @@
           <w:p>
             <w:r>
               <w:rPr>
-                <w:sz w:val="16"/>
+                <w:sz w:val="18"/>
               </w:rPr>
               <w:t>상품 카탈로그 공통</w:t>
             </w:r>
@@ -4417,7 +4457,7 @@
           <w:p>
             <w:r>
               <w:rPr>
-                <w:sz w:val="16"/>
+                <w:sz w:val="18"/>
               </w:rPr>
               <w:t>82</w:t>
             </w:r>
@@ -4430,7 +4470,7 @@
           <w:p>
             <w:r>
               <w:rPr>
-                <w:sz w:val="16"/>
+                <w:sz w:val="18"/>
               </w:rPr>
               <w:t>product-cover-cache.js</w:t>
             </w:r>
@@ -4443,7 +4483,7 @@
           <w:p>
             <w:r>
               <w:rPr>
-                <w:sz w:val="16"/>
+                <w:sz w:val="18"/>
               </w:rPr>
               <w:t>상품 커버 이미지 캐시</w:t>
             </w:r>
@@ -4458,7 +4498,7 @@
           <w:p>
             <w:r>
               <w:rPr>
-                <w:sz w:val="16"/>
+                <w:sz w:val="18"/>
               </w:rPr>
               <w:t>83</w:t>
             </w:r>
@@ -4471,7 +4511,7 @@
           <w:p>
             <w:r>
               <w:rPr>
-                <w:sz w:val="16"/>
+                <w:sz w:val="18"/>
               </w:rPr>
               <w:t>product-detail.js</w:t>
             </w:r>
@@ -4484,7 +4524,7 @@
           <w:p>
             <w:r>
               <w:rPr>
-                <w:sz w:val="16"/>
+                <w:sz w:val="18"/>
               </w:rPr>
               <w:t>상품 상세 페이지</w:t>
             </w:r>
@@ -4499,7 +4539,7 @@
           <w:p>
             <w:r>
               <w:rPr>
-                <w:sz w:val="16"/>
+                <w:sz w:val="18"/>
               </w:rPr>
               <w:t>84</w:t>
             </w:r>
@@ -4512,7 +4552,7 @@
           <w:p>
             <w:r>
               <w:rPr>
-                <w:sz w:val="16"/>
+                <w:sz w:val="18"/>
               </w:rPr>
               <w:t>product-edit.js</w:t>
             </w:r>
@@ -4525,7 +4565,7 @@
           <w:p>
             <w:r>
               <w:rPr>
-                <w:sz w:val="16"/>
+                <w:sz w:val="18"/>
               </w:rPr>
               <w:t>상품 수정 페이지</w:t>
             </w:r>
@@ -4540,7 +4580,7 @@
           <w:p>
             <w:r>
               <w:rPr>
-                <w:sz w:val="16"/>
+                <w:sz w:val="18"/>
               </w:rPr>
               <w:t>85</w:t>
             </w:r>
@@ -4553,7 +4593,7 @@
           <w:p>
             <w:r>
               <w:rPr>
-                <w:sz w:val="16"/>
+                <w:sz w:val="18"/>
               </w:rPr>
               <w:t>product-form-shared.js</w:t>
             </w:r>
@@ -4566,7 +4606,7 @@
           <w:p>
             <w:r>
               <w:rPr>
-                <w:sz w:val="16"/>
+                <w:sz w:val="18"/>
               </w:rPr>
               <w:t>상품 폼 공통 로직</w:t>
             </w:r>
@@ -4581,7 +4621,7 @@
           <w:p>
             <w:r>
               <w:rPr>
-                <w:sz w:val="16"/>
+                <w:sz w:val="18"/>
               </w:rPr>
               <w:t>86</w:t>
             </w:r>
@@ -4594,7 +4634,7 @@
           <w:p>
             <w:r>
               <w:rPr>
-                <w:sz w:val="16"/>
+                <w:sz w:val="18"/>
               </w:rPr>
               <w:t>product-info-modal.js</w:t>
             </w:r>
@@ -4607,7 +4647,7 @@
           <w:p>
             <w:r>
               <w:rPr>
-                <w:sz w:val="16"/>
+                <w:sz w:val="18"/>
               </w:rPr>
               <w:t>상품정보(식품표시) 모달</w:t>
             </w:r>
@@ -4622,7 +4662,7 @@
           <w:p>
             <w:r>
               <w:rPr>
-                <w:sz w:val="16"/>
+                <w:sz w:val="18"/>
               </w:rPr>
               <w:t>87</w:t>
             </w:r>
@@ -4635,7 +4675,7 @@
           <w:p>
             <w:r>
               <w:rPr>
-                <w:sz w:val="16"/>
+                <w:sz w:val="18"/>
               </w:rPr>
               <w:t>product-list-admin.js</w:t>
             </w:r>
@@ -4648,7 +4688,7 @@
           <w:p>
             <w:r>
               <w:rPr>
-                <w:sz w:val="16"/>
+                <w:sz w:val="18"/>
               </w:rPr>
               <w:t>상품 리스트(관리)</w:t>
             </w:r>
@@ -4663,7 +4703,7 @@
           <w:p>
             <w:r>
               <w:rPr>
-                <w:sz w:val="16"/>
+                <w:sz w:val="18"/>
               </w:rPr>
               <w:t>88</w:t>
             </w:r>
@@ -4676,7 +4716,7 @@
           <w:p>
             <w:r>
               <w:rPr>
-                <w:sz w:val="16"/>
+                <w:sz w:val="18"/>
               </w:rPr>
               <w:t>product-new-list.js</w:t>
             </w:r>
@@ -4689,7 +4729,7 @@
           <w:p>
             <w:r>
               <w:rPr>
-                <w:sz w:val="16"/>
+                <w:sz w:val="18"/>
               </w:rPr>
               <w:t>신규상품 리스트</w:t>
             </w:r>
@@ -4704,7 +4744,7 @@
           <w:p>
             <w:r>
               <w:rPr>
-                <w:sz w:val="16"/>
+                <w:sz w:val="18"/>
               </w:rPr>
               <w:t>89</w:t>
             </w:r>
@@ -4717,7 +4757,7 @@
           <w:p>
             <w:r>
               <w:rPr>
-                <w:sz w:val="16"/>
+                <w:sz w:val="18"/>
               </w:rPr>
               <w:t>product-new-register.js</w:t>
             </w:r>
@@ -4730,7 +4770,7 @@
           <w:p>
             <w:r>
               <w:rPr>
-                <w:sz w:val="16"/>
+                <w:sz w:val="18"/>
               </w:rPr>
               <w:t>신규상품 등록</w:t>
             </w:r>
@@ -4745,7 +4785,7 @@
           <w:p>
             <w:r>
               <w:rPr>
-                <w:sz w:val="16"/>
+                <w:sz w:val="18"/>
               </w:rPr>
               <w:t>90</w:t>
             </w:r>
@@ -4758,7 +4798,7 @@
           <w:p>
             <w:r>
               <w:rPr>
-                <w:sz w:val="16"/>
+                <w:sz w:val="18"/>
               </w:rPr>
               <w:t>product-register.js</w:t>
             </w:r>
@@ -4771,7 +4811,7 @@
           <w:p>
             <w:r>
               <w:rPr>
-                <w:sz w:val="16"/>
+                <w:sz w:val="18"/>
               </w:rPr>
               <w:t>상품 등록 페이지</w:t>
             </w:r>
@@ -4786,7 +4826,7 @@
           <w:p>
             <w:r>
               <w:rPr>
-                <w:sz w:val="16"/>
+                <w:sz w:val="18"/>
               </w:rPr>
               <w:t>91</w:t>
             </w:r>
@@ -4799,7 +4839,7 @@
           <w:p>
             <w:r>
               <w:rPr>
-                <w:sz w:val="16"/>
+                <w:sz w:val="18"/>
               </w:rPr>
               <w:t>products.js</w:t>
             </w:r>
@@ -4812,7 +4852,7 @@
           <w:p>
             <w:r>
               <w:rPr>
-                <w:sz w:val="16"/>
+                <w:sz w:val="18"/>
               </w:rPr>
               <w:t>사업부문 페이지 로직</w:t>
             </w:r>
@@ -4827,7 +4867,7 @@
           <w:p>
             <w:r>
               <w:rPr>
-                <w:sz w:val="16"/>
+                <w:sz w:val="18"/>
               </w:rPr>
               <w:t>92</w:t>
             </w:r>
@@ -4840,7 +4880,7 @@
           <w:p>
             <w:r>
               <w:rPr>
-                <w:sz w:val="16"/>
+                <w:sz w:val="18"/>
               </w:rPr>
               <w:t>qty-stepper.js</w:t>
             </w:r>
@@ -4853,7 +4893,7 @@
           <w:p>
             <w:r>
               <w:rPr>
-                <w:sz w:val="16"/>
+                <w:sz w:val="18"/>
               </w:rPr>
               <w:t>수량 스테퍼 컴포넌트</w:t>
             </w:r>
@@ -4868,7 +4908,7 @@
           <w:p>
             <w:r>
               <w:rPr>
-                <w:sz w:val="16"/>
+                <w:sz w:val="18"/>
               </w:rPr>
               <w:t>93</w:t>
             </w:r>
@@ -4881,7 +4921,7 @@
           <w:p>
             <w:r>
               <w:rPr>
-                <w:sz w:val="16"/>
+                <w:sz w:val="18"/>
               </w:rPr>
               <w:t>site-brand-boot.js</w:t>
             </w:r>
@@ -4894,7 +4934,7 @@
           <w:p>
             <w:r>
               <w:rPr>
-                <w:sz w:val="16"/>
+                <w:sz w:val="18"/>
               </w:rPr>
               <w:t>로고·파비콘 브랜드 부트</w:t>
             </w:r>
@@ -4909,7 +4949,7 @@
           <w:p>
             <w:r>
               <w:rPr>
-                <w:sz w:val="16"/>
+                <w:sz w:val="18"/>
               </w:rPr>
               <w:t>94</w:t>
             </w:r>
@@ -4922,7 +4962,7 @@
           <w:p>
             <w:r>
               <w:rPr>
-                <w:sz w:val="16"/>
+                <w:sz w:val="18"/>
               </w:rPr>
               <w:t>staff-list-admin.js</w:t>
             </w:r>
@@ -4935,7 +4975,7 @@
           <w:p>
             <w:r>
               <w:rPr>
-                <w:sz w:val="16"/>
+                <w:sz w:val="18"/>
               </w:rPr>
               <w:t>관리자 리스트</w:t>
             </w:r>
@@ -4950,7 +4990,7 @@
           <w:p>
             <w:r>
               <w:rPr>
-                <w:sz w:val="16"/>
+                <w:sz w:val="18"/>
               </w:rPr>
               <w:t>95</w:t>
             </w:r>
@@ -4963,7 +5003,7 @@
           <w:p>
             <w:r>
               <w:rPr>
-                <w:sz w:val="16"/>
+                <w:sz w:val="18"/>
               </w:rPr>
               <w:t>staff-manage-home-boot.js</w:t>
             </w:r>
@@ -4976,7 +5016,7 @@
           <w:p>
             <w:r>
               <w:rPr>
-                <w:sz w:val="16"/>
+                <w:sz w:val="18"/>
               </w:rPr>
               <w:t>홈페이지관리 네비 부트</w:t>
             </w:r>
@@ -4991,7 +5031,7 @@
           <w:p>
             <w:r>
               <w:rPr>
-                <w:sz w:val="16"/>
+                <w:sz w:val="18"/>
               </w:rPr>
               <w:t>96</w:t>
             </w:r>
@@ -5004,7 +5044,7 @@
           <w:p>
             <w:r>
               <w:rPr>
-                <w:sz w:val="16"/>
+                <w:sz w:val="18"/>
               </w:rPr>
               <w:t>staff-manage-hub.js</w:t>
             </w:r>
@@ -5017,7 +5057,7 @@
           <w:p>
             <w:r>
               <w:rPr>
-                <w:sz w:val="16"/>
+                <w:sz w:val="18"/>
               </w:rPr>
               <w:t>관리자관리 허브</w:t>
             </w:r>
@@ -5032,7 +5072,7 @@
           <w:p>
             <w:r>
               <w:rPr>
-                <w:sz w:val="16"/>
+                <w:sz w:val="18"/>
               </w:rPr>
               <w:t>97</w:t>
             </w:r>
@@ -5045,7 +5085,7 @@
           <w:p>
             <w:r>
               <w:rPr>
-                <w:sz w:val="16"/>
+                <w:sz w:val="18"/>
               </w:rPr>
               <w:t>staff-manage.js</w:t>
             </w:r>
@@ -5058,7 +5098,7 @@
           <w:p>
             <w:r>
               <w:rPr>
-                <w:sz w:val="16"/>
+                <w:sz w:val="18"/>
               </w:rPr>
               <w:t>관리자 등록</w:t>
             </w:r>
@@ -5073,7 +5113,7 @@
           <w:p>
             <w:r>
               <w:rPr>
-                <w:sz w:val="16"/>
+                <w:sz w:val="18"/>
               </w:rPr>
               <w:t>98</w:t>
             </w:r>
@@ -5086,7 +5126,7 @@
           <w:p>
             <w:r>
               <w:rPr>
-                <w:sz w:val="16"/>
+                <w:sz w:val="18"/>
               </w:rPr>
               <w:t>staff-product-boot.js</w:t>
             </w:r>
@@ -5099,7 +5139,7 @@
           <w:p>
             <w:r>
               <w:rPr>
-                <w:sz w:val="16"/>
+                <w:sz w:val="18"/>
               </w:rPr>
               <w:t>상품관리 네비 부트</w:t>
             </w:r>
@@ -5114,7 +5154,7 @@
           <w:p>
             <w:r>
               <w:rPr>
-                <w:sz w:val="16"/>
+                <w:sz w:val="18"/>
               </w:rPr>
               <w:t>99</w:t>
             </w:r>
@@ -5127,7 +5167,7 @@
           <w:p>
             <w:r>
               <w:rPr>
-                <w:sz w:val="16"/>
+                <w:sz w:val="18"/>
               </w:rPr>
               <w:t>staff-self-edit.js</w:t>
             </w:r>
@@ -5140,7 +5180,7 @@
           <w:p>
             <w:r>
               <w:rPr>
-                <w:sz w:val="16"/>
+                <w:sz w:val="18"/>
               </w:rPr>
               <w:t>관리자 정보 수정</w:t>
             </w:r>
@@ -5155,7 +5195,7 @@
           <w:p>
             <w:r>
               <w:rPr>
-                <w:sz w:val="16"/>
+                <w:sz w:val="18"/>
               </w:rPr>
               <w:t>100</w:t>
             </w:r>
@@ -5168,7 +5208,7 @@
           <w:p>
             <w:r>
               <w:rPr>
-                <w:sz w:val="16"/>
+                <w:sz w:val="18"/>
               </w:rPr>
               <w:t>staff-vendor-boot.js</w:t>
             </w:r>
@@ -5181,7 +5221,7 @@
           <w:p>
             <w:r>
               <w:rPr>
-                <w:sz w:val="16"/>
+                <w:sz w:val="18"/>
               </w:rPr>
               <w:t>업체관리 네비 부트</w:t>
             </w:r>
@@ -5196,7 +5236,7 @@
           <w:p>
             <w:r>
               <w:rPr>
-                <w:sz w:val="16"/>
+                <w:sz w:val="18"/>
               </w:rPr>
               <w:t>101</w:t>
             </w:r>
@@ -5209,7 +5249,7 @@
           <w:p>
             <w:r>
               <w:rPr>
-                <w:sz w:val="16"/>
+                <w:sz w:val="18"/>
               </w:rPr>
               <w:t>supervisor-access-stats.js</w:t>
             </w:r>
@@ -5222,7 +5262,7 @@
           <w:p>
             <w:r>
               <w:rPr>
-                <w:sz w:val="16"/>
+                <w:sz w:val="18"/>
               </w:rPr>
               <w:t>접속통계 화면</w:t>
             </w:r>
@@ -5237,7 +5277,7 @@
           <w:p>
             <w:r>
               <w:rPr>
-                <w:sz w:val="16"/>
+                <w:sz w:val="18"/>
               </w:rPr>
               <w:t>102</w:t>
             </w:r>
@@ -5250,7 +5290,7 @@
           <w:p>
             <w:r>
               <w:rPr>
-                <w:sz w:val="16"/>
+                <w:sz w:val="18"/>
               </w:rPr>
               <w:t>supervisor-db-stats.js</w:t>
             </w:r>
@@ -5263,7 +5303,7 @@
           <w:p>
             <w:r>
               <w:rPr>
-                <w:sz w:val="16"/>
+                <w:sz w:val="18"/>
               </w:rPr>
               <w:t>DB 통계 화면</w:t>
             </w:r>
@@ -5278,7 +5318,7 @@
           <w:p>
             <w:r>
               <w:rPr>
-                <w:sz w:val="16"/>
+                <w:sz w:val="18"/>
               </w:rPr>
               <w:t>103</w:t>
             </w:r>
@@ -5291,7 +5331,7 @@
           <w:p>
             <w:r>
               <w:rPr>
-                <w:sz w:val="16"/>
+                <w:sz w:val="18"/>
               </w:rPr>
               <w:t>supervisor-order-list.js</w:t>
             </w:r>
@@ -5304,7 +5344,7 @@
           <w:p>
             <w:r>
               <w:rPr>
-                <w:sz w:val="16"/>
+                <w:sz w:val="18"/>
               </w:rPr>
               <w:t>발주서 관리(슈퍼바이저)</w:t>
             </w:r>
@@ -5319,7 +5359,7 @@
           <w:p>
             <w:r>
               <w:rPr>
-                <w:sz w:val="16"/>
+                <w:sz w:val="18"/>
               </w:rPr>
               <w:t>104</w:t>
             </w:r>
@@ -5332,7 +5372,7 @@
           <w:p>
             <w:r>
               <w:rPr>
-                <w:sz w:val="16"/>
+                <w:sz w:val="18"/>
               </w:rPr>
               <w:t>supervisor-solapi-stats.js</w:t>
             </w:r>
@@ -5345,7 +5385,7 @@
           <w:p>
             <w:r>
               <w:rPr>
-                <w:sz w:val="16"/>
+                <w:sz w:val="18"/>
               </w:rPr>
               <w:t>SOLAPI 통계 화면</w:t>
             </w:r>
@@ -5360,7 +5400,7 @@
           <w:p>
             <w:r>
               <w:rPr>
-                <w:sz w:val="16"/>
+                <w:sz w:val="18"/>
               </w:rPr>
               <w:t>105</w:t>
             </w:r>
@@ -5373,7 +5413,7 @@
           <w:p>
             <w:r>
               <w:rPr>
-                <w:sz w:val="16"/>
+                <w:sz w:val="18"/>
               </w:rPr>
               <w:t>supervisor-transaction-list.js</w:t>
             </w:r>
@@ -5386,7 +5426,7 @@
           <w:p>
             <w:r>
               <w:rPr>
-                <w:sz w:val="16"/>
+                <w:sz w:val="18"/>
               </w:rPr>
               <w:t>거래명세서 목록</w:t>
             </w:r>
@@ -5401,7 +5441,7 @@
           <w:p>
             <w:r>
               <w:rPr>
-                <w:sz w:val="16"/>
+                <w:sz w:val="18"/>
               </w:rPr>
               <w:t>106</w:t>
             </w:r>
@@ -5414,7 +5454,7 @@
           <w:p>
             <w:r>
               <w:rPr>
-                <w:sz w:val="16"/>
+                <w:sz w:val="18"/>
               </w:rPr>
               <w:t>supervisor-usage-stats.js</w:t>
             </w:r>
@@ -5427,7 +5467,7 @@
           <w:p>
             <w:r>
               <w:rPr>
-                <w:sz w:val="16"/>
+                <w:sz w:val="18"/>
               </w:rPr>
               <w:t>이용 통계 화면</w:t>
             </w:r>
@@ -5442,7 +5482,7 @@
           <w:p>
             <w:r>
               <w:rPr>
-                <w:sz w:val="16"/>
+                <w:sz w:val="18"/>
               </w:rPr>
               <w:t>107</w:t>
             </w:r>
@@ -5455,7 +5495,7 @@
           <w:p>
             <w:r>
               <w:rPr>
-                <w:sz w:val="16"/>
+                <w:sz w:val="18"/>
               </w:rPr>
               <w:t>support-common.js</w:t>
             </w:r>
@@ -5468,7 +5508,7 @@
           <w:p>
             <w:r>
               <w:rPr>
-                <w:sz w:val="16"/>
+                <w:sz w:val="18"/>
               </w:rPr>
               <w:t>고객지원 공통</w:t>
             </w:r>
@@ -5483,7 +5523,7 @@
           <w:p>
             <w:r>
               <w:rPr>
-                <w:sz w:val="16"/>
+                <w:sz w:val="18"/>
               </w:rPr>
               <w:t>108</w:t>
             </w:r>
@@ -5496,7 +5536,7 @@
           <w:p>
             <w:r>
               <w:rPr>
-                <w:sz w:val="16"/>
+                <w:sz w:val="18"/>
               </w:rPr>
               <w:t>support-hub.js</w:t>
             </w:r>
@@ -5509,7 +5549,7 @@
           <w:p>
             <w:r>
               <w:rPr>
-                <w:sz w:val="16"/>
+                <w:sz w:val="18"/>
               </w:rPr>
               <w:t>고객센터 허브</w:t>
             </w:r>
@@ -5524,7 +5564,7 @@
           <w:p>
             <w:r>
               <w:rPr>
-                <w:sz w:val="16"/>
+                <w:sz w:val="18"/>
               </w:rPr>
               <w:t>109</w:t>
             </w:r>
@@ -5537,7 +5577,7 @@
           <w:p>
             <w:r>
               <w:rPr>
-                <w:sz w:val="16"/>
+                <w:sz w:val="18"/>
               </w:rPr>
               <w:t>support-inquiry-reply.js</w:t>
             </w:r>
@@ -5550,7 +5590,7 @@
           <w:p>
             <w:r>
               <w:rPr>
-                <w:sz w:val="16"/>
+                <w:sz w:val="18"/>
               </w:rPr>
               <w:t>문의 답변(관리)</w:t>
             </w:r>
@@ -5565,7 +5605,7 @@
           <w:p>
             <w:r>
               <w:rPr>
-                <w:sz w:val="16"/>
+                <w:sz w:val="18"/>
               </w:rPr>
               <w:t>110</w:t>
             </w:r>
@@ -5578,7 +5618,7 @@
           <w:p>
             <w:r>
               <w:rPr>
-                <w:sz w:val="16"/>
+                <w:sz w:val="18"/>
               </w:rPr>
               <w:t>support-inquiry.js</w:t>
             </w:r>
@@ -5591,7 +5631,7 @@
           <w:p>
             <w:r>
               <w:rPr>
-                <w:sz w:val="16"/>
+                <w:sz w:val="18"/>
               </w:rPr>
               <w:t>문의사항(고객)</w:t>
             </w:r>
@@ -5606,7 +5646,7 @@
           <w:p>
             <w:r>
               <w:rPr>
-                <w:sz w:val="16"/>
+                <w:sz w:val="18"/>
               </w:rPr>
               <w:t>111</w:t>
             </w:r>
@@ -5619,7 +5659,7 @@
           <w:p>
             <w:r>
               <w:rPr>
-                <w:sz w:val="16"/>
+                <w:sz w:val="18"/>
               </w:rPr>
               <w:t>support-library.js</w:t>
             </w:r>
@@ -5632,7 +5672,7 @@
           <w:p>
             <w:r>
               <w:rPr>
-                <w:sz w:val="16"/>
+                <w:sz w:val="18"/>
               </w:rPr>
               <w:t>최근소식(고객)</w:t>
             </w:r>
@@ -5647,7 +5687,7 @@
           <w:p>
             <w:r>
               <w:rPr>
-                <w:sz w:val="16"/>
+                <w:sz w:val="18"/>
               </w:rPr>
               <w:t>112</w:t>
             </w:r>
@@ -5660,7 +5700,7 @@
           <w:p>
             <w:r>
               <w:rPr>
-                <w:sz w:val="16"/>
+                <w:sz w:val="18"/>
               </w:rPr>
               <w:t>support-news-admin.js</w:t>
             </w:r>
@@ -5673,7 +5713,7 @@
           <w:p>
             <w:r>
               <w:rPr>
-                <w:sz w:val="16"/>
+                <w:sz w:val="18"/>
               </w:rPr>
               <w:t>최근소식 관리</w:t>
             </w:r>
@@ -5688,7 +5728,7 @@
           <w:p>
             <w:r>
               <w:rPr>
-                <w:sz w:val="16"/>
+                <w:sz w:val="18"/>
               </w:rPr>
               <w:t>113</w:t>
             </w:r>
@@ -5701,7 +5741,7 @@
           <w:p>
             <w:r>
               <w:rPr>
-                <w:sz w:val="16"/>
+                <w:sz w:val="18"/>
               </w:rPr>
               <w:t>support-news-shared.js</w:t>
             </w:r>
@@ -5714,7 +5754,7 @@
           <w:p>
             <w:r>
               <w:rPr>
-                <w:sz w:val="16"/>
+                <w:sz w:val="18"/>
               </w:rPr>
               <w:t>소식 공통 로직</w:t>
             </w:r>
@@ -5729,7 +5769,7 @@
           <w:p>
             <w:r>
               <w:rPr>
-                <w:sz w:val="16"/>
+                <w:sz w:val="18"/>
               </w:rPr>
               <w:t>114</w:t>
             </w:r>
@@ -5742,7 +5782,7 @@
           <w:p>
             <w:r>
               <w:rPr>
-                <w:sz w:val="16"/>
+                <w:sz w:val="18"/>
               </w:rPr>
               <w:t>support-partner-detail.js</w:t>
             </w:r>
@@ -5755,7 +5795,7 @@
           <w:p>
             <w:r>
               <w:rPr>
-                <w:sz w:val="16"/>
+                <w:sz w:val="18"/>
               </w:rPr>
               <w:t>파트너 업체 상세</w:t>
             </w:r>
@@ -5770,7 +5810,7 @@
           <w:p>
             <w:r>
               <w:rPr>
-                <w:sz w:val="16"/>
+                <w:sz w:val="18"/>
               </w:rPr>
               <w:t>115</w:t>
             </w:r>
@@ -5783,7 +5823,7 @@
           <w:p>
             <w:r>
               <w:rPr>
-                <w:sz w:val="16"/>
+                <w:sz w:val="18"/>
               </w:rPr>
               <w:t>support-partners.js</w:t>
             </w:r>
@@ -5796,7 +5836,7 @@
           <w:p>
             <w:r>
               <w:rPr>
-                <w:sz w:val="16"/>
+                <w:sz w:val="18"/>
               </w:rPr>
               <w:t>파트너회사 소개</w:t>
             </w:r>
@@ -5811,7 +5851,7 @@
           <w:p>
             <w:r>
               <w:rPr>
-                <w:sz w:val="16"/>
+                <w:sz w:val="18"/>
               </w:rPr>
               <w:t>116</w:t>
             </w:r>
@@ -5824,7 +5864,7 @@
           <w:p>
             <w:r>
               <w:rPr>
-                <w:sz w:val="16"/>
+                <w:sz w:val="18"/>
               </w:rPr>
               <w:t>support-qna-admin.js</w:t>
             </w:r>
@@ -5837,7 +5877,7 @@
           <w:p>
             <w:r>
               <w:rPr>
-                <w:sz w:val="16"/>
+                <w:sz w:val="18"/>
               </w:rPr>
               <w:t>자유게시판 관리</w:t>
             </w:r>
@@ -5852,7 +5892,7 @@
           <w:p>
             <w:r>
               <w:rPr>
-                <w:sz w:val="16"/>
+                <w:sz w:val="18"/>
               </w:rPr>
               <w:t>117</w:t>
             </w:r>
@@ -5865,7 +5905,7 @@
           <w:p>
             <w:r>
               <w:rPr>
-                <w:sz w:val="16"/>
+                <w:sz w:val="18"/>
               </w:rPr>
               <w:t>support-qna.js</w:t>
             </w:r>
@@ -5878,7 +5918,7 @@
           <w:p>
             <w:r>
               <w:rPr>
-                <w:sz w:val="16"/>
+                <w:sz w:val="18"/>
               </w:rPr>
               <w:t>자유게시판(고객)</w:t>
             </w:r>
@@ -5893,7 +5933,7 @@
           <w:p>
             <w:r>
               <w:rPr>
-                <w:sz w:val="16"/>
+                <w:sz w:val="18"/>
               </w:rPr>
               <w:t>118</w:t>
             </w:r>
@@ -5906,7 +5946,7 @@
           <w:p>
             <w:r>
               <w:rPr>
-                <w:sz w:val="16"/>
+                <w:sz w:val="18"/>
               </w:rPr>
               <w:t>thejhon-api.js</w:t>
             </w:r>
@@ -5919,7 +5959,7 @@
           <w:p>
             <w:r>
               <w:rPr>
-                <w:sz w:val="16"/>
+                <w:sz w:val="18"/>
               </w:rPr>
               <w:t>REST API 클라이언트</w:t>
             </w:r>
@@ -5934,7 +5974,7 @@
           <w:p>
             <w:r>
               <w:rPr>
-                <w:sz w:val="16"/>
+                <w:sz w:val="18"/>
               </w:rPr>
               <w:t>119</w:t>
             </w:r>
@@ -5947,7 +5987,7 @@
           <w:p>
             <w:r>
               <w:rPr>
-                <w:sz w:val="16"/>
+                <w:sz w:val="18"/>
               </w:rPr>
               <w:t>transaction-manual-list.js</w:t>
             </w:r>
@@ -5960,7 +6000,7 @@
           <w:p>
             <w:r>
               <w:rPr>
-                <w:sz w:val="16"/>
+                <w:sz w:val="18"/>
               </w:rPr>
               <w:t>수기 거래명세 목록</w:t>
             </w:r>
@@ -5975,7 +6015,7 @@
           <w:p>
             <w:r>
               <w:rPr>
-                <w:sz w:val="16"/>
+                <w:sz w:val="18"/>
               </w:rPr>
               <w:t>120</w:t>
             </w:r>
@@ -5988,7 +6028,7 @@
           <w:p>
             <w:r>
               <w:rPr>
-                <w:sz w:val="16"/>
+                <w:sz w:val="18"/>
               </w:rPr>
               <w:t>transaction-manual-register.js</w:t>
             </w:r>
@@ -6001,7 +6041,7 @@
           <w:p>
             <w:r>
               <w:rPr>
-                <w:sz w:val="16"/>
+                <w:sz w:val="18"/>
               </w:rPr>
               <w:t>수기 거래명세 작성</w:t>
             </w:r>
@@ -6016,7 +6056,7 @@
           <w:p>
             <w:r>
               <w:rPr>
-                <w:sz w:val="16"/>
+                <w:sz w:val="18"/>
               </w:rPr>
               <w:t>121</w:t>
             </w:r>
@@ -6029,7 +6069,7 @@
           <w:p>
             <w:r>
               <w:rPr>
-                <w:sz w:val="16"/>
+                <w:sz w:val="18"/>
               </w:rPr>
               <w:t>vendor-admin-shared.js</w:t>
             </w:r>
@@ -6042,7 +6082,7 @@
           <w:p>
             <w:r>
               <w:rPr>
-                <w:sz w:val="16"/>
+                <w:sz w:val="18"/>
               </w:rPr>
               <w:t>업체 관리 공통</w:t>
             </w:r>
@@ -6057,7 +6097,7 @@
           <w:p>
             <w:r>
               <w:rPr>
-                <w:sz w:val="16"/>
+                <w:sz w:val="18"/>
               </w:rPr>
               <w:t>122</w:t>
             </w:r>
@@ -6070,7 +6110,7 @@
           <w:p>
             <w:r>
               <w:rPr>
-                <w:sz w:val="16"/>
+                <w:sz w:val="18"/>
               </w:rPr>
               <w:t>vendor-cart.js</w:t>
             </w:r>
@@ -6083,7 +6123,7 @@
           <w:p>
             <w:r>
               <w:rPr>
-                <w:sz w:val="16"/>
+                <w:sz w:val="18"/>
               </w:rPr>
               <w:t>업체 장바구니</w:t>
             </w:r>
@@ -6098,7 +6138,7 @@
           <w:p>
             <w:r>
               <w:rPr>
-                <w:sz w:val="16"/>
+                <w:sz w:val="18"/>
               </w:rPr>
               <w:t>123</w:t>
             </w:r>
@@ -6111,7 +6151,7 @@
           <w:p>
             <w:r>
               <w:rPr>
-                <w:sz w:val="16"/>
+                <w:sz w:val="18"/>
               </w:rPr>
               <w:t>vendor-detail.js</w:t>
             </w:r>
@@ -6124,7 +6164,7 @@
           <w:p>
             <w:r>
               <w:rPr>
-                <w:sz w:val="16"/>
+                <w:sz w:val="18"/>
               </w:rPr>
               <w:t>업체 상세</w:t>
             </w:r>
@@ -6139,7 +6179,7 @@
           <w:p>
             <w:r>
               <w:rPr>
-                <w:sz w:val="16"/>
+                <w:sz w:val="18"/>
               </w:rPr>
               <w:t>124</w:t>
             </w:r>
@@ -6152,7 +6192,7 @@
           <w:p>
             <w:r>
               <w:rPr>
-                <w:sz w:val="16"/>
+                <w:sz w:val="18"/>
               </w:rPr>
               <w:t>vendor-dm-print.js</w:t>
             </w:r>
@@ -6165,7 +6205,7 @@
           <w:p>
             <w:r>
               <w:rPr>
-                <w:sz w:val="16"/>
+                <w:sz w:val="18"/>
               </w:rPr>
               <w:t>업체 DM 인쇄</w:t>
             </w:r>
@@ -6180,7 +6220,7 @@
           <w:p>
             <w:r>
               <w:rPr>
-                <w:sz w:val="16"/>
+                <w:sz w:val="18"/>
               </w:rPr>
               <w:t>125</w:t>
             </w:r>
@@ -6193,7 +6233,7 @@
           <w:p>
             <w:r>
               <w:rPr>
-                <w:sz w:val="16"/>
+                <w:sz w:val="18"/>
               </w:rPr>
               <w:t>vendor-edit.js</w:t>
             </w:r>
@@ -6206,7 +6246,7 @@
           <w:p>
             <w:r>
               <w:rPr>
-                <w:sz w:val="16"/>
+                <w:sz w:val="18"/>
               </w:rPr>
               <w:t>업체 수정</w:t>
             </w:r>
@@ -6221,7 +6261,7 @@
           <w:p>
             <w:r>
               <w:rPr>
-                <w:sz w:val="16"/>
+                <w:sz w:val="18"/>
               </w:rPr>
               <w:t>126</w:t>
             </w:r>
@@ -6234,7 +6274,7 @@
           <w:p>
             <w:r>
               <w:rPr>
-                <w:sz w:val="16"/>
+                <w:sz w:val="18"/>
               </w:rPr>
               <w:t>vendor-email-broadcast.js</w:t>
             </w:r>
@@ -6247,7 +6287,7 @@
           <w:p>
             <w:r>
               <w:rPr>
-                <w:sz w:val="16"/>
+                <w:sz w:val="18"/>
               </w:rPr>
               <w:t>업체 이메일 일괄 발송</w:t>
             </w:r>
@@ -6262,7 +6302,7 @@
           <w:p>
             <w:r>
               <w:rPr>
-                <w:sz w:val="16"/>
+                <w:sz w:val="18"/>
               </w:rPr>
               <w:t>127</w:t>
             </w:r>
@@ -6275,7 +6315,7 @@
           <w:p>
             <w:r>
               <w:rPr>
-                <w:sz w:val="16"/>
+                <w:sz w:val="18"/>
               </w:rPr>
               <w:t>vendor-email-history.js</w:t>
             </w:r>
@@ -6288,7 +6328,7 @@
           <w:p>
             <w:r>
               <w:rPr>
-                <w:sz w:val="16"/>
+                <w:sz w:val="18"/>
               </w:rPr>
               <w:t>이메일 발송 내역</w:t>
             </w:r>
@@ -6303,7 +6343,7 @@
           <w:p>
             <w:r>
               <w:rPr>
-                <w:sz w:val="16"/>
+                <w:sz w:val="18"/>
               </w:rPr>
               <w:t>128</w:t>
             </w:r>
@@ -6316,7 +6356,7 @@
           <w:p>
             <w:r>
               <w:rPr>
-                <w:sz w:val="16"/>
+                <w:sz w:val="18"/>
               </w:rPr>
               <w:t>vendor-excel-import-map.js</w:t>
             </w:r>
@@ -6329,7 +6369,7 @@
           <w:p>
             <w:r>
               <w:rPr>
-                <w:sz w:val="16"/>
+                <w:sz w:val="18"/>
               </w:rPr>
               <w:t>엑셀 열→필드 매핑</w:t>
             </w:r>
@@ -6344,7 +6384,7 @@
           <w:p>
             <w:r>
               <w:rPr>
-                <w:sz w:val="16"/>
+                <w:sz w:val="18"/>
               </w:rPr>
               <w:t>129</w:t>
             </w:r>
@@ -6357,7 +6397,7 @@
           <w:p>
             <w:r>
               <w:rPr>
-                <w:sz w:val="16"/>
+                <w:sz w:val="18"/>
               </w:rPr>
               <w:t>vendor-excel-import.js</w:t>
             </w:r>
@@ -6370,7 +6410,7 @@
           <w:p>
             <w:r>
               <w:rPr>
-                <w:sz w:val="16"/>
+                <w:sz w:val="18"/>
               </w:rPr>
               <w:t>엑셀 예비업체 가져오기</w:t>
             </w:r>
@@ -6385,7 +6425,7 @@
           <w:p>
             <w:r>
               <w:rPr>
-                <w:sz w:val="16"/>
+                <w:sz w:val="18"/>
               </w:rPr>
               <w:t>130</w:t>
             </w:r>
@@ -6398,7 +6438,7 @@
           <w:p>
             <w:r>
               <w:rPr>
-                <w:sz w:val="16"/>
+                <w:sz w:val="18"/>
               </w:rPr>
               <w:t>vendor-form-shared.js</w:t>
             </w:r>
@@ -6411,7 +6451,7 @@
           <w:p>
             <w:r>
               <w:rPr>
-                <w:sz w:val="16"/>
+                <w:sz w:val="18"/>
               </w:rPr>
               <w:t>업체 폼 공통</w:t>
             </w:r>
@@ -6426,7 +6466,7 @@
           <w:p>
             <w:r>
               <w:rPr>
-                <w:sz w:val="16"/>
+                <w:sz w:val="18"/>
               </w:rPr>
               <w:t>131</w:t>
             </w:r>
@@ -6439,7 +6479,7 @@
           <w:p>
             <w:r>
               <w:rPr>
-                <w:sz w:val="16"/>
+                <w:sz w:val="18"/>
               </w:rPr>
               <w:t>vendor-list-admin.js</w:t>
             </w:r>
@@ -6452,7 +6492,7 @@
           <w:p>
             <w:r>
               <w:rPr>
-                <w:sz w:val="16"/>
+                <w:sz w:val="18"/>
               </w:rPr>
               <w:t>업체 리스트(관리)</w:t>
             </w:r>
@@ -6467,7 +6507,7 @@
           <w:p>
             <w:r>
               <w:rPr>
-                <w:sz w:val="16"/>
+                <w:sz w:val="18"/>
               </w:rPr>
               <w:t>132</w:t>
             </w:r>
@@ -6480,7 +6520,7 @@
           <w:p>
             <w:r>
               <w:rPr>
-                <w:sz w:val="16"/>
+                <w:sz w:val="18"/>
               </w:rPr>
               <w:t>vendor-new-list.js</w:t>
             </w:r>
@@ -6493,7 +6533,7 @@
           <w:p>
             <w:r>
               <w:rPr>
-                <w:sz w:val="16"/>
+                <w:sz w:val="18"/>
               </w:rPr>
               <w:t>신규업체 리스트</w:t>
             </w:r>
@@ -6508,7 +6548,7 @@
           <w:p>
             <w:r>
               <w:rPr>
-                <w:sz w:val="16"/>
+                <w:sz w:val="18"/>
               </w:rPr>
               <w:t>133</w:t>
             </w:r>
@@ -6521,7 +6561,7 @@
           <w:p>
             <w:r>
               <w:rPr>
-                <w:sz w:val="16"/>
+                <w:sz w:val="18"/>
               </w:rPr>
               <w:t>vendor-new-register.js</w:t>
             </w:r>
@@ -6534,7 +6574,7 @@
           <w:p>
             <w:r>
               <w:rPr>
-                <w:sz w:val="16"/>
+                <w:sz w:val="18"/>
               </w:rPr>
               <w:t>신규업체 등록</w:t>
             </w:r>
@@ -6549,7 +6589,7 @@
           <w:p>
             <w:r>
               <w:rPr>
-                <w:sz w:val="16"/>
+                <w:sz w:val="18"/>
               </w:rPr>
               <w:t>134</w:t>
             </w:r>
@@ -6562,7 +6602,7 @@
           <w:p>
             <w:r>
               <w:rPr>
-                <w:sz w:val="16"/>
+                <w:sz w:val="18"/>
               </w:rPr>
               <w:t>vendor-order-modal.js</w:t>
             </w:r>
@@ -6575,7 +6615,7 @@
           <w:p>
             <w:r>
               <w:rPr>
-                <w:sz w:val="16"/>
+                <w:sz w:val="18"/>
               </w:rPr>
               <w:t>업체 주문 모달</w:t>
             </w:r>
@@ -6590,7 +6630,7 @@
           <w:p>
             <w:r>
               <w:rPr>
-                <w:sz w:val="16"/>
+                <w:sz w:val="18"/>
               </w:rPr>
               <w:t>135</w:t>
             </w:r>
@@ -6603,7 +6643,7 @@
           <w:p>
             <w:r>
               <w:rPr>
-                <w:sz w:val="16"/>
+                <w:sz w:val="18"/>
               </w:rPr>
               <w:t>vendor-prospect-finder.js</w:t>
             </w:r>
@@ -6616,7 +6656,7 @@
           <w:p>
             <w:r>
               <w:rPr>
-                <w:sz w:val="16"/>
+                <w:sz w:val="18"/>
               </w:rPr>
               <w:t>예비업체 검색</w:t>
             </w:r>
@@ -6631,7 +6671,7 @@
           <w:p>
             <w:r>
               <w:rPr>
-                <w:sz w:val="16"/>
+                <w:sz w:val="18"/>
               </w:rPr>
               <w:t>136</w:t>
             </w:r>
@@ -6644,7 +6684,7 @@
           <w:p>
             <w:r>
               <w:rPr>
-                <w:sz w:val="16"/>
+                <w:sz w:val="18"/>
               </w:rPr>
               <w:t>vendor-prospect-list.js</w:t>
             </w:r>
@@ -6657,7 +6697,7 @@
           <w:p>
             <w:r>
               <w:rPr>
-                <w:sz w:val="16"/>
+                <w:sz w:val="18"/>
               </w:rPr>
               <w:t>예비업체 리스트</w:t>
             </w:r>
@@ -6672,7 +6712,7 @@
           <w:p>
             <w:r>
               <w:rPr>
-                <w:sz w:val="16"/>
+                <w:sz w:val="18"/>
               </w:rPr>
               <w:t>137</w:t>
             </w:r>
@@ -6685,7 +6725,7 @@
           <w:p>
             <w:r>
               <w:rPr>
-                <w:sz w:val="16"/>
+                <w:sz w:val="18"/>
               </w:rPr>
               <w:t>vendor-prospect-picker.js</w:t>
             </w:r>
@@ -6698,7 +6738,7 @@
           <w:p>
             <w:r>
               <w:rPr>
-                <w:sz w:val="16"/>
+                <w:sz w:val="18"/>
               </w:rPr>
               <w:t>예비업체 선택 UI</w:t>
             </w:r>
@@ -6713,7 +6753,7 @@
           <w:p>
             <w:r>
               <w:rPr>
-                <w:sz w:val="16"/>
+                <w:sz w:val="18"/>
               </w:rPr>
               <w:t>138</w:t>
             </w:r>
@@ -6726,7 +6766,7 @@
           <w:p>
             <w:r>
               <w:rPr>
-                <w:sz w:val="16"/>
+                <w:sz w:val="18"/>
               </w:rPr>
               <w:t>vendor-register.js</w:t>
             </w:r>
@@ -6739,7 +6779,7 @@
           <w:p>
             <w:r>
               <w:rPr>
-                <w:sz w:val="16"/>
+                <w:sz w:val="18"/>
               </w:rPr>
               <w:t>업체 등록</w:t>
             </w:r>
@@ -6754,7 +6794,7 @@
           <w:p>
             <w:r>
               <w:rPr>
-                <w:sz w:val="16"/>
+                <w:sz w:val="18"/>
               </w:rPr>
               <w:t>139</w:t>
             </w:r>
@@ -6767,7 +6807,7 @@
           <w:p>
             <w:r>
               <w:rPr>
-                <w:sz w:val="16"/>
+                <w:sz w:val="18"/>
               </w:rPr>
               <w:t>work-hub.js</w:t>
             </w:r>
@@ -6780,7 +6820,7 @@
           <w:p>
             <w:r>
               <w:rPr>
-                <w:sz w:val="16"/>
+                <w:sz w:val="18"/>
               </w:rPr>
               <w:t>업무 허브</w:t>
             </w:r>
@@ -6816,7 +6856,7 @@
           <w:p>
             <w:r>
               <w:rPr>
-                <w:sz w:val="16"/>
+                <w:sz w:val="18"/>
               </w:rPr>
               <w:t>순번</w:t>
             </w:r>
@@ -6829,7 +6869,7 @@
           <w:p>
             <w:r>
               <w:rPr>
-                <w:sz w:val="16"/>
+                <w:sz w:val="18"/>
               </w:rPr>
               <w:t>파일명</w:t>
             </w:r>
@@ -6842,7 +6882,7 @@
           <w:p>
             <w:r>
               <w:rPr>
-                <w:sz w:val="16"/>
+                <w:sz w:val="18"/>
               </w:rPr>
               <w:t>용도</w:t>
             </w:r>
@@ -6857,7 +6897,7 @@
           <w:p>
             <w:r>
               <w:rPr>
-                <w:sz w:val="16"/>
+                <w:sz w:val="18"/>
               </w:rPr>
               <w:t>140</w:t>
             </w:r>
@@ -6870,7 +6910,7 @@
           <w:p>
             <w:r>
               <w:rPr>
-                <w:sz w:val="16"/>
+                <w:sz w:val="18"/>
               </w:rPr>
               <w:t>address-fields.css</w:t>
             </w:r>
@@ -6883,7 +6923,7 @@
           <w:p>
             <w:r>
               <w:rPr>
-                <w:sz w:val="16"/>
+                <w:sz w:val="18"/>
               </w:rPr>
               <w:t>주소 입력 필드</w:t>
             </w:r>
@@ -6898,7 +6938,7 @@
           <w:p>
             <w:r>
               <w:rPr>
-                <w:sz w:val="16"/>
+                <w:sz w:val="18"/>
               </w:rPr>
               <w:t>141</w:t>
             </w:r>
@@ -6911,7 +6951,7 @@
           <w:p>
             <w:r>
               <w:rPr>
-                <w:sz w:val="16"/>
+                <w:sz w:val="18"/>
               </w:rPr>
               <w:t>admin-manage.css</w:t>
             </w:r>
@@ -6924,7 +6964,7 @@
           <w:p>
             <w:r>
               <w:rPr>
-                <w:sz w:val="16"/>
+                <w:sz w:val="18"/>
               </w:rPr>
               <w:t>관리 화면 공통</w:t>
             </w:r>
@@ -6939,7 +6979,7 @@
           <w:p>
             <w:r>
               <w:rPr>
-                <w:sz w:val="16"/>
+                <w:sz w:val="18"/>
               </w:rPr>
               <w:t>142</w:t>
             </w:r>
@@ -6952,7 +6992,7 @@
           <w:p>
             <w:r>
               <w:rPr>
-                <w:sz w:val="16"/>
+                <w:sz w:val="18"/>
               </w:rPr>
               <w:t>catalog-order-ui.css</w:t>
             </w:r>
@@ -6965,7 +7005,7 @@
           <w:p>
             <w:r>
               <w:rPr>
-                <w:sz w:val="16"/>
+                <w:sz w:val="18"/>
               </w:rPr>
               <w:t>카탈로그 주문 UI</w:t>
             </w:r>
@@ -6980,7 +7020,7 @@
           <w:p>
             <w:r>
               <w:rPr>
-                <w:sz w:val="16"/>
+                <w:sz w:val="18"/>
               </w:rPr>
               <w:t>143</w:t>
             </w:r>
@@ -6993,7 +7033,7 @@
           <w:p>
             <w:r>
               <w:rPr>
-                <w:sz w:val="16"/>
+                <w:sz w:val="18"/>
               </w:rPr>
               <w:t>common.css</w:t>
             </w:r>
@@ -7006,7 +7046,7 @@
           <w:p>
             <w:r>
               <w:rPr>
-                <w:sz w:val="16"/>
+                <w:sz w:val="18"/>
               </w:rPr>
               <w:t>전역 공통 스타일</w:t>
             </w:r>
@@ -7021,7 +7061,7 @@
           <w:p>
             <w:r>
               <w:rPr>
-                <w:sz w:val="16"/>
+                <w:sz w:val="18"/>
               </w:rPr>
               <w:t>144</w:t>
             </w:r>
@@ -7034,7 +7074,7 @@
           <w:p>
             <w:r>
               <w:rPr>
-                <w:sz w:val="16"/>
+                <w:sz w:val="18"/>
               </w:rPr>
               <w:t>home-intro-media.css</w:t>
             </w:r>
@@ -7047,7 +7087,7 @@
           <w:p>
             <w:r>
               <w:rPr>
-                <w:sz w:val="16"/>
+                <w:sz w:val="18"/>
               </w:rPr>
               <w:t>홈 인트로 미디어</w:t>
             </w:r>
@@ -7062,7 +7102,7 @@
           <w:p>
             <w:r>
               <w:rPr>
-                <w:sz w:val="16"/>
+                <w:sz w:val="18"/>
               </w:rPr>
               <w:t>145</w:t>
             </w:r>
@@ -7075,7 +7115,7 @@
           <w:p>
             <w:r>
               <w:rPr>
-                <w:sz w:val="16"/>
+                <w:sz w:val="18"/>
               </w:rPr>
               <w:t>homepage-manage-hub.css</w:t>
             </w:r>
@@ -7088,7 +7128,7 @@
           <w:p>
             <w:r>
               <w:rPr>
-                <w:sz w:val="16"/>
+                <w:sz w:val="18"/>
               </w:rPr>
               <w:t>홈페이지 관리 허브</w:t>
             </w:r>
@@ -7103,7 +7143,7 @@
           <w:p>
             <w:r>
               <w:rPr>
-                <w:sz w:val="16"/>
+                <w:sz w:val="18"/>
               </w:rPr>
               <w:t>146</w:t>
             </w:r>
@@ -7116,7 +7156,7 @@
           <w:p>
             <w:r>
               <w:rPr>
-                <w:sz w:val="16"/>
+                <w:sz w:val="18"/>
               </w:rPr>
               <w:t>login.css</w:t>
             </w:r>
@@ -7129,7 +7169,7 @@
           <w:p>
             <w:r>
               <w:rPr>
-                <w:sz w:val="16"/>
+                <w:sz w:val="18"/>
               </w:rPr>
               <w:t>로그인 페이지</w:t>
             </w:r>
@@ -7144,7 +7184,7 @@
           <w:p>
             <w:r>
               <w:rPr>
-                <w:sz w:val="16"/>
+                <w:sz w:val="18"/>
               </w:rPr>
               <w:t>147</w:t>
             </w:r>
@@ -7157,7 +7197,7 @@
           <w:p>
             <w:r>
               <w:rPr>
-                <w:sz w:val="16"/>
+                <w:sz w:val="18"/>
               </w:rPr>
               <w:t>order-detail-modal.css</w:t>
             </w:r>
@@ -7170,7 +7210,7 @@
           <w:p>
             <w:r>
               <w:rPr>
-                <w:sz w:val="16"/>
+                <w:sz w:val="18"/>
               </w:rPr>
               <w:t>주문 상세 모달</w:t>
             </w:r>
@@ -7185,7 +7225,7 @@
           <w:p>
             <w:r>
               <w:rPr>
-                <w:sz w:val="16"/>
+                <w:sz w:val="18"/>
               </w:rPr>
               <w:t>148</w:t>
             </w:r>
@@ -7198,7 +7238,7 @@
           <w:p>
             <w:r>
               <w:rPr>
-                <w:sz w:val="16"/>
+                <w:sz w:val="18"/>
               </w:rPr>
               <w:t>order-list-filters.css</w:t>
             </w:r>
@@ -7211,7 +7251,7 @@
           <w:p>
             <w:r>
               <w:rPr>
-                <w:sz w:val="16"/>
+                <w:sz w:val="18"/>
               </w:rPr>
               <w:t>주문 목록 필터</w:t>
             </w:r>
@@ -7226,7 +7266,7 @@
           <w:p>
             <w:r>
               <w:rPr>
-                <w:sz w:val="16"/>
+                <w:sz w:val="18"/>
               </w:rPr>
               <w:t>149</w:t>
             </w:r>
@@ -7239,7 +7279,7 @@
           <w:p>
             <w:r>
               <w:rPr>
-                <w:sz w:val="16"/>
+                <w:sz w:val="18"/>
               </w:rPr>
               <w:t>order-manage-layout.css</w:t>
             </w:r>
@@ -7252,7 +7292,7 @@
           <w:p>
             <w:r>
               <w:rPr>
-                <w:sz w:val="16"/>
+                <w:sz w:val="18"/>
               </w:rPr>
               <w:t>주문서 관리 레이아웃</w:t>
             </w:r>
@@ -7267,7 +7307,7 @@
           <w:p>
             <w:r>
               <w:rPr>
-                <w:sz w:val="16"/>
+                <w:sz w:val="18"/>
               </w:rPr>
               <w:t>150</w:t>
             </w:r>
@@ -7280,7 +7320,7 @@
           <w:p>
             <w:r>
               <w:rPr>
-                <w:sz w:val="16"/>
+                <w:sz w:val="18"/>
               </w:rPr>
               <w:t>pdf-view-modal.css</w:t>
             </w:r>
@@ -7293,7 +7333,7 @@
           <w:p>
             <w:r>
               <w:rPr>
-                <w:sz w:val="16"/>
+                <w:sz w:val="18"/>
               </w:rPr>
               <w:t>PDF 보기 모달</w:t>
             </w:r>
@@ -7308,7 +7348,7 @@
           <w:p>
             <w:r>
               <w:rPr>
-                <w:sz w:val="16"/>
+                <w:sz w:val="18"/>
               </w:rPr>
               <w:t>151</w:t>
             </w:r>
@@ -7321,7 +7361,7 @@
           <w:p>
             <w:r>
               <w:rPr>
-                <w:sz w:val="16"/>
+                <w:sz w:val="18"/>
               </w:rPr>
               <w:t>product-form-page.css</w:t>
             </w:r>
@@ -7334,7 +7374,7 @@
           <w:p>
             <w:r>
               <w:rPr>
-                <w:sz w:val="16"/>
+                <w:sz w:val="18"/>
               </w:rPr>
               <w:t>상품 등록·수정 폼</w:t>
             </w:r>
@@ -7349,7 +7389,7 @@
           <w:p>
             <w:r>
               <w:rPr>
-                <w:sz w:val="16"/>
+                <w:sz w:val="18"/>
               </w:rPr>
               <w:t>152</w:t>
             </w:r>
@@ -7362,7 +7402,7 @@
           <w:p>
             <w:r>
               <w:rPr>
-                <w:sz w:val="16"/>
+                <w:sz w:val="18"/>
               </w:rPr>
               <w:t>product-info-modal.css</w:t>
             </w:r>
@@ -7375,7 +7415,7 @@
           <w:p>
             <w:r>
               <w:rPr>
-                <w:sz w:val="16"/>
+                <w:sz w:val="18"/>
               </w:rPr>
               <w:t>상품정보 모달</w:t>
             </w:r>
@@ -7390,7 +7430,7 @@
           <w:p>
             <w:r>
               <w:rPr>
-                <w:sz w:val="16"/>
+                <w:sz w:val="18"/>
               </w:rPr>
               <w:t>153</w:t>
             </w:r>
@@ -7403,7 +7443,7 @@
           <w:p>
             <w:r>
               <w:rPr>
-                <w:sz w:val="16"/>
+                <w:sz w:val="18"/>
               </w:rPr>
               <w:t>product-photo-gallery.css</w:t>
             </w:r>
@@ -7416,7 +7456,7 @@
           <w:p>
             <w:r>
               <w:rPr>
-                <w:sz w:val="16"/>
+                <w:sz w:val="18"/>
               </w:rPr>
               <w:t>상품 사진 갤러리</w:t>
             </w:r>
@@ -7431,7 +7471,7 @@
           <w:p>
             <w:r>
               <w:rPr>
-                <w:sz w:val="16"/>
+                <w:sz w:val="18"/>
               </w:rPr>
               <w:t>154</w:t>
             </w:r>
@@ -7444,7 +7484,7 @@
           <w:p>
             <w:r>
               <w:rPr>
-                <w:sz w:val="16"/>
+                <w:sz w:val="18"/>
               </w:rPr>
               <w:t>staff-hub.css</w:t>
             </w:r>
@@ -7457,7 +7497,7 @@
           <w:p>
             <w:r>
               <w:rPr>
-                <w:sz w:val="16"/>
+                <w:sz w:val="18"/>
               </w:rPr>
               <w:t>관리자 허브</w:t>
             </w:r>
@@ -7472,7 +7512,7 @@
           <w:p>
             <w:r>
               <w:rPr>
-                <w:sz w:val="16"/>
+                <w:sz w:val="18"/>
               </w:rPr>
               <w:t>155</w:t>
             </w:r>
@@ -7485,7 +7525,7 @@
           <w:p>
             <w:r>
               <w:rPr>
-                <w:sz w:val="16"/>
+                <w:sz w:val="18"/>
               </w:rPr>
               <w:t>staff-manage.css</w:t>
             </w:r>
@@ -7498,7 +7538,7 @@
           <w:p>
             <w:r>
               <w:rPr>
-                <w:sz w:val="16"/>
+                <w:sz w:val="18"/>
               </w:rPr>
               <w:t>관리자 등록·수정</w:t>
             </w:r>
@@ -7513,7 +7553,7 @@
           <w:p>
             <w:r>
               <w:rPr>
-                <w:sz w:val="16"/>
+                <w:sz w:val="18"/>
               </w:rPr>
               <w:t>156</w:t>
             </w:r>
@@ -7526,7 +7566,7 @@
           <w:p>
             <w:r>
               <w:rPr>
-                <w:sz w:val="16"/>
+                <w:sz w:val="18"/>
               </w:rPr>
               <w:t>support-hub.css</w:t>
             </w:r>
@@ -7539,7 +7579,7 @@
           <w:p>
             <w:r>
               <w:rPr>
-                <w:sz w:val="16"/>
+                <w:sz w:val="18"/>
               </w:rPr>
               <w:t>고객센터 허브</w:t>
             </w:r>
@@ -7554,7 +7594,7 @@
           <w:p>
             <w:r>
               <w:rPr>
-                <w:sz w:val="16"/>
+                <w:sz w:val="18"/>
               </w:rPr>
               <w:t>157</w:t>
             </w:r>
@@ -7567,7 +7607,7 @@
           <w:p>
             <w:r>
               <w:rPr>
-                <w:sz w:val="16"/>
+                <w:sz w:val="18"/>
               </w:rPr>
               <w:t>support-pages.css</w:t>
             </w:r>
@@ -7580,7 +7620,7 @@
           <w:p>
             <w:r>
               <w:rPr>
-                <w:sz w:val="16"/>
+                <w:sz w:val="18"/>
               </w:rPr>
               <w:t>고객지원 페이지</w:t>
             </w:r>
@@ -7595,7 +7635,7 @@
           <w:p>
             <w:r>
               <w:rPr>
-                <w:sz w:val="16"/>
+                <w:sz w:val="18"/>
               </w:rPr>
               <w:t>158</w:t>
             </w:r>
@@ -7608,7 +7648,7 @@
           <w:p>
             <w:r>
               <w:rPr>
-                <w:sz w:val="16"/>
+                <w:sz w:val="18"/>
               </w:rPr>
               <w:t>support-partners.css</w:t>
             </w:r>
@@ -7621,7 +7661,7 @@
           <w:p>
             <w:r>
               <w:rPr>
-                <w:sz w:val="16"/>
+                <w:sz w:val="18"/>
               </w:rPr>
               <w:t>파트너 소개</w:t>
             </w:r>
@@ -7636,7 +7676,7 @@
           <w:p>
             <w:r>
               <w:rPr>
-                <w:sz w:val="16"/>
+                <w:sz w:val="18"/>
               </w:rPr>
               <w:t>159</w:t>
             </w:r>
@@ -7649,7 +7689,7 @@
           <w:p>
             <w:r>
               <w:rPr>
-                <w:sz w:val="16"/>
+                <w:sz w:val="18"/>
               </w:rPr>
               <w:t>transaction-manual-list.css</w:t>
             </w:r>
@@ -7662,7 +7702,7 @@
           <w:p>
             <w:r>
               <w:rPr>
-                <w:sz w:val="16"/>
+                <w:sz w:val="18"/>
               </w:rPr>
               <w:t>수기 거래명세 목록</w:t>
             </w:r>
@@ -7677,7 +7717,7 @@
           <w:p>
             <w:r>
               <w:rPr>
-                <w:sz w:val="16"/>
+                <w:sz w:val="18"/>
               </w:rPr>
               <w:t>160</w:t>
             </w:r>
@@ -7690,7 +7730,7 @@
           <w:p>
             <w:r>
               <w:rPr>
-                <w:sz w:val="16"/>
+                <w:sz w:val="18"/>
               </w:rPr>
               <w:t>transaction-manual-register.css</w:t>
             </w:r>
@@ -7703,7 +7743,7 @@
           <w:p>
             <w:r>
               <w:rPr>
-                <w:sz w:val="16"/>
+                <w:sz w:val="18"/>
               </w:rPr>
               <w:t>수기 거래명세 작성</w:t>
             </w:r>
@@ -7718,7 +7758,7 @@
           <w:p>
             <w:r>
               <w:rPr>
-                <w:sz w:val="16"/>
+                <w:sz w:val="18"/>
               </w:rPr>
               <w:t>161</w:t>
             </w:r>
@@ -7731,7 +7771,7 @@
           <w:p>
             <w:r>
               <w:rPr>
-                <w:sz w:val="16"/>
+                <w:sz w:val="18"/>
               </w:rPr>
               <w:t>vendor-dm-print.css</w:t>
             </w:r>
@@ -7744,7 +7784,7 @@
           <w:p>
             <w:r>
               <w:rPr>
-                <w:sz w:val="16"/>
+                <w:sz w:val="18"/>
               </w:rPr>
               <w:t>DM 인쇄 레이아웃</w:t>
             </w:r>
@@ -7759,7 +7799,7 @@
           <w:p>
             <w:r>
               <w:rPr>
-                <w:sz w:val="16"/>
+                <w:sz w:val="18"/>
               </w:rPr>
               <w:t>162</w:t>
             </w:r>
@@ -7772,7 +7812,7 @@
           <w:p>
             <w:r>
               <w:rPr>
-                <w:sz w:val="16"/>
+                <w:sz w:val="18"/>
               </w:rPr>
               <w:t>vendor-excel-import.css</w:t>
             </w:r>
@@ -7785,7 +7825,7 @@
           <w:p>
             <w:r>
               <w:rPr>
-                <w:sz w:val="16"/>
+                <w:sz w:val="18"/>
               </w:rPr>
               <w:t>엑셀 가져오기</w:t>
             </w:r>
@@ -7800,7 +7840,7 @@
           <w:p>
             <w:r>
               <w:rPr>
-                <w:sz w:val="16"/>
+                <w:sz w:val="18"/>
               </w:rPr>
               <w:t>163</w:t>
             </w:r>
@@ -7813,7 +7853,7 @@
           <w:p>
             <w:r>
               <w:rPr>
-                <w:sz w:val="16"/>
+                <w:sz w:val="18"/>
               </w:rPr>
               <w:t>vendor-form-page.css</w:t>
             </w:r>
@@ -7826,7 +7866,7 @@
           <w:p>
             <w:r>
               <w:rPr>
-                <w:sz w:val="16"/>
+                <w:sz w:val="18"/>
               </w:rPr>
               <w:t>업체 등록·수정 폼</w:t>
             </w:r>
@@ -7841,7 +7881,7 @@
           <w:p>
             <w:r>
               <w:rPr>
-                <w:sz w:val="16"/>
+                <w:sz w:val="18"/>
               </w:rPr>
               <w:t>164</w:t>
             </w:r>
@@ -7854,7 +7894,7 @@
           <w:p>
             <w:r>
               <w:rPr>
-                <w:sz w:val="16"/>
+                <w:sz w:val="18"/>
               </w:rPr>
               <w:t>vendor-order-modal.css</w:t>
             </w:r>
@@ -7867,7 +7907,7 @@
           <w:p>
             <w:r>
               <w:rPr>
-                <w:sz w:val="16"/>
+                <w:sz w:val="18"/>
               </w:rPr>
               <w:t>업체 주문 모달</w:t>
             </w:r>
@@ -7882,7 +7922,7 @@
           <w:p>
             <w:r>
               <w:rPr>
-                <w:sz w:val="16"/>
+                <w:sz w:val="18"/>
               </w:rPr>
               <w:t>165</w:t>
             </w:r>
@@ -7895,7 +7935,7 @@
           <w:p>
             <w:r>
               <w:rPr>
-                <w:sz w:val="16"/>
+                <w:sz w:val="18"/>
               </w:rPr>
               <w:t>vendor-prospect-picker.css</w:t>
             </w:r>
@@ -7908,7 +7948,7 @@
           <w:p>
             <w:r>
               <w:rPr>
-                <w:sz w:val="16"/>
+                <w:sz w:val="18"/>
               </w:rPr>
               <w:t>예비업체 선택</w:t>
             </w:r>
@@ -7923,7 +7963,7 @@
           <w:p>
             <w:r>
               <w:rPr>
-                <w:sz w:val="16"/>
+                <w:sz w:val="18"/>
               </w:rPr>
               <w:t>166</w:t>
             </w:r>
@@ -7936,7 +7976,7 @@
           <w:p>
             <w:r>
               <w:rPr>
-                <w:sz w:val="16"/>
+                <w:sz w:val="18"/>
               </w:rPr>
               <w:t>work-hub.css</w:t>
             </w:r>
@@ -7949,7 +7989,7 @@
           <w:p>
             <w:r>
               <w:rPr>
-                <w:sz w:val="16"/>
+                <w:sz w:val="18"/>
               </w:rPr>
               <w:t>업무 허브</w:t>
             </w:r>
@@ -7985,7 +8025,7 @@
           <w:p>
             <w:r>
               <w:rPr>
-                <w:sz w:val="16"/>
+                <w:sz w:val="18"/>
               </w:rPr>
               <w:t>순번</w:t>
             </w:r>
@@ -7998,7 +8038,7 @@
           <w:p>
             <w:r>
               <w:rPr>
-                <w:sz w:val="16"/>
+                <w:sz w:val="18"/>
               </w:rPr>
               <w:t>파일명</w:t>
             </w:r>
@@ -8011,7 +8051,7 @@
           <w:p>
             <w:r>
               <w:rPr>
-                <w:sz w:val="16"/>
+                <w:sz w:val="18"/>
               </w:rPr>
               <w:t>용도</w:t>
             </w:r>
@@ -8026,7 +8066,7 @@
           <w:p>
             <w:r>
               <w:rPr>
-                <w:sz w:val="16"/>
+                <w:sz w:val="18"/>
               </w:rPr>
               <w:t>167</w:t>
             </w:r>
@@ -8039,7 +8079,7 @@
           <w:p>
             <w:r>
               <w:rPr>
-                <w:sz w:val="16"/>
+                <w:sz w:val="18"/>
               </w:rPr>
               <w:t>server/db.js</w:t>
             </w:r>
@@ -8052,7 +8092,7 @@
           <w:p>
             <w:r>
               <w:rPr>
-                <w:sz w:val="16"/>
+                <w:sz w:val="18"/>
               </w:rPr>
               <w:t>MongoDB 연결</w:t>
             </w:r>
@@ -8067,7 +8107,7 @@
           <w:p>
             <w:r>
               <w:rPr>
-                <w:sz w:val="16"/>
+                <w:sz w:val="18"/>
               </w:rPr>
               <w:t>168</w:t>
             </w:r>
@@ -8080,7 +8120,7 @@
           <w:p>
             <w:r>
               <w:rPr>
-                <w:sz w:val="16"/>
+                <w:sz w:val="18"/>
               </w:rPr>
               <w:t>server/index.js</w:t>
             </w:r>
@@ -8093,7 +8133,7 @@
           <w:p>
             <w:r>
               <w:rPr>
-                <w:sz w:val="16"/>
+                <w:sz w:val="18"/>
               </w:rPr>
               <w:t>Express 앱 진입점</w:t>
             </w:r>
@@ -8108,7 +8148,7 @@
           <w:p>
             <w:r>
               <w:rPr>
-                <w:sz w:val="16"/>
+                <w:sz w:val="18"/>
               </w:rPr>
               <w:t>169</w:t>
             </w:r>
@@ -8121,7 +8161,7 @@
           <w:p>
             <w:r>
               <w:rPr>
-                <w:sz w:val="16"/>
+                <w:sz w:val="18"/>
               </w:rPr>
               <w:t>server/package.json</w:t>
             </w:r>
@@ -8134,7 +8174,7 @@
           <w:p>
             <w:r>
               <w:rPr>
-                <w:sz w:val="16"/>
+                <w:sz w:val="18"/>
               </w:rPr>
               <w:t>서버 의존성·빌드 스크립트</w:t>
             </w:r>
@@ -8170,7 +8210,7 @@
           <w:p>
             <w:r>
               <w:rPr>
-                <w:sz w:val="16"/>
+                <w:sz w:val="18"/>
               </w:rPr>
               <w:t>순번</w:t>
             </w:r>
@@ -8183,7 +8223,7 @@
           <w:p>
             <w:r>
               <w:rPr>
-                <w:sz w:val="16"/>
+                <w:sz w:val="18"/>
               </w:rPr>
               <w:t>파일명</w:t>
             </w:r>
@@ -8196,7 +8236,7 @@
           <w:p>
             <w:r>
               <w:rPr>
-                <w:sz w:val="16"/>
+                <w:sz w:val="18"/>
               </w:rPr>
               <w:t>용도</w:t>
             </w:r>
@@ -8211,7 +8251,7 @@
           <w:p>
             <w:r>
               <w:rPr>
-                <w:sz w:val="16"/>
+                <w:sz w:val="18"/>
               </w:rPr>
               <w:t>170</w:t>
             </w:r>
@@ -8224,7 +8264,7 @@
           <w:p>
             <w:r>
               <w:rPr>
-                <w:sz w:val="16"/>
+                <w:sz w:val="18"/>
               </w:rPr>
               <w:t>server/routes/access.js</w:t>
             </w:r>
@@ -8237,7 +8277,7 @@
           <w:p>
             <w:r>
               <w:rPr>
-                <w:sz w:val="16"/>
+                <w:sz w:val="18"/>
               </w:rPr>
               <w:t>접속·페이지뷰 통계</w:t>
             </w:r>
@@ -8252,7 +8292,7 @@
           <w:p>
             <w:r>
               <w:rPr>
-                <w:sz w:val="16"/>
+                <w:sz w:val="18"/>
               </w:rPr>
               <w:t>171</w:t>
             </w:r>
@@ -8265,7 +8305,7 @@
           <w:p>
             <w:r>
               <w:rPr>
-                <w:sz w:val="16"/>
+                <w:sz w:val="18"/>
               </w:rPr>
               <w:t>server/routes/auth.js</w:t>
             </w:r>
@@ -8278,7 +8318,7 @@
           <w:p>
             <w:r>
               <w:rPr>
-                <w:sz w:val="16"/>
+                <w:sz w:val="18"/>
               </w:rPr>
               <w:t>로그인·JWT 발급</w:t>
             </w:r>
@@ -8293,7 +8333,7 @@
           <w:p>
             <w:r>
               <w:rPr>
-                <w:sz w:val="16"/>
+                <w:sz w:val="18"/>
               </w:rPr>
               <w:t>172</w:t>
             </w:r>
@@ -8306,7 +8346,7 @@
           <w:p>
             <w:r>
               <w:rPr>
-                <w:sz w:val="16"/>
+                <w:sz w:val="18"/>
               </w:rPr>
               <w:t>server/routes/orders.js</w:t>
             </w:r>
@@ -8319,7 +8359,7 @@
           <w:p>
             <w:r>
               <w:rPr>
-                <w:sz w:val="16"/>
+                <w:sz w:val="18"/>
               </w:rPr>
               <w:t>주문·발주·거래명세 PDF</w:t>
             </w:r>
@@ -8334,7 +8374,7 @@
           <w:p>
             <w:r>
               <w:rPr>
-                <w:sz w:val="16"/>
+                <w:sz w:val="18"/>
               </w:rPr>
               <w:t>173</w:t>
             </w:r>
@@ -8347,7 +8387,7 @@
           <w:p>
             <w:r>
               <w:rPr>
-                <w:sz w:val="16"/>
+                <w:sz w:val="18"/>
               </w:rPr>
               <w:t>server/routes/products.js</w:t>
             </w:r>
@@ -8360,7 +8400,7 @@
           <w:p>
             <w:r>
               <w:rPr>
-                <w:sz w:val="16"/>
+                <w:sz w:val="18"/>
               </w:rPr>
               <w:t>상품 API</w:t>
             </w:r>
@@ -8375,7 +8415,7 @@
           <w:p>
             <w:r>
               <w:rPr>
-                <w:sz w:val="16"/>
+                <w:sz w:val="18"/>
               </w:rPr>
               <w:t>174</w:t>
             </w:r>
@@ -8388,7 +8428,7 @@
           <w:p>
             <w:r>
               <w:rPr>
-                <w:sz w:val="16"/>
+                <w:sz w:val="18"/>
               </w:rPr>
               <w:t>server/routes/staff.js</w:t>
             </w:r>
@@ -8401,7 +8441,7 @@
           <w:p>
             <w:r>
               <w:rPr>
-                <w:sz w:val="16"/>
+                <w:sz w:val="18"/>
               </w:rPr>
               <w:t>직원(관리자) CRUD</w:t>
             </w:r>
@@ -8416,7 +8456,7 @@
           <w:p>
             <w:r>
               <w:rPr>
-                <w:sz w:val="16"/>
+                <w:sz w:val="18"/>
               </w:rPr>
               <w:t>175</w:t>
             </w:r>
@@ -8429,7 +8469,7 @@
           <w:p>
             <w:r>
               <w:rPr>
-                <w:sz w:val="16"/>
+                <w:sz w:val="18"/>
               </w:rPr>
               <w:t>server/routes/supervisor.js</w:t>
             </w:r>
@@ -8442,7 +8482,7 @@
           <w:p>
             <w:r>
               <w:rPr>
-                <w:sz w:val="16"/>
+                <w:sz w:val="18"/>
               </w:rPr>
               <w:t>슈퍼바이저 통계·집계</w:t>
             </w:r>
@@ -8457,7 +8497,7 @@
           <w:p>
             <w:r>
               <w:rPr>
-                <w:sz w:val="16"/>
+                <w:sz w:val="18"/>
               </w:rPr>
               <w:t>176</w:t>
             </w:r>
@@ -8470,7 +8510,7 @@
           <w:p>
             <w:r>
               <w:rPr>
-                <w:sz w:val="16"/>
+                <w:sz w:val="18"/>
               </w:rPr>
               <w:t>server/routes/supportBoard.js</w:t>
             </w:r>
@@ -8483,7 +8523,7 @@
           <w:p>
             <w:r>
               <w:rPr>
-                <w:sz w:val="16"/>
+                <w:sz w:val="18"/>
               </w:rPr>
               <w:t>자유게시판 API</w:t>
             </w:r>
@@ -8498,7 +8538,7 @@
           <w:p>
             <w:r>
               <w:rPr>
-                <w:sz w:val="16"/>
+                <w:sz w:val="18"/>
               </w:rPr>
               <w:t>177</w:t>
             </w:r>
@@ -8511,7 +8551,7 @@
           <w:p>
             <w:r>
               <w:rPr>
-                <w:sz w:val="16"/>
+                <w:sz w:val="18"/>
               </w:rPr>
               <w:t>server/routes/supportInquiry.js</w:t>
             </w:r>
@@ -8524,7 +8564,7 @@
           <w:p>
             <w:r>
               <w:rPr>
-                <w:sz w:val="16"/>
+                <w:sz w:val="18"/>
               </w:rPr>
               <w:t>1:1 문의 API</w:t>
             </w:r>
@@ -8539,7 +8579,7 @@
           <w:p>
             <w:r>
               <w:rPr>
-                <w:sz w:val="16"/>
+                <w:sz w:val="18"/>
               </w:rPr>
               <w:t>178</w:t>
             </w:r>
@@ -8552,7 +8592,7 @@
           <w:p>
             <w:r>
               <w:rPr>
-                <w:sz w:val="16"/>
+                <w:sz w:val="18"/>
               </w:rPr>
               <w:t>server/routes/supportNews.js</w:t>
             </w:r>
@@ -8565,7 +8605,7 @@
           <w:p>
             <w:r>
               <w:rPr>
-                <w:sz w:val="16"/>
+                <w:sz w:val="18"/>
               </w:rPr>
               <w:t>최근소식 API</w:t>
             </w:r>
@@ -8580,7 +8620,7 @@
           <w:p>
             <w:r>
               <w:rPr>
-                <w:sz w:val="16"/>
+                <w:sz w:val="18"/>
               </w:rPr>
               <w:t>179</w:t>
             </w:r>
@@ -8593,7 +8633,7 @@
           <w:p>
             <w:r>
               <w:rPr>
-                <w:sz w:val="16"/>
+                <w:sz w:val="18"/>
               </w:rPr>
               <w:t>server/routes/transactionManual.js</w:t>
             </w:r>
@@ -8606,7 +8646,7 @@
           <w:p>
             <w:r>
               <w:rPr>
-                <w:sz w:val="16"/>
+                <w:sz w:val="18"/>
               </w:rPr>
               <w:t>수기 거래명세 API</w:t>
             </w:r>
@@ -8621,7 +8661,7 @@
           <w:p>
             <w:r>
               <w:rPr>
-                <w:sz w:val="16"/>
+                <w:sz w:val="18"/>
               </w:rPr>
               <w:t>180</w:t>
             </w:r>
@@ -8634,7 +8674,7 @@
           <w:p>
             <w:r>
               <w:rPr>
-                <w:sz w:val="16"/>
+                <w:sz w:val="18"/>
               </w:rPr>
               <w:t>server/routes/vendorEmail.js</w:t>
             </w:r>
@@ -8647,7 +8687,7 @@
           <w:p>
             <w:r>
               <w:rPr>
-                <w:sz w:val="16"/>
+                <w:sz w:val="18"/>
               </w:rPr>
               <w:t>업체 이메일 발송</w:t>
             </w:r>
@@ -8662,7 +8702,7 @@
           <w:p>
             <w:r>
               <w:rPr>
-                <w:sz w:val="16"/>
+                <w:sz w:val="18"/>
               </w:rPr>
               <w:t>181</w:t>
             </w:r>
@@ -8675,7 +8715,7 @@
           <w:p>
             <w:r>
               <w:rPr>
-                <w:sz w:val="16"/>
+                <w:sz w:val="18"/>
               </w:rPr>
               <w:t>server/routes/vendorNew.js</w:t>
             </w:r>
@@ -8688,7 +8728,7 @@
           <w:p>
             <w:r>
               <w:rPr>
-                <w:sz w:val="16"/>
+                <w:sz w:val="18"/>
               </w:rPr>
               <w:t>신규 업체 등록 API</w:t>
             </w:r>
@@ -8703,7 +8743,7 @@
           <w:p>
             <w:r>
               <w:rPr>
-                <w:sz w:val="16"/>
+                <w:sz w:val="18"/>
               </w:rPr>
               <w:t>182</w:t>
             </w:r>
@@ -8716,7 +8756,7 @@
           <w:p>
             <w:r>
               <w:rPr>
-                <w:sz w:val="16"/>
+                <w:sz w:val="18"/>
               </w:rPr>
               <w:t>server/routes/vendorProspects.js</w:t>
             </w:r>
@@ -8729,7 +8769,7 @@
           <w:p>
             <w:r>
               <w:rPr>
-                <w:sz w:val="16"/>
+                <w:sz w:val="18"/>
               </w:rPr>
               <w:t>예비 거래처 API</w:t>
             </w:r>
@@ -8744,7 +8784,7 @@
           <w:p>
             <w:r>
               <w:rPr>
-                <w:sz w:val="16"/>
+                <w:sz w:val="18"/>
               </w:rPr>
               <w:t>183</w:t>
             </w:r>
@@ -8757,7 +8797,7 @@
           <w:p>
             <w:r>
               <w:rPr>
-                <w:sz w:val="16"/>
+                <w:sz w:val="18"/>
               </w:rPr>
               <w:t>server/routes/vendors.js</w:t>
             </w:r>
@@ -8770,7 +8810,7 @@
           <w:p>
             <w:r>
               <w:rPr>
-                <w:sz w:val="16"/>
+                <w:sz w:val="18"/>
               </w:rPr>
               <w:t>거래처 API</w:t>
             </w:r>
@@ -8806,7 +8846,7 @@
           <w:p>
             <w:r>
               <w:rPr>
-                <w:sz w:val="16"/>
+                <w:sz w:val="18"/>
               </w:rPr>
               <w:t>순번</w:t>
             </w:r>
@@ -8819,7 +8859,7 @@
           <w:p>
             <w:r>
               <w:rPr>
-                <w:sz w:val="16"/>
+                <w:sz w:val="18"/>
               </w:rPr>
               <w:t>파일명</w:t>
             </w:r>
@@ -8832,7 +8872,7 @@
           <w:p>
             <w:r>
               <w:rPr>
-                <w:sz w:val="16"/>
+                <w:sz w:val="18"/>
               </w:rPr>
               <w:t>용도</w:t>
             </w:r>
@@ -8847,7 +8887,7 @@
           <w:p>
             <w:r>
               <w:rPr>
-                <w:sz w:val="16"/>
+                <w:sz w:val="18"/>
               </w:rPr>
               <w:t>184</w:t>
             </w:r>
@@ -8860,7 +8900,7 @@
           <w:p>
             <w:r>
               <w:rPr>
-                <w:sz w:val="16"/>
+                <w:sz w:val="18"/>
               </w:rPr>
               <w:t>server/lib/accessLog.js</w:t>
             </w:r>
@@ -8873,7 +8913,7 @@
           <w:p>
             <w:r>
               <w:rPr>
-                <w:sz w:val="16"/>
+                <w:sz w:val="18"/>
               </w:rPr>
               <w:t>접속·세션·이용 통계</w:t>
             </w:r>
@@ -8888,7 +8928,7 @@
           <w:p>
             <w:r>
               <w:rPr>
-                <w:sz w:val="16"/>
+                <w:sz w:val="18"/>
               </w:rPr>
               <w:t>185</w:t>
             </w:r>
@@ -8901,7 +8941,7 @@
           <w:p>
             <w:r>
               <w:rPr>
-                <w:sz w:val="16"/>
+                <w:sz w:val="18"/>
               </w:rPr>
               <w:t>server/lib/addressFormat.js</w:t>
             </w:r>
@@ -8914,7 +8954,7 @@
           <w:p>
             <w:r>
               <w:rPr>
-                <w:sz w:val="16"/>
+                <w:sz w:val="18"/>
               </w:rPr>
               <w:t>주소 포맷 정규화</w:t>
             </w:r>
@@ -8929,7 +8969,7 @@
           <w:p>
             <w:r>
               <w:rPr>
-                <w:sz w:val="16"/>
+                <w:sz w:val="18"/>
               </w:rPr>
               <w:t>186</w:t>
             </w:r>
@@ -8942,7 +8982,7 @@
           <w:p>
             <w:r>
               <w:rPr>
-                <w:sz w:val="16"/>
+                <w:sz w:val="18"/>
               </w:rPr>
               <w:t>server/lib/image540.js</w:t>
             </w:r>
@@ -8955,7 +8995,7 @@
           <w:p>
             <w:r>
               <w:rPr>
-                <w:sz w:val="16"/>
+                <w:sz w:val="18"/>
               </w:rPr>
               <w:t>상품 이미지 리사이즈·썸네일</w:t>
             </w:r>
@@ -8970,7 +9010,7 @@
           <w:p>
             <w:r>
               <w:rPr>
-                <w:sz w:val="16"/>
+                <w:sz w:val="18"/>
               </w:rPr>
               <w:t>187</w:t>
             </w:r>
@@ -8983,7 +9023,7 @@
           <w:p>
             <w:r>
               <w:rPr>
-                <w:sz w:val="16"/>
+                <w:sz w:val="18"/>
               </w:rPr>
               <w:t>server/lib/loginAccount.js</w:t>
             </w:r>
@@ -8996,7 +9036,7 @@
           <w:p>
             <w:r>
               <w:rPr>
-                <w:sz w:val="16"/>
+                <w:sz w:val="18"/>
               </w:rPr>
               <w:t>로그인 계정 공통</w:t>
             </w:r>
@@ -9011,7 +9051,7 @@
           <w:p>
             <w:r>
               <w:rPr>
-                <w:sz w:val="16"/>
+                <w:sz w:val="18"/>
               </w:rPr>
               <w:t>188</w:t>
             </w:r>
@@ -9024,7 +9064,7 @@
           <w:p>
             <w:r>
               <w:rPr>
-                <w:sz w:val="16"/>
+                <w:sz w:val="18"/>
               </w:rPr>
               <w:t>server/lib/loginLookup.js</w:t>
             </w:r>
@@ -9037,7 +9077,7 @@
           <w:p>
             <w:r>
               <w:rPr>
-                <w:sz w:val="16"/>
+                <w:sz w:val="18"/>
               </w:rPr>
               <w:t>로그인 ID 조회</w:t>
             </w:r>
@@ -9052,7 +9092,7 @@
           <w:p>
             <w:r>
               <w:rPr>
-                <w:sz w:val="16"/>
+                <w:sz w:val="18"/>
               </w:rPr>
               <w:t>189</w:t>
             </w:r>
@@ -9065,7 +9105,7 @@
           <w:p>
             <w:r>
               <w:rPr>
-                <w:sz w:val="16"/>
+                <w:sz w:val="18"/>
               </w:rPr>
               <w:t>server/lib/loginResolve.js</w:t>
             </w:r>
@@ -9078,7 +9118,7 @@
           <w:p>
             <w:r>
               <w:rPr>
-                <w:sz w:val="16"/>
+                <w:sz w:val="18"/>
               </w:rPr>
               <w:t>로그인 계정 해석</w:t>
             </w:r>
@@ -9093,7 +9133,7 @@
           <w:p>
             <w:r>
               <w:rPr>
-                <w:sz w:val="16"/>
+                <w:sz w:val="18"/>
               </w:rPr>
               <w:t>190</w:t>
             </w:r>
@@ -9106,7 +9146,7 @@
           <w:p>
             <w:r>
               <w:rPr>
-                <w:sz w:val="16"/>
+                <w:sz w:val="18"/>
               </w:rPr>
               <w:t>server/lib/orderAccess.js</w:t>
             </w:r>
@@ -9119,7 +9159,7 @@
           <w:p>
             <w:r>
               <w:rPr>
-                <w:sz w:val="16"/>
+                <w:sz w:val="18"/>
               </w:rPr>
               <w:t>주문 조회 권한·필터</w:t>
             </w:r>
@@ -9134,7 +9174,7 @@
           <w:p>
             <w:r>
               <w:rPr>
-                <w:sz w:val="16"/>
+                <w:sz w:val="18"/>
               </w:rPr>
               <w:t>191</w:t>
             </w:r>
@@ -9147,7 +9187,7 @@
           <w:p>
             <w:r>
               <w:rPr>
-                <w:sz w:val="16"/>
+                <w:sz w:val="18"/>
               </w:rPr>
               <w:t>server/lib/orderDeptLabels.js</w:t>
             </w:r>
@@ -9160,7 +9200,7 @@
           <w:p>
             <w:r>
               <w:rPr>
-                <w:sz w:val="16"/>
+                <w:sz w:val="18"/>
               </w:rPr>
               <w:t>주문 사업부문 라벨</w:t>
             </w:r>
@@ -9175,7 +9215,7 @@
           <w:p>
             <w:r>
               <w:rPr>
-                <w:sz w:val="16"/>
+                <w:sz w:val="18"/>
               </w:rPr>
               <w:t>192</w:t>
             </w:r>
@@ -9188,7 +9228,7 @@
           <w:p>
             <w:r>
               <w:rPr>
-                <w:sz w:val="16"/>
+                <w:sz w:val="18"/>
               </w:rPr>
               <w:t>server/lib/orderEnrich.js</w:t>
             </w:r>
@@ -9201,7 +9241,7 @@
           <w:p>
             <w:r>
               <w:rPr>
-                <w:sz w:val="16"/>
+                <w:sz w:val="18"/>
               </w:rPr>
               <w:t>주문·PDF 데이터 보강</w:t>
             </w:r>
@@ -9216,7 +9256,7 @@
           <w:p>
             <w:r>
               <w:rPr>
-                <w:sz w:val="16"/>
+                <w:sz w:val="18"/>
               </w:rPr>
               <w:t>193</w:t>
             </w:r>
@@ -9229,7 +9269,7 @@
           <w:p>
             <w:r>
               <w:rPr>
-                <w:sz w:val="16"/>
+                <w:sz w:val="18"/>
               </w:rPr>
               <w:t>server/lib/orderNotify.js</w:t>
             </w:r>
@@ -9242,7 +9282,7 @@
           <w:p>
             <w:r>
               <w:rPr>
-                <w:sz w:val="16"/>
+                <w:sz w:val="18"/>
               </w:rPr>
               <w:t>주문 알림</w:t>
             </w:r>
@@ -9257,7 +9297,7 @@
           <w:p>
             <w:r>
               <w:rPr>
-                <w:sz w:val="16"/>
+                <w:sz w:val="18"/>
               </w:rPr>
               <w:t>194</w:t>
             </w:r>
@@ -9270,7 +9310,7 @@
           <w:p>
             <w:r>
               <w:rPr>
-                <w:sz w:val="16"/>
+                <w:sz w:val="18"/>
               </w:rPr>
               <w:t>server/lib/orderPdf.js</w:t>
             </w:r>
@@ -9283,7 +9323,7 @@
           <w:p>
             <w:r>
               <w:rPr>
-                <w:sz w:val="16"/>
+                <w:sz w:val="18"/>
               </w:rPr>
               <w:t>발주서 PDF 생성</w:t>
             </w:r>
@@ -9298,7 +9338,7 @@
           <w:p>
             <w:r>
               <w:rPr>
-                <w:sz w:val="16"/>
+                <w:sz w:val="18"/>
               </w:rPr>
               <w:t>195</w:t>
             </w:r>
@@ -9311,7 +9351,7 @@
           <w:p>
             <w:r>
               <w:rPr>
-                <w:sz w:val="16"/>
+                <w:sz w:val="18"/>
               </w:rPr>
               <w:t>server/lib/passwordStore.js</w:t>
             </w:r>
@@ -9324,7 +9364,7 @@
           <w:p>
             <w:r>
               <w:rPr>
-                <w:sz w:val="16"/>
+                <w:sz w:val="18"/>
               </w:rPr>
               <w:t>비밀번호 해시</w:t>
             </w:r>
@@ -9339,7 +9379,7 @@
           <w:p>
             <w:r>
               <w:rPr>
-                <w:sz w:val="16"/>
+                <w:sz w:val="18"/>
               </w:rPr>
               <w:t>196</w:t>
             </w:r>
@@ -9352,7 +9392,7 @@
           <w:p>
             <w:r>
               <w:rPr>
-                <w:sz w:val="16"/>
+                <w:sz w:val="18"/>
               </w:rPr>
               <w:t>server/lib/productAccess.js</w:t>
             </w:r>
@@ -9365,7 +9405,7 @@
           <w:p>
             <w:r>
               <w:rPr>
-                <w:sz w:val="16"/>
+                <w:sz w:val="18"/>
               </w:rPr>
               <w:t>상품 접근 권한</w:t>
             </w:r>
@@ -9380,7 +9420,7 @@
           <w:p>
             <w:r>
               <w:rPr>
-                <w:sz w:val="16"/>
+                <w:sz w:val="18"/>
               </w:rPr>
               <w:t>197</w:t>
             </w:r>
@@ -9393,7 +9433,7 @@
           <w:p>
             <w:r>
               <w:rPr>
-                <w:sz w:val="16"/>
+                <w:sz w:val="18"/>
               </w:rPr>
               <w:t>server/lib/productDept.js</w:t>
             </w:r>
@@ -9406,7 +9446,7 @@
           <w:p>
             <w:r>
               <w:rPr>
-                <w:sz w:val="16"/>
+                <w:sz w:val="18"/>
               </w:rPr>
               <w:t>상품 사업부문</w:t>
             </w:r>
@@ -9421,7 +9461,7 @@
           <w:p>
             <w:r>
               <w:rPr>
-                <w:sz w:val="16"/>
+                <w:sz w:val="18"/>
               </w:rPr>
               <w:t>198</w:t>
             </w:r>
@@ -9434,7 +9474,7 @@
           <w:p>
             <w:r>
               <w:rPr>
-                <w:sz w:val="16"/>
+                <w:sz w:val="18"/>
               </w:rPr>
               <w:t>server/lib/productFields.js</w:t>
             </w:r>
@@ -9447,7 +9487,7 @@
           <w:p>
             <w:r>
               <w:rPr>
-                <w:sz w:val="16"/>
+                <w:sz w:val="18"/>
               </w:rPr>
               <w:t>상품 스키마 필드</w:t>
             </w:r>
@@ -9462,7 +9502,7 @@
           <w:p>
             <w:r>
               <w:rPr>
-                <w:sz w:val="16"/>
+                <w:sz w:val="18"/>
               </w:rPr>
               <w:t>199</w:t>
             </w:r>
@@ -9475,7 +9515,7 @@
           <w:p>
             <w:r>
               <w:rPr>
-                <w:sz w:val="16"/>
+                <w:sz w:val="18"/>
               </w:rPr>
               <w:t>server/lib/productInfo.js</w:t>
             </w:r>
@@ -9488,7 +9528,7 @@
           <w:p>
             <w:r>
               <w:rPr>
-                <w:sz w:val="16"/>
+                <w:sz w:val="18"/>
               </w:rPr>
               <w:t>상품정보(식품표시) CRUD</w:t>
             </w:r>
@@ -9503,7 +9543,7 @@
           <w:p>
             <w:r>
               <w:rPr>
-                <w:sz w:val="16"/>
+                <w:sz w:val="18"/>
               </w:rPr>
               <w:t>200</w:t>
             </w:r>
@@ -9516,7 +9556,7 @@
           <w:p>
             <w:r>
               <w:rPr>
-                <w:sz w:val="16"/>
+                <w:sz w:val="18"/>
               </w:rPr>
               <w:t>server/lib/regenerateDocs.js</w:t>
             </w:r>
@@ -9529,7 +9569,7 @@
           <w:p>
             <w:r>
               <w:rPr>
-                <w:sz w:val="16"/>
+                <w:sz w:val="18"/>
               </w:rPr>
               <w:t>문서 재생성 트리거</w:t>
             </w:r>
@@ -9544,7 +9584,7 @@
           <w:p>
             <w:r>
               <w:rPr>
-                <w:sz w:val="16"/>
+                <w:sz w:val="18"/>
               </w:rPr>
               <w:t>201</w:t>
             </w:r>
@@ -9557,7 +9597,7 @@
           <w:p>
             <w:r>
               <w:rPr>
-                <w:sz w:val="16"/>
+                <w:sz w:val="18"/>
               </w:rPr>
               <w:t>server/lib/sessionControl.js</w:t>
             </w:r>
@@ -9570,7 +9610,7 @@
           <w:p>
             <w:r>
               <w:rPr>
-                <w:sz w:val="16"/>
+                <w:sz w:val="18"/>
               </w:rPr>
               <w:t>세션·동시 로그인 제어</w:t>
             </w:r>
@@ -9585,7 +9625,7 @@
           <w:p>
             <w:r>
               <w:rPr>
-                <w:sz w:val="16"/>
+                <w:sz w:val="18"/>
               </w:rPr>
               <w:t>202</w:t>
             </w:r>
@@ -9598,7 +9638,7 @@
           <w:p>
             <w:r>
               <w:rPr>
-                <w:sz w:val="16"/>
+                <w:sz w:val="18"/>
               </w:rPr>
               <w:t>server/lib/solapiLog.js</w:t>
             </w:r>
@@ -9611,7 +9651,7 @@
           <w:p>
             <w:r>
               <w:rPr>
-                <w:sz w:val="16"/>
+                <w:sz w:val="18"/>
               </w:rPr>
               <w:t>SMS 발송 로그</w:t>
             </w:r>
@@ -9626,7 +9666,7 @@
           <w:p>
             <w:r>
               <w:rPr>
-                <w:sz w:val="16"/>
+                <w:sz w:val="18"/>
               </w:rPr>
               <w:t>203</w:t>
             </w:r>
@@ -9639,7 +9679,7 @@
           <w:p>
             <w:r>
               <w:rPr>
-                <w:sz w:val="16"/>
+                <w:sz w:val="18"/>
               </w:rPr>
               <w:t>server/lib/solapiSms.js</w:t>
             </w:r>
@@ -9652,7 +9692,7 @@
           <w:p>
             <w:r>
               <w:rPr>
-                <w:sz w:val="16"/>
+                <w:sz w:val="18"/>
               </w:rPr>
               <w:t>SOLAPI SMS 발송</w:t>
             </w:r>
@@ -9667,7 +9707,7 @@
           <w:p>
             <w:r>
               <w:rPr>
-                <w:sz w:val="16"/>
+                <w:sz w:val="18"/>
               </w:rPr>
               <w:t>204</w:t>
             </w:r>
@@ -9680,7 +9720,7 @@
           <w:p>
             <w:r>
               <w:rPr>
-                <w:sz w:val="16"/>
+                <w:sz w:val="18"/>
               </w:rPr>
               <w:t>server/lib/staff.js</w:t>
             </w:r>
@@ -9693,7 +9733,7 @@
           <w:p>
             <w:r>
               <w:rPr>
-                <w:sz w:val="16"/>
+                <w:sz w:val="18"/>
               </w:rPr>
               <w:t>직원 계정·시드</w:t>
             </w:r>
@@ -9708,7 +9748,7 @@
           <w:p>
             <w:r>
               <w:rPr>
-                <w:sz w:val="16"/>
+                <w:sz w:val="18"/>
               </w:rPr>
               <w:t>205</w:t>
             </w:r>
@@ -9721,7 +9761,7 @@
           <w:p>
             <w:r>
               <w:rPr>
-                <w:sz w:val="16"/>
+                <w:sz w:val="18"/>
               </w:rPr>
               <w:t>server/lib/staffFields.js</w:t>
             </w:r>
@@ -9734,7 +9774,7 @@
           <w:p>
             <w:r>
               <w:rPr>
-                <w:sz w:val="16"/>
+                <w:sz w:val="18"/>
               </w:rPr>
               <w:t>직원 스키마 필드</w:t>
             </w:r>
@@ -9749,7 +9789,7 @@
           <w:p>
             <w:r>
               <w:rPr>
-                <w:sz w:val="16"/>
+                <w:sz w:val="18"/>
               </w:rPr>
               <w:t>206</w:t>
             </w:r>
@@ -9762,7 +9802,7 @@
           <w:p>
             <w:r>
               <w:rPr>
-                <w:sz w:val="16"/>
+                <w:sz w:val="18"/>
               </w:rPr>
               <w:t>server/lib/staffLoginId.js</w:t>
             </w:r>
@@ -9775,7 +9815,7 @@
           <w:p>
             <w:r>
               <w:rPr>
-                <w:sz w:val="16"/>
+                <w:sz w:val="18"/>
               </w:rPr>
               <w:t>직원 로그인 ID</w:t>
             </w:r>
@@ -9790,7 +9830,7 @@
           <w:p>
             <w:r>
               <w:rPr>
-                <w:sz w:val="16"/>
+                <w:sz w:val="18"/>
               </w:rPr>
               <w:t>207</w:t>
             </w:r>
@@ -9803,7 +9843,7 @@
           <w:p>
             <w:r>
               <w:rPr>
-                <w:sz w:val="16"/>
+                <w:sz w:val="18"/>
               </w:rPr>
               <w:t>server/lib/staffLoginIdMigration.js</w:t>
             </w:r>
@@ -9816,7 +9856,7 @@
           <w:p>
             <w:r>
               <w:rPr>
-                <w:sz w:val="16"/>
+                <w:sz w:val="18"/>
               </w:rPr>
               <w:t>로그인 ID 마이그레이션</w:t>
             </w:r>
@@ -9831,7 +9871,7 @@
           <w:p>
             <w:r>
               <w:rPr>
-                <w:sz w:val="16"/>
+                <w:sz w:val="18"/>
               </w:rPr>
               <w:t>208</w:t>
             </w:r>
@@ -9844,7 +9884,7 @@
           <w:p>
             <w:r>
               <w:rPr>
-                <w:sz w:val="16"/>
+                <w:sz w:val="18"/>
               </w:rPr>
               <w:t>server/lib/staffOrderEnabled.js</w:t>
             </w:r>
@@ -9857,7 +9897,7 @@
           <w:p>
             <w:r>
               <w:rPr>
-                <w:sz w:val="16"/>
+                <w:sz w:val="18"/>
               </w:rPr>
               <w:t>관리자 주문 권한 플래그</w:t>
             </w:r>
@@ -9872,7 +9912,7 @@
           <w:p>
             <w:r>
               <w:rPr>
-                <w:sz w:val="16"/>
+                <w:sz w:val="18"/>
               </w:rPr>
               <w:t>209</w:t>
             </w:r>
@@ -9885,7 +9925,7 @@
           <w:p>
             <w:r>
               <w:rPr>
-                <w:sz w:val="16"/>
+                <w:sz w:val="18"/>
               </w:rPr>
               <w:t>server/lib/staffRegisteredBy.js</w:t>
             </w:r>
@@ -9898,7 +9938,7 @@
           <w:p>
             <w:r>
               <w:rPr>
-                <w:sz w:val="16"/>
+                <w:sz w:val="18"/>
               </w:rPr>
               <w:t>직원 등록자 추적</w:t>
             </w:r>
@@ -9913,7 +9953,7 @@
           <w:p>
             <w:r>
               <w:rPr>
-                <w:sz w:val="16"/>
+                <w:sz w:val="18"/>
               </w:rPr>
               <w:t>210</w:t>
             </w:r>
@@ -9926,7 +9966,7 @@
           <w:p>
             <w:r>
               <w:rPr>
-                <w:sz w:val="16"/>
+                <w:sz w:val="18"/>
               </w:rPr>
               <w:t>server/lib/staffSealImage.js</w:t>
             </w:r>
@@ -9939,7 +9979,7 @@
           <w:p>
             <w:r>
               <w:rPr>
-                <w:sz w:val="16"/>
+                <w:sz w:val="18"/>
               </w:rPr>
               <w:t>직원 인감 이미지</w:t>
             </w:r>
@@ -9954,7 +9994,7 @@
           <w:p>
             <w:r>
               <w:rPr>
-                <w:sz w:val="16"/>
+                <w:sz w:val="18"/>
               </w:rPr>
               <w:t>211</w:t>
             </w:r>
@@ -9967,7 +10007,7 @@
           <w:p>
             <w:r>
               <w:rPr>
-                <w:sz w:val="16"/>
+                <w:sz w:val="18"/>
               </w:rPr>
               <w:t>server/lib/supportAuthor.js</w:t>
             </w:r>
@@ -9980,7 +10020,7 @@
           <w:p>
             <w:r>
               <w:rPr>
-                <w:sz w:val="16"/>
+                <w:sz w:val="18"/>
               </w:rPr>
               <w:t>고객지원 작성자 정보</w:t>
             </w:r>
@@ -9995,7 +10035,7 @@
           <w:p>
             <w:r>
               <w:rPr>
-                <w:sz w:val="16"/>
+                <w:sz w:val="18"/>
               </w:rPr>
               <w:t>212</w:t>
             </w:r>
@@ -10008,7 +10048,7 @@
           <w:p>
             <w:r>
               <w:rPr>
-                <w:sz w:val="16"/>
+                <w:sz w:val="18"/>
               </w:rPr>
               <w:t>server/lib/supportBoardFields.js</w:t>
             </w:r>
@@ -10021,7 +10061,7 @@
           <w:p>
             <w:r>
               <w:rPr>
-                <w:sz w:val="16"/>
+                <w:sz w:val="18"/>
               </w:rPr>
               <w:t>게시판 스키마 필드</w:t>
             </w:r>
@@ -10036,7 +10076,7 @@
           <w:p>
             <w:r>
               <w:rPr>
-                <w:sz w:val="16"/>
+                <w:sz w:val="18"/>
               </w:rPr>
               <w:t>213</w:t>
             </w:r>
@@ -10049,7 +10089,7 @@
           <w:p>
             <w:r>
               <w:rPr>
-                <w:sz w:val="16"/>
+                <w:sz w:val="18"/>
               </w:rPr>
               <w:t>server/lib/supportInquiryFields.js</w:t>
             </w:r>
@@ -10062,7 +10102,7 @@
           <w:p>
             <w:r>
               <w:rPr>
-                <w:sz w:val="16"/>
+                <w:sz w:val="18"/>
               </w:rPr>
               <w:t>문의 스키마 필드</w:t>
             </w:r>
@@ -10077,7 +10117,7 @@
           <w:p>
             <w:r>
               <w:rPr>
-                <w:sz w:val="16"/>
+                <w:sz w:val="18"/>
               </w:rPr>
               <w:t>214</w:t>
             </w:r>
@@ -10090,7 +10130,7 @@
           <w:p>
             <w:r>
               <w:rPr>
-                <w:sz w:val="16"/>
+                <w:sz w:val="18"/>
               </w:rPr>
               <w:t>server/lib/supportNewsCommentFields.js</w:t>
             </w:r>
@@ -10103,7 +10143,7 @@
           <w:p>
             <w:r>
               <w:rPr>
-                <w:sz w:val="16"/>
+                <w:sz w:val="18"/>
               </w:rPr>
               <w:t>소식 댓글 필드</w:t>
             </w:r>
@@ -10118,7 +10158,7 @@
           <w:p>
             <w:r>
               <w:rPr>
-                <w:sz w:val="16"/>
+                <w:sz w:val="18"/>
               </w:rPr>
               <w:t>215</w:t>
             </w:r>
@@ -10131,7 +10171,7 @@
           <w:p>
             <w:r>
               <w:rPr>
-                <w:sz w:val="16"/>
+                <w:sz w:val="18"/>
               </w:rPr>
               <w:t>server/lib/supportNewsFields.js</w:t>
             </w:r>
@@ -10144,7 +10184,7 @@
           <w:p>
             <w:r>
               <w:rPr>
-                <w:sz w:val="16"/>
+                <w:sz w:val="18"/>
               </w:rPr>
               <w:t>소식 스키마 필드</w:t>
             </w:r>
@@ -10159,7 +10199,7 @@
           <w:p>
             <w:r>
               <w:rPr>
-                <w:sz w:val="16"/>
+                <w:sz w:val="18"/>
               </w:rPr>
               <w:t>216</w:t>
             </w:r>
@@ -10172,7 +10212,7 @@
           <w:p>
             <w:r>
               <w:rPr>
-                <w:sz w:val="16"/>
+                <w:sz w:val="18"/>
               </w:rPr>
               <w:t>server/lib/transactionIssuer.js</w:t>
             </w:r>
@@ -10185,7 +10225,7 @@
           <w:p>
             <w:r>
               <w:rPr>
-                <w:sz w:val="16"/>
+                <w:sz w:val="18"/>
               </w:rPr>
               <w:t>거래명세 공급자 정보</w:t>
             </w:r>
@@ -10200,7 +10240,7 @@
           <w:p>
             <w:r>
               <w:rPr>
-                <w:sz w:val="16"/>
+                <w:sz w:val="18"/>
               </w:rPr>
               <w:t>217</w:t>
             </w:r>
@@ -10213,7 +10253,7 @@
           <w:p>
             <w:r>
               <w:rPr>
-                <w:sz w:val="16"/>
+                <w:sz w:val="18"/>
               </w:rPr>
               <w:t>server/lib/transactionManual.js</w:t>
             </w:r>
@@ -10226,7 +10266,7 @@
           <w:p>
             <w:r>
               <w:rPr>
-                <w:sz w:val="16"/>
+                <w:sz w:val="18"/>
               </w:rPr>
               <w:t>수기 거래명세 DB·검증</w:t>
             </w:r>
@@ -10241,7 +10281,7 @@
           <w:p>
             <w:r>
               <w:rPr>
-                <w:sz w:val="16"/>
+                <w:sz w:val="18"/>
               </w:rPr>
               <w:t>218</w:t>
             </w:r>
@@ -10254,7 +10294,7 @@
           <w:p>
             <w:r>
               <w:rPr>
-                <w:sz w:val="16"/>
+                <w:sz w:val="18"/>
               </w:rPr>
               <w:t>server/lib/transactionPdf.js</w:t>
             </w:r>
@@ -10267,7 +10307,7 @@
           <w:p>
             <w:r>
               <w:rPr>
-                <w:sz w:val="16"/>
+                <w:sz w:val="18"/>
               </w:rPr>
               <w:t>거래명세서 PDF</w:t>
             </w:r>
@@ -10282,7 +10322,7 @@
           <w:p>
             <w:r>
               <w:rPr>
-                <w:sz w:val="16"/>
+                <w:sz w:val="18"/>
               </w:rPr>
               <w:t>219</w:t>
             </w:r>
@@ -10295,7 +10335,7 @@
           <w:p>
             <w:r>
               <w:rPr>
-                <w:sz w:val="16"/>
+                <w:sz w:val="18"/>
               </w:rPr>
               <w:t>server/lib/transactionPdfDouzone.js</w:t>
             </w:r>
@@ -10308,7 +10348,7 @@
           <w:p>
             <w:r>
               <w:rPr>
-                <w:sz w:val="16"/>
+                <w:sz w:val="18"/>
               </w:rPr>
               <w:t>더존 거래명세 PDF 레이아웃</w:t>
             </w:r>
@@ -10323,7 +10363,7 @@
           <w:p>
             <w:r>
               <w:rPr>
-                <w:sz w:val="16"/>
+                <w:sz w:val="18"/>
               </w:rPr>
               <w:t>220</w:t>
             </w:r>
@@ -10336,7 +10376,7 @@
           <w:p>
             <w:r>
               <w:rPr>
-                <w:sz w:val="16"/>
+                <w:sz w:val="18"/>
               </w:rPr>
               <w:t>server/lib/vendorAccess.js</w:t>
             </w:r>
@@ -10349,7 +10389,7 @@
           <w:p>
             <w:r>
               <w:rPr>
-                <w:sz w:val="16"/>
+                <w:sz w:val="18"/>
               </w:rPr>
               <w:t>업체 접근 권한</w:t>
             </w:r>
@@ -10364,7 +10404,7 @@
           <w:p>
             <w:r>
               <w:rPr>
-                <w:sz w:val="16"/>
+                <w:sz w:val="18"/>
               </w:rPr>
               <w:t>221</w:t>
             </w:r>
@@ -10377,7 +10417,7 @@
           <w:p>
             <w:r>
               <w:rPr>
-                <w:sz w:val="16"/>
+                <w:sz w:val="18"/>
               </w:rPr>
               <w:t>server/lib/vendorCollections.js</w:t>
             </w:r>
@@ -10390,7 +10430,7 @@
           <w:p>
             <w:r>
               <w:rPr>
-                <w:sz w:val="16"/>
+                <w:sz w:val="18"/>
               </w:rPr>
               <w:t>업체 컬렉션 헬퍼</w:t>
             </w:r>
@@ -10405,7 +10445,7 @@
           <w:p>
             <w:r>
               <w:rPr>
-                <w:sz w:val="16"/>
+                <w:sz w:val="18"/>
               </w:rPr>
               <w:t>222</w:t>
             </w:r>
@@ -10418,7 +10458,7 @@
           <w:p>
             <w:r>
               <w:rPr>
-                <w:sz w:val="16"/>
+                <w:sz w:val="18"/>
               </w:rPr>
               <w:t>server/lib/vendorExternalLookup.js</w:t>
             </w:r>
@@ -10431,7 +10471,7 @@
           <w:p>
             <w:r>
               <w:rPr>
-                <w:sz w:val="16"/>
+                <w:sz w:val="18"/>
               </w:rPr>
               <w:t>외부 업체 조회</w:t>
             </w:r>
@@ -10446,7 +10486,7 @@
           <w:p>
             <w:r>
               <w:rPr>
-                <w:sz w:val="16"/>
+                <w:sz w:val="18"/>
               </w:rPr>
               <w:t>223</w:t>
             </w:r>
@@ -10459,7 +10499,7 @@
           <w:p>
             <w:r>
               <w:rPr>
-                <w:sz w:val="16"/>
+                <w:sz w:val="18"/>
               </w:rPr>
               <w:t>server/lib/vendorFields.js</w:t>
             </w:r>
@@ -10472,7 +10512,7 @@
           <w:p>
             <w:r>
               <w:rPr>
-                <w:sz w:val="16"/>
+                <w:sz w:val="18"/>
               </w:rPr>
               <w:t>업체 스키마 필드</w:t>
             </w:r>
@@ -10487,7 +10527,7 @@
           <w:p>
             <w:r>
               <w:rPr>
-                <w:sz w:val="16"/>
+                <w:sz w:val="18"/>
               </w:rPr>
               <w:t>224</w:t>
             </w:r>
@@ -10500,7 +10540,7 @@
           <w:p>
             <w:r>
               <w:rPr>
-                <w:sz w:val="16"/>
+                <w:sz w:val="18"/>
               </w:rPr>
               <w:t>server/lib/vendorNew.js</w:t>
             </w:r>
@@ -10513,7 +10553,7 @@
           <w:p>
             <w:r>
               <w:rPr>
-                <w:sz w:val="16"/>
+                <w:sz w:val="18"/>
               </w:rPr>
               <w:t>신규 업체 등록 로직</w:t>
             </w:r>
@@ -10528,7 +10568,7 @@
           <w:p>
             <w:r>
               <w:rPr>
-                <w:sz w:val="16"/>
+                <w:sz w:val="18"/>
               </w:rPr>
               <w:t>225</w:t>
             </w:r>
@@ -10541,7 +10581,7 @@
           <w:p>
             <w:r>
               <w:rPr>
-                <w:sz w:val="16"/>
+                <w:sz w:val="18"/>
               </w:rPr>
               <w:t>server/lib/vendorPricing.js</w:t>
             </w:r>
@@ -10554,7 +10594,7 @@
           <w:p>
             <w:r>
               <w:rPr>
-                <w:sz w:val="16"/>
+                <w:sz w:val="18"/>
               </w:rPr>
               <w:t>업체 등급별 단가</w:t>
             </w:r>
@@ -10569,7 +10609,7 @@
           <w:p>
             <w:r>
               <w:rPr>
-                <w:sz w:val="16"/>
+                <w:sz w:val="18"/>
               </w:rPr>
               <w:t>226</w:t>
             </w:r>
@@ -10582,7 +10622,7 @@
           <w:p>
             <w:r>
               <w:rPr>
-                <w:sz w:val="16"/>
+                <w:sz w:val="18"/>
               </w:rPr>
               <w:t>server/lib/vendorProspectImport.js</w:t>
             </w:r>
@@ -10595,7 +10635,7 @@
           <w:p>
             <w:r>
               <w:rPr>
-                <w:sz w:val="16"/>
+                <w:sz w:val="18"/>
               </w:rPr>
               <w:t>예비업체 엑셀 가져오기</w:t>
             </w:r>
@@ -10610,7 +10650,7 @@
           <w:p>
             <w:r>
               <w:rPr>
-                <w:sz w:val="16"/>
+                <w:sz w:val="18"/>
               </w:rPr>
               <w:t>227</w:t>
             </w:r>
@@ -10623,7 +10663,7 @@
           <w:p>
             <w:r>
               <w:rPr>
-                <w:sz w:val="16"/>
+                <w:sz w:val="18"/>
               </w:rPr>
               <w:t>server/lib/vendorProspects.js</w:t>
             </w:r>
@@ -10636,7 +10676,7 @@
           <w:p>
             <w:r>
               <w:rPr>
-                <w:sz w:val="16"/>
+                <w:sz w:val="18"/>
               </w:rPr>
               <w:t>예비업체 도메인 로직</w:t>
             </w:r>
@@ -10672,7 +10712,7 @@
           <w:p>
             <w:r>
               <w:rPr>
-                <w:sz w:val="16"/>
+                <w:sz w:val="18"/>
               </w:rPr>
               <w:t>순번</w:t>
             </w:r>
@@ -10685,7 +10725,7 @@
           <w:p>
             <w:r>
               <w:rPr>
-                <w:sz w:val="16"/>
+                <w:sz w:val="18"/>
               </w:rPr>
               <w:t>파일명</w:t>
             </w:r>
@@ -10698,7 +10738,7 @@
           <w:p>
             <w:r>
               <w:rPr>
-                <w:sz w:val="16"/>
+                <w:sz w:val="18"/>
               </w:rPr>
               <w:t>용도</w:t>
             </w:r>
@@ -10713,7 +10753,7 @@
           <w:p>
             <w:r>
               <w:rPr>
-                <w:sz w:val="16"/>
+                <w:sz w:val="18"/>
               </w:rPr>
               <w:t>228</w:t>
             </w:r>
@@ -10726,7 +10766,7 @@
           <w:p>
             <w:r>
               <w:rPr>
-                <w:sz w:val="16"/>
+                <w:sz w:val="18"/>
               </w:rPr>
               <w:t>server/middleware/auth.js</w:t>
             </w:r>
@@ -10739,7 +10779,7 @@
           <w:p>
             <w:r>
               <w:rPr>
-                <w:sz w:val="16"/>
+                <w:sz w:val="18"/>
               </w:rPr>
               <w:t>JWT 인증·requireRole</w:t>
             </w:r>
@@ -10754,7 +10794,7 @@
           <w:p>
             <w:r>
               <w:rPr>
-                <w:sz w:val="16"/>
+                <w:sz w:val="18"/>
               </w:rPr>
               <w:t>229</w:t>
             </w:r>
@@ -10767,7 +10807,7 @@
           <w:p>
             <w:r>
               <w:rPr>
-                <w:sz w:val="16"/>
+                <w:sz w:val="18"/>
               </w:rPr>
               <w:t>server/middleware/supervisor.js</w:t>
             </w:r>
@@ -10780,7 +10820,7 @@
           <w:p>
             <w:r>
               <w:rPr>
-                <w:sz w:val="16"/>
+                <w:sz w:val="18"/>
               </w:rPr>
               <w:t>슈퍼바이저 전용 가드</w:t>
             </w:r>
@@ -10816,7 +10856,7 @@
           <w:p>
             <w:r>
               <w:rPr>
-                <w:sz w:val="16"/>
+                <w:sz w:val="18"/>
               </w:rPr>
               <w:t>순번</w:t>
             </w:r>
@@ -10829,7 +10869,7 @@
           <w:p>
             <w:r>
               <w:rPr>
-                <w:sz w:val="16"/>
+                <w:sz w:val="18"/>
               </w:rPr>
               <w:t>파일명</w:t>
             </w:r>
@@ -10842,7 +10882,7 @@
           <w:p>
             <w:r>
               <w:rPr>
-                <w:sz w:val="16"/>
+                <w:sz w:val="18"/>
               </w:rPr>
               <w:t>용도</w:t>
             </w:r>
@@ -10857,7 +10897,7 @@
           <w:p>
             <w:r>
               <w:rPr>
-                <w:sz w:val="16"/>
+                <w:sz w:val="18"/>
               </w:rPr>
               <w:t>230</w:t>
             </w:r>
@@ -10870,7 +10910,7 @@
           <w:p>
             <w:r>
               <w:rPr>
-                <w:sz w:val="16"/>
+                <w:sz w:val="18"/>
               </w:rPr>
               <w:t>server/scripts/copy-static.js</w:t>
             </w:r>
@@ -10883,7 +10923,7 @@
           <w:p>
             <w:r>
               <w:rPr>
-                <w:sz w:val="16"/>
+                <w:sz w:val="18"/>
               </w:rPr>
               <w:t>루트 정적파일→server/public 복사</w:t>
             </w:r>
@@ -10898,7 +10938,7 @@
           <w:p>
             <w:r>
               <w:rPr>
-                <w:sz w:val="16"/>
+                <w:sz w:val="18"/>
               </w:rPr>
               <w:t>231</w:t>
             </w:r>
@@ -10911,7 +10951,7 @@
           <w:p>
             <w:r>
               <w:rPr>
-                <w:sz w:val="16"/>
+                <w:sz w:val="18"/>
               </w:rPr>
               <w:t>server/scripts/ensure-pdf-font.js</w:t>
             </w:r>
@@ -10924,7 +10964,7 @@
           <w:p>
             <w:r>
               <w:rPr>
-                <w:sz w:val="16"/>
+                <w:sz w:val="18"/>
               </w:rPr>
               <w:t>PDF 한글 폰트 준비</w:t>
             </w:r>
@@ -10939,7 +10979,7 @@
           <w:p>
             <w:r>
               <w:rPr>
-                <w:sz w:val="16"/>
+                <w:sz w:val="18"/>
               </w:rPr>
               <w:t>232</w:t>
             </w:r>
@@ -10952,7 +10992,7 @@
           <w:p>
             <w:r>
               <w:rPr>
-                <w:sz w:val="16"/>
+                <w:sz w:val="18"/>
               </w:rPr>
               <w:t>server/scripts/ensure-vendor-new.js</w:t>
             </w:r>
@@ -10965,7 +11005,7 @@
           <w:p>
             <w:r>
               <w:rPr>
-                <w:sz w:val="16"/>
+                <w:sz w:val="18"/>
               </w:rPr>
               <w:t>신규업체 컬렉션 초기화</w:t>
             </w:r>
@@ -10980,7 +11020,7 @@
           <w:p>
             <w:r>
               <w:rPr>
-                <w:sz w:val="16"/>
+                <w:sz w:val="18"/>
               </w:rPr>
               <w:t>233</w:t>
             </w:r>
@@ -10993,7 +11033,7 @@
           <w:p>
             <w:r>
               <w:rPr>
-                <w:sz w:val="16"/>
+                <w:sz w:val="18"/>
               </w:rPr>
               <w:t>server/scripts/ensure-vendor-prospects.js</w:t>
             </w:r>
@@ -11006,7 +11046,7 @@
           <w:p>
             <w:r>
               <w:rPr>
-                <w:sz w:val="16"/>
+                <w:sz w:val="18"/>
               </w:rPr>
               <w:t>예비업체 컬렉션 초기화</w:t>
             </w:r>
@@ -11021,7 +11061,7 @@
           <w:p>
             <w:r>
               <w:rPr>
-                <w:sz w:val="16"/>
+                <w:sz w:val="18"/>
               </w:rPr>
               <w:t>234</w:t>
             </w:r>
@@ -11034,7 +11074,7 @@
           <w:p>
             <w:r>
               <w:rPr>
-                <w:sz w:val="16"/>
+                <w:sz w:val="18"/>
               </w:rPr>
               <w:t>server/scripts/test-mongo.js</w:t>
             </w:r>
@@ -11047,7 +11087,7 @@
           <w:p>
             <w:r>
               <w:rPr>
-                <w:sz w:val="16"/>
+                <w:sz w:val="18"/>
               </w:rPr>
               <w:t>MongoDB 연결 테스트</w:t>
             </w:r>
@@ -11083,7 +11123,7 @@
           <w:p>
             <w:r>
               <w:rPr>
-                <w:sz w:val="16"/>
+                <w:sz w:val="18"/>
               </w:rPr>
               <w:t>순번</w:t>
             </w:r>
@@ -11096,7 +11136,7 @@
           <w:p>
             <w:r>
               <w:rPr>
-                <w:sz w:val="16"/>
+                <w:sz w:val="18"/>
               </w:rPr>
               <w:t>파일명</w:t>
             </w:r>
@@ -11109,7 +11149,7 @@
           <w:p>
             <w:r>
               <w:rPr>
-                <w:sz w:val="16"/>
+                <w:sz w:val="18"/>
               </w:rPr>
               <w:t>용도</w:t>
             </w:r>
@@ -11124,7 +11164,7 @@
           <w:p>
             <w:r>
               <w:rPr>
-                <w:sz w:val="16"/>
+                <w:sz w:val="18"/>
               </w:rPr>
               <w:t>235</w:t>
             </w:r>
@@ -11137,7 +11177,7 @@
           <w:p>
             <w:r>
               <w:rPr>
-                <w:sz w:val="16"/>
+                <w:sz w:val="18"/>
               </w:rPr>
               <w:t>server/assets/ak-seal.png</w:t>
             </w:r>
@@ -11150,7 +11190,7 @@
           <w:p>
             <w:r>
               <w:rPr>
-                <w:sz w:val="16"/>
+                <w:sz w:val="18"/>
               </w:rPr>
               <w:t>AK 인감(서버 PDF용)</w:t>
             </w:r>
@@ -11165,7 +11205,7 @@
           <w:p>
             <w:r>
               <w:rPr>
-                <w:sz w:val="16"/>
+                <w:sz w:val="18"/>
               </w:rPr>
               <w:t>236</w:t>
             </w:r>
@@ -11178,7 +11218,7 @@
           <w:p>
             <w:r>
               <w:rPr>
-                <w:sz w:val="16"/>
+                <w:sz w:val="18"/>
               </w:rPr>
               <w:t>server/assets/douzone-seal.png</w:t>
             </w:r>
@@ -11191,7 +11231,7 @@
           <w:p>
             <w:r>
               <w:rPr>
-                <w:sz w:val="16"/>
+                <w:sz w:val="18"/>
               </w:rPr>
               <w:t>더존 인감(서버 PDF용)</w:t>
             </w:r>
@@ -11206,7 +11246,7 @@
           <w:p>
             <w:r>
               <w:rPr>
-                <w:sz w:val="16"/>
+                <w:sz w:val="18"/>
               </w:rPr>
               <w:t>237</w:t>
             </w:r>
@@ -11219,7 +11259,7 @@
           <w:p>
             <w:r>
               <w:rPr>
-                <w:sz w:val="16"/>
+                <w:sz w:val="18"/>
               </w:rPr>
               <w:t>server/fonts/NotoSansKR-Regular.ttf</w:t>
             </w:r>
@@ -11232,7 +11272,7 @@
           <w:p>
             <w:r>
               <w:rPr>
-                <w:sz w:val="16"/>
+                <w:sz w:val="18"/>
               </w:rPr>
               <w:t>서버 프로그램</w:t>
             </w:r>
@@ -11247,7 +11287,7 @@
           <w:p>
             <w:r>
               <w:rPr>
-                <w:sz w:val="16"/>
+                <w:sz w:val="18"/>
               </w:rPr>
               <w:t>238</w:t>
             </w:r>
@@ -11260,7 +11300,7 @@
           <w:p>
             <w:r>
               <w:rPr>
-                <w:sz w:val="16"/>
+                <w:sz w:val="18"/>
               </w:rPr>
               <w:t>server/fonts/README.md</w:t>
             </w:r>
@@ -11273,7 +11313,7 @@
           <w:p>
             <w:r>
               <w:rPr>
-                <w:sz w:val="16"/>
+                <w:sz w:val="18"/>
               </w:rPr>
               <w:t>PDF 한글 폰트 설치 안내</w:t>
             </w:r>
@@ -11309,7 +11349,7 @@
           <w:p>
             <w:r>
               <w:rPr>
-                <w:sz w:val="16"/>
+                <w:sz w:val="18"/>
               </w:rPr>
               <w:t>순번</w:t>
             </w:r>
@@ -11322,7 +11362,7 @@
           <w:p>
             <w:r>
               <w:rPr>
-                <w:sz w:val="16"/>
+                <w:sz w:val="18"/>
               </w:rPr>
               <w:t>파일명</w:t>
             </w:r>
@@ -11335,7 +11375,7 @@
           <w:p>
             <w:r>
               <w:rPr>
-                <w:sz w:val="16"/>
+                <w:sz w:val="18"/>
               </w:rPr>
               <w:t>용도</w:t>
             </w:r>
@@ -11350,7 +11390,7 @@
           <w:p>
             <w:r>
               <w:rPr>
-                <w:sz w:val="16"/>
+                <w:sz w:val="18"/>
               </w:rPr>
               <w:t>239</w:t>
             </w:r>
@@ -11363,7 +11403,7 @@
           <w:p>
             <w:r>
               <w:rPr>
-                <w:sz w:val="16"/>
+                <w:sz w:val="18"/>
               </w:rPr>
               <w:t>img/company-intro/aek/1.PNG</w:t>
             </w:r>
@@ -11376,7 +11416,7 @@
           <w:p>
             <w:r>
               <w:rPr>
-                <w:sz w:val="16"/>
+                <w:sz w:val="18"/>
               </w:rPr>
               <w:t>회사소개 슬라이드 이미지</w:t>
             </w:r>
@@ -11391,7 +11431,7 @@
           <w:p>
             <w:r>
               <w:rPr>
-                <w:sz w:val="16"/>
+                <w:sz w:val="18"/>
               </w:rPr>
               <w:t>240</w:t>
             </w:r>
@@ -11404,7 +11444,7 @@
           <w:p>
             <w:r>
               <w:rPr>
-                <w:sz w:val="16"/>
+                <w:sz w:val="18"/>
               </w:rPr>
               <w:t>img/company-intro/aek/10.PNG</w:t>
             </w:r>
@@ -11417,7 +11457,7 @@
           <w:p>
             <w:r>
               <w:rPr>
-                <w:sz w:val="16"/>
+                <w:sz w:val="18"/>
               </w:rPr>
               <w:t>회사소개 슬라이드 이미지</w:t>
             </w:r>
@@ -11432,7 +11472,7 @@
           <w:p>
             <w:r>
               <w:rPr>
-                <w:sz w:val="16"/>
+                <w:sz w:val="18"/>
               </w:rPr>
               <w:t>241</w:t>
             </w:r>
@@ -11445,7 +11485,7 @@
           <w:p>
             <w:r>
               <w:rPr>
-                <w:sz w:val="16"/>
+                <w:sz w:val="18"/>
               </w:rPr>
               <w:t>img/company-intro/aek/11.PNG</w:t>
             </w:r>
@@ -11458,7 +11498,7 @@
           <w:p>
             <w:r>
               <w:rPr>
-                <w:sz w:val="16"/>
+                <w:sz w:val="18"/>
               </w:rPr>
               <w:t>회사소개 슬라이드 이미지</w:t>
             </w:r>
@@ -11473,7 +11513,7 @@
           <w:p>
             <w:r>
               <w:rPr>
-                <w:sz w:val="16"/>
+                <w:sz w:val="18"/>
               </w:rPr>
               <w:t>242</w:t>
             </w:r>
@@ -11486,7 +11526,7 @@
           <w:p>
             <w:r>
               <w:rPr>
-                <w:sz w:val="16"/>
+                <w:sz w:val="18"/>
               </w:rPr>
               <w:t>img/company-intro/aek/12.PNG</w:t>
             </w:r>
@@ -11499,7 +11539,7 @@
           <w:p>
             <w:r>
               <w:rPr>
-                <w:sz w:val="16"/>
+                <w:sz w:val="18"/>
               </w:rPr>
               <w:t>회사소개 슬라이드 이미지</w:t>
             </w:r>
@@ -11514,7 +11554,7 @@
           <w:p>
             <w:r>
               <w:rPr>
-                <w:sz w:val="16"/>
+                <w:sz w:val="18"/>
               </w:rPr>
               <w:t>243</w:t>
             </w:r>
@@ -11527,7 +11567,7 @@
           <w:p>
             <w:r>
               <w:rPr>
-                <w:sz w:val="16"/>
+                <w:sz w:val="18"/>
               </w:rPr>
               <w:t>img/company-intro/aek/2.PNG</w:t>
             </w:r>
@@ -11540,7 +11580,7 @@
           <w:p>
             <w:r>
               <w:rPr>
-                <w:sz w:val="16"/>
+                <w:sz w:val="18"/>
               </w:rPr>
               <w:t>회사소개 슬라이드 이미지</w:t>
             </w:r>
@@ -11555,7 +11595,7 @@
           <w:p>
             <w:r>
               <w:rPr>
-                <w:sz w:val="16"/>
+                <w:sz w:val="18"/>
               </w:rPr>
               <w:t>244</w:t>
             </w:r>
@@ -11568,7 +11608,7 @@
           <w:p>
             <w:r>
               <w:rPr>
-                <w:sz w:val="16"/>
+                <w:sz w:val="18"/>
               </w:rPr>
               <w:t>img/company-intro/aek/3.PNG</w:t>
             </w:r>
@@ -11581,7 +11621,7 @@
           <w:p>
             <w:r>
               <w:rPr>
-                <w:sz w:val="16"/>
+                <w:sz w:val="18"/>
               </w:rPr>
               <w:t>회사소개 슬라이드 이미지</w:t>
             </w:r>
@@ -11596,7 +11636,7 @@
           <w:p>
             <w:r>
               <w:rPr>
-                <w:sz w:val="16"/>
+                <w:sz w:val="18"/>
               </w:rPr>
               <w:t>245</w:t>
             </w:r>
@@ -11609,7 +11649,7 @@
           <w:p>
             <w:r>
               <w:rPr>
-                <w:sz w:val="16"/>
+                <w:sz w:val="18"/>
               </w:rPr>
               <w:t>img/company-intro/aek/4.PNG</w:t>
             </w:r>
@@ -11622,7 +11662,7 @@
           <w:p>
             <w:r>
               <w:rPr>
-                <w:sz w:val="16"/>
+                <w:sz w:val="18"/>
               </w:rPr>
               <w:t>회사소개 슬라이드 이미지</w:t>
             </w:r>
@@ -11637,7 +11677,7 @@
           <w:p>
             <w:r>
               <w:rPr>
-                <w:sz w:val="16"/>
+                <w:sz w:val="18"/>
               </w:rPr>
               <w:t>246</w:t>
             </w:r>
@@ -11650,7 +11690,7 @@
           <w:p>
             <w:r>
               <w:rPr>
-                <w:sz w:val="16"/>
+                <w:sz w:val="18"/>
               </w:rPr>
               <w:t>img/company-intro/aek/5.PNG</w:t>
             </w:r>
@@ -11663,7 +11703,7 @@
           <w:p>
             <w:r>
               <w:rPr>
-                <w:sz w:val="16"/>
+                <w:sz w:val="18"/>
               </w:rPr>
               <w:t>회사소개 슬라이드 이미지</w:t>
             </w:r>
@@ -11678,7 +11718,7 @@
           <w:p>
             <w:r>
               <w:rPr>
-                <w:sz w:val="16"/>
+                <w:sz w:val="18"/>
               </w:rPr>
               <w:t>247</w:t>
             </w:r>
@@ -11691,7 +11731,7 @@
           <w:p>
             <w:r>
               <w:rPr>
-                <w:sz w:val="16"/>
+                <w:sz w:val="18"/>
               </w:rPr>
               <w:t>img/company-intro/aek/6.PNG</w:t>
             </w:r>
@@ -11704,7 +11744,7 @@
           <w:p>
             <w:r>
               <w:rPr>
-                <w:sz w:val="16"/>
+                <w:sz w:val="18"/>
               </w:rPr>
               <w:t>회사소개 슬라이드 이미지</w:t>
             </w:r>
@@ -11719,7 +11759,7 @@
           <w:p>
             <w:r>
               <w:rPr>
-                <w:sz w:val="16"/>
+                <w:sz w:val="18"/>
               </w:rPr>
               <w:t>248</w:t>
             </w:r>
@@ -11732,7 +11772,7 @@
           <w:p>
             <w:r>
               <w:rPr>
-                <w:sz w:val="16"/>
+                <w:sz w:val="18"/>
               </w:rPr>
               <w:t>img/company-intro/aek/7.PNG</w:t>
             </w:r>
@@ -11745,7 +11785,7 @@
           <w:p>
             <w:r>
               <w:rPr>
-                <w:sz w:val="16"/>
+                <w:sz w:val="18"/>
               </w:rPr>
               <w:t>회사소개 슬라이드 이미지</w:t>
             </w:r>
@@ -11760,7 +11800,7 @@
           <w:p>
             <w:r>
               <w:rPr>
-                <w:sz w:val="16"/>
+                <w:sz w:val="18"/>
               </w:rPr>
               <w:t>249</w:t>
             </w:r>
@@ -11773,7 +11813,7 @@
           <w:p>
             <w:r>
               <w:rPr>
-                <w:sz w:val="16"/>
+                <w:sz w:val="18"/>
               </w:rPr>
               <w:t>img/company-intro/aek/8.PNG</w:t>
             </w:r>
@@ -11786,7 +11826,7 @@
           <w:p>
             <w:r>
               <w:rPr>
-                <w:sz w:val="16"/>
+                <w:sz w:val="18"/>
               </w:rPr>
               <w:t>회사소개 슬라이드 이미지</w:t>
             </w:r>
@@ -11801,7 +11841,7 @@
           <w:p>
             <w:r>
               <w:rPr>
-                <w:sz w:val="16"/>
+                <w:sz w:val="18"/>
               </w:rPr>
               <w:t>250</w:t>
             </w:r>
@@ -11814,7 +11854,7 @@
           <w:p>
             <w:r>
               <w:rPr>
-                <w:sz w:val="16"/>
+                <w:sz w:val="18"/>
               </w:rPr>
               <w:t>img/company-intro/aek/9.PNG</w:t>
             </w:r>
@@ -11827,7 +11867,7 @@
           <w:p>
             <w:r>
               <w:rPr>
-                <w:sz w:val="16"/>
+                <w:sz w:val="18"/>
               </w:rPr>
               <w:t>회사소개 슬라이드 이미지</w:t>
             </w:r>
@@ -11842,7 +11882,7 @@
           <w:p>
             <w:r>
               <w:rPr>
-                <w:sz w:val="16"/>
+                <w:sz w:val="18"/>
               </w:rPr>
               <w:t>251</w:t>
             </w:r>
@@ -11855,7 +11895,7 @@
           <w:p>
             <w:r>
               <w:rPr>
-                <w:sz w:val="16"/>
+                <w:sz w:val="18"/>
               </w:rPr>
               <w:t>img/hub_intro.mp4</w:t>
             </w:r>
@@ -11868,7 +11908,7 @@
           <w:p>
             <w:r>
               <w:rPr>
-                <w:sz w:val="16"/>
+                <w:sz w:val="18"/>
               </w:rPr>
               <w:t>허브 인트로 영상</w:t>
             </w:r>
@@ -11883,7 +11923,7 @@
           <w:p>
             <w:r>
               <w:rPr>
-                <w:sz w:val="16"/>
+                <w:sz w:val="18"/>
               </w:rPr>
               <w:t>252</w:t>
             </w:r>
@@ -11896,7 +11936,7 @@
           <w:p>
             <w:r>
               <w:rPr>
-                <w:sz w:val="16"/>
+                <w:sz w:val="18"/>
               </w:rPr>
               <w:t>img/hub_music.mp3</w:t>
             </w:r>
@@ -11909,7 +11949,7 @@
           <w:p>
             <w:r>
               <w:rPr>
-                <w:sz w:val="16"/>
+                <w:sz w:val="18"/>
               </w:rPr>
               <w:t>허브 배경음</w:t>
             </w:r>
@@ -11924,7 +11964,7 @@
           <w:p>
             <w:r>
               <w:rPr>
-                <w:sz w:val="16"/>
+                <w:sz w:val="18"/>
               </w:rPr>
               <w:t>253</w:t>
             </w:r>
@@ -11937,7 +11977,7 @@
           <w:p>
             <w:r>
               <w:rPr>
-                <w:sz w:val="16"/>
+                <w:sz w:val="18"/>
               </w:rPr>
               <w:t>img/icon-192.png</w:t>
             </w:r>
@@ -11950,7 +11990,7 @@
           <w:p>
             <w:r>
               <w:rPr>
-                <w:sz w:val="16"/>
+                <w:sz w:val="18"/>
               </w:rPr>
               <w:t>PWA 아이콘 192</w:t>
             </w:r>
@@ -11965,7 +12005,7 @@
           <w:p>
             <w:r>
               <w:rPr>
-                <w:sz w:val="16"/>
+                <w:sz w:val="18"/>
               </w:rPr>
               <w:t>254</w:t>
             </w:r>
@@ -11978,7 +12018,7 @@
           <w:p>
             <w:r>
               <w:rPr>
-                <w:sz w:val="16"/>
+                <w:sz w:val="18"/>
               </w:rPr>
               <w:t>img/icon-512.png</w:t>
             </w:r>
@@ -11991,7 +12031,7 @@
           <w:p>
             <w:r>
               <w:rPr>
-                <w:sz w:val="16"/>
+                <w:sz w:val="18"/>
               </w:rPr>
               <w:t>PWA 아이콘 512</w:t>
             </w:r>
@@ -12006,7 +12046,7 @@
           <w:p>
             <w:r>
               <w:rPr>
-                <w:sz w:val="16"/>
+                <w:sz w:val="18"/>
               </w:rPr>
               <w:t>255</w:t>
             </w:r>
@@ -12019,7 +12059,7 @@
           <w:p>
             <w:r>
               <w:rPr>
-                <w:sz w:val="16"/>
+                <w:sz w:val="18"/>
               </w:rPr>
               <w:t>img/intro-music.mp3</w:t>
             </w:r>
@@ -12032,7 +12072,7 @@
           <w:p>
             <w:r>
               <w:rPr>
-                <w:sz w:val="16"/>
+                <w:sz w:val="18"/>
               </w:rPr>
               <w:t>인트로 배경음</w:t>
             </w:r>
@@ -12047,7 +12087,7 @@
           <w:p>
             <w:r>
               <w:rPr>
-                <w:sz w:val="16"/>
+                <w:sz w:val="18"/>
               </w:rPr>
               <w:t>256</w:t>
             </w:r>
@@ -12060,7 +12100,7 @@
           <w:p>
             <w:r>
               <w:rPr>
-                <w:sz w:val="16"/>
+                <w:sz w:val="18"/>
               </w:rPr>
               <w:t>img/intro.mp4</w:t>
             </w:r>
@@ -12073,7 +12113,7 @@
           <w:p>
             <w:r>
               <w:rPr>
-                <w:sz w:val="16"/>
+                <w:sz w:val="18"/>
               </w:rPr>
               <w:t>메인 인트로 영상</w:t>
             </w:r>
@@ -12088,7 +12128,7 @@
           <w:p>
             <w:r>
               <w:rPr>
-                <w:sz w:val="16"/>
+                <w:sz w:val="18"/>
               </w:rPr>
               <w:t>257</w:t>
             </w:r>
@@ -12101,7 +12141,7 @@
           <w:p>
             <w:r>
               <w:rPr>
-                <w:sz w:val="16"/>
+                <w:sz w:val="18"/>
               </w:rPr>
               <w:t>img/logo.png</w:t>
             </w:r>
@@ -12114,7 +12154,7 @@
           <w:p>
             <w:r>
               <w:rPr>
-                <w:sz w:val="16"/>
+                <w:sz w:val="18"/>
               </w:rPr>
               <w:t>사이트 기본 로고</w:t>
             </w:r>
@@ -12129,7 +12169,7 @@
           <w:p>
             <w:r>
               <w:rPr>
-                <w:sz w:val="16"/>
+                <w:sz w:val="18"/>
               </w:rPr>
               <w:t>258</w:t>
             </w:r>
@@ -12142,7 +12182,7 @@
           <w:p>
             <w:r>
               <w:rPr>
-                <w:sz w:val="16"/>
+                <w:sz w:val="18"/>
               </w:rPr>
               <w:t>img/seals/ak20140516.png</w:t>
             </w:r>
@@ -12155,7 +12195,7 @@
           <w:p>
             <w:r>
               <w:rPr>
-                <w:sz w:val="16"/>
+                <w:sz w:val="18"/>
               </w:rPr>
               <w:t>AK 인감 이미지</w:t>
             </w:r>
@@ -12170,7 +12210,7 @@
           <w:p>
             <w:r>
               <w:rPr>
-                <w:sz w:val="16"/>
+                <w:sz w:val="18"/>
               </w:rPr>
               <w:t>259</w:t>
             </w:r>
@@ -12183,7 +12223,7 @@
           <w:p>
             <w:r>
               <w:rPr>
-                <w:sz w:val="16"/>
+                <w:sz w:val="18"/>
               </w:rPr>
               <w:t>img/seals/README.txt</w:t>
             </w:r>
@@ -12196,7 +12236,7 @@
           <w:p>
             <w:r>
               <w:rPr>
-                <w:sz w:val="16"/>
+                <w:sz w:val="18"/>
               </w:rPr>
               <w:t>인감 이미지 안내</w:t>
             </w:r>
@@ -12211,7 +12251,7 @@
           <w:p>
             <w:r>
               <w:rPr>
-                <w:sz w:val="16"/>
+                <w:sz w:val="18"/>
               </w:rPr>
               <w:t>260</w:t>
             </w:r>
@@ -12224,7 +12264,7 @@
           <w:p>
             <w:r>
               <w:rPr>
-                <w:sz w:val="16"/>
+                <w:sz w:val="18"/>
               </w:rPr>
               <w:t>img/seals/thejohn.png</w:t>
             </w:r>
@@ -12237,7 +12277,7 @@
           <w:p>
             <w:r>
               <w:rPr>
-                <w:sz w:val="16"/>
+                <w:sz w:val="18"/>
               </w:rPr>
               <w:t>더존 인감 이미지</w:t>
             </w:r>
@@ -12273,7 +12313,7 @@
           <w:p>
             <w:r>
               <w:rPr>
-                <w:sz w:val="16"/>
+                <w:sz w:val="18"/>
               </w:rPr>
               <w:t>순번</w:t>
             </w:r>
@@ -12286,7 +12326,7 @@
           <w:p>
             <w:r>
               <w:rPr>
-                <w:sz w:val="16"/>
+                <w:sz w:val="18"/>
               </w:rPr>
               <w:t>파일명</w:t>
             </w:r>
@@ -12299,7 +12339,7 @@
           <w:p>
             <w:r>
               <w:rPr>
-                <w:sz w:val="16"/>
+                <w:sz w:val="18"/>
               </w:rPr>
               <w:t>용도</w:t>
             </w:r>
@@ -12314,7 +12354,7 @@
           <w:p>
             <w:r>
               <w:rPr>
-                <w:sz w:val="16"/>
+                <w:sz w:val="18"/>
               </w:rPr>
               <w:t>261</w:t>
             </w:r>
@@ -12327,7 +12367,7 @@
           <w:p>
             <w:r>
               <w:rPr>
-                <w:sz w:val="16"/>
+                <w:sz w:val="18"/>
               </w:rPr>
               <w:t>docs/ARCHITECTURE.md</w:t>
             </w:r>
@@ -12340,7 +12380,7 @@
           <w:p>
             <w:r>
               <w:rPr>
-                <w:sz w:val="16"/>
+                <w:sz w:val="18"/>
               </w:rPr>
               <w:t>프로젝트 아키텍처 문서</w:t>
             </w:r>
@@ -12355,7 +12395,7 @@
           <w:p>
             <w:r>
               <w:rPr>
-                <w:sz w:val="16"/>
+                <w:sz w:val="18"/>
               </w:rPr>
               <w:t>262</w:t>
             </w:r>
@@ -12368,7 +12408,7 @@
           <w:p>
             <w:r>
               <w:rPr>
-                <w:sz w:val="16"/>
+                <w:sz w:val="18"/>
               </w:rPr>
               <w:t>docs/thejohn-server-infrastructure.docx</w:t>
             </w:r>
@@ -12381,7 +12421,7 @@
           <w:p>
             <w:r>
               <w:rPr>
-                <w:sz w:val="16"/>
+                <w:sz w:val="18"/>
               </w:rPr>
               <w:t>서버·인프라 문서(생성물)</w:t>
             </w:r>
@@ -12396,7 +12436,7 @@
           <w:p>
             <w:r>
               <w:rPr>
-                <w:sz w:val="16"/>
+                <w:sz w:val="18"/>
               </w:rPr>
               <w:t>263</w:t>
             </w:r>
@@ -12409,7 +12449,7 @@
           <w:p>
             <w:r>
               <w:rPr>
-                <w:sz w:val="16"/>
+                <w:sz w:val="18"/>
               </w:rPr>
               <w:t>docs/thejohn-system-structure-management.docx</w:t>
             </w:r>
@@ -12422,7 +12462,7 @@
           <w:p>
             <w:r>
               <w:rPr>
-                <w:sz w:val="16"/>
+                <w:sz w:val="18"/>
               </w:rPr>
               <w:t>시스템 구조 설명서(생성물)</w:t>
             </w:r>
@@ -12437,7 +12477,7 @@
           <w:p>
             <w:r>
               <w:rPr>
-                <w:sz w:val="16"/>
+                <w:sz w:val="18"/>
               </w:rPr>
               <w:t>264</w:t>
             </w:r>
@@ -12450,7 +12490,7 @@
           <w:p>
             <w:r>
               <w:rPr>
-                <w:sz w:val="16"/>
+                <w:sz w:val="18"/>
               </w:rPr>
               <w:t>docs/thejohn-system-structure-management.pptx</w:t>
             </w:r>
@@ -12463,7 +12503,7 @@
           <w:p>
             <w:r>
               <w:rPr>
-                <w:sz w:val="16"/>
+                <w:sz w:val="18"/>
               </w:rPr>
               <w:t>시스템 구조 요약(생성물)</w:t>
             </w:r>
@@ -12478,7 +12518,7 @@
           <w:p>
             <w:r>
               <w:rPr>
-                <w:sz w:val="16"/>
+                <w:sz w:val="18"/>
               </w:rPr>
               <w:t>265</w:t>
             </w:r>
@@ -12491,7 +12531,7 @@
           <w:p>
             <w:r>
               <w:rPr>
-                <w:sz w:val="16"/>
+                <w:sz w:val="18"/>
               </w:rPr>
               <w:t>docs/thejohn-system-technical.docx</w:t>
             </w:r>
@@ -12504,7 +12544,7 @@
           <w:p>
             <w:r>
               <w:rPr>
-                <w:sz w:val="16"/>
+                <w:sz w:val="18"/>
               </w:rPr>
               <w:t>기술 구조 문서(생성물)</w:t>
             </w:r>
@@ -12519,7 +12559,7 @@
           <w:p>
             <w:r>
               <w:rPr>
-                <w:sz w:val="16"/>
+                <w:sz w:val="18"/>
               </w:rPr>
               <w:t>266</w:t>
             </w:r>
@@ -12532,7 +12572,7 @@
           <w:p>
             <w:r>
               <w:rPr>
-                <w:sz w:val="16"/>
+                <w:sz w:val="18"/>
               </w:rPr>
               <w:t>docs/thejohn-user-manual.docx</w:t>
             </w:r>
@@ -12545,7 +12585,7 @@
           <w:p>
             <w:r>
               <w:rPr>
-                <w:sz w:val="16"/>
+                <w:sz w:val="18"/>
               </w:rPr>
               <w:t>사용자 매뉴얼(생성물)</w:t>
             </w:r>
@@ -12581,7 +12621,7 @@
           <w:p>
             <w:r>
               <w:rPr>
-                <w:sz w:val="16"/>
+                <w:sz w:val="18"/>
               </w:rPr>
               <w:t>순번</w:t>
             </w:r>
@@ -12594,7 +12634,7 @@
           <w:p>
             <w:r>
               <w:rPr>
-                <w:sz w:val="16"/>
+                <w:sz w:val="18"/>
               </w:rPr>
               <w:t>파일명</w:t>
             </w:r>
@@ -12607,7 +12647,7 @@
           <w:p>
             <w:r>
               <w:rPr>
-                <w:sz w:val="16"/>
+                <w:sz w:val="18"/>
               </w:rPr>
               <w:t>용도</w:t>
             </w:r>
@@ -12622,7 +12662,7 @@
           <w:p>
             <w:r>
               <w:rPr>
-                <w:sz w:val="16"/>
+                <w:sz w:val="18"/>
               </w:rPr>
               <w:t>267</w:t>
             </w:r>
@@ -12635,7 +12675,7 @@
           <w:p>
             <w:r>
               <w:rPr>
-                <w:sz w:val="16"/>
+                <w:sz w:val="18"/>
               </w:rPr>
               <w:t>deploy/DEPLOY-GABIA.md</w:t>
             </w:r>
@@ -12648,7 +12688,7 @@
           <w:p>
             <w:r>
               <w:rPr>
-                <w:sz w:val="16"/>
+                <w:sz w:val="18"/>
               </w:rPr>
               <w:t>가비아 배포 가이드</w:t>
             </w:r>
@@ -12663,7 +12703,7 @@
           <w:p>
             <w:r>
               <w:rPr>
-                <w:sz w:val="16"/>
+                <w:sz w:val="18"/>
               </w:rPr>
               <w:t>268</w:t>
             </w:r>
@@ -12676,7 +12716,7 @@
           <w:p>
             <w:r>
               <w:rPr>
-                <w:sz w:val="16"/>
+                <w:sz w:val="18"/>
               </w:rPr>
               <w:t>deploy/ecosystem.config.cjs</w:t>
             </w:r>
@@ -12689,7 +12729,7 @@
           <w:p>
             <w:r>
               <w:rPr>
-                <w:sz w:val="16"/>
+                <w:sz w:val="18"/>
               </w:rPr>
               <w:t>PM2 ecosystem 설정</w:t>
             </w:r>
@@ -12704,7 +12744,7 @@
           <w:p>
             <w:r>
               <w:rPr>
-                <w:sz w:val="16"/>
+                <w:sz w:val="18"/>
               </w:rPr>
               <w:t>269</w:t>
             </w:r>
@@ -12717,7 +12757,7 @@
           <w:p>
             <w:r>
               <w:rPr>
-                <w:sz w:val="16"/>
+                <w:sz w:val="18"/>
               </w:rPr>
               <w:t>deploy/install-on-server.sh</w:t>
             </w:r>
@@ -12730,7 +12770,7 @@
           <w:p>
             <w:r>
               <w:rPr>
-                <w:sz w:val="16"/>
+                <w:sz w:val="18"/>
               </w:rPr>
               <w:t>서버 설치 스크립트</w:t>
             </w:r>
@@ -12745,7 +12785,7 @@
           <w:p>
             <w:r>
               <w:rPr>
-                <w:sz w:val="16"/>
+                <w:sz w:val="18"/>
               </w:rPr>
               <w:t>270</w:t>
             </w:r>
@@ -12758,7 +12798,7 @@
           <w:p>
             <w:r>
               <w:rPr>
-                <w:sz w:val="16"/>
+                <w:sz w:val="18"/>
               </w:rPr>
               <w:t>deploy/LOGIN-PERMISSIONS.md</w:t>
             </w:r>
@@ -12771,7 +12811,7 @@
           <w:p>
             <w:r>
               <w:rPr>
-                <w:sz w:val="16"/>
+                <w:sz w:val="18"/>
               </w:rPr>
               <w:t>로그인·권한 설정</w:t>
             </w:r>
@@ -12786,7 +12826,7 @@
           <w:p>
             <w:r>
               <w:rPr>
-                <w:sz w:val="16"/>
+                <w:sz w:val="18"/>
               </w:rPr>
               <w:t>271</w:t>
             </w:r>
@@ -12799,7 +12839,7 @@
           <w:p>
             <w:r>
               <w:rPr>
-                <w:sz w:val="16"/>
+                <w:sz w:val="18"/>
               </w:rPr>
               <w:t>deploy/MONGODB-FIX.md</w:t>
             </w:r>
@@ -12812,7 +12852,7 @@
           <w:p>
             <w:r>
               <w:rPr>
-                <w:sz w:val="16"/>
+                <w:sz w:val="18"/>
               </w:rPr>
               <w:t>MongoDB 설정 가이드</w:t>
             </w:r>
@@ -12827,7 +12867,7 @@
           <w:p>
             <w:r>
               <w:rPr>
-                <w:sz w:val="16"/>
+                <w:sz w:val="18"/>
               </w:rPr>
               <w:t>272</w:t>
             </w:r>
@@ -12840,7 +12880,7 @@
           <w:p>
             <w:r>
               <w:rPr>
-                <w:sz w:val="16"/>
+                <w:sz w:val="18"/>
               </w:rPr>
               <w:t>deploy/nginx-thejohn.conf.example</w:t>
             </w:r>
@@ -12853,7 +12893,7 @@
           <w:p>
             <w:r>
               <w:rPr>
-                <w:sz w:val="16"/>
+                <w:sz w:val="18"/>
               </w:rPr>
               <w:t>Nginx 설정 예시</w:t>
             </w:r>
@@ -12868,7 +12908,7 @@
           <w:p>
             <w:r>
               <w:rPr>
-                <w:sz w:val="16"/>
+                <w:sz w:val="18"/>
               </w:rPr>
               <w:t>273</w:t>
             </w:r>
@@ -12881,7 +12921,7 @@
           <w:p>
             <w:r>
               <w:rPr>
-                <w:sz w:val="16"/>
+                <w:sz w:val="18"/>
               </w:rPr>
               <w:t>deploy/RENDER-FIX.md</w:t>
             </w:r>
@@ -12894,7 +12934,7 @@
           <w:p>
             <w:r>
               <w:rPr>
-                <w:sz w:val="16"/>
+                <w:sz w:val="18"/>
               </w:rPr>
               <w:t>Render 배포 이슈 해결</w:t>
             </w:r>
@@ -12909,7 +12949,7 @@
           <w:p>
             <w:r>
               <w:rPr>
-                <w:sz w:val="16"/>
+                <w:sz w:val="18"/>
               </w:rPr>
               <w:t>274</w:t>
             </w:r>
@@ -12922,7 +12962,7 @@
           <w:p>
             <w:r>
               <w:rPr>
-                <w:sz w:val="16"/>
+                <w:sz w:val="18"/>
               </w:rPr>
               <w:t>deploy/STAFF-ACCOUNTS.md</w:t>
             </w:r>
@@ -12935,7 +12975,7 @@
           <w:p>
             <w:r>
               <w:rPr>
-                <w:sz w:val="16"/>
+                <w:sz w:val="18"/>
               </w:rPr>
               <w:t>직원 계정 설정</w:t>
             </w:r>
@@ -12950,7 +12990,7 @@
           <w:p>
             <w:r>
               <w:rPr>
-                <w:sz w:val="16"/>
+                <w:sz w:val="18"/>
               </w:rPr>
               <w:t>275</w:t>
             </w:r>
@@ -12963,7 +13003,7 @@
           <w:p>
             <w:r>
               <w:rPr>
-                <w:sz w:val="16"/>
+                <w:sz w:val="18"/>
               </w:rPr>
               <w:t>deploy/VENDOR-REGISTRATION.md</w:t>
             </w:r>
@@ -12976,7 +13016,7 @@
           <w:p>
             <w:r>
               <w:rPr>
-                <w:sz w:val="16"/>
+                <w:sz w:val="18"/>
               </w:rPr>
               <w:t>업체 등록 가이드</w:t>
             </w:r>
@@ -13012,7 +13052,7 @@
           <w:p>
             <w:r>
               <w:rPr>
-                <w:sz w:val="16"/>
+                <w:sz w:val="18"/>
               </w:rPr>
               <w:t>순번</w:t>
             </w:r>
@@ -13025,7 +13065,7 @@
           <w:p>
             <w:r>
               <w:rPr>
-                <w:sz w:val="16"/>
+                <w:sz w:val="18"/>
               </w:rPr>
               <w:t>파일명</w:t>
             </w:r>
@@ -13038,7 +13078,7 @@
           <w:p>
             <w:r>
               <w:rPr>
-                <w:sz w:val="16"/>
+                <w:sz w:val="18"/>
               </w:rPr>
               <w:t>용도</w:t>
             </w:r>
@@ -13053,7 +13093,7 @@
           <w:p>
             <w:r>
               <w:rPr>
-                <w:sz w:val="16"/>
+                <w:sz w:val="18"/>
               </w:rPr>
               <w:t>276</w:t>
             </w:r>
@@ -13066,7 +13106,7 @@
           <w:p>
             <w:r>
               <w:rPr>
-                <w:sz w:val="16"/>
+                <w:sz w:val="18"/>
               </w:rPr>
               <w:t>requirements-docs.txt</w:t>
             </w:r>
@@ -13079,7 +13119,7 @@
           <w:p>
             <w:r>
               <w:rPr>
-                <w:sz w:val="16"/>
+                <w:sz w:val="18"/>
               </w:rPr>
               <w:t>문서 생성 Python 의존성</w:t>
             </w:r>
@@ -13094,7 +13134,7 @@
           <w:p>
             <w:r>
               <w:rPr>
-                <w:sz w:val="16"/>
+                <w:sz w:val="18"/>
               </w:rPr>
               <w:t>277</w:t>
             </w:r>
@@ -13107,7 +13147,7 @@
           <w:p>
             <w:r>
               <w:rPr>
-                <w:sz w:val="16"/>
+                <w:sz w:val="18"/>
               </w:rPr>
               <w:t>scripts/file_inventory_data.py</w:t>
             </w:r>
@@ -13120,7 +13160,7 @@
           <w:p>
             <w:r>
               <w:rPr>
-                <w:sz w:val="16"/>
+                <w:sz w:val="18"/>
               </w:rPr>
               <w:t>파일 목록·용도 데이터</w:t>
             </w:r>
@@ -13135,7 +13175,7 @@
           <w:p>
             <w:r>
               <w:rPr>
-                <w:sz w:val="16"/>
+                <w:sz w:val="18"/>
               </w:rPr>
               <w:t>278</w:t>
             </w:r>
@@ -13148,22 +13188,22 @@
           <w:p>
             <w:r>
               <w:rPr>
-                <w:sz w:val="16"/>
-              </w:rPr>
-              <w:t>scripts/generate-management-docs.py</w:t>
-            </w:r>
-          </w:p>
-        </w:tc>
-        <w:tc>
-          <w:tcPr>
-            <w:tcW w:type="dxa" w:w="3135"/>
-          </w:tcPr>
-          <w:p>
-            <w:r>
-              <w:rPr>
-                <w:sz w:val="16"/>
-              </w:rPr>
-              <w:t>구조·관리 문서·PPT 생성</w:t>
+                <w:sz w:val="18"/>
+              </w:rPr>
+              <w:t>scripts/generate-file-inventory-doc.py</w:t>
+            </w:r>
+          </w:p>
+        </w:tc>
+        <w:tc>
+          <w:tcPr>
+            <w:tcW w:type="dxa" w:w="3135"/>
+          </w:tcPr>
+          <w:p>
+            <w:r>
+              <w:rPr>
+                <w:sz w:val="18"/>
+              </w:rPr>
+              <w:t>프로그램 파일 목록 Word 생성</w:t>
             </w:r>
           </w:p>
         </w:tc>
@@ -13176,7 +13216,7 @@
           <w:p>
             <w:r>
               <w:rPr>
-                <w:sz w:val="16"/>
+                <w:sz w:val="18"/>
               </w:rPr>
               <w:t>279</w:t>
             </w:r>
@@ -13189,22 +13229,22 @@
           <w:p>
             <w:r>
               <w:rPr>
-                <w:sz w:val="16"/>
-              </w:rPr>
-              <w:t>scripts/generate-server-doc.py</w:t>
-            </w:r>
-          </w:p>
-        </w:tc>
-        <w:tc>
-          <w:tcPr>
-            <w:tcW w:type="dxa" w:w="3135"/>
-          </w:tcPr>
-          <w:p>
-            <w:r>
-              <w:rPr>
-                <w:sz w:val="16"/>
-              </w:rPr>
-              <w:t>서버·인프라 Word 생성</w:t>
+                <w:sz w:val="18"/>
+              </w:rPr>
+              <w:t>scripts/generate-management-docs.py</w:t>
+            </w:r>
+          </w:p>
+        </w:tc>
+        <w:tc>
+          <w:tcPr>
+            <w:tcW w:type="dxa" w:w="3135"/>
+          </w:tcPr>
+          <w:p>
+            <w:r>
+              <w:rPr>
+                <w:sz w:val="18"/>
+              </w:rPr>
+              <w:t>구조·관리 문서·PPT 생성</w:t>
             </w:r>
           </w:p>
         </w:tc>
@@ -13217,7 +13257,7 @@
           <w:p>
             <w:r>
               <w:rPr>
-                <w:sz w:val="16"/>
+                <w:sz w:val="18"/>
               </w:rPr>
               <w:t>280</w:t>
             </w:r>
@@ -13230,22 +13270,22 @@
           <w:p>
             <w:r>
               <w:rPr>
-                <w:sz w:val="16"/>
-              </w:rPr>
-              <w:t>scripts/generate-technical-doc.py</w:t>
-            </w:r>
-          </w:p>
-        </w:tc>
-        <w:tc>
-          <w:tcPr>
-            <w:tcW w:type="dxa" w:w="3135"/>
-          </w:tcPr>
-          <w:p>
-            <w:r>
-              <w:rPr>
-                <w:sz w:val="16"/>
-              </w:rPr>
-              <w:t>기술 구조 Word 생성</w:t>
+                <w:sz w:val="18"/>
+              </w:rPr>
+              <w:t>scripts/generate-server-doc.py</w:t>
+            </w:r>
+          </w:p>
+        </w:tc>
+        <w:tc>
+          <w:tcPr>
+            <w:tcW w:type="dxa" w:w="3135"/>
+          </w:tcPr>
+          <w:p>
+            <w:r>
+              <w:rPr>
+                <w:sz w:val="18"/>
+              </w:rPr>
+              <w:t>서버·인프라 Word 생성</w:t>
             </w:r>
           </w:p>
         </w:tc>
@@ -13258,7 +13298,7 @@
           <w:p>
             <w:r>
               <w:rPr>
-                <w:sz w:val="16"/>
+                <w:sz w:val="18"/>
               </w:rPr>
               <w:t>281</w:t>
             </w:r>
@@ -13271,22 +13311,22 @@
           <w:p>
             <w:r>
               <w:rPr>
-                <w:sz w:val="16"/>
-              </w:rPr>
-              <w:t>scripts/generate-user-manual.py</w:t>
-            </w:r>
-          </w:p>
-        </w:tc>
-        <w:tc>
-          <w:tcPr>
-            <w:tcW w:type="dxa" w:w="3135"/>
-          </w:tcPr>
-          <w:p>
-            <w:r>
-              <w:rPr>
-                <w:sz w:val="16"/>
-              </w:rPr>
-              <w:t>사용자 매뉴얼 Word 생성</w:t>
+                <w:sz w:val="18"/>
+              </w:rPr>
+              <w:t>scripts/generate-technical-doc.py</w:t>
+            </w:r>
+          </w:p>
+        </w:tc>
+        <w:tc>
+          <w:tcPr>
+            <w:tcW w:type="dxa" w:w="3135"/>
+          </w:tcPr>
+          <w:p>
+            <w:r>
+              <w:rPr>
+                <w:sz w:val="18"/>
+              </w:rPr>
+              <w:t>기술 구조 Word 생성</w:t>
             </w:r>
           </w:p>
         </w:tc>
@@ -13299,7 +13339,7 @@
           <w:p>
             <w:r>
               <w:rPr>
-                <w:sz w:val="16"/>
+                <w:sz w:val="18"/>
               </w:rPr>
               <w:t>282</w:t>
             </w:r>
@@ -13312,22 +13352,22 @@
           <w:p>
             <w:r>
               <w:rPr>
-                <w:sz w:val="16"/>
-              </w:rPr>
-              <w:t>scripts/patch-html-brand-boot.js</w:t>
-            </w:r>
-          </w:p>
-        </w:tc>
-        <w:tc>
-          <w:tcPr>
-            <w:tcW w:type="dxa" w:w="3135"/>
-          </w:tcPr>
-          <w:p>
-            <w:r>
-              <w:rPr>
-                <w:sz w:val="16"/>
-              </w:rPr>
-              <w:t>HTML brand-boot 패치</w:t>
+                <w:sz w:val="18"/>
+              </w:rPr>
+              <w:t>scripts/generate-user-manual.py</w:t>
+            </w:r>
+          </w:p>
+        </w:tc>
+        <w:tc>
+          <w:tcPr>
+            <w:tcW w:type="dxa" w:w="3135"/>
+          </w:tcPr>
+          <w:p>
+            <w:r>
+              <w:rPr>
+                <w:sz w:val="18"/>
+              </w:rPr>
+              <w:t>사용자 매뉴얼 Word 생성</w:t>
             </w:r>
           </w:p>
         </w:tc>
@@ -13340,7 +13380,7 @@
           <w:p>
             <w:r>
               <w:rPr>
-                <w:sz w:val="16"/>
+                <w:sz w:val="18"/>
               </w:rPr>
               <w:t>283</w:t>
             </w:r>
@@ -13353,7 +13393,48 @@
           <w:p>
             <w:r>
               <w:rPr>
-                <w:sz w:val="16"/>
+                <w:sz w:val="18"/>
+              </w:rPr>
+              <w:t>scripts/patch-html-brand-boot.js</w:t>
+            </w:r>
+          </w:p>
+        </w:tc>
+        <w:tc>
+          <w:tcPr>
+            <w:tcW w:type="dxa" w:w="3135"/>
+          </w:tcPr>
+          <w:p>
+            <w:r>
+              <w:rPr>
+                <w:sz w:val="18"/>
+              </w:rPr>
+              <w:t>HTML brand-boot 패치</w:t>
+            </w:r>
+          </w:p>
+        </w:tc>
+      </w:tr>
+      <w:tr>
+        <w:tc>
+          <w:tcPr>
+            <w:tcW w:type="dxa" w:w="3135"/>
+          </w:tcPr>
+          <w:p>
+            <w:r>
+              <w:rPr>
+                <w:sz w:val="18"/>
+              </w:rPr>
+              <w:t>284</w:t>
+            </w:r>
+          </w:p>
+        </w:tc>
+        <w:tc>
+          <w:tcPr>
+            <w:tcW w:type="dxa" w:w="3135"/>
+          </w:tcPr>
+          <w:p>
+            <w:r>
+              <w:rPr>
+                <w:sz w:val="18"/>
               </w:rPr>
               <w:t>scripts/sync-footer-html.js</w:t>
             </w:r>
@@ -13366,7 +13447,7 @@
           <w:p>
             <w:r>
               <w:rPr>
-                <w:sz w:val="16"/>
+                <w:sz w:val="18"/>
               </w:rPr>
               <w:t>푸터 HTML 동기화</w:t>
             </w:r>
@@ -13402,7 +13483,7 @@
           <w:p>
             <w:r>
               <w:rPr>
-                <w:sz w:val="16"/>
+                <w:sz w:val="18"/>
               </w:rPr>
               <w:t>순번</w:t>
             </w:r>
@@ -13415,7 +13496,7 @@
           <w:p>
             <w:r>
               <w:rPr>
-                <w:sz w:val="16"/>
+                <w:sz w:val="18"/>
               </w:rPr>
               <w:t>파일명</w:t>
             </w:r>
@@ -13428,7 +13509,7 @@
           <w:p>
             <w:r>
               <w:rPr>
-                <w:sz w:val="16"/>
+                <w:sz w:val="18"/>
               </w:rPr>
               <w:t>용도</w:t>
             </w:r>
@@ -13443,20 +13524,20 @@
           <w:p>
             <w:r>
               <w:rPr>
-                <w:sz w:val="16"/>
-              </w:rPr>
-              <w:t>284</w:t>
-            </w:r>
-          </w:p>
-        </w:tc>
-        <w:tc>
-          <w:tcPr>
-            <w:tcW w:type="dxa" w:w="3135"/>
-          </w:tcPr>
-          <w:p>
-            <w:r>
-              <w:rPr>
-                <w:sz w:val="16"/>
+                <w:sz w:val="18"/>
+              </w:rPr>
+              <w:t>285</w:t>
+            </w:r>
+          </w:p>
+        </w:tc>
+        <w:tc>
+          <w:tcPr>
+            <w:tcW w:type="dxa" w:w="3135"/>
+          </w:tcPr>
+          <w:p>
+            <w:r>
+              <w:rPr>
+                <w:sz w:val="18"/>
               </w:rPr>
               <w:t>.env.example</w:t>
             </w:r>
@@ -13469,7 +13550,7 @@
           <w:p>
             <w:r>
               <w:rPr>
-                <w:sz w:val="16"/>
+                <w:sz w:val="18"/>
               </w:rPr>
               <w:t>환경변수 예시 템플릿</w:t>
             </w:r>
@@ -13484,20 +13565,20 @@
           <w:p>
             <w:r>
               <w:rPr>
-                <w:sz w:val="16"/>
-              </w:rPr>
-              <w:t>285</w:t>
-            </w:r>
-          </w:p>
-        </w:tc>
-        <w:tc>
-          <w:tcPr>
-            <w:tcW w:type="dxa" w:w="3135"/>
-          </w:tcPr>
-          <w:p>
-            <w:r>
-              <w:rPr>
-                <w:sz w:val="16"/>
+                <w:sz w:val="18"/>
+              </w:rPr>
+              <w:t>286</w:t>
+            </w:r>
+          </w:p>
+        </w:tc>
+        <w:tc>
+          <w:tcPr>
+            <w:tcW w:type="dxa" w:w="3135"/>
+          </w:tcPr>
+          <w:p>
+            <w:r>
+              <w:rPr>
+                <w:sz w:val="18"/>
               </w:rPr>
               <w:t>.github/workflows/deploy-render.yml</w:t>
             </w:r>
@@ -13510,7 +13591,7 @@
           <w:p>
             <w:r>
               <w:rPr>
-                <w:sz w:val="16"/>
+                <w:sz w:val="18"/>
               </w:rPr>
               <w:t>Render 자동 배포 CI</w:t>
             </w:r>
@@ -13525,20 +13606,20 @@
           <w:p>
             <w:r>
               <w:rPr>
-                <w:sz w:val="16"/>
-              </w:rPr>
-              <w:t>286</w:t>
-            </w:r>
-          </w:p>
-        </w:tc>
-        <w:tc>
-          <w:tcPr>
-            <w:tcW w:type="dxa" w:w="3135"/>
-          </w:tcPr>
-          <w:p>
-            <w:r>
-              <w:rPr>
-                <w:sz w:val="16"/>
+                <w:sz w:val="18"/>
+              </w:rPr>
+              <w:t>287</w:t>
+            </w:r>
+          </w:p>
+        </w:tc>
+        <w:tc>
+          <w:tcPr>
+            <w:tcW w:type="dxa" w:w="3135"/>
+          </w:tcPr>
+          <w:p>
+            <w:r>
+              <w:rPr>
+                <w:sz w:val="18"/>
               </w:rPr>
               <w:t>manifest.json</w:t>
             </w:r>
@@ -13551,7 +13632,7 @@
           <w:p>
             <w:r>
               <w:rPr>
-                <w:sz w:val="16"/>
+                <w:sz w:val="18"/>
               </w:rPr>
               <w:t>PWA 웹앱 매니페스트</w:t>
             </w:r>
@@ -13566,20 +13647,20 @@
           <w:p>
             <w:r>
               <w:rPr>
-                <w:sz w:val="16"/>
-              </w:rPr>
-              <w:t>287</w:t>
-            </w:r>
-          </w:p>
-        </w:tc>
-        <w:tc>
-          <w:tcPr>
-            <w:tcW w:type="dxa" w:w="3135"/>
-          </w:tcPr>
-          <w:p>
-            <w:r>
-              <w:rPr>
-                <w:sz w:val="16"/>
+                <w:sz w:val="18"/>
+              </w:rPr>
+              <w:t>288</w:t>
+            </w:r>
+          </w:p>
+        </w:tc>
+        <w:tc>
+          <w:tcPr>
+            <w:tcW w:type="dxa" w:w="3135"/>
+          </w:tcPr>
+          <w:p>
+            <w:r>
+              <w:rPr>
+                <w:sz w:val="18"/>
               </w:rPr>
               <w:t>package.json</w:t>
             </w:r>
@@ -13592,7 +13673,7 @@
           <w:p>
             <w:r>
               <w:rPr>
-                <w:sz w:val="16"/>
+                <w:sz w:val="18"/>
               </w:rPr>
               <w:t>루트 패키지(시작·빌드 진입)</w:t>
             </w:r>
@@ -13607,20 +13688,20 @@
           <w:p>
             <w:r>
               <w:rPr>
-                <w:sz w:val="16"/>
-              </w:rPr>
-              <w:t>288</w:t>
-            </w:r>
-          </w:p>
-        </w:tc>
-        <w:tc>
-          <w:tcPr>
-            <w:tcW w:type="dxa" w:w="3135"/>
-          </w:tcPr>
-          <w:p>
-            <w:r>
-              <w:rPr>
-                <w:sz w:val="16"/>
+                <w:sz w:val="18"/>
+              </w:rPr>
+              <w:t>289</w:t>
+            </w:r>
+          </w:p>
+        </w:tc>
+        <w:tc>
+          <w:tcPr>
+            <w:tcW w:type="dxa" w:w="3135"/>
+          </w:tcPr>
+          <w:p>
+            <w:r>
+              <w:rPr>
+                <w:sz w:val="18"/>
               </w:rPr>
               <w:t>README.md</w:t>
             </w:r>
@@ -13633,7 +13714,7 @@
           <w:p>
             <w:r>
               <w:rPr>
-                <w:sz w:val="16"/>
+                <w:sz w:val="18"/>
               </w:rPr>
               <w:t>프로젝트 개요·실행 안내</w:t>
             </w:r>
@@ -13648,20 +13729,20 @@
           <w:p>
             <w:r>
               <w:rPr>
-                <w:sz w:val="16"/>
-              </w:rPr>
-              <w:t>289</w:t>
-            </w:r>
-          </w:p>
-        </w:tc>
-        <w:tc>
-          <w:tcPr>
-            <w:tcW w:type="dxa" w:w="3135"/>
-          </w:tcPr>
-          <w:p>
-            <w:r>
-              <w:rPr>
-                <w:sz w:val="16"/>
+                <w:sz w:val="18"/>
+              </w:rPr>
+              <w:t>290</w:t>
+            </w:r>
+          </w:p>
+        </w:tc>
+        <w:tc>
+          <w:tcPr>
+            <w:tcW w:type="dxa" w:w="3135"/>
+          </w:tcPr>
+          <w:p>
+            <w:r>
+              <w:rPr>
+                <w:sz w:val="18"/>
               </w:rPr>
               <w:t>render.yaml</w:t>
             </w:r>
@@ -13674,7 +13755,7 @@
           <w:p>
             <w:r>
               <w:rPr>
-                <w:sz w:val="16"/>
+                <w:sz w:val="18"/>
               </w:rPr>
               <w:t>Render Blueprint 배포 설정</w:t>
             </w:r>

--- a/docs/thejohn-server-infrastructure.docx
+++ b/docs/thejohn-server-infrastructure.docx
@@ -1030,7 +1030,7 @@
       <w:tr>
         <w:tc>
           <w:tcPr>
-            <w:tcW w:type="dxa" w:w="510"/>
+            <w:tcW w:type="dxa" w:w="255"/>
           </w:tcPr>
           <w:p>
             <w:pPr>
@@ -1046,7 +1046,7 @@
         </w:tc>
         <w:tc>
           <w:tcPr>
-            <w:tcW w:type="dxa" w:w="5783"/>
+            <w:tcW w:type="dxa" w:w="6038"/>
             <w:noWrap/>
           </w:tcPr>
           <w:p>
@@ -1075,7 +1075,7 @@
       <w:tr>
         <w:tc>
           <w:tcPr>
-            <w:tcW w:type="dxa" w:w="510"/>
+            <w:tcW w:type="dxa" w:w="255"/>
           </w:tcPr>
           <w:p>
             <w:pPr>
@@ -1091,7 +1091,7 @@
         </w:tc>
         <w:tc>
           <w:tcPr>
-            <w:tcW w:type="dxa" w:w="5783"/>
+            <w:tcW w:type="dxa" w:w="6038"/>
             <w:noWrap/>
           </w:tcPr>
           <w:p>
@@ -1121,7 +1121,7 @@
       <w:tr>
         <w:tc>
           <w:tcPr>
-            <w:tcW w:type="dxa" w:w="510"/>
+            <w:tcW w:type="dxa" w:w="255"/>
           </w:tcPr>
           <w:p>
             <w:pPr>
@@ -1137,7 +1137,7 @@
         </w:tc>
         <w:tc>
           <w:tcPr>
-            <w:tcW w:type="dxa" w:w="5783"/>
+            <w:tcW w:type="dxa" w:w="6038"/>
             <w:noWrap/>
           </w:tcPr>
           <w:p>
@@ -1167,7 +1167,7 @@
       <w:tr>
         <w:tc>
           <w:tcPr>
-            <w:tcW w:type="dxa" w:w="510"/>
+            <w:tcW w:type="dxa" w:w="255"/>
           </w:tcPr>
           <w:p>
             <w:pPr>
@@ -1183,7 +1183,7 @@
         </w:tc>
         <w:tc>
           <w:tcPr>
-            <w:tcW w:type="dxa" w:w="5783"/>
+            <w:tcW w:type="dxa" w:w="6038"/>
             <w:noWrap/>
           </w:tcPr>
           <w:p>
@@ -1213,7 +1213,7 @@
       <w:tr>
         <w:tc>
           <w:tcPr>
-            <w:tcW w:type="dxa" w:w="510"/>
+            <w:tcW w:type="dxa" w:w="255"/>
           </w:tcPr>
           <w:p>
             <w:pPr>
@@ -1229,7 +1229,7 @@
         </w:tc>
         <w:tc>
           <w:tcPr>
-            <w:tcW w:type="dxa" w:w="5783"/>
+            <w:tcW w:type="dxa" w:w="6038"/>
             <w:noWrap/>
           </w:tcPr>
           <w:p>
@@ -1259,7 +1259,7 @@
       <w:tr>
         <w:tc>
           <w:tcPr>
-            <w:tcW w:type="dxa" w:w="510"/>
+            <w:tcW w:type="dxa" w:w="255"/>
           </w:tcPr>
           <w:p>
             <w:pPr>
@@ -1275,7 +1275,7 @@
         </w:tc>
         <w:tc>
           <w:tcPr>
-            <w:tcW w:type="dxa" w:w="5783"/>
+            <w:tcW w:type="dxa" w:w="6038"/>
             <w:noWrap/>
           </w:tcPr>
           <w:p>
@@ -1305,7 +1305,7 @@
       <w:tr>
         <w:tc>
           <w:tcPr>
-            <w:tcW w:type="dxa" w:w="510"/>
+            <w:tcW w:type="dxa" w:w="255"/>
           </w:tcPr>
           <w:p>
             <w:pPr>
@@ -1321,7 +1321,7 @@
         </w:tc>
         <w:tc>
           <w:tcPr>
-            <w:tcW w:type="dxa" w:w="5783"/>
+            <w:tcW w:type="dxa" w:w="6038"/>
             <w:noWrap/>
           </w:tcPr>
           <w:p>
@@ -1351,7 +1351,7 @@
       <w:tr>
         <w:tc>
           <w:tcPr>
-            <w:tcW w:type="dxa" w:w="510"/>
+            <w:tcW w:type="dxa" w:w="255"/>
           </w:tcPr>
           <w:p>
             <w:pPr>
@@ -1367,7 +1367,7 @@
         </w:tc>
         <w:tc>
           <w:tcPr>
-            <w:tcW w:type="dxa" w:w="5783"/>
+            <w:tcW w:type="dxa" w:w="6038"/>
             <w:noWrap/>
           </w:tcPr>
           <w:p>
@@ -1397,7 +1397,7 @@
       <w:tr>
         <w:tc>
           <w:tcPr>
-            <w:tcW w:type="dxa" w:w="510"/>
+            <w:tcW w:type="dxa" w:w="255"/>
           </w:tcPr>
           <w:p>
             <w:pPr>
@@ -1413,7 +1413,7 @@
         </w:tc>
         <w:tc>
           <w:tcPr>
-            <w:tcW w:type="dxa" w:w="5783"/>
+            <w:tcW w:type="dxa" w:w="6038"/>
             <w:noWrap/>
           </w:tcPr>
           <w:p>
@@ -1443,7 +1443,7 @@
       <w:tr>
         <w:tc>
           <w:tcPr>
-            <w:tcW w:type="dxa" w:w="510"/>
+            <w:tcW w:type="dxa" w:w="255"/>
           </w:tcPr>
           <w:p>
             <w:pPr>
@@ -1459,7 +1459,7 @@
         </w:tc>
         <w:tc>
           <w:tcPr>
-            <w:tcW w:type="dxa" w:w="5783"/>
+            <w:tcW w:type="dxa" w:w="6038"/>
             <w:noWrap/>
           </w:tcPr>
           <w:p>
@@ -1489,7 +1489,7 @@
       <w:tr>
         <w:tc>
           <w:tcPr>
-            <w:tcW w:type="dxa" w:w="510"/>
+            <w:tcW w:type="dxa" w:w="255"/>
           </w:tcPr>
           <w:p>
             <w:pPr>
@@ -1505,7 +1505,7 @@
         </w:tc>
         <w:tc>
           <w:tcPr>
-            <w:tcW w:type="dxa" w:w="5783"/>
+            <w:tcW w:type="dxa" w:w="6038"/>
             <w:noWrap/>
           </w:tcPr>
           <w:p>
@@ -1535,7 +1535,7 @@
       <w:tr>
         <w:tc>
           <w:tcPr>
-            <w:tcW w:type="dxa" w:w="510"/>
+            <w:tcW w:type="dxa" w:w="255"/>
           </w:tcPr>
           <w:p>
             <w:pPr>
@@ -1551,7 +1551,7 @@
         </w:tc>
         <w:tc>
           <w:tcPr>
-            <w:tcW w:type="dxa" w:w="5783"/>
+            <w:tcW w:type="dxa" w:w="6038"/>
             <w:noWrap/>
           </w:tcPr>
           <w:p>
@@ -1581,7 +1581,7 @@
       <w:tr>
         <w:tc>
           <w:tcPr>
-            <w:tcW w:type="dxa" w:w="510"/>
+            <w:tcW w:type="dxa" w:w="255"/>
           </w:tcPr>
           <w:p>
             <w:pPr>
@@ -1597,7 +1597,7 @@
         </w:tc>
         <w:tc>
           <w:tcPr>
-            <w:tcW w:type="dxa" w:w="5783"/>
+            <w:tcW w:type="dxa" w:w="6038"/>
             <w:noWrap/>
           </w:tcPr>
           <w:p>
@@ -1627,7 +1627,7 @@
       <w:tr>
         <w:tc>
           <w:tcPr>
-            <w:tcW w:type="dxa" w:w="510"/>
+            <w:tcW w:type="dxa" w:w="255"/>
           </w:tcPr>
           <w:p>
             <w:pPr>
@@ -1643,7 +1643,7 @@
         </w:tc>
         <w:tc>
           <w:tcPr>
-            <w:tcW w:type="dxa" w:w="5783"/>
+            <w:tcW w:type="dxa" w:w="6038"/>
             <w:noWrap/>
           </w:tcPr>
           <w:p>
@@ -1673,7 +1673,7 @@
       <w:tr>
         <w:tc>
           <w:tcPr>
-            <w:tcW w:type="dxa" w:w="510"/>
+            <w:tcW w:type="dxa" w:w="255"/>
           </w:tcPr>
           <w:p>
             <w:pPr>
@@ -1689,7 +1689,7 @@
         </w:tc>
         <w:tc>
           <w:tcPr>
-            <w:tcW w:type="dxa" w:w="5783"/>
+            <w:tcW w:type="dxa" w:w="6038"/>
             <w:noWrap/>
           </w:tcPr>
           <w:p>
@@ -1719,7 +1719,7 @@
       <w:tr>
         <w:tc>
           <w:tcPr>
-            <w:tcW w:type="dxa" w:w="510"/>
+            <w:tcW w:type="dxa" w:w="255"/>
           </w:tcPr>
           <w:p>
             <w:pPr>
@@ -1735,7 +1735,7 @@
         </w:tc>
         <w:tc>
           <w:tcPr>
-            <w:tcW w:type="dxa" w:w="5783"/>
+            <w:tcW w:type="dxa" w:w="6038"/>
             <w:noWrap/>
           </w:tcPr>
           <w:p>
@@ -1765,7 +1765,7 @@
       <w:tr>
         <w:tc>
           <w:tcPr>
-            <w:tcW w:type="dxa" w:w="510"/>
+            <w:tcW w:type="dxa" w:w="255"/>
           </w:tcPr>
           <w:p>
             <w:pPr>
@@ -1781,7 +1781,7 @@
         </w:tc>
         <w:tc>
           <w:tcPr>
-            <w:tcW w:type="dxa" w:w="5783"/>
+            <w:tcW w:type="dxa" w:w="6038"/>
             <w:noWrap/>
           </w:tcPr>
           <w:p>
@@ -1811,7 +1811,7 @@
       <w:tr>
         <w:tc>
           <w:tcPr>
-            <w:tcW w:type="dxa" w:w="510"/>
+            <w:tcW w:type="dxa" w:w="255"/>
           </w:tcPr>
           <w:p>
             <w:pPr>
@@ -1827,7 +1827,7 @@
         </w:tc>
         <w:tc>
           <w:tcPr>
-            <w:tcW w:type="dxa" w:w="5783"/>
+            <w:tcW w:type="dxa" w:w="6038"/>
             <w:noWrap/>
           </w:tcPr>
           <w:p>
@@ -1857,7 +1857,7 @@
       <w:tr>
         <w:tc>
           <w:tcPr>
-            <w:tcW w:type="dxa" w:w="510"/>
+            <w:tcW w:type="dxa" w:w="255"/>
           </w:tcPr>
           <w:p>
             <w:pPr>
@@ -1873,7 +1873,7 @@
         </w:tc>
         <w:tc>
           <w:tcPr>
-            <w:tcW w:type="dxa" w:w="5783"/>
+            <w:tcW w:type="dxa" w:w="6038"/>
             <w:noWrap/>
           </w:tcPr>
           <w:p>
@@ -1903,7 +1903,7 @@
       <w:tr>
         <w:tc>
           <w:tcPr>
-            <w:tcW w:type="dxa" w:w="510"/>
+            <w:tcW w:type="dxa" w:w="255"/>
           </w:tcPr>
           <w:p>
             <w:pPr>
@@ -1919,7 +1919,7 @@
         </w:tc>
         <w:tc>
           <w:tcPr>
-            <w:tcW w:type="dxa" w:w="5783"/>
+            <w:tcW w:type="dxa" w:w="6038"/>
             <w:noWrap/>
           </w:tcPr>
           <w:p>
@@ -1949,7 +1949,7 @@
       <w:tr>
         <w:tc>
           <w:tcPr>
-            <w:tcW w:type="dxa" w:w="510"/>
+            <w:tcW w:type="dxa" w:w="255"/>
           </w:tcPr>
           <w:p>
             <w:pPr>
@@ -1965,7 +1965,7 @@
         </w:tc>
         <w:tc>
           <w:tcPr>
-            <w:tcW w:type="dxa" w:w="5783"/>
+            <w:tcW w:type="dxa" w:w="6038"/>
             <w:noWrap/>
           </w:tcPr>
           <w:p>
@@ -1995,7 +1995,7 @@
       <w:tr>
         <w:tc>
           <w:tcPr>
-            <w:tcW w:type="dxa" w:w="510"/>
+            <w:tcW w:type="dxa" w:w="255"/>
           </w:tcPr>
           <w:p>
             <w:pPr>
@@ -2011,7 +2011,7 @@
         </w:tc>
         <w:tc>
           <w:tcPr>
-            <w:tcW w:type="dxa" w:w="5783"/>
+            <w:tcW w:type="dxa" w:w="6038"/>
             <w:noWrap/>
           </w:tcPr>
           <w:p>
@@ -2041,7 +2041,7 @@
       <w:tr>
         <w:tc>
           <w:tcPr>
-            <w:tcW w:type="dxa" w:w="510"/>
+            <w:tcW w:type="dxa" w:w="255"/>
           </w:tcPr>
           <w:p>
             <w:pPr>
@@ -2057,7 +2057,7 @@
         </w:tc>
         <w:tc>
           <w:tcPr>
-            <w:tcW w:type="dxa" w:w="5783"/>
+            <w:tcW w:type="dxa" w:w="6038"/>
             <w:noWrap/>
           </w:tcPr>
           <w:p>
@@ -2087,7 +2087,7 @@
       <w:tr>
         <w:tc>
           <w:tcPr>
-            <w:tcW w:type="dxa" w:w="510"/>
+            <w:tcW w:type="dxa" w:w="255"/>
           </w:tcPr>
           <w:p>
             <w:pPr>
@@ -2103,7 +2103,7 @@
         </w:tc>
         <w:tc>
           <w:tcPr>
-            <w:tcW w:type="dxa" w:w="5783"/>
+            <w:tcW w:type="dxa" w:w="6038"/>
             <w:noWrap/>
           </w:tcPr>
           <w:p>
@@ -2133,7 +2133,7 @@
       <w:tr>
         <w:tc>
           <w:tcPr>
-            <w:tcW w:type="dxa" w:w="510"/>
+            <w:tcW w:type="dxa" w:w="255"/>
           </w:tcPr>
           <w:p>
             <w:pPr>
@@ -2149,7 +2149,7 @@
         </w:tc>
         <w:tc>
           <w:tcPr>
-            <w:tcW w:type="dxa" w:w="5783"/>
+            <w:tcW w:type="dxa" w:w="6038"/>
             <w:noWrap/>
           </w:tcPr>
           <w:p>
@@ -2179,7 +2179,7 @@
       <w:tr>
         <w:tc>
           <w:tcPr>
-            <w:tcW w:type="dxa" w:w="510"/>
+            <w:tcW w:type="dxa" w:w="255"/>
           </w:tcPr>
           <w:p>
             <w:pPr>
@@ -2195,7 +2195,7 @@
         </w:tc>
         <w:tc>
           <w:tcPr>
-            <w:tcW w:type="dxa" w:w="5783"/>
+            <w:tcW w:type="dxa" w:w="6038"/>
             <w:noWrap/>
           </w:tcPr>
           <w:p>
@@ -2225,7 +2225,7 @@
       <w:tr>
         <w:tc>
           <w:tcPr>
-            <w:tcW w:type="dxa" w:w="510"/>
+            <w:tcW w:type="dxa" w:w="255"/>
           </w:tcPr>
           <w:p>
             <w:pPr>
@@ -2241,7 +2241,7 @@
         </w:tc>
         <w:tc>
           <w:tcPr>
-            <w:tcW w:type="dxa" w:w="5783"/>
+            <w:tcW w:type="dxa" w:w="6038"/>
             <w:noWrap/>
           </w:tcPr>
           <w:p>
@@ -2271,7 +2271,7 @@
       <w:tr>
         <w:tc>
           <w:tcPr>
-            <w:tcW w:type="dxa" w:w="510"/>
+            <w:tcW w:type="dxa" w:w="255"/>
           </w:tcPr>
           <w:p>
             <w:pPr>
@@ -2287,7 +2287,7 @@
         </w:tc>
         <w:tc>
           <w:tcPr>
-            <w:tcW w:type="dxa" w:w="5783"/>
+            <w:tcW w:type="dxa" w:w="6038"/>
             <w:noWrap/>
           </w:tcPr>
           <w:p>
@@ -2317,7 +2317,7 @@
       <w:tr>
         <w:tc>
           <w:tcPr>
-            <w:tcW w:type="dxa" w:w="510"/>
+            <w:tcW w:type="dxa" w:w="255"/>
           </w:tcPr>
           <w:p>
             <w:pPr>
@@ -2333,7 +2333,7 @@
         </w:tc>
         <w:tc>
           <w:tcPr>
-            <w:tcW w:type="dxa" w:w="5783"/>
+            <w:tcW w:type="dxa" w:w="6038"/>
             <w:noWrap/>
           </w:tcPr>
           <w:p>
@@ -2363,7 +2363,7 @@
       <w:tr>
         <w:tc>
           <w:tcPr>
-            <w:tcW w:type="dxa" w:w="510"/>
+            <w:tcW w:type="dxa" w:w="255"/>
           </w:tcPr>
           <w:p>
             <w:pPr>
@@ -2379,7 +2379,7 @@
         </w:tc>
         <w:tc>
           <w:tcPr>
-            <w:tcW w:type="dxa" w:w="5783"/>
+            <w:tcW w:type="dxa" w:w="6038"/>
             <w:noWrap/>
           </w:tcPr>
           <w:p>
@@ -2409,7 +2409,7 @@
       <w:tr>
         <w:tc>
           <w:tcPr>
-            <w:tcW w:type="dxa" w:w="510"/>
+            <w:tcW w:type="dxa" w:w="255"/>
           </w:tcPr>
           <w:p>
             <w:pPr>
@@ -2425,7 +2425,7 @@
         </w:tc>
         <w:tc>
           <w:tcPr>
-            <w:tcW w:type="dxa" w:w="5783"/>
+            <w:tcW w:type="dxa" w:w="6038"/>
             <w:noWrap/>
           </w:tcPr>
           <w:p>
@@ -2455,7 +2455,7 @@
       <w:tr>
         <w:tc>
           <w:tcPr>
-            <w:tcW w:type="dxa" w:w="510"/>
+            <w:tcW w:type="dxa" w:w="255"/>
           </w:tcPr>
           <w:p>
             <w:pPr>
@@ -2471,7 +2471,7 @@
         </w:tc>
         <w:tc>
           <w:tcPr>
-            <w:tcW w:type="dxa" w:w="5783"/>
+            <w:tcW w:type="dxa" w:w="6038"/>
             <w:noWrap/>
           </w:tcPr>
           <w:p>
@@ -2501,7 +2501,7 @@
       <w:tr>
         <w:tc>
           <w:tcPr>
-            <w:tcW w:type="dxa" w:w="510"/>
+            <w:tcW w:type="dxa" w:w="255"/>
           </w:tcPr>
           <w:p>
             <w:pPr>
@@ -2517,7 +2517,7 @@
         </w:tc>
         <w:tc>
           <w:tcPr>
-            <w:tcW w:type="dxa" w:w="5783"/>
+            <w:tcW w:type="dxa" w:w="6038"/>
             <w:noWrap/>
           </w:tcPr>
           <w:p>
@@ -2547,7 +2547,7 @@
       <w:tr>
         <w:tc>
           <w:tcPr>
-            <w:tcW w:type="dxa" w:w="510"/>
+            <w:tcW w:type="dxa" w:w="255"/>
           </w:tcPr>
           <w:p>
             <w:pPr>
@@ -2563,7 +2563,7 @@
         </w:tc>
         <w:tc>
           <w:tcPr>
-            <w:tcW w:type="dxa" w:w="5783"/>
+            <w:tcW w:type="dxa" w:w="6038"/>
             <w:noWrap/>
           </w:tcPr>
           <w:p>
@@ -2593,7 +2593,7 @@
       <w:tr>
         <w:tc>
           <w:tcPr>
-            <w:tcW w:type="dxa" w:w="510"/>
+            <w:tcW w:type="dxa" w:w="255"/>
           </w:tcPr>
           <w:p>
             <w:pPr>
@@ -2609,7 +2609,7 @@
         </w:tc>
         <w:tc>
           <w:tcPr>
-            <w:tcW w:type="dxa" w:w="5783"/>
+            <w:tcW w:type="dxa" w:w="6038"/>
             <w:noWrap/>
           </w:tcPr>
           <w:p>
@@ -2639,7 +2639,7 @@
       <w:tr>
         <w:tc>
           <w:tcPr>
-            <w:tcW w:type="dxa" w:w="510"/>
+            <w:tcW w:type="dxa" w:w="255"/>
           </w:tcPr>
           <w:p>
             <w:pPr>
@@ -2655,7 +2655,7 @@
         </w:tc>
         <w:tc>
           <w:tcPr>
-            <w:tcW w:type="dxa" w:w="5783"/>
+            <w:tcW w:type="dxa" w:w="6038"/>
             <w:noWrap/>
           </w:tcPr>
           <w:p>
@@ -2685,7 +2685,7 @@
       <w:tr>
         <w:tc>
           <w:tcPr>
-            <w:tcW w:type="dxa" w:w="510"/>
+            <w:tcW w:type="dxa" w:w="255"/>
           </w:tcPr>
           <w:p>
             <w:pPr>
@@ -2701,7 +2701,7 @@
         </w:tc>
         <w:tc>
           <w:tcPr>
-            <w:tcW w:type="dxa" w:w="5783"/>
+            <w:tcW w:type="dxa" w:w="6038"/>
             <w:noWrap/>
           </w:tcPr>
           <w:p>
@@ -2731,7 +2731,7 @@
       <w:tr>
         <w:tc>
           <w:tcPr>
-            <w:tcW w:type="dxa" w:w="510"/>
+            <w:tcW w:type="dxa" w:w="255"/>
           </w:tcPr>
           <w:p>
             <w:pPr>
@@ -2747,7 +2747,7 @@
         </w:tc>
         <w:tc>
           <w:tcPr>
-            <w:tcW w:type="dxa" w:w="5783"/>
+            <w:tcW w:type="dxa" w:w="6038"/>
             <w:noWrap/>
           </w:tcPr>
           <w:p>
@@ -2777,7 +2777,7 @@
       <w:tr>
         <w:tc>
           <w:tcPr>
-            <w:tcW w:type="dxa" w:w="510"/>
+            <w:tcW w:type="dxa" w:w="255"/>
           </w:tcPr>
           <w:p>
             <w:pPr>
@@ -2793,7 +2793,7 @@
         </w:tc>
         <w:tc>
           <w:tcPr>
-            <w:tcW w:type="dxa" w:w="5783"/>
+            <w:tcW w:type="dxa" w:w="6038"/>
             <w:noWrap/>
           </w:tcPr>
           <w:p>
@@ -2823,7 +2823,7 @@
       <w:tr>
         <w:tc>
           <w:tcPr>
-            <w:tcW w:type="dxa" w:w="510"/>
+            <w:tcW w:type="dxa" w:w="255"/>
           </w:tcPr>
           <w:p>
             <w:pPr>
@@ -2839,7 +2839,7 @@
         </w:tc>
         <w:tc>
           <w:tcPr>
-            <w:tcW w:type="dxa" w:w="5783"/>
+            <w:tcW w:type="dxa" w:w="6038"/>
             <w:noWrap/>
           </w:tcPr>
           <w:p>
@@ -2869,7 +2869,7 @@
       <w:tr>
         <w:tc>
           <w:tcPr>
-            <w:tcW w:type="dxa" w:w="510"/>
+            <w:tcW w:type="dxa" w:w="255"/>
           </w:tcPr>
           <w:p>
             <w:pPr>
@@ -2885,7 +2885,7 @@
         </w:tc>
         <w:tc>
           <w:tcPr>
-            <w:tcW w:type="dxa" w:w="5783"/>
+            <w:tcW w:type="dxa" w:w="6038"/>
             <w:noWrap/>
           </w:tcPr>
           <w:p>
@@ -2915,7 +2915,7 @@
       <w:tr>
         <w:tc>
           <w:tcPr>
-            <w:tcW w:type="dxa" w:w="510"/>
+            <w:tcW w:type="dxa" w:w="255"/>
           </w:tcPr>
           <w:p>
             <w:pPr>
@@ -2931,7 +2931,7 @@
         </w:tc>
         <w:tc>
           <w:tcPr>
-            <w:tcW w:type="dxa" w:w="5783"/>
+            <w:tcW w:type="dxa" w:w="6038"/>
             <w:noWrap/>
           </w:tcPr>
           <w:p>
@@ -2961,7 +2961,7 @@
       <w:tr>
         <w:tc>
           <w:tcPr>
-            <w:tcW w:type="dxa" w:w="510"/>
+            <w:tcW w:type="dxa" w:w="255"/>
           </w:tcPr>
           <w:p>
             <w:pPr>
@@ -2977,7 +2977,7 @@
         </w:tc>
         <w:tc>
           <w:tcPr>
-            <w:tcW w:type="dxa" w:w="5783"/>
+            <w:tcW w:type="dxa" w:w="6038"/>
             <w:noWrap/>
           </w:tcPr>
           <w:p>
@@ -3007,7 +3007,7 @@
       <w:tr>
         <w:tc>
           <w:tcPr>
-            <w:tcW w:type="dxa" w:w="510"/>
+            <w:tcW w:type="dxa" w:w="255"/>
           </w:tcPr>
           <w:p>
             <w:pPr>
@@ -3023,7 +3023,7 @@
         </w:tc>
         <w:tc>
           <w:tcPr>
-            <w:tcW w:type="dxa" w:w="5783"/>
+            <w:tcW w:type="dxa" w:w="6038"/>
             <w:noWrap/>
           </w:tcPr>
           <w:p>
@@ -3053,7 +3053,7 @@
       <w:tr>
         <w:tc>
           <w:tcPr>
-            <w:tcW w:type="dxa" w:w="510"/>
+            <w:tcW w:type="dxa" w:w="255"/>
           </w:tcPr>
           <w:p>
             <w:pPr>
@@ -3069,7 +3069,7 @@
         </w:tc>
         <w:tc>
           <w:tcPr>
-            <w:tcW w:type="dxa" w:w="5783"/>
+            <w:tcW w:type="dxa" w:w="6038"/>
             <w:noWrap/>
           </w:tcPr>
           <w:p>
@@ -3099,7 +3099,7 @@
       <w:tr>
         <w:tc>
           <w:tcPr>
-            <w:tcW w:type="dxa" w:w="510"/>
+            <w:tcW w:type="dxa" w:w="255"/>
           </w:tcPr>
           <w:p>
             <w:pPr>
@@ -3115,7 +3115,7 @@
         </w:tc>
         <w:tc>
           <w:tcPr>
-            <w:tcW w:type="dxa" w:w="5783"/>
+            <w:tcW w:type="dxa" w:w="6038"/>
             <w:noWrap/>
           </w:tcPr>
           <w:p>
@@ -3145,7 +3145,7 @@
       <w:tr>
         <w:tc>
           <w:tcPr>
-            <w:tcW w:type="dxa" w:w="510"/>
+            <w:tcW w:type="dxa" w:w="255"/>
           </w:tcPr>
           <w:p>
             <w:pPr>
@@ -3161,7 +3161,7 @@
         </w:tc>
         <w:tc>
           <w:tcPr>
-            <w:tcW w:type="dxa" w:w="5783"/>
+            <w:tcW w:type="dxa" w:w="6038"/>
             <w:noWrap/>
           </w:tcPr>
           <w:p>
@@ -3191,7 +3191,7 @@
       <w:tr>
         <w:tc>
           <w:tcPr>
-            <w:tcW w:type="dxa" w:w="510"/>
+            <w:tcW w:type="dxa" w:w="255"/>
           </w:tcPr>
           <w:p>
             <w:pPr>
@@ -3207,7 +3207,7 @@
         </w:tc>
         <w:tc>
           <w:tcPr>
-            <w:tcW w:type="dxa" w:w="5783"/>
+            <w:tcW w:type="dxa" w:w="6038"/>
             <w:noWrap/>
           </w:tcPr>
           <w:p>
@@ -3237,7 +3237,7 @@
       <w:tr>
         <w:tc>
           <w:tcPr>
-            <w:tcW w:type="dxa" w:w="510"/>
+            <w:tcW w:type="dxa" w:w="255"/>
           </w:tcPr>
           <w:p>
             <w:pPr>
@@ -3253,7 +3253,7 @@
         </w:tc>
         <w:tc>
           <w:tcPr>
-            <w:tcW w:type="dxa" w:w="5783"/>
+            <w:tcW w:type="dxa" w:w="6038"/>
             <w:noWrap/>
           </w:tcPr>
           <w:p>
@@ -3283,7 +3283,7 @@
       <w:tr>
         <w:tc>
           <w:tcPr>
-            <w:tcW w:type="dxa" w:w="510"/>
+            <w:tcW w:type="dxa" w:w="255"/>
           </w:tcPr>
           <w:p>
             <w:pPr>
@@ -3299,7 +3299,7 @@
         </w:tc>
         <w:tc>
           <w:tcPr>
-            <w:tcW w:type="dxa" w:w="5783"/>
+            <w:tcW w:type="dxa" w:w="6038"/>
             <w:noWrap/>
           </w:tcPr>
           <w:p>
@@ -3329,7 +3329,7 @@
       <w:tr>
         <w:tc>
           <w:tcPr>
-            <w:tcW w:type="dxa" w:w="510"/>
+            <w:tcW w:type="dxa" w:w="255"/>
           </w:tcPr>
           <w:p>
             <w:pPr>
@@ -3345,7 +3345,7 @@
         </w:tc>
         <w:tc>
           <w:tcPr>
-            <w:tcW w:type="dxa" w:w="5783"/>
+            <w:tcW w:type="dxa" w:w="6038"/>
             <w:noWrap/>
           </w:tcPr>
           <w:p>
@@ -3375,7 +3375,7 @@
       <w:tr>
         <w:tc>
           <w:tcPr>
-            <w:tcW w:type="dxa" w:w="510"/>
+            <w:tcW w:type="dxa" w:w="255"/>
           </w:tcPr>
           <w:p>
             <w:pPr>
@@ -3391,7 +3391,7 @@
         </w:tc>
         <w:tc>
           <w:tcPr>
-            <w:tcW w:type="dxa" w:w="5783"/>
+            <w:tcW w:type="dxa" w:w="6038"/>
             <w:noWrap/>
           </w:tcPr>
           <w:p>
@@ -3421,7 +3421,7 @@
       <w:tr>
         <w:tc>
           <w:tcPr>
-            <w:tcW w:type="dxa" w:w="510"/>
+            <w:tcW w:type="dxa" w:w="255"/>
           </w:tcPr>
           <w:p>
             <w:pPr>
@@ -3437,7 +3437,7 @@
         </w:tc>
         <w:tc>
           <w:tcPr>
-            <w:tcW w:type="dxa" w:w="5783"/>
+            <w:tcW w:type="dxa" w:w="6038"/>
             <w:noWrap/>
           </w:tcPr>
           <w:p>
@@ -3467,7 +3467,7 @@
       <w:tr>
         <w:tc>
           <w:tcPr>
-            <w:tcW w:type="dxa" w:w="510"/>
+            <w:tcW w:type="dxa" w:w="255"/>
           </w:tcPr>
           <w:p>
             <w:pPr>
@@ -3483,7 +3483,7 @@
         </w:tc>
         <w:tc>
           <w:tcPr>
-            <w:tcW w:type="dxa" w:w="5783"/>
+            <w:tcW w:type="dxa" w:w="6038"/>
             <w:noWrap/>
           </w:tcPr>
           <w:p>
@@ -3513,7 +3513,7 @@
       <w:tr>
         <w:tc>
           <w:tcPr>
-            <w:tcW w:type="dxa" w:w="510"/>
+            <w:tcW w:type="dxa" w:w="255"/>
           </w:tcPr>
           <w:p>
             <w:pPr>
@@ -3529,7 +3529,7 @@
         </w:tc>
         <w:tc>
           <w:tcPr>
-            <w:tcW w:type="dxa" w:w="5783"/>
+            <w:tcW w:type="dxa" w:w="6038"/>
             <w:noWrap/>
           </w:tcPr>
           <w:p>
@@ -3559,7 +3559,7 @@
       <w:tr>
         <w:tc>
           <w:tcPr>
-            <w:tcW w:type="dxa" w:w="510"/>
+            <w:tcW w:type="dxa" w:w="255"/>
           </w:tcPr>
           <w:p>
             <w:pPr>
@@ -3575,7 +3575,7 @@
         </w:tc>
         <w:tc>
           <w:tcPr>
-            <w:tcW w:type="dxa" w:w="5783"/>
+            <w:tcW w:type="dxa" w:w="6038"/>
             <w:noWrap/>
           </w:tcPr>
           <w:p>
@@ -3605,7 +3605,7 @@
       <w:tr>
         <w:tc>
           <w:tcPr>
-            <w:tcW w:type="dxa" w:w="510"/>
+            <w:tcW w:type="dxa" w:w="255"/>
           </w:tcPr>
           <w:p>
             <w:pPr>
@@ -3621,7 +3621,7 @@
         </w:tc>
         <w:tc>
           <w:tcPr>
-            <w:tcW w:type="dxa" w:w="5783"/>
+            <w:tcW w:type="dxa" w:w="6038"/>
             <w:noWrap/>
           </w:tcPr>
           <w:p>
@@ -3651,7 +3651,7 @@
       <w:tr>
         <w:tc>
           <w:tcPr>
-            <w:tcW w:type="dxa" w:w="510"/>
+            <w:tcW w:type="dxa" w:w="255"/>
           </w:tcPr>
           <w:p>
             <w:pPr>
@@ -3667,7 +3667,7 @@
         </w:tc>
         <w:tc>
           <w:tcPr>
-            <w:tcW w:type="dxa" w:w="5783"/>
+            <w:tcW w:type="dxa" w:w="6038"/>
             <w:noWrap/>
           </w:tcPr>
           <w:p>
@@ -3697,7 +3697,7 @@
       <w:tr>
         <w:tc>
           <w:tcPr>
-            <w:tcW w:type="dxa" w:w="510"/>
+            <w:tcW w:type="dxa" w:w="255"/>
           </w:tcPr>
           <w:p>
             <w:pPr>
@@ -3713,7 +3713,7 @@
         </w:tc>
         <w:tc>
           <w:tcPr>
-            <w:tcW w:type="dxa" w:w="5783"/>
+            <w:tcW w:type="dxa" w:w="6038"/>
             <w:noWrap/>
           </w:tcPr>
           <w:p>
@@ -3743,7 +3743,7 @@
       <w:tr>
         <w:tc>
           <w:tcPr>
-            <w:tcW w:type="dxa" w:w="510"/>
+            <w:tcW w:type="dxa" w:w="255"/>
           </w:tcPr>
           <w:p>
             <w:pPr>
@@ -3759,7 +3759,7 @@
         </w:tc>
         <w:tc>
           <w:tcPr>
-            <w:tcW w:type="dxa" w:w="5783"/>
+            <w:tcW w:type="dxa" w:w="6038"/>
             <w:noWrap/>
           </w:tcPr>
           <w:p>
@@ -3812,7 +3812,7 @@
       <w:tr>
         <w:tc>
           <w:tcPr>
-            <w:tcW w:type="dxa" w:w="510"/>
+            <w:tcW w:type="dxa" w:w="255"/>
           </w:tcPr>
           <w:p>
             <w:pPr>
@@ -3828,7 +3828,7 @@
         </w:tc>
         <w:tc>
           <w:tcPr>
-            <w:tcW w:type="dxa" w:w="5783"/>
+            <w:tcW w:type="dxa" w:w="6038"/>
             <w:noWrap/>
           </w:tcPr>
           <w:p>
@@ -3857,7 +3857,7 @@
       <w:tr>
         <w:tc>
           <w:tcPr>
-            <w:tcW w:type="dxa" w:w="510"/>
+            <w:tcW w:type="dxa" w:w="255"/>
           </w:tcPr>
           <w:p>
             <w:pPr>
@@ -3873,7 +3873,7 @@
         </w:tc>
         <w:tc>
           <w:tcPr>
-            <w:tcW w:type="dxa" w:w="5783"/>
+            <w:tcW w:type="dxa" w:w="6038"/>
             <w:noWrap/>
           </w:tcPr>
           <w:p>
@@ -3903,7 +3903,7 @@
       <w:tr>
         <w:tc>
           <w:tcPr>
-            <w:tcW w:type="dxa" w:w="510"/>
+            <w:tcW w:type="dxa" w:w="255"/>
           </w:tcPr>
           <w:p>
             <w:pPr>
@@ -3919,7 +3919,7 @@
         </w:tc>
         <w:tc>
           <w:tcPr>
-            <w:tcW w:type="dxa" w:w="5783"/>
+            <w:tcW w:type="dxa" w:w="6038"/>
             <w:noWrap/>
           </w:tcPr>
           <w:p>
@@ -3949,7 +3949,7 @@
       <w:tr>
         <w:tc>
           <w:tcPr>
-            <w:tcW w:type="dxa" w:w="510"/>
+            <w:tcW w:type="dxa" w:w="255"/>
           </w:tcPr>
           <w:p>
             <w:pPr>
@@ -3965,7 +3965,7 @@
         </w:tc>
         <w:tc>
           <w:tcPr>
-            <w:tcW w:type="dxa" w:w="5783"/>
+            <w:tcW w:type="dxa" w:w="6038"/>
             <w:noWrap/>
           </w:tcPr>
           <w:p>
@@ -3995,7 +3995,7 @@
       <w:tr>
         <w:tc>
           <w:tcPr>
-            <w:tcW w:type="dxa" w:w="510"/>
+            <w:tcW w:type="dxa" w:w="255"/>
           </w:tcPr>
           <w:p>
             <w:pPr>
@@ -4011,7 +4011,7 @@
         </w:tc>
         <w:tc>
           <w:tcPr>
-            <w:tcW w:type="dxa" w:w="5783"/>
+            <w:tcW w:type="dxa" w:w="6038"/>
             <w:noWrap/>
           </w:tcPr>
           <w:p>
@@ -4041,7 +4041,7 @@
       <w:tr>
         <w:tc>
           <w:tcPr>
-            <w:tcW w:type="dxa" w:w="510"/>
+            <w:tcW w:type="dxa" w:w="255"/>
           </w:tcPr>
           <w:p>
             <w:pPr>
@@ -4057,7 +4057,7 @@
         </w:tc>
         <w:tc>
           <w:tcPr>
-            <w:tcW w:type="dxa" w:w="5783"/>
+            <w:tcW w:type="dxa" w:w="6038"/>
             <w:noWrap/>
           </w:tcPr>
           <w:p>
@@ -4087,7 +4087,7 @@
       <w:tr>
         <w:tc>
           <w:tcPr>
-            <w:tcW w:type="dxa" w:w="510"/>
+            <w:tcW w:type="dxa" w:w="255"/>
           </w:tcPr>
           <w:p>
             <w:pPr>
@@ -4103,7 +4103,7 @@
         </w:tc>
         <w:tc>
           <w:tcPr>
-            <w:tcW w:type="dxa" w:w="5783"/>
+            <w:tcW w:type="dxa" w:w="6038"/>
             <w:noWrap/>
           </w:tcPr>
           <w:p>
@@ -4133,7 +4133,7 @@
       <w:tr>
         <w:tc>
           <w:tcPr>
-            <w:tcW w:type="dxa" w:w="510"/>
+            <w:tcW w:type="dxa" w:w="255"/>
           </w:tcPr>
           <w:p>
             <w:pPr>
@@ -4149,7 +4149,7 @@
         </w:tc>
         <w:tc>
           <w:tcPr>
-            <w:tcW w:type="dxa" w:w="5783"/>
+            <w:tcW w:type="dxa" w:w="6038"/>
             <w:noWrap/>
           </w:tcPr>
           <w:p>
@@ -4179,7 +4179,7 @@
       <w:tr>
         <w:tc>
           <w:tcPr>
-            <w:tcW w:type="dxa" w:w="510"/>
+            <w:tcW w:type="dxa" w:w="255"/>
           </w:tcPr>
           <w:p>
             <w:pPr>
@@ -4195,7 +4195,7 @@
         </w:tc>
         <w:tc>
           <w:tcPr>
-            <w:tcW w:type="dxa" w:w="5783"/>
+            <w:tcW w:type="dxa" w:w="6038"/>
             <w:noWrap/>
           </w:tcPr>
           <w:p>
@@ -4225,7 +4225,7 @@
       <w:tr>
         <w:tc>
           <w:tcPr>
-            <w:tcW w:type="dxa" w:w="510"/>
+            <w:tcW w:type="dxa" w:w="255"/>
           </w:tcPr>
           <w:p>
             <w:pPr>
@@ -4241,7 +4241,7 @@
         </w:tc>
         <w:tc>
           <w:tcPr>
-            <w:tcW w:type="dxa" w:w="5783"/>
+            <w:tcW w:type="dxa" w:w="6038"/>
             <w:noWrap/>
           </w:tcPr>
           <w:p>
@@ -4271,7 +4271,7 @@
       <w:tr>
         <w:tc>
           <w:tcPr>
-            <w:tcW w:type="dxa" w:w="510"/>
+            <w:tcW w:type="dxa" w:w="255"/>
           </w:tcPr>
           <w:p>
             <w:pPr>
@@ -4287,7 +4287,7 @@
         </w:tc>
         <w:tc>
           <w:tcPr>
-            <w:tcW w:type="dxa" w:w="5783"/>
+            <w:tcW w:type="dxa" w:w="6038"/>
             <w:noWrap/>
           </w:tcPr>
           <w:p>
@@ -4317,7 +4317,7 @@
       <w:tr>
         <w:tc>
           <w:tcPr>
-            <w:tcW w:type="dxa" w:w="510"/>
+            <w:tcW w:type="dxa" w:w="255"/>
           </w:tcPr>
           <w:p>
             <w:pPr>
@@ -4333,7 +4333,7 @@
         </w:tc>
         <w:tc>
           <w:tcPr>
-            <w:tcW w:type="dxa" w:w="5783"/>
+            <w:tcW w:type="dxa" w:w="6038"/>
             <w:noWrap/>
           </w:tcPr>
           <w:p>
@@ -4363,7 +4363,7 @@
       <w:tr>
         <w:tc>
           <w:tcPr>
-            <w:tcW w:type="dxa" w:w="510"/>
+            <w:tcW w:type="dxa" w:w="255"/>
           </w:tcPr>
           <w:p>
             <w:pPr>
@@ -4379,7 +4379,7 @@
         </w:tc>
         <w:tc>
           <w:tcPr>
-            <w:tcW w:type="dxa" w:w="5783"/>
+            <w:tcW w:type="dxa" w:w="6038"/>
             <w:noWrap/>
           </w:tcPr>
           <w:p>
@@ -4409,7 +4409,7 @@
       <w:tr>
         <w:tc>
           <w:tcPr>
-            <w:tcW w:type="dxa" w:w="510"/>
+            <w:tcW w:type="dxa" w:w="255"/>
           </w:tcPr>
           <w:p>
             <w:pPr>
@@ -4425,7 +4425,7 @@
         </w:tc>
         <w:tc>
           <w:tcPr>
-            <w:tcW w:type="dxa" w:w="5783"/>
+            <w:tcW w:type="dxa" w:w="6038"/>
             <w:noWrap/>
           </w:tcPr>
           <w:p>
@@ -4455,7 +4455,7 @@
       <w:tr>
         <w:tc>
           <w:tcPr>
-            <w:tcW w:type="dxa" w:w="510"/>
+            <w:tcW w:type="dxa" w:w="255"/>
           </w:tcPr>
           <w:p>
             <w:pPr>
@@ -4471,7 +4471,7 @@
         </w:tc>
         <w:tc>
           <w:tcPr>
-            <w:tcW w:type="dxa" w:w="5783"/>
+            <w:tcW w:type="dxa" w:w="6038"/>
             <w:noWrap/>
           </w:tcPr>
           <w:p>
@@ -4501,7 +4501,7 @@
       <w:tr>
         <w:tc>
           <w:tcPr>
-            <w:tcW w:type="dxa" w:w="510"/>
+            <w:tcW w:type="dxa" w:w="255"/>
           </w:tcPr>
           <w:p>
             <w:pPr>
@@ -4517,7 +4517,7 @@
         </w:tc>
         <w:tc>
           <w:tcPr>
-            <w:tcW w:type="dxa" w:w="5783"/>
+            <w:tcW w:type="dxa" w:w="6038"/>
             <w:noWrap/>
           </w:tcPr>
           <w:p>
@@ -4547,7 +4547,7 @@
       <w:tr>
         <w:tc>
           <w:tcPr>
-            <w:tcW w:type="dxa" w:w="510"/>
+            <w:tcW w:type="dxa" w:w="255"/>
           </w:tcPr>
           <w:p>
             <w:pPr>
@@ -4563,7 +4563,7 @@
         </w:tc>
         <w:tc>
           <w:tcPr>
-            <w:tcW w:type="dxa" w:w="5783"/>
+            <w:tcW w:type="dxa" w:w="6038"/>
             <w:noWrap/>
           </w:tcPr>
           <w:p>
@@ -4593,7 +4593,7 @@
       <w:tr>
         <w:tc>
           <w:tcPr>
-            <w:tcW w:type="dxa" w:w="510"/>
+            <w:tcW w:type="dxa" w:w="255"/>
           </w:tcPr>
           <w:p>
             <w:pPr>
@@ -4609,7 +4609,7 @@
         </w:tc>
         <w:tc>
           <w:tcPr>
-            <w:tcW w:type="dxa" w:w="5783"/>
+            <w:tcW w:type="dxa" w:w="6038"/>
             <w:noWrap/>
           </w:tcPr>
           <w:p>
@@ -4639,7 +4639,7 @@
       <w:tr>
         <w:tc>
           <w:tcPr>
-            <w:tcW w:type="dxa" w:w="510"/>
+            <w:tcW w:type="dxa" w:w="255"/>
           </w:tcPr>
           <w:p>
             <w:pPr>
@@ -4655,7 +4655,7 @@
         </w:tc>
         <w:tc>
           <w:tcPr>
-            <w:tcW w:type="dxa" w:w="5783"/>
+            <w:tcW w:type="dxa" w:w="6038"/>
             <w:noWrap/>
           </w:tcPr>
           <w:p>
@@ -4685,7 +4685,7 @@
       <w:tr>
         <w:tc>
           <w:tcPr>
-            <w:tcW w:type="dxa" w:w="510"/>
+            <w:tcW w:type="dxa" w:w="255"/>
           </w:tcPr>
           <w:p>
             <w:pPr>
@@ -4701,7 +4701,7 @@
         </w:tc>
         <w:tc>
           <w:tcPr>
-            <w:tcW w:type="dxa" w:w="5783"/>
+            <w:tcW w:type="dxa" w:w="6038"/>
             <w:noWrap/>
           </w:tcPr>
           <w:p>
@@ -4731,7 +4731,7 @@
       <w:tr>
         <w:tc>
           <w:tcPr>
-            <w:tcW w:type="dxa" w:w="510"/>
+            <w:tcW w:type="dxa" w:w="255"/>
           </w:tcPr>
           <w:p>
             <w:pPr>
@@ -4747,7 +4747,7 @@
         </w:tc>
         <w:tc>
           <w:tcPr>
-            <w:tcW w:type="dxa" w:w="5783"/>
+            <w:tcW w:type="dxa" w:w="6038"/>
             <w:noWrap/>
           </w:tcPr>
           <w:p>
@@ -4777,7 +4777,7 @@
       <w:tr>
         <w:tc>
           <w:tcPr>
-            <w:tcW w:type="dxa" w:w="510"/>
+            <w:tcW w:type="dxa" w:w="255"/>
           </w:tcPr>
           <w:p>
             <w:pPr>
@@ -4793,7 +4793,7 @@
         </w:tc>
         <w:tc>
           <w:tcPr>
-            <w:tcW w:type="dxa" w:w="5783"/>
+            <w:tcW w:type="dxa" w:w="6038"/>
             <w:noWrap/>
           </w:tcPr>
           <w:p>
@@ -4823,7 +4823,7 @@
       <w:tr>
         <w:tc>
           <w:tcPr>
-            <w:tcW w:type="dxa" w:w="510"/>
+            <w:tcW w:type="dxa" w:w="255"/>
           </w:tcPr>
           <w:p>
             <w:pPr>
@@ -4839,7 +4839,7 @@
         </w:tc>
         <w:tc>
           <w:tcPr>
-            <w:tcW w:type="dxa" w:w="5783"/>
+            <w:tcW w:type="dxa" w:w="6038"/>
             <w:noWrap/>
           </w:tcPr>
           <w:p>
@@ -4869,7 +4869,7 @@
       <w:tr>
         <w:tc>
           <w:tcPr>
-            <w:tcW w:type="dxa" w:w="510"/>
+            <w:tcW w:type="dxa" w:w="255"/>
           </w:tcPr>
           <w:p>
             <w:pPr>
@@ -4885,7 +4885,7 @@
         </w:tc>
         <w:tc>
           <w:tcPr>
-            <w:tcW w:type="dxa" w:w="5783"/>
+            <w:tcW w:type="dxa" w:w="6038"/>
             <w:noWrap/>
           </w:tcPr>
           <w:p>
@@ -4915,7 +4915,7 @@
       <w:tr>
         <w:tc>
           <w:tcPr>
-            <w:tcW w:type="dxa" w:w="510"/>
+            <w:tcW w:type="dxa" w:w="255"/>
           </w:tcPr>
           <w:p>
             <w:pPr>
@@ -4931,7 +4931,7 @@
         </w:tc>
         <w:tc>
           <w:tcPr>
-            <w:tcW w:type="dxa" w:w="5783"/>
+            <w:tcW w:type="dxa" w:w="6038"/>
             <w:noWrap/>
           </w:tcPr>
           <w:p>
@@ -4961,7 +4961,7 @@
       <w:tr>
         <w:tc>
           <w:tcPr>
-            <w:tcW w:type="dxa" w:w="510"/>
+            <w:tcW w:type="dxa" w:w="255"/>
           </w:tcPr>
           <w:p>
             <w:pPr>
@@ -4977,7 +4977,7 @@
         </w:tc>
         <w:tc>
           <w:tcPr>
-            <w:tcW w:type="dxa" w:w="5783"/>
+            <w:tcW w:type="dxa" w:w="6038"/>
             <w:noWrap/>
           </w:tcPr>
           <w:p>
@@ -5007,7 +5007,7 @@
       <w:tr>
         <w:tc>
           <w:tcPr>
-            <w:tcW w:type="dxa" w:w="510"/>
+            <w:tcW w:type="dxa" w:w="255"/>
           </w:tcPr>
           <w:p>
             <w:pPr>
@@ -5023,7 +5023,7 @@
         </w:tc>
         <w:tc>
           <w:tcPr>
-            <w:tcW w:type="dxa" w:w="5783"/>
+            <w:tcW w:type="dxa" w:w="6038"/>
             <w:noWrap/>
           </w:tcPr>
           <w:p>
@@ -5053,7 +5053,7 @@
       <w:tr>
         <w:tc>
           <w:tcPr>
-            <w:tcW w:type="dxa" w:w="510"/>
+            <w:tcW w:type="dxa" w:w="255"/>
           </w:tcPr>
           <w:p>
             <w:pPr>
@@ -5069,7 +5069,7 @@
         </w:tc>
         <w:tc>
           <w:tcPr>
-            <w:tcW w:type="dxa" w:w="5783"/>
+            <w:tcW w:type="dxa" w:w="6038"/>
             <w:noWrap/>
           </w:tcPr>
           <w:p>
@@ -5099,7 +5099,7 @@
       <w:tr>
         <w:tc>
           <w:tcPr>
-            <w:tcW w:type="dxa" w:w="510"/>
+            <w:tcW w:type="dxa" w:w="255"/>
           </w:tcPr>
           <w:p>
             <w:pPr>
@@ -5115,7 +5115,7 @@
         </w:tc>
         <w:tc>
           <w:tcPr>
-            <w:tcW w:type="dxa" w:w="5783"/>
+            <w:tcW w:type="dxa" w:w="6038"/>
             <w:noWrap/>
           </w:tcPr>
           <w:p>
@@ -5145,7 +5145,7 @@
       <w:tr>
         <w:tc>
           <w:tcPr>
-            <w:tcW w:type="dxa" w:w="510"/>
+            <w:tcW w:type="dxa" w:w="255"/>
           </w:tcPr>
           <w:p>
             <w:pPr>
@@ -5161,7 +5161,7 @@
         </w:tc>
         <w:tc>
           <w:tcPr>
-            <w:tcW w:type="dxa" w:w="5783"/>
+            <w:tcW w:type="dxa" w:w="6038"/>
             <w:noWrap/>
           </w:tcPr>
           <w:p>
@@ -5191,7 +5191,7 @@
       <w:tr>
         <w:tc>
           <w:tcPr>
-            <w:tcW w:type="dxa" w:w="510"/>
+            <w:tcW w:type="dxa" w:w="255"/>
           </w:tcPr>
           <w:p>
             <w:pPr>
@@ -5207,7 +5207,7 @@
         </w:tc>
         <w:tc>
           <w:tcPr>
-            <w:tcW w:type="dxa" w:w="5783"/>
+            <w:tcW w:type="dxa" w:w="6038"/>
             <w:noWrap/>
           </w:tcPr>
           <w:p>
@@ -5237,7 +5237,7 @@
       <w:tr>
         <w:tc>
           <w:tcPr>
-            <w:tcW w:type="dxa" w:w="510"/>
+            <w:tcW w:type="dxa" w:w="255"/>
           </w:tcPr>
           <w:p>
             <w:pPr>
@@ -5253,7 +5253,7 @@
         </w:tc>
         <w:tc>
           <w:tcPr>
-            <w:tcW w:type="dxa" w:w="5783"/>
+            <w:tcW w:type="dxa" w:w="6038"/>
             <w:noWrap/>
           </w:tcPr>
           <w:p>
@@ -5283,7 +5283,7 @@
       <w:tr>
         <w:tc>
           <w:tcPr>
-            <w:tcW w:type="dxa" w:w="510"/>
+            <w:tcW w:type="dxa" w:w="255"/>
           </w:tcPr>
           <w:p>
             <w:pPr>
@@ -5299,7 +5299,7 @@
         </w:tc>
         <w:tc>
           <w:tcPr>
-            <w:tcW w:type="dxa" w:w="5783"/>
+            <w:tcW w:type="dxa" w:w="6038"/>
             <w:noWrap/>
           </w:tcPr>
           <w:p>
@@ -5329,7 +5329,7 @@
       <w:tr>
         <w:tc>
           <w:tcPr>
-            <w:tcW w:type="dxa" w:w="510"/>
+            <w:tcW w:type="dxa" w:w="255"/>
           </w:tcPr>
           <w:p>
             <w:pPr>
@@ -5345,7 +5345,7 @@
         </w:tc>
         <w:tc>
           <w:tcPr>
-            <w:tcW w:type="dxa" w:w="5783"/>
+            <w:tcW w:type="dxa" w:w="6038"/>
             <w:noWrap/>
           </w:tcPr>
           <w:p>
@@ -5375,7 +5375,7 @@
       <w:tr>
         <w:tc>
           <w:tcPr>
-            <w:tcW w:type="dxa" w:w="510"/>
+            <w:tcW w:type="dxa" w:w="255"/>
           </w:tcPr>
           <w:p>
             <w:pPr>
@@ -5391,7 +5391,7 @@
         </w:tc>
         <w:tc>
           <w:tcPr>
-            <w:tcW w:type="dxa" w:w="5783"/>
+            <w:tcW w:type="dxa" w:w="6038"/>
             <w:noWrap/>
           </w:tcPr>
           <w:p>
@@ -5421,7 +5421,7 @@
       <w:tr>
         <w:tc>
           <w:tcPr>
-            <w:tcW w:type="dxa" w:w="510"/>
+            <w:tcW w:type="dxa" w:w="255"/>
           </w:tcPr>
           <w:p>
             <w:pPr>
@@ -5437,7 +5437,7 @@
         </w:tc>
         <w:tc>
           <w:tcPr>
-            <w:tcW w:type="dxa" w:w="5783"/>
+            <w:tcW w:type="dxa" w:w="6038"/>
             <w:noWrap/>
           </w:tcPr>
           <w:p>
@@ -5467,7 +5467,7 @@
       <w:tr>
         <w:tc>
           <w:tcPr>
-            <w:tcW w:type="dxa" w:w="510"/>
+            <w:tcW w:type="dxa" w:w="255"/>
           </w:tcPr>
           <w:p>
             <w:pPr>
@@ -5483,7 +5483,7 @@
         </w:tc>
         <w:tc>
           <w:tcPr>
-            <w:tcW w:type="dxa" w:w="5783"/>
+            <w:tcW w:type="dxa" w:w="6038"/>
             <w:noWrap/>
           </w:tcPr>
           <w:p>
@@ -5513,7 +5513,7 @@
       <w:tr>
         <w:tc>
           <w:tcPr>
-            <w:tcW w:type="dxa" w:w="510"/>
+            <w:tcW w:type="dxa" w:w="255"/>
           </w:tcPr>
           <w:p>
             <w:pPr>
@@ -5529,7 +5529,7 @@
         </w:tc>
         <w:tc>
           <w:tcPr>
-            <w:tcW w:type="dxa" w:w="5783"/>
+            <w:tcW w:type="dxa" w:w="6038"/>
             <w:noWrap/>
           </w:tcPr>
           <w:p>
@@ -5559,7 +5559,7 @@
       <w:tr>
         <w:tc>
           <w:tcPr>
-            <w:tcW w:type="dxa" w:w="510"/>
+            <w:tcW w:type="dxa" w:w="255"/>
           </w:tcPr>
           <w:p>
             <w:pPr>
@@ -5575,7 +5575,7 @@
         </w:tc>
         <w:tc>
           <w:tcPr>
-            <w:tcW w:type="dxa" w:w="5783"/>
+            <w:tcW w:type="dxa" w:w="6038"/>
             <w:noWrap/>
           </w:tcPr>
           <w:p>
@@ -5605,7 +5605,7 @@
       <w:tr>
         <w:tc>
           <w:tcPr>
-            <w:tcW w:type="dxa" w:w="510"/>
+            <w:tcW w:type="dxa" w:w="255"/>
           </w:tcPr>
           <w:p>
             <w:pPr>
@@ -5621,7 +5621,7 @@
         </w:tc>
         <w:tc>
           <w:tcPr>
-            <w:tcW w:type="dxa" w:w="5783"/>
+            <w:tcW w:type="dxa" w:w="6038"/>
             <w:noWrap/>
           </w:tcPr>
           <w:p>
@@ -5651,7 +5651,7 @@
       <w:tr>
         <w:tc>
           <w:tcPr>
-            <w:tcW w:type="dxa" w:w="510"/>
+            <w:tcW w:type="dxa" w:w="255"/>
           </w:tcPr>
           <w:p>
             <w:pPr>
@@ -5667,7 +5667,7 @@
         </w:tc>
         <w:tc>
           <w:tcPr>
-            <w:tcW w:type="dxa" w:w="5783"/>
+            <w:tcW w:type="dxa" w:w="6038"/>
             <w:noWrap/>
           </w:tcPr>
           <w:p>
@@ -5697,7 +5697,7 @@
       <w:tr>
         <w:tc>
           <w:tcPr>
-            <w:tcW w:type="dxa" w:w="510"/>
+            <w:tcW w:type="dxa" w:w="255"/>
           </w:tcPr>
           <w:p>
             <w:pPr>
@@ -5713,7 +5713,7 @@
         </w:tc>
         <w:tc>
           <w:tcPr>
-            <w:tcW w:type="dxa" w:w="5783"/>
+            <w:tcW w:type="dxa" w:w="6038"/>
             <w:noWrap/>
           </w:tcPr>
           <w:p>
@@ -5743,7 +5743,7 @@
       <w:tr>
         <w:tc>
           <w:tcPr>
-            <w:tcW w:type="dxa" w:w="510"/>
+            <w:tcW w:type="dxa" w:w="255"/>
           </w:tcPr>
           <w:p>
             <w:pPr>
@@ -5759,7 +5759,7 @@
         </w:tc>
         <w:tc>
           <w:tcPr>
-            <w:tcW w:type="dxa" w:w="5783"/>
+            <w:tcW w:type="dxa" w:w="6038"/>
             <w:noWrap/>
           </w:tcPr>
           <w:p>
@@ -5789,7 +5789,7 @@
       <w:tr>
         <w:tc>
           <w:tcPr>
-            <w:tcW w:type="dxa" w:w="510"/>
+            <w:tcW w:type="dxa" w:w="255"/>
           </w:tcPr>
           <w:p>
             <w:pPr>
@@ -5805,7 +5805,7 @@
         </w:tc>
         <w:tc>
           <w:tcPr>
-            <w:tcW w:type="dxa" w:w="5783"/>
+            <w:tcW w:type="dxa" w:w="6038"/>
             <w:noWrap/>
           </w:tcPr>
           <w:p>
@@ -5835,7 +5835,7 @@
       <w:tr>
         <w:tc>
           <w:tcPr>
-            <w:tcW w:type="dxa" w:w="510"/>
+            <w:tcW w:type="dxa" w:w="255"/>
           </w:tcPr>
           <w:p>
             <w:pPr>
@@ -5851,7 +5851,7 @@
         </w:tc>
         <w:tc>
           <w:tcPr>
-            <w:tcW w:type="dxa" w:w="5783"/>
+            <w:tcW w:type="dxa" w:w="6038"/>
             <w:noWrap/>
           </w:tcPr>
           <w:p>
@@ -5881,7 +5881,7 @@
       <w:tr>
         <w:tc>
           <w:tcPr>
-            <w:tcW w:type="dxa" w:w="510"/>
+            <w:tcW w:type="dxa" w:w="255"/>
           </w:tcPr>
           <w:p>
             <w:pPr>
@@ -5897,7 +5897,7 @@
         </w:tc>
         <w:tc>
           <w:tcPr>
-            <w:tcW w:type="dxa" w:w="5783"/>
+            <w:tcW w:type="dxa" w:w="6038"/>
             <w:noWrap/>
           </w:tcPr>
           <w:p>
@@ -5927,7 +5927,7 @@
       <w:tr>
         <w:tc>
           <w:tcPr>
-            <w:tcW w:type="dxa" w:w="510"/>
+            <w:tcW w:type="dxa" w:w="255"/>
           </w:tcPr>
           <w:p>
             <w:pPr>
@@ -5943,7 +5943,7 @@
         </w:tc>
         <w:tc>
           <w:tcPr>
-            <w:tcW w:type="dxa" w:w="5783"/>
+            <w:tcW w:type="dxa" w:w="6038"/>
             <w:noWrap/>
           </w:tcPr>
           <w:p>
@@ -5973,7 +5973,7 @@
       <w:tr>
         <w:tc>
           <w:tcPr>
-            <w:tcW w:type="dxa" w:w="510"/>
+            <w:tcW w:type="dxa" w:w="255"/>
           </w:tcPr>
           <w:p>
             <w:pPr>
@@ -5989,7 +5989,7 @@
         </w:tc>
         <w:tc>
           <w:tcPr>
-            <w:tcW w:type="dxa" w:w="5783"/>
+            <w:tcW w:type="dxa" w:w="6038"/>
             <w:noWrap/>
           </w:tcPr>
           <w:p>
@@ -6019,7 +6019,7 @@
       <w:tr>
         <w:tc>
           <w:tcPr>
-            <w:tcW w:type="dxa" w:w="510"/>
+            <w:tcW w:type="dxa" w:w="255"/>
           </w:tcPr>
           <w:p>
             <w:pPr>
@@ -6035,7 +6035,7 @@
         </w:tc>
         <w:tc>
           <w:tcPr>
-            <w:tcW w:type="dxa" w:w="5783"/>
+            <w:tcW w:type="dxa" w:w="6038"/>
             <w:noWrap/>
           </w:tcPr>
           <w:p>
@@ -6065,7 +6065,7 @@
       <w:tr>
         <w:tc>
           <w:tcPr>
-            <w:tcW w:type="dxa" w:w="510"/>
+            <w:tcW w:type="dxa" w:w="255"/>
           </w:tcPr>
           <w:p>
             <w:pPr>
@@ -6081,7 +6081,7 @@
         </w:tc>
         <w:tc>
           <w:tcPr>
-            <w:tcW w:type="dxa" w:w="5783"/>
+            <w:tcW w:type="dxa" w:w="6038"/>
             <w:noWrap/>
           </w:tcPr>
           <w:p>
@@ -6111,7 +6111,7 @@
       <w:tr>
         <w:tc>
           <w:tcPr>
-            <w:tcW w:type="dxa" w:w="510"/>
+            <w:tcW w:type="dxa" w:w="255"/>
           </w:tcPr>
           <w:p>
             <w:pPr>
@@ -6127,7 +6127,7 @@
         </w:tc>
         <w:tc>
           <w:tcPr>
-            <w:tcW w:type="dxa" w:w="5783"/>
+            <w:tcW w:type="dxa" w:w="6038"/>
             <w:noWrap/>
           </w:tcPr>
           <w:p>
@@ -6157,7 +6157,7 @@
       <w:tr>
         <w:tc>
           <w:tcPr>
-            <w:tcW w:type="dxa" w:w="510"/>
+            <w:tcW w:type="dxa" w:w="255"/>
           </w:tcPr>
           <w:p>
             <w:pPr>
@@ -6173,7 +6173,7 @@
         </w:tc>
         <w:tc>
           <w:tcPr>
-            <w:tcW w:type="dxa" w:w="5783"/>
+            <w:tcW w:type="dxa" w:w="6038"/>
             <w:noWrap/>
           </w:tcPr>
           <w:p>
@@ -6203,7 +6203,7 @@
       <w:tr>
         <w:tc>
           <w:tcPr>
-            <w:tcW w:type="dxa" w:w="510"/>
+            <w:tcW w:type="dxa" w:w="255"/>
           </w:tcPr>
           <w:p>
             <w:pPr>
@@ -6219,7 +6219,7 @@
         </w:tc>
         <w:tc>
           <w:tcPr>
-            <w:tcW w:type="dxa" w:w="5783"/>
+            <w:tcW w:type="dxa" w:w="6038"/>
             <w:noWrap/>
           </w:tcPr>
           <w:p>
@@ -6249,7 +6249,7 @@
       <w:tr>
         <w:tc>
           <w:tcPr>
-            <w:tcW w:type="dxa" w:w="510"/>
+            <w:tcW w:type="dxa" w:w="255"/>
           </w:tcPr>
           <w:p>
             <w:pPr>
@@ -6265,7 +6265,7 @@
         </w:tc>
         <w:tc>
           <w:tcPr>
-            <w:tcW w:type="dxa" w:w="5783"/>
+            <w:tcW w:type="dxa" w:w="6038"/>
             <w:noWrap/>
           </w:tcPr>
           <w:p>
@@ -6295,7 +6295,7 @@
       <w:tr>
         <w:tc>
           <w:tcPr>
-            <w:tcW w:type="dxa" w:w="510"/>
+            <w:tcW w:type="dxa" w:w="255"/>
           </w:tcPr>
           <w:p>
             <w:pPr>
@@ -6311,7 +6311,7 @@
         </w:tc>
         <w:tc>
           <w:tcPr>
-            <w:tcW w:type="dxa" w:w="5783"/>
+            <w:tcW w:type="dxa" w:w="6038"/>
             <w:noWrap/>
           </w:tcPr>
           <w:p>
@@ -6341,7 +6341,7 @@
       <w:tr>
         <w:tc>
           <w:tcPr>
-            <w:tcW w:type="dxa" w:w="510"/>
+            <w:tcW w:type="dxa" w:w="255"/>
           </w:tcPr>
           <w:p>
             <w:pPr>
@@ -6357,7 +6357,7 @@
         </w:tc>
         <w:tc>
           <w:tcPr>
-            <w:tcW w:type="dxa" w:w="5783"/>
+            <w:tcW w:type="dxa" w:w="6038"/>
             <w:noWrap/>
           </w:tcPr>
           <w:p>
@@ -6387,7 +6387,7 @@
       <w:tr>
         <w:tc>
           <w:tcPr>
-            <w:tcW w:type="dxa" w:w="510"/>
+            <w:tcW w:type="dxa" w:w="255"/>
           </w:tcPr>
           <w:p>
             <w:pPr>
@@ -6403,7 +6403,7 @@
         </w:tc>
         <w:tc>
           <w:tcPr>
-            <w:tcW w:type="dxa" w:w="5783"/>
+            <w:tcW w:type="dxa" w:w="6038"/>
             <w:noWrap/>
           </w:tcPr>
           <w:p>
@@ -6433,7 +6433,7 @@
       <w:tr>
         <w:tc>
           <w:tcPr>
-            <w:tcW w:type="dxa" w:w="510"/>
+            <w:tcW w:type="dxa" w:w="255"/>
           </w:tcPr>
           <w:p>
             <w:pPr>
@@ -6449,7 +6449,7 @@
         </w:tc>
         <w:tc>
           <w:tcPr>
-            <w:tcW w:type="dxa" w:w="5783"/>
+            <w:tcW w:type="dxa" w:w="6038"/>
             <w:noWrap/>
           </w:tcPr>
           <w:p>
@@ -6479,7 +6479,7 @@
       <w:tr>
         <w:tc>
           <w:tcPr>
-            <w:tcW w:type="dxa" w:w="510"/>
+            <w:tcW w:type="dxa" w:w="255"/>
           </w:tcPr>
           <w:p>
             <w:pPr>
@@ -6495,7 +6495,7 @@
         </w:tc>
         <w:tc>
           <w:tcPr>
-            <w:tcW w:type="dxa" w:w="5783"/>
+            <w:tcW w:type="dxa" w:w="6038"/>
             <w:noWrap/>
           </w:tcPr>
           <w:p>
@@ -6525,7 +6525,7 @@
       <w:tr>
         <w:tc>
           <w:tcPr>
-            <w:tcW w:type="dxa" w:w="510"/>
+            <w:tcW w:type="dxa" w:w="255"/>
           </w:tcPr>
           <w:p>
             <w:pPr>
@@ -6541,7 +6541,7 @@
         </w:tc>
         <w:tc>
           <w:tcPr>
-            <w:tcW w:type="dxa" w:w="5783"/>
+            <w:tcW w:type="dxa" w:w="6038"/>
             <w:noWrap/>
           </w:tcPr>
           <w:p>
@@ -6571,7 +6571,7 @@
       <w:tr>
         <w:tc>
           <w:tcPr>
-            <w:tcW w:type="dxa" w:w="510"/>
+            <w:tcW w:type="dxa" w:w="255"/>
           </w:tcPr>
           <w:p>
             <w:pPr>
@@ -6587,7 +6587,7 @@
         </w:tc>
         <w:tc>
           <w:tcPr>
-            <w:tcW w:type="dxa" w:w="5783"/>
+            <w:tcW w:type="dxa" w:w="6038"/>
             <w:noWrap/>
           </w:tcPr>
           <w:p>
@@ -6617,7 +6617,7 @@
       <w:tr>
         <w:tc>
           <w:tcPr>
-            <w:tcW w:type="dxa" w:w="510"/>
+            <w:tcW w:type="dxa" w:w="255"/>
           </w:tcPr>
           <w:p>
             <w:pPr>
@@ -6633,7 +6633,7 @@
         </w:tc>
         <w:tc>
           <w:tcPr>
-            <w:tcW w:type="dxa" w:w="5783"/>
+            <w:tcW w:type="dxa" w:w="6038"/>
             <w:noWrap/>
           </w:tcPr>
           <w:p>
@@ -6663,7 +6663,7 @@
       <w:tr>
         <w:tc>
           <w:tcPr>
-            <w:tcW w:type="dxa" w:w="510"/>
+            <w:tcW w:type="dxa" w:w="255"/>
           </w:tcPr>
           <w:p>
             <w:pPr>
@@ -6679,7 +6679,7 @@
         </w:tc>
         <w:tc>
           <w:tcPr>
-            <w:tcW w:type="dxa" w:w="5783"/>
+            <w:tcW w:type="dxa" w:w="6038"/>
             <w:noWrap/>
           </w:tcPr>
           <w:p>
@@ -6709,7 +6709,7 @@
       <w:tr>
         <w:tc>
           <w:tcPr>
-            <w:tcW w:type="dxa" w:w="510"/>
+            <w:tcW w:type="dxa" w:w="255"/>
           </w:tcPr>
           <w:p>
             <w:pPr>
@@ -6725,7 +6725,7 @@
         </w:tc>
         <w:tc>
           <w:tcPr>
-            <w:tcW w:type="dxa" w:w="5783"/>
+            <w:tcW w:type="dxa" w:w="6038"/>
             <w:noWrap/>
           </w:tcPr>
           <w:p>
@@ -6755,7 +6755,7 @@
       <w:tr>
         <w:tc>
           <w:tcPr>
-            <w:tcW w:type="dxa" w:w="510"/>
+            <w:tcW w:type="dxa" w:w="255"/>
           </w:tcPr>
           <w:p>
             <w:pPr>
@@ -6771,7 +6771,7 @@
         </w:tc>
         <w:tc>
           <w:tcPr>
-            <w:tcW w:type="dxa" w:w="5783"/>
+            <w:tcW w:type="dxa" w:w="6038"/>
             <w:noWrap/>
           </w:tcPr>
           <w:p>
@@ -6801,7 +6801,7 @@
       <w:tr>
         <w:tc>
           <w:tcPr>
-            <w:tcW w:type="dxa" w:w="510"/>
+            <w:tcW w:type="dxa" w:w="255"/>
           </w:tcPr>
           <w:p>
             <w:pPr>
@@ -6817,7 +6817,7 @@
         </w:tc>
         <w:tc>
           <w:tcPr>
-            <w:tcW w:type="dxa" w:w="5783"/>
+            <w:tcW w:type="dxa" w:w="6038"/>
             <w:noWrap/>
           </w:tcPr>
           <w:p>
@@ -6847,7 +6847,7 @@
       <w:tr>
         <w:tc>
           <w:tcPr>
-            <w:tcW w:type="dxa" w:w="510"/>
+            <w:tcW w:type="dxa" w:w="255"/>
           </w:tcPr>
           <w:p>
             <w:pPr>
@@ -6863,7 +6863,7 @@
         </w:tc>
         <w:tc>
           <w:tcPr>
-            <w:tcW w:type="dxa" w:w="5783"/>
+            <w:tcW w:type="dxa" w:w="6038"/>
             <w:noWrap/>
           </w:tcPr>
           <w:p>
@@ -6893,7 +6893,7 @@
       <w:tr>
         <w:tc>
           <w:tcPr>
-            <w:tcW w:type="dxa" w:w="510"/>
+            <w:tcW w:type="dxa" w:w="255"/>
           </w:tcPr>
           <w:p>
             <w:pPr>
@@ -6909,7 +6909,7 @@
         </w:tc>
         <w:tc>
           <w:tcPr>
-            <w:tcW w:type="dxa" w:w="5783"/>
+            <w:tcW w:type="dxa" w:w="6038"/>
             <w:noWrap/>
           </w:tcPr>
           <w:p>
@@ -6939,7 +6939,7 @@
       <w:tr>
         <w:tc>
           <w:tcPr>
-            <w:tcW w:type="dxa" w:w="510"/>
+            <w:tcW w:type="dxa" w:w="255"/>
           </w:tcPr>
           <w:p>
             <w:pPr>
@@ -6955,7 +6955,7 @@
         </w:tc>
         <w:tc>
           <w:tcPr>
-            <w:tcW w:type="dxa" w:w="5783"/>
+            <w:tcW w:type="dxa" w:w="6038"/>
             <w:noWrap/>
           </w:tcPr>
           <w:p>
@@ -6985,7 +6985,7 @@
       <w:tr>
         <w:tc>
           <w:tcPr>
-            <w:tcW w:type="dxa" w:w="510"/>
+            <w:tcW w:type="dxa" w:w="255"/>
           </w:tcPr>
           <w:p>
             <w:pPr>
@@ -7001,7 +7001,7 @@
         </w:tc>
         <w:tc>
           <w:tcPr>
-            <w:tcW w:type="dxa" w:w="5783"/>
+            <w:tcW w:type="dxa" w:w="6038"/>
             <w:noWrap/>
           </w:tcPr>
           <w:p>
@@ -7031,7 +7031,7 @@
       <w:tr>
         <w:tc>
           <w:tcPr>
-            <w:tcW w:type="dxa" w:w="510"/>
+            <w:tcW w:type="dxa" w:w="255"/>
           </w:tcPr>
           <w:p>
             <w:pPr>
@@ -7047,7 +7047,7 @@
         </w:tc>
         <w:tc>
           <w:tcPr>
-            <w:tcW w:type="dxa" w:w="5783"/>
+            <w:tcW w:type="dxa" w:w="6038"/>
             <w:noWrap/>
           </w:tcPr>
           <w:p>
@@ -7077,7 +7077,7 @@
       <w:tr>
         <w:tc>
           <w:tcPr>
-            <w:tcW w:type="dxa" w:w="510"/>
+            <w:tcW w:type="dxa" w:w="255"/>
           </w:tcPr>
           <w:p>
             <w:pPr>
@@ -7093,7 +7093,7 @@
         </w:tc>
         <w:tc>
           <w:tcPr>
-            <w:tcW w:type="dxa" w:w="5783"/>
+            <w:tcW w:type="dxa" w:w="6038"/>
             <w:noWrap/>
           </w:tcPr>
           <w:p>
@@ -7123,7 +7123,7 @@
       <w:tr>
         <w:tc>
           <w:tcPr>
-            <w:tcW w:type="dxa" w:w="510"/>
+            <w:tcW w:type="dxa" w:w="255"/>
           </w:tcPr>
           <w:p>
             <w:pPr>
@@ -7139,7 +7139,7 @@
         </w:tc>
         <w:tc>
           <w:tcPr>
-            <w:tcW w:type="dxa" w:w="5783"/>
+            <w:tcW w:type="dxa" w:w="6038"/>
             <w:noWrap/>
           </w:tcPr>
           <w:p>
@@ -7169,7 +7169,7 @@
       <w:tr>
         <w:tc>
           <w:tcPr>
-            <w:tcW w:type="dxa" w:w="510"/>
+            <w:tcW w:type="dxa" w:w="255"/>
           </w:tcPr>
           <w:p>
             <w:pPr>
@@ -7185,7 +7185,7 @@
         </w:tc>
         <w:tc>
           <w:tcPr>
-            <w:tcW w:type="dxa" w:w="5783"/>
+            <w:tcW w:type="dxa" w:w="6038"/>
             <w:noWrap/>
           </w:tcPr>
           <w:p>
@@ -7215,7 +7215,7 @@
       <w:tr>
         <w:tc>
           <w:tcPr>
-            <w:tcW w:type="dxa" w:w="510"/>
+            <w:tcW w:type="dxa" w:w="255"/>
           </w:tcPr>
           <w:p>
             <w:pPr>
@@ -7231,7 +7231,7 @@
         </w:tc>
         <w:tc>
           <w:tcPr>
-            <w:tcW w:type="dxa" w:w="5783"/>
+            <w:tcW w:type="dxa" w:w="6038"/>
             <w:noWrap/>
           </w:tcPr>
           <w:p>
@@ -7261,7 +7261,7 @@
       <w:tr>
         <w:tc>
           <w:tcPr>
-            <w:tcW w:type="dxa" w:w="510"/>
+            <w:tcW w:type="dxa" w:w="255"/>
           </w:tcPr>
           <w:p>
             <w:pPr>
@@ -7277,7 +7277,7 @@
         </w:tc>
         <w:tc>
           <w:tcPr>
-            <w:tcW w:type="dxa" w:w="5783"/>
+            <w:tcW w:type="dxa" w:w="6038"/>
             <w:noWrap/>
           </w:tcPr>
           <w:p>
@@ -7307,7 +7307,7 @@
       <w:tr>
         <w:tc>
           <w:tcPr>
-            <w:tcW w:type="dxa" w:w="510"/>
+            <w:tcW w:type="dxa" w:w="255"/>
           </w:tcPr>
           <w:p>
             <w:pPr>
@@ -7323,7 +7323,7 @@
         </w:tc>
         <w:tc>
           <w:tcPr>
-            <w:tcW w:type="dxa" w:w="5783"/>
+            <w:tcW w:type="dxa" w:w="6038"/>
             <w:noWrap/>
           </w:tcPr>
           <w:p>
@@ -7353,7 +7353,7 @@
       <w:tr>
         <w:tc>
           <w:tcPr>
-            <w:tcW w:type="dxa" w:w="510"/>
+            <w:tcW w:type="dxa" w:w="255"/>
           </w:tcPr>
           <w:p>
             <w:pPr>
@@ -7369,7 +7369,7 @@
         </w:tc>
         <w:tc>
           <w:tcPr>
-            <w:tcW w:type="dxa" w:w="5783"/>
+            <w:tcW w:type="dxa" w:w="6038"/>
             <w:noWrap/>
           </w:tcPr>
           <w:p>
@@ -7399,7 +7399,7 @@
       <w:tr>
         <w:tc>
           <w:tcPr>
-            <w:tcW w:type="dxa" w:w="510"/>
+            <w:tcW w:type="dxa" w:w="255"/>
           </w:tcPr>
           <w:p>
             <w:pPr>
@@ -7415,7 +7415,7 @@
         </w:tc>
         <w:tc>
           <w:tcPr>
-            <w:tcW w:type="dxa" w:w="5783"/>
+            <w:tcW w:type="dxa" w:w="6038"/>
             <w:noWrap/>
           </w:tcPr>
           <w:p>
@@ -7445,7 +7445,7 @@
       <w:tr>
         <w:tc>
           <w:tcPr>
-            <w:tcW w:type="dxa" w:w="510"/>
+            <w:tcW w:type="dxa" w:w="255"/>
           </w:tcPr>
           <w:p>
             <w:pPr>
@@ -7461,7 +7461,7 @@
         </w:tc>
         <w:tc>
           <w:tcPr>
-            <w:tcW w:type="dxa" w:w="5783"/>
+            <w:tcW w:type="dxa" w:w="6038"/>
             <w:noWrap/>
           </w:tcPr>
           <w:p>
@@ -7491,7 +7491,7 @@
       <w:tr>
         <w:tc>
           <w:tcPr>
-            <w:tcW w:type="dxa" w:w="510"/>
+            <w:tcW w:type="dxa" w:w="255"/>
           </w:tcPr>
           <w:p>
             <w:pPr>
@@ -7507,7 +7507,7 @@
         </w:tc>
         <w:tc>
           <w:tcPr>
-            <w:tcW w:type="dxa" w:w="5783"/>
+            <w:tcW w:type="dxa" w:w="6038"/>
             <w:noWrap/>
           </w:tcPr>
           <w:p>
@@ -7560,7 +7560,7 @@
       <w:tr>
         <w:tc>
           <w:tcPr>
-            <w:tcW w:type="dxa" w:w="510"/>
+            <w:tcW w:type="dxa" w:w="255"/>
           </w:tcPr>
           <w:p>
             <w:pPr>
@@ -7576,7 +7576,7 @@
         </w:tc>
         <w:tc>
           <w:tcPr>
-            <w:tcW w:type="dxa" w:w="5783"/>
+            <w:tcW w:type="dxa" w:w="6038"/>
             <w:noWrap/>
           </w:tcPr>
           <w:p>
@@ -7605,7 +7605,7 @@
       <w:tr>
         <w:tc>
           <w:tcPr>
-            <w:tcW w:type="dxa" w:w="510"/>
+            <w:tcW w:type="dxa" w:w="255"/>
           </w:tcPr>
           <w:p>
             <w:pPr>
@@ -7621,7 +7621,7 @@
         </w:tc>
         <w:tc>
           <w:tcPr>
-            <w:tcW w:type="dxa" w:w="5783"/>
+            <w:tcW w:type="dxa" w:w="6038"/>
             <w:noWrap/>
           </w:tcPr>
           <w:p>
@@ -7651,7 +7651,7 @@
       <w:tr>
         <w:tc>
           <w:tcPr>
-            <w:tcW w:type="dxa" w:w="510"/>
+            <w:tcW w:type="dxa" w:w="255"/>
           </w:tcPr>
           <w:p>
             <w:pPr>
@@ -7667,7 +7667,7 @@
         </w:tc>
         <w:tc>
           <w:tcPr>
-            <w:tcW w:type="dxa" w:w="5783"/>
+            <w:tcW w:type="dxa" w:w="6038"/>
             <w:noWrap/>
           </w:tcPr>
           <w:p>
@@ -7697,7 +7697,7 @@
       <w:tr>
         <w:tc>
           <w:tcPr>
-            <w:tcW w:type="dxa" w:w="510"/>
+            <w:tcW w:type="dxa" w:w="255"/>
           </w:tcPr>
           <w:p>
             <w:pPr>
@@ -7713,7 +7713,7 @@
         </w:tc>
         <w:tc>
           <w:tcPr>
-            <w:tcW w:type="dxa" w:w="5783"/>
+            <w:tcW w:type="dxa" w:w="6038"/>
             <w:noWrap/>
           </w:tcPr>
           <w:p>
@@ -7743,7 +7743,7 @@
       <w:tr>
         <w:tc>
           <w:tcPr>
-            <w:tcW w:type="dxa" w:w="510"/>
+            <w:tcW w:type="dxa" w:w="255"/>
           </w:tcPr>
           <w:p>
             <w:pPr>
@@ -7759,7 +7759,7 @@
         </w:tc>
         <w:tc>
           <w:tcPr>
-            <w:tcW w:type="dxa" w:w="5783"/>
+            <w:tcW w:type="dxa" w:w="6038"/>
             <w:noWrap/>
           </w:tcPr>
           <w:p>
@@ -7789,7 +7789,7 @@
       <w:tr>
         <w:tc>
           <w:tcPr>
-            <w:tcW w:type="dxa" w:w="510"/>
+            <w:tcW w:type="dxa" w:w="255"/>
           </w:tcPr>
           <w:p>
             <w:pPr>
@@ -7805,7 +7805,7 @@
         </w:tc>
         <w:tc>
           <w:tcPr>
-            <w:tcW w:type="dxa" w:w="5783"/>
+            <w:tcW w:type="dxa" w:w="6038"/>
             <w:noWrap/>
           </w:tcPr>
           <w:p>
@@ -7835,7 +7835,7 @@
       <w:tr>
         <w:tc>
           <w:tcPr>
-            <w:tcW w:type="dxa" w:w="510"/>
+            <w:tcW w:type="dxa" w:w="255"/>
           </w:tcPr>
           <w:p>
             <w:pPr>
@@ -7851,7 +7851,7 @@
         </w:tc>
         <w:tc>
           <w:tcPr>
-            <w:tcW w:type="dxa" w:w="5783"/>
+            <w:tcW w:type="dxa" w:w="6038"/>
             <w:noWrap/>
           </w:tcPr>
           <w:p>
@@ -7881,7 +7881,7 @@
       <w:tr>
         <w:tc>
           <w:tcPr>
-            <w:tcW w:type="dxa" w:w="510"/>
+            <w:tcW w:type="dxa" w:w="255"/>
           </w:tcPr>
           <w:p>
             <w:pPr>
@@ -7897,7 +7897,7 @@
         </w:tc>
         <w:tc>
           <w:tcPr>
-            <w:tcW w:type="dxa" w:w="5783"/>
+            <w:tcW w:type="dxa" w:w="6038"/>
             <w:noWrap/>
           </w:tcPr>
           <w:p>
@@ -7927,7 +7927,7 @@
       <w:tr>
         <w:tc>
           <w:tcPr>
-            <w:tcW w:type="dxa" w:w="510"/>
+            <w:tcW w:type="dxa" w:w="255"/>
           </w:tcPr>
           <w:p>
             <w:pPr>
@@ -7943,7 +7943,7 @@
         </w:tc>
         <w:tc>
           <w:tcPr>
-            <w:tcW w:type="dxa" w:w="5783"/>
+            <w:tcW w:type="dxa" w:w="6038"/>
             <w:noWrap/>
           </w:tcPr>
           <w:p>
@@ -7973,7 +7973,7 @@
       <w:tr>
         <w:tc>
           <w:tcPr>
-            <w:tcW w:type="dxa" w:w="510"/>
+            <w:tcW w:type="dxa" w:w="255"/>
           </w:tcPr>
           <w:p>
             <w:pPr>
@@ -7989,7 +7989,7 @@
         </w:tc>
         <w:tc>
           <w:tcPr>
-            <w:tcW w:type="dxa" w:w="5783"/>
+            <w:tcW w:type="dxa" w:w="6038"/>
             <w:noWrap/>
           </w:tcPr>
           <w:p>
@@ -8019,7 +8019,7 @@
       <w:tr>
         <w:tc>
           <w:tcPr>
-            <w:tcW w:type="dxa" w:w="510"/>
+            <w:tcW w:type="dxa" w:w="255"/>
           </w:tcPr>
           <w:p>
             <w:pPr>
@@ -8035,7 +8035,7 @@
         </w:tc>
         <w:tc>
           <w:tcPr>
-            <w:tcW w:type="dxa" w:w="5783"/>
+            <w:tcW w:type="dxa" w:w="6038"/>
             <w:noWrap/>
           </w:tcPr>
           <w:p>
@@ -8065,7 +8065,7 @@
       <w:tr>
         <w:tc>
           <w:tcPr>
-            <w:tcW w:type="dxa" w:w="510"/>
+            <w:tcW w:type="dxa" w:w="255"/>
           </w:tcPr>
           <w:p>
             <w:pPr>
@@ -8081,7 +8081,7 @@
         </w:tc>
         <w:tc>
           <w:tcPr>
-            <w:tcW w:type="dxa" w:w="5783"/>
+            <w:tcW w:type="dxa" w:w="6038"/>
             <w:noWrap/>
           </w:tcPr>
           <w:p>
@@ -8111,7 +8111,7 @@
       <w:tr>
         <w:tc>
           <w:tcPr>
-            <w:tcW w:type="dxa" w:w="510"/>
+            <w:tcW w:type="dxa" w:w="255"/>
           </w:tcPr>
           <w:p>
             <w:pPr>
@@ -8127,7 +8127,7 @@
         </w:tc>
         <w:tc>
           <w:tcPr>
-            <w:tcW w:type="dxa" w:w="5783"/>
+            <w:tcW w:type="dxa" w:w="6038"/>
             <w:noWrap/>
           </w:tcPr>
           <w:p>
@@ -8157,7 +8157,7 @@
       <w:tr>
         <w:tc>
           <w:tcPr>
-            <w:tcW w:type="dxa" w:w="510"/>
+            <w:tcW w:type="dxa" w:w="255"/>
           </w:tcPr>
           <w:p>
             <w:pPr>
@@ -8173,7 +8173,7 @@
         </w:tc>
         <w:tc>
           <w:tcPr>
-            <w:tcW w:type="dxa" w:w="5783"/>
+            <w:tcW w:type="dxa" w:w="6038"/>
             <w:noWrap/>
           </w:tcPr>
           <w:p>
@@ -8203,7 +8203,7 @@
       <w:tr>
         <w:tc>
           <w:tcPr>
-            <w:tcW w:type="dxa" w:w="510"/>
+            <w:tcW w:type="dxa" w:w="255"/>
           </w:tcPr>
           <w:p>
             <w:pPr>
@@ -8219,7 +8219,7 @@
         </w:tc>
         <w:tc>
           <w:tcPr>
-            <w:tcW w:type="dxa" w:w="5783"/>
+            <w:tcW w:type="dxa" w:w="6038"/>
             <w:noWrap/>
           </w:tcPr>
           <w:p>
@@ -8249,7 +8249,7 @@
       <w:tr>
         <w:tc>
           <w:tcPr>
-            <w:tcW w:type="dxa" w:w="510"/>
+            <w:tcW w:type="dxa" w:w="255"/>
           </w:tcPr>
           <w:p>
             <w:pPr>
@@ -8265,7 +8265,7 @@
         </w:tc>
         <w:tc>
           <w:tcPr>
-            <w:tcW w:type="dxa" w:w="5783"/>
+            <w:tcW w:type="dxa" w:w="6038"/>
             <w:noWrap/>
           </w:tcPr>
           <w:p>
@@ -8295,7 +8295,7 @@
       <w:tr>
         <w:tc>
           <w:tcPr>
-            <w:tcW w:type="dxa" w:w="510"/>
+            <w:tcW w:type="dxa" w:w="255"/>
           </w:tcPr>
           <w:p>
             <w:pPr>
@@ -8311,7 +8311,7 @@
         </w:tc>
         <w:tc>
           <w:tcPr>
-            <w:tcW w:type="dxa" w:w="5783"/>
+            <w:tcW w:type="dxa" w:w="6038"/>
             <w:noWrap/>
           </w:tcPr>
           <w:p>
@@ -8341,7 +8341,7 @@
       <w:tr>
         <w:tc>
           <w:tcPr>
-            <w:tcW w:type="dxa" w:w="510"/>
+            <w:tcW w:type="dxa" w:w="255"/>
           </w:tcPr>
           <w:p>
             <w:pPr>
@@ -8357,7 +8357,7 @@
         </w:tc>
         <w:tc>
           <w:tcPr>
-            <w:tcW w:type="dxa" w:w="5783"/>
+            <w:tcW w:type="dxa" w:w="6038"/>
             <w:noWrap/>
           </w:tcPr>
           <w:p>
@@ -8387,7 +8387,7 @@
       <w:tr>
         <w:tc>
           <w:tcPr>
-            <w:tcW w:type="dxa" w:w="510"/>
+            <w:tcW w:type="dxa" w:w="255"/>
           </w:tcPr>
           <w:p>
             <w:pPr>
@@ -8403,7 +8403,7 @@
         </w:tc>
         <w:tc>
           <w:tcPr>
-            <w:tcW w:type="dxa" w:w="5783"/>
+            <w:tcW w:type="dxa" w:w="6038"/>
             <w:noWrap/>
           </w:tcPr>
           <w:p>
@@ -8433,7 +8433,7 @@
       <w:tr>
         <w:tc>
           <w:tcPr>
-            <w:tcW w:type="dxa" w:w="510"/>
+            <w:tcW w:type="dxa" w:w="255"/>
           </w:tcPr>
           <w:p>
             <w:pPr>
@@ -8449,7 +8449,7 @@
         </w:tc>
         <w:tc>
           <w:tcPr>
-            <w:tcW w:type="dxa" w:w="5783"/>
+            <w:tcW w:type="dxa" w:w="6038"/>
             <w:noWrap/>
           </w:tcPr>
           <w:p>
@@ -8479,7 +8479,7 @@
       <w:tr>
         <w:tc>
           <w:tcPr>
-            <w:tcW w:type="dxa" w:w="510"/>
+            <w:tcW w:type="dxa" w:w="255"/>
           </w:tcPr>
           <w:p>
             <w:pPr>
@@ -8495,7 +8495,7 @@
         </w:tc>
         <w:tc>
           <w:tcPr>
-            <w:tcW w:type="dxa" w:w="5783"/>
+            <w:tcW w:type="dxa" w:w="6038"/>
             <w:noWrap/>
           </w:tcPr>
           <w:p>
@@ -8525,7 +8525,7 @@
       <w:tr>
         <w:tc>
           <w:tcPr>
-            <w:tcW w:type="dxa" w:w="510"/>
+            <w:tcW w:type="dxa" w:w="255"/>
           </w:tcPr>
           <w:p>
             <w:pPr>
@@ -8541,7 +8541,7 @@
         </w:tc>
         <w:tc>
           <w:tcPr>
-            <w:tcW w:type="dxa" w:w="5783"/>
+            <w:tcW w:type="dxa" w:w="6038"/>
             <w:noWrap/>
           </w:tcPr>
           <w:p>
@@ -8571,7 +8571,7 @@
       <w:tr>
         <w:tc>
           <w:tcPr>
-            <w:tcW w:type="dxa" w:w="510"/>
+            <w:tcW w:type="dxa" w:w="255"/>
           </w:tcPr>
           <w:p>
             <w:pPr>
@@ -8587,7 +8587,7 @@
         </w:tc>
         <w:tc>
           <w:tcPr>
-            <w:tcW w:type="dxa" w:w="5783"/>
+            <w:tcW w:type="dxa" w:w="6038"/>
             <w:noWrap/>
           </w:tcPr>
           <w:p>
@@ -8617,7 +8617,7 @@
       <w:tr>
         <w:tc>
           <w:tcPr>
-            <w:tcW w:type="dxa" w:w="510"/>
+            <w:tcW w:type="dxa" w:w="255"/>
           </w:tcPr>
           <w:p>
             <w:pPr>
@@ -8633,7 +8633,7 @@
         </w:tc>
         <w:tc>
           <w:tcPr>
-            <w:tcW w:type="dxa" w:w="5783"/>
+            <w:tcW w:type="dxa" w:w="6038"/>
             <w:noWrap/>
           </w:tcPr>
           <w:p>
@@ -8663,7 +8663,7 @@
       <w:tr>
         <w:tc>
           <w:tcPr>
-            <w:tcW w:type="dxa" w:w="510"/>
+            <w:tcW w:type="dxa" w:w="255"/>
           </w:tcPr>
           <w:p>
             <w:pPr>
@@ -8679,7 +8679,7 @@
         </w:tc>
         <w:tc>
           <w:tcPr>
-            <w:tcW w:type="dxa" w:w="5783"/>
+            <w:tcW w:type="dxa" w:w="6038"/>
             <w:noWrap/>
           </w:tcPr>
           <w:p>
@@ -8709,7 +8709,7 @@
       <w:tr>
         <w:tc>
           <w:tcPr>
-            <w:tcW w:type="dxa" w:w="510"/>
+            <w:tcW w:type="dxa" w:w="255"/>
           </w:tcPr>
           <w:p>
             <w:pPr>
@@ -8725,7 +8725,7 @@
         </w:tc>
         <w:tc>
           <w:tcPr>
-            <w:tcW w:type="dxa" w:w="5783"/>
+            <w:tcW w:type="dxa" w:w="6038"/>
             <w:noWrap/>
           </w:tcPr>
           <w:p>
@@ -8755,7 +8755,7 @@
       <w:tr>
         <w:tc>
           <w:tcPr>
-            <w:tcW w:type="dxa" w:w="510"/>
+            <w:tcW w:type="dxa" w:w="255"/>
           </w:tcPr>
           <w:p>
             <w:pPr>
@@ -8771,7 +8771,7 @@
         </w:tc>
         <w:tc>
           <w:tcPr>
-            <w:tcW w:type="dxa" w:w="5783"/>
+            <w:tcW w:type="dxa" w:w="6038"/>
             <w:noWrap/>
           </w:tcPr>
           <w:p>
@@ -8801,7 +8801,7 @@
       <w:tr>
         <w:tc>
           <w:tcPr>
-            <w:tcW w:type="dxa" w:w="510"/>
+            <w:tcW w:type="dxa" w:w="255"/>
           </w:tcPr>
           <w:p>
             <w:pPr>
@@ -8817,7 +8817,7 @@
         </w:tc>
         <w:tc>
           <w:tcPr>
-            <w:tcW w:type="dxa" w:w="5783"/>
+            <w:tcW w:type="dxa" w:w="6038"/>
             <w:noWrap/>
           </w:tcPr>
           <w:p>
@@ -8870,7 +8870,7 @@
       <w:tr>
         <w:tc>
           <w:tcPr>
-            <w:tcW w:type="dxa" w:w="510"/>
+            <w:tcW w:type="dxa" w:w="255"/>
           </w:tcPr>
           <w:p>
             <w:pPr>
@@ -8886,7 +8886,7 @@
         </w:tc>
         <w:tc>
           <w:tcPr>
-            <w:tcW w:type="dxa" w:w="5783"/>
+            <w:tcW w:type="dxa" w:w="6038"/>
             <w:noWrap/>
           </w:tcPr>
           <w:p>
@@ -8915,7 +8915,7 @@
       <w:tr>
         <w:tc>
           <w:tcPr>
-            <w:tcW w:type="dxa" w:w="510"/>
+            <w:tcW w:type="dxa" w:w="255"/>
           </w:tcPr>
           <w:p>
             <w:pPr>
@@ -8931,7 +8931,7 @@
         </w:tc>
         <w:tc>
           <w:tcPr>
-            <w:tcW w:type="dxa" w:w="5783"/>
+            <w:tcW w:type="dxa" w:w="6038"/>
             <w:noWrap/>
           </w:tcPr>
           <w:p>
@@ -8961,7 +8961,7 @@
       <w:tr>
         <w:tc>
           <w:tcPr>
-            <w:tcW w:type="dxa" w:w="510"/>
+            <w:tcW w:type="dxa" w:w="255"/>
           </w:tcPr>
           <w:p>
             <w:pPr>
@@ -8977,7 +8977,7 @@
         </w:tc>
         <w:tc>
           <w:tcPr>
-            <w:tcW w:type="dxa" w:w="5783"/>
+            <w:tcW w:type="dxa" w:w="6038"/>
             <w:noWrap/>
           </w:tcPr>
           <w:p>
@@ -9007,7 +9007,7 @@
       <w:tr>
         <w:tc>
           <w:tcPr>
-            <w:tcW w:type="dxa" w:w="510"/>
+            <w:tcW w:type="dxa" w:w="255"/>
           </w:tcPr>
           <w:p>
             <w:pPr>
@@ -9023,7 +9023,7 @@
         </w:tc>
         <w:tc>
           <w:tcPr>
-            <w:tcW w:type="dxa" w:w="5783"/>
+            <w:tcW w:type="dxa" w:w="6038"/>
             <w:noWrap/>
           </w:tcPr>
           <w:p>
@@ -9076,7 +9076,7 @@
       <w:tr>
         <w:tc>
           <w:tcPr>
-            <w:tcW w:type="dxa" w:w="510"/>
+            <w:tcW w:type="dxa" w:w="255"/>
           </w:tcPr>
           <w:p>
             <w:pPr>
@@ -9092,7 +9092,7 @@
         </w:tc>
         <w:tc>
           <w:tcPr>
-            <w:tcW w:type="dxa" w:w="5783"/>
+            <w:tcW w:type="dxa" w:w="6038"/>
             <w:noWrap/>
           </w:tcPr>
           <w:p>
@@ -9121,7 +9121,7 @@
       <w:tr>
         <w:tc>
           <w:tcPr>
-            <w:tcW w:type="dxa" w:w="510"/>
+            <w:tcW w:type="dxa" w:w="255"/>
           </w:tcPr>
           <w:p>
             <w:pPr>
@@ -9137,7 +9137,7 @@
         </w:tc>
         <w:tc>
           <w:tcPr>
-            <w:tcW w:type="dxa" w:w="5783"/>
+            <w:tcW w:type="dxa" w:w="6038"/>
             <w:noWrap/>
           </w:tcPr>
           <w:p>
@@ -9167,7 +9167,7 @@
       <w:tr>
         <w:tc>
           <w:tcPr>
-            <w:tcW w:type="dxa" w:w="510"/>
+            <w:tcW w:type="dxa" w:w="255"/>
           </w:tcPr>
           <w:p>
             <w:pPr>
@@ -9183,7 +9183,7 @@
         </w:tc>
         <w:tc>
           <w:tcPr>
-            <w:tcW w:type="dxa" w:w="5783"/>
+            <w:tcW w:type="dxa" w:w="6038"/>
             <w:noWrap/>
           </w:tcPr>
           <w:p>
@@ -9213,7 +9213,7 @@
       <w:tr>
         <w:tc>
           <w:tcPr>
-            <w:tcW w:type="dxa" w:w="510"/>
+            <w:tcW w:type="dxa" w:w="255"/>
           </w:tcPr>
           <w:p>
             <w:pPr>
@@ -9229,7 +9229,7 @@
         </w:tc>
         <w:tc>
           <w:tcPr>
-            <w:tcW w:type="dxa" w:w="5783"/>
+            <w:tcW w:type="dxa" w:w="6038"/>
             <w:noWrap/>
           </w:tcPr>
           <w:p>
@@ -9259,7 +9259,7 @@
       <w:tr>
         <w:tc>
           <w:tcPr>
-            <w:tcW w:type="dxa" w:w="510"/>
+            <w:tcW w:type="dxa" w:w="255"/>
           </w:tcPr>
           <w:p>
             <w:pPr>
@@ -9275,7 +9275,7 @@
         </w:tc>
         <w:tc>
           <w:tcPr>
-            <w:tcW w:type="dxa" w:w="5783"/>
+            <w:tcW w:type="dxa" w:w="6038"/>
             <w:noWrap/>
           </w:tcPr>
           <w:p>
@@ -9305,7 +9305,7 @@
       <w:tr>
         <w:tc>
           <w:tcPr>
-            <w:tcW w:type="dxa" w:w="510"/>
+            <w:tcW w:type="dxa" w:w="255"/>
           </w:tcPr>
           <w:p>
             <w:pPr>
@@ -9321,7 +9321,7 @@
         </w:tc>
         <w:tc>
           <w:tcPr>
-            <w:tcW w:type="dxa" w:w="5783"/>
+            <w:tcW w:type="dxa" w:w="6038"/>
             <w:noWrap/>
           </w:tcPr>
           <w:p>
@@ -9351,7 +9351,7 @@
       <w:tr>
         <w:tc>
           <w:tcPr>
-            <w:tcW w:type="dxa" w:w="510"/>
+            <w:tcW w:type="dxa" w:w="255"/>
           </w:tcPr>
           <w:p>
             <w:pPr>
@@ -9367,7 +9367,7 @@
         </w:tc>
         <w:tc>
           <w:tcPr>
-            <w:tcW w:type="dxa" w:w="5783"/>
+            <w:tcW w:type="dxa" w:w="6038"/>
             <w:noWrap/>
           </w:tcPr>
           <w:p>
@@ -9397,7 +9397,7 @@
       <w:tr>
         <w:tc>
           <w:tcPr>
-            <w:tcW w:type="dxa" w:w="510"/>
+            <w:tcW w:type="dxa" w:w="255"/>
           </w:tcPr>
           <w:p>
             <w:pPr>
@@ -9413,7 +9413,7 @@
         </w:tc>
         <w:tc>
           <w:tcPr>
-            <w:tcW w:type="dxa" w:w="5783"/>
+            <w:tcW w:type="dxa" w:w="6038"/>
             <w:noWrap/>
           </w:tcPr>
           <w:p>
@@ -9443,7 +9443,7 @@
       <w:tr>
         <w:tc>
           <w:tcPr>
-            <w:tcW w:type="dxa" w:w="510"/>
+            <w:tcW w:type="dxa" w:w="255"/>
           </w:tcPr>
           <w:p>
             <w:pPr>
@@ -9459,7 +9459,7 @@
         </w:tc>
         <w:tc>
           <w:tcPr>
-            <w:tcW w:type="dxa" w:w="5783"/>
+            <w:tcW w:type="dxa" w:w="6038"/>
             <w:noWrap/>
           </w:tcPr>
           <w:p>
@@ -9489,7 +9489,7 @@
       <w:tr>
         <w:tc>
           <w:tcPr>
-            <w:tcW w:type="dxa" w:w="510"/>
+            <w:tcW w:type="dxa" w:w="255"/>
           </w:tcPr>
           <w:p>
             <w:pPr>
@@ -9505,7 +9505,7 @@
         </w:tc>
         <w:tc>
           <w:tcPr>
-            <w:tcW w:type="dxa" w:w="5783"/>
+            <w:tcW w:type="dxa" w:w="6038"/>
             <w:noWrap/>
           </w:tcPr>
           <w:p>
@@ -9535,7 +9535,7 @@
       <w:tr>
         <w:tc>
           <w:tcPr>
-            <w:tcW w:type="dxa" w:w="510"/>
+            <w:tcW w:type="dxa" w:w="255"/>
           </w:tcPr>
           <w:p>
             <w:pPr>
@@ -9551,7 +9551,7 @@
         </w:tc>
         <w:tc>
           <w:tcPr>
-            <w:tcW w:type="dxa" w:w="5783"/>
+            <w:tcW w:type="dxa" w:w="6038"/>
             <w:noWrap/>
           </w:tcPr>
           <w:p>
@@ -9581,7 +9581,7 @@
       <w:tr>
         <w:tc>
           <w:tcPr>
-            <w:tcW w:type="dxa" w:w="510"/>
+            <w:tcW w:type="dxa" w:w="255"/>
           </w:tcPr>
           <w:p>
             <w:pPr>
@@ -9597,7 +9597,7 @@
         </w:tc>
         <w:tc>
           <w:tcPr>
-            <w:tcW w:type="dxa" w:w="5783"/>
+            <w:tcW w:type="dxa" w:w="6038"/>
             <w:noWrap/>
           </w:tcPr>
           <w:p>
@@ -9627,7 +9627,7 @@
       <w:tr>
         <w:tc>
           <w:tcPr>
-            <w:tcW w:type="dxa" w:w="510"/>
+            <w:tcW w:type="dxa" w:w="255"/>
           </w:tcPr>
           <w:p>
             <w:pPr>
@@ -9643,7 +9643,7 @@
         </w:tc>
         <w:tc>
           <w:tcPr>
-            <w:tcW w:type="dxa" w:w="5783"/>
+            <w:tcW w:type="dxa" w:w="6038"/>
             <w:noWrap/>
           </w:tcPr>
           <w:p>
@@ -9673,7 +9673,7 @@
       <w:tr>
         <w:tc>
           <w:tcPr>
-            <w:tcW w:type="dxa" w:w="510"/>
+            <w:tcW w:type="dxa" w:w="255"/>
           </w:tcPr>
           <w:p>
             <w:pPr>
@@ -9689,7 +9689,7 @@
         </w:tc>
         <w:tc>
           <w:tcPr>
-            <w:tcW w:type="dxa" w:w="5783"/>
+            <w:tcW w:type="dxa" w:w="6038"/>
             <w:noWrap/>
           </w:tcPr>
           <w:p>
@@ -9719,7 +9719,7 @@
       <w:tr>
         <w:tc>
           <w:tcPr>
-            <w:tcW w:type="dxa" w:w="510"/>
+            <w:tcW w:type="dxa" w:w="255"/>
           </w:tcPr>
           <w:p>
             <w:pPr>
@@ -9735,7 +9735,7 @@
         </w:tc>
         <w:tc>
           <w:tcPr>
-            <w:tcW w:type="dxa" w:w="5783"/>
+            <w:tcW w:type="dxa" w:w="6038"/>
             <w:noWrap/>
           </w:tcPr>
           <w:p>
@@ -9788,7 +9788,7 @@
       <w:tr>
         <w:tc>
           <w:tcPr>
-            <w:tcW w:type="dxa" w:w="510"/>
+            <w:tcW w:type="dxa" w:w="255"/>
           </w:tcPr>
           <w:p>
             <w:pPr>
@@ -9804,7 +9804,7 @@
         </w:tc>
         <w:tc>
           <w:tcPr>
-            <w:tcW w:type="dxa" w:w="5783"/>
+            <w:tcW w:type="dxa" w:w="6038"/>
             <w:noWrap/>
           </w:tcPr>
           <w:p>
@@ -9833,7 +9833,7 @@
       <w:tr>
         <w:tc>
           <w:tcPr>
-            <w:tcW w:type="dxa" w:w="510"/>
+            <w:tcW w:type="dxa" w:w="255"/>
           </w:tcPr>
           <w:p>
             <w:pPr>
@@ -9849,7 +9849,7 @@
         </w:tc>
         <w:tc>
           <w:tcPr>
-            <w:tcW w:type="dxa" w:w="5783"/>
+            <w:tcW w:type="dxa" w:w="6038"/>
             <w:noWrap/>
           </w:tcPr>
           <w:p>
@@ -9879,7 +9879,7 @@
       <w:tr>
         <w:tc>
           <w:tcPr>
-            <w:tcW w:type="dxa" w:w="510"/>
+            <w:tcW w:type="dxa" w:w="255"/>
           </w:tcPr>
           <w:p>
             <w:pPr>
@@ -9895,7 +9895,7 @@
         </w:tc>
         <w:tc>
           <w:tcPr>
-            <w:tcW w:type="dxa" w:w="5783"/>
+            <w:tcW w:type="dxa" w:w="6038"/>
             <w:noWrap/>
           </w:tcPr>
           <w:p>
@@ -9925,7 +9925,7 @@
       <w:tr>
         <w:tc>
           <w:tcPr>
-            <w:tcW w:type="dxa" w:w="510"/>
+            <w:tcW w:type="dxa" w:w="255"/>
           </w:tcPr>
           <w:p>
             <w:pPr>
@@ -9941,7 +9941,7 @@
         </w:tc>
         <w:tc>
           <w:tcPr>
-            <w:tcW w:type="dxa" w:w="5783"/>
+            <w:tcW w:type="dxa" w:w="6038"/>
             <w:noWrap/>
           </w:tcPr>
           <w:p>
@@ -9971,7 +9971,7 @@
       <w:tr>
         <w:tc>
           <w:tcPr>
-            <w:tcW w:type="dxa" w:w="510"/>
+            <w:tcW w:type="dxa" w:w="255"/>
           </w:tcPr>
           <w:p>
             <w:pPr>
@@ -9987,7 +9987,7 @@
         </w:tc>
         <w:tc>
           <w:tcPr>
-            <w:tcW w:type="dxa" w:w="5783"/>
+            <w:tcW w:type="dxa" w:w="6038"/>
             <w:noWrap/>
           </w:tcPr>
           <w:p>
@@ -10017,7 +10017,7 @@
       <w:tr>
         <w:tc>
           <w:tcPr>
-            <w:tcW w:type="dxa" w:w="510"/>
+            <w:tcW w:type="dxa" w:w="255"/>
           </w:tcPr>
           <w:p>
             <w:pPr>
@@ -10033,7 +10033,7 @@
         </w:tc>
         <w:tc>
           <w:tcPr>
-            <w:tcW w:type="dxa" w:w="5783"/>
+            <w:tcW w:type="dxa" w:w="6038"/>
             <w:noWrap/>
           </w:tcPr>
           <w:p>
@@ -10063,7 +10063,7 @@
       <w:tr>
         <w:tc>
           <w:tcPr>
-            <w:tcW w:type="dxa" w:w="510"/>
+            <w:tcW w:type="dxa" w:w="255"/>
           </w:tcPr>
           <w:p>
             <w:pPr>
@@ -10079,7 +10079,7 @@
         </w:tc>
         <w:tc>
           <w:tcPr>
-            <w:tcW w:type="dxa" w:w="5783"/>
+            <w:tcW w:type="dxa" w:w="6038"/>
             <w:noWrap/>
           </w:tcPr>
           <w:p>
@@ -10109,7 +10109,7 @@
       <w:tr>
         <w:tc>
           <w:tcPr>
-            <w:tcW w:type="dxa" w:w="510"/>
+            <w:tcW w:type="dxa" w:w="255"/>
           </w:tcPr>
           <w:p>
             <w:pPr>
@@ -10125,7 +10125,7 @@
         </w:tc>
         <w:tc>
           <w:tcPr>
-            <w:tcW w:type="dxa" w:w="5783"/>
+            <w:tcW w:type="dxa" w:w="6038"/>
             <w:noWrap/>
           </w:tcPr>
           <w:p>
@@ -10155,7 +10155,7 @@
       <w:tr>
         <w:tc>
           <w:tcPr>
-            <w:tcW w:type="dxa" w:w="510"/>
+            <w:tcW w:type="dxa" w:w="255"/>
           </w:tcPr>
           <w:p>
             <w:pPr>
@@ -10171,7 +10171,7 @@
         </w:tc>
         <w:tc>
           <w:tcPr>
-            <w:tcW w:type="dxa" w:w="5783"/>
+            <w:tcW w:type="dxa" w:w="6038"/>
             <w:noWrap/>
           </w:tcPr>
           <w:p>
@@ -10201,7 +10201,7 @@
       <w:tr>
         <w:tc>
           <w:tcPr>
-            <w:tcW w:type="dxa" w:w="510"/>
+            <w:tcW w:type="dxa" w:w="255"/>
           </w:tcPr>
           <w:p>
             <w:pPr>
@@ -10217,7 +10217,7 @@
         </w:tc>
         <w:tc>
           <w:tcPr>
-            <w:tcW w:type="dxa" w:w="5783"/>
+            <w:tcW w:type="dxa" w:w="6038"/>
             <w:noWrap/>
           </w:tcPr>
           <w:p>
@@ -10247,7 +10247,7 @@
       <w:tr>
         <w:tc>
           <w:tcPr>
-            <w:tcW w:type="dxa" w:w="510"/>
+            <w:tcW w:type="dxa" w:w="255"/>
           </w:tcPr>
           <w:p>
             <w:pPr>
@@ -10263,7 +10263,7 @@
         </w:tc>
         <w:tc>
           <w:tcPr>
-            <w:tcW w:type="dxa" w:w="5783"/>
+            <w:tcW w:type="dxa" w:w="6038"/>
             <w:noWrap/>
           </w:tcPr>
           <w:p>
@@ -10293,7 +10293,7 @@
       <w:tr>
         <w:tc>
           <w:tcPr>
-            <w:tcW w:type="dxa" w:w="510"/>
+            <w:tcW w:type="dxa" w:w="255"/>
           </w:tcPr>
           <w:p>
             <w:pPr>
@@ -10309,7 +10309,7 @@
         </w:tc>
         <w:tc>
           <w:tcPr>
-            <w:tcW w:type="dxa" w:w="5783"/>
+            <w:tcW w:type="dxa" w:w="6038"/>
             <w:noWrap/>
           </w:tcPr>
           <w:p>
@@ -10339,7 +10339,7 @@
       <w:tr>
         <w:tc>
           <w:tcPr>
-            <w:tcW w:type="dxa" w:w="510"/>
+            <w:tcW w:type="dxa" w:w="255"/>
           </w:tcPr>
           <w:p>
             <w:pPr>
@@ -10355,7 +10355,7 @@
         </w:tc>
         <w:tc>
           <w:tcPr>
-            <w:tcW w:type="dxa" w:w="5783"/>
+            <w:tcW w:type="dxa" w:w="6038"/>
             <w:noWrap/>
           </w:tcPr>
           <w:p>
@@ -10385,7 +10385,7 @@
       <w:tr>
         <w:tc>
           <w:tcPr>
-            <w:tcW w:type="dxa" w:w="510"/>
+            <w:tcW w:type="dxa" w:w="255"/>
           </w:tcPr>
           <w:p>
             <w:pPr>
@@ -10401,7 +10401,7 @@
         </w:tc>
         <w:tc>
           <w:tcPr>
-            <w:tcW w:type="dxa" w:w="5783"/>
+            <w:tcW w:type="dxa" w:w="6038"/>
             <w:noWrap/>
           </w:tcPr>
           <w:p>
@@ -10431,7 +10431,7 @@
       <w:tr>
         <w:tc>
           <w:tcPr>
-            <w:tcW w:type="dxa" w:w="510"/>
+            <w:tcW w:type="dxa" w:w="255"/>
           </w:tcPr>
           <w:p>
             <w:pPr>
@@ -10447,7 +10447,7 @@
         </w:tc>
         <w:tc>
           <w:tcPr>
-            <w:tcW w:type="dxa" w:w="5783"/>
+            <w:tcW w:type="dxa" w:w="6038"/>
             <w:noWrap/>
           </w:tcPr>
           <w:p>
@@ -10477,7 +10477,7 @@
       <w:tr>
         <w:tc>
           <w:tcPr>
-            <w:tcW w:type="dxa" w:w="510"/>
+            <w:tcW w:type="dxa" w:w="255"/>
           </w:tcPr>
           <w:p>
             <w:pPr>
@@ -10493,7 +10493,7 @@
         </w:tc>
         <w:tc>
           <w:tcPr>
-            <w:tcW w:type="dxa" w:w="5783"/>
+            <w:tcW w:type="dxa" w:w="6038"/>
             <w:noWrap/>
           </w:tcPr>
           <w:p>
@@ -10523,7 +10523,7 @@
       <w:tr>
         <w:tc>
           <w:tcPr>
-            <w:tcW w:type="dxa" w:w="510"/>
+            <w:tcW w:type="dxa" w:w="255"/>
           </w:tcPr>
           <w:p>
             <w:pPr>
@@ -10539,7 +10539,7 @@
         </w:tc>
         <w:tc>
           <w:tcPr>
-            <w:tcW w:type="dxa" w:w="5783"/>
+            <w:tcW w:type="dxa" w:w="6038"/>
             <w:noWrap/>
           </w:tcPr>
           <w:p>
@@ -10569,7 +10569,7 @@
       <w:tr>
         <w:tc>
           <w:tcPr>
-            <w:tcW w:type="dxa" w:w="510"/>
+            <w:tcW w:type="dxa" w:w="255"/>
           </w:tcPr>
           <w:p>
             <w:pPr>
@@ -10585,7 +10585,7 @@
         </w:tc>
         <w:tc>
           <w:tcPr>
-            <w:tcW w:type="dxa" w:w="5783"/>
+            <w:tcW w:type="dxa" w:w="6038"/>
             <w:noWrap/>
           </w:tcPr>
           <w:p>
@@ -10615,7 +10615,7 @@
       <w:tr>
         <w:tc>
           <w:tcPr>
-            <w:tcW w:type="dxa" w:w="510"/>
+            <w:tcW w:type="dxa" w:w="255"/>
           </w:tcPr>
           <w:p>
             <w:pPr>
@@ -10631,7 +10631,7 @@
         </w:tc>
         <w:tc>
           <w:tcPr>
-            <w:tcW w:type="dxa" w:w="5783"/>
+            <w:tcW w:type="dxa" w:w="6038"/>
             <w:noWrap/>
           </w:tcPr>
           <w:p>
@@ -10661,7 +10661,7 @@
       <w:tr>
         <w:tc>
           <w:tcPr>
-            <w:tcW w:type="dxa" w:w="510"/>
+            <w:tcW w:type="dxa" w:w="255"/>
           </w:tcPr>
           <w:p>
             <w:pPr>
@@ -10677,7 +10677,7 @@
         </w:tc>
         <w:tc>
           <w:tcPr>
-            <w:tcW w:type="dxa" w:w="5783"/>
+            <w:tcW w:type="dxa" w:w="6038"/>
             <w:noWrap/>
           </w:tcPr>
           <w:p>
@@ -10707,7 +10707,7 @@
       <w:tr>
         <w:tc>
           <w:tcPr>
-            <w:tcW w:type="dxa" w:w="510"/>
+            <w:tcW w:type="dxa" w:w="255"/>
           </w:tcPr>
           <w:p>
             <w:pPr>
@@ -10723,7 +10723,7 @@
         </w:tc>
         <w:tc>
           <w:tcPr>
-            <w:tcW w:type="dxa" w:w="5783"/>
+            <w:tcW w:type="dxa" w:w="6038"/>
             <w:noWrap/>
           </w:tcPr>
           <w:p>
@@ -10753,7 +10753,7 @@
       <w:tr>
         <w:tc>
           <w:tcPr>
-            <w:tcW w:type="dxa" w:w="510"/>
+            <w:tcW w:type="dxa" w:w="255"/>
           </w:tcPr>
           <w:p>
             <w:pPr>
@@ -10769,7 +10769,7 @@
         </w:tc>
         <w:tc>
           <w:tcPr>
-            <w:tcW w:type="dxa" w:w="5783"/>
+            <w:tcW w:type="dxa" w:w="6038"/>
             <w:noWrap/>
           </w:tcPr>
           <w:p>
@@ -10799,7 +10799,7 @@
       <w:tr>
         <w:tc>
           <w:tcPr>
-            <w:tcW w:type="dxa" w:w="510"/>
+            <w:tcW w:type="dxa" w:w="255"/>
           </w:tcPr>
           <w:p>
             <w:pPr>
@@ -10815,7 +10815,7 @@
         </w:tc>
         <w:tc>
           <w:tcPr>
-            <w:tcW w:type="dxa" w:w="5783"/>
+            <w:tcW w:type="dxa" w:w="6038"/>
             <w:noWrap/>
           </w:tcPr>
           <w:p>
@@ -10845,7 +10845,7 @@
       <w:tr>
         <w:tc>
           <w:tcPr>
-            <w:tcW w:type="dxa" w:w="510"/>
+            <w:tcW w:type="dxa" w:w="255"/>
           </w:tcPr>
           <w:p>
             <w:pPr>
@@ -10861,7 +10861,7 @@
         </w:tc>
         <w:tc>
           <w:tcPr>
-            <w:tcW w:type="dxa" w:w="5783"/>
+            <w:tcW w:type="dxa" w:w="6038"/>
             <w:noWrap/>
           </w:tcPr>
           <w:p>
@@ -10891,7 +10891,7 @@
       <w:tr>
         <w:tc>
           <w:tcPr>
-            <w:tcW w:type="dxa" w:w="510"/>
+            <w:tcW w:type="dxa" w:w="255"/>
           </w:tcPr>
           <w:p>
             <w:pPr>
@@ -10907,7 +10907,7 @@
         </w:tc>
         <w:tc>
           <w:tcPr>
-            <w:tcW w:type="dxa" w:w="5783"/>
+            <w:tcW w:type="dxa" w:w="6038"/>
             <w:noWrap/>
           </w:tcPr>
           <w:p>
@@ -10937,7 +10937,7 @@
       <w:tr>
         <w:tc>
           <w:tcPr>
-            <w:tcW w:type="dxa" w:w="510"/>
+            <w:tcW w:type="dxa" w:w="255"/>
           </w:tcPr>
           <w:p>
             <w:pPr>
@@ -10953,7 +10953,7 @@
         </w:tc>
         <w:tc>
           <w:tcPr>
-            <w:tcW w:type="dxa" w:w="5783"/>
+            <w:tcW w:type="dxa" w:w="6038"/>
             <w:noWrap/>
           </w:tcPr>
           <w:p>
@@ -10983,7 +10983,7 @@
       <w:tr>
         <w:tc>
           <w:tcPr>
-            <w:tcW w:type="dxa" w:w="510"/>
+            <w:tcW w:type="dxa" w:w="255"/>
           </w:tcPr>
           <w:p>
             <w:pPr>
@@ -10999,7 +10999,7 @@
         </w:tc>
         <w:tc>
           <w:tcPr>
-            <w:tcW w:type="dxa" w:w="5783"/>
+            <w:tcW w:type="dxa" w:w="6038"/>
             <w:noWrap/>
           </w:tcPr>
           <w:p>
@@ -11029,7 +11029,7 @@
       <w:tr>
         <w:tc>
           <w:tcPr>
-            <w:tcW w:type="dxa" w:w="510"/>
+            <w:tcW w:type="dxa" w:w="255"/>
           </w:tcPr>
           <w:p>
             <w:pPr>
@@ -11045,7 +11045,7 @@
         </w:tc>
         <w:tc>
           <w:tcPr>
-            <w:tcW w:type="dxa" w:w="5783"/>
+            <w:tcW w:type="dxa" w:w="6038"/>
             <w:noWrap/>
           </w:tcPr>
           <w:p>
@@ -11075,7 +11075,7 @@
       <w:tr>
         <w:tc>
           <w:tcPr>
-            <w:tcW w:type="dxa" w:w="510"/>
+            <w:tcW w:type="dxa" w:w="255"/>
           </w:tcPr>
           <w:p>
             <w:pPr>
@@ -11091,7 +11091,7 @@
         </w:tc>
         <w:tc>
           <w:tcPr>
-            <w:tcW w:type="dxa" w:w="5783"/>
+            <w:tcW w:type="dxa" w:w="6038"/>
             <w:noWrap/>
           </w:tcPr>
           <w:p>
@@ -11121,7 +11121,7 @@
       <w:tr>
         <w:tc>
           <w:tcPr>
-            <w:tcW w:type="dxa" w:w="510"/>
+            <w:tcW w:type="dxa" w:w="255"/>
           </w:tcPr>
           <w:p>
             <w:pPr>
@@ -11137,7 +11137,7 @@
         </w:tc>
         <w:tc>
           <w:tcPr>
-            <w:tcW w:type="dxa" w:w="5783"/>
+            <w:tcW w:type="dxa" w:w="6038"/>
             <w:noWrap/>
           </w:tcPr>
           <w:p>
@@ -11167,7 +11167,7 @@
       <w:tr>
         <w:tc>
           <w:tcPr>
-            <w:tcW w:type="dxa" w:w="510"/>
+            <w:tcW w:type="dxa" w:w="255"/>
           </w:tcPr>
           <w:p>
             <w:pPr>
@@ -11183,7 +11183,7 @@
         </w:tc>
         <w:tc>
           <w:tcPr>
-            <w:tcW w:type="dxa" w:w="5783"/>
+            <w:tcW w:type="dxa" w:w="6038"/>
             <w:noWrap/>
           </w:tcPr>
           <w:p>
@@ -11213,7 +11213,7 @@
       <w:tr>
         <w:tc>
           <w:tcPr>
-            <w:tcW w:type="dxa" w:w="510"/>
+            <w:tcW w:type="dxa" w:w="255"/>
           </w:tcPr>
           <w:p>
             <w:pPr>
@@ -11229,7 +11229,7 @@
         </w:tc>
         <w:tc>
           <w:tcPr>
-            <w:tcW w:type="dxa" w:w="5783"/>
+            <w:tcW w:type="dxa" w:w="6038"/>
             <w:noWrap/>
           </w:tcPr>
           <w:p>
@@ -11259,7 +11259,7 @@
       <w:tr>
         <w:tc>
           <w:tcPr>
-            <w:tcW w:type="dxa" w:w="510"/>
+            <w:tcW w:type="dxa" w:w="255"/>
           </w:tcPr>
           <w:p>
             <w:pPr>
@@ -11275,7 +11275,7 @@
         </w:tc>
         <w:tc>
           <w:tcPr>
-            <w:tcW w:type="dxa" w:w="5783"/>
+            <w:tcW w:type="dxa" w:w="6038"/>
             <w:noWrap/>
           </w:tcPr>
           <w:p>
@@ -11305,7 +11305,7 @@
       <w:tr>
         <w:tc>
           <w:tcPr>
-            <w:tcW w:type="dxa" w:w="510"/>
+            <w:tcW w:type="dxa" w:w="255"/>
           </w:tcPr>
           <w:p>
             <w:pPr>
@@ -11321,7 +11321,7 @@
         </w:tc>
         <w:tc>
           <w:tcPr>
-            <w:tcW w:type="dxa" w:w="5783"/>
+            <w:tcW w:type="dxa" w:w="6038"/>
             <w:noWrap/>
           </w:tcPr>
           <w:p>
@@ -11351,7 +11351,7 @@
       <w:tr>
         <w:tc>
           <w:tcPr>
-            <w:tcW w:type="dxa" w:w="510"/>
+            <w:tcW w:type="dxa" w:w="255"/>
           </w:tcPr>
           <w:p>
             <w:pPr>
@@ -11367,7 +11367,7 @@
         </w:tc>
         <w:tc>
           <w:tcPr>
-            <w:tcW w:type="dxa" w:w="5783"/>
+            <w:tcW w:type="dxa" w:w="6038"/>
             <w:noWrap/>
           </w:tcPr>
           <w:p>
@@ -11397,7 +11397,7 @@
       <w:tr>
         <w:tc>
           <w:tcPr>
-            <w:tcW w:type="dxa" w:w="510"/>
+            <w:tcW w:type="dxa" w:w="255"/>
           </w:tcPr>
           <w:p>
             <w:pPr>
@@ -11413,7 +11413,7 @@
         </w:tc>
         <w:tc>
           <w:tcPr>
-            <w:tcW w:type="dxa" w:w="5783"/>
+            <w:tcW w:type="dxa" w:w="6038"/>
             <w:noWrap/>
           </w:tcPr>
           <w:p>
@@ -11443,7 +11443,7 @@
       <w:tr>
         <w:tc>
           <w:tcPr>
-            <w:tcW w:type="dxa" w:w="510"/>
+            <w:tcW w:type="dxa" w:w="255"/>
           </w:tcPr>
           <w:p>
             <w:pPr>
@@ -11459,7 +11459,7 @@
         </w:tc>
         <w:tc>
           <w:tcPr>
-            <w:tcW w:type="dxa" w:w="5783"/>
+            <w:tcW w:type="dxa" w:w="6038"/>
             <w:noWrap/>
           </w:tcPr>
           <w:p>
@@ -11489,7 +11489,7 @@
       <w:tr>
         <w:tc>
           <w:tcPr>
-            <w:tcW w:type="dxa" w:w="510"/>
+            <w:tcW w:type="dxa" w:w="255"/>
           </w:tcPr>
           <w:p>
             <w:pPr>
@@ -11505,7 +11505,7 @@
         </w:tc>
         <w:tc>
           <w:tcPr>
-            <w:tcW w:type="dxa" w:w="5783"/>
+            <w:tcW w:type="dxa" w:w="6038"/>
             <w:noWrap/>
           </w:tcPr>
           <w:p>
@@ -11535,7 +11535,7 @@
       <w:tr>
         <w:tc>
           <w:tcPr>
-            <w:tcW w:type="dxa" w:w="510"/>
+            <w:tcW w:type="dxa" w:w="255"/>
           </w:tcPr>
           <w:p>
             <w:pPr>
@@ -11551,7 +11551,7 @@
         </w:tc>
         <w:tc>
           <w:tcPr>
-            <w:tcW w:type="dxa" w:w="5783"/>
+            <w:tcW w:type="dxa" w:w="6038"/>
             <w:noWrap/>
           </w:tcPr>
           <w:p>
@@ -11581,7 +11581,7 @@
       <w:tr>
         <w:tc>
           <w:tcPr>
-            <w:tcW w:type="dxa" w:w="510"/>
+            <w:tcW w:type="dxa" w:w="255"/>
           </w:tcPr>
           <w:p>
             <w:pPr>
@@ -11597,7 +11597,7 @@
         </w:tc>
         <w:tc>
           <w:tcPr>
-            <w:tcW w:type="dxa" w:w="5783"/>
+            <w:tcW w:type="dxa" w:w="6038"/>
             <w:noWrap/>
           </w:tcPr>
           <w:p>
@@ -11627,7 +11627,7 @@
       <w:tr>
         <w:tc>
           <w:tcPr>
-            <w:tcW w:type="dxa" w:w="510"/>
+            <w:tcW w:type="dxa" w:w="255"/>
           </w:tcPr>
           <w:p>
             <w:pPr>
@@ -11643,7 +11643,7 @@
         </w:tc>
         <w:tc>
           <w:tcPr>
-            <w:tcW w:type="dxa" w:w="5783"/>
+            <w:tcW w:type="dxa" w:w="6038"/>
             <w:noWrap/>
           </w:tcPr>
           <w:p>
@@ -11673,7 +11673,7 @@
       <w:tr>
         <w:tc>
           <w:tcPr>
-            <w:tcW w:type="dxa" w:w="510"/>
+            <w:tcW w:type="dxa" w:w="255"/>
           </w:tcPr>
           <w:p>
             <w:pPr>
@@ -11689,7 +11689,7 @@
         </w:tc>
         <w:tc>
           <w:tcPr>
-            <w:tcW w:type="dxa" w:w="5783"/>
+            <w:tcW w:type="dxa" w:w="6038"/>
             <w:noWrap/>
           </w:tcPr>
           <w:p>
@@ -11719,7 +11719,7 @@
       <w:tr>
         <w:tc>
           <w:tcPr>
-            <w:tcW w:type="dxa" w:w="510"/>
+            <w:tcW w:type="dxa" w:w="255"/>
           </w:tcPr>
           <w:p>
             <w:pPr>
@@ -11735,7 +11735,7 @@
         </w:tc>
         <w:tc>
           <w:tcPr>
-            <w:tcW w:type="dxa" w:w="5783"/>
+            <w:tcW w:type="dxa" w:w="6038"/>
             <w:noWrap/>
           </w:tcPr>
           <w:p>
@@ -11765,7 +11765,7 @@
       <w:tr>
         <w:tc>
           <w:tcPr>
-            <w:tcW w:type="dxa" w:w="510"/>
+            <w:tcW w:type="dxa" w:w="255"/>
           </w:tcPr>
           <w:p>
             <w:pPr>
@@ -11781,7 +11781,7 @@
         </w:tc>
         <w:tc>
           <w:tcPr>
-            <w:tcW w:type="dxa" w:w="5783"/>
+            <w:tcW w:type="dxa" w:w="6038"/>
             <w:noWrap/>
           </w:tcPr>
           <w:p>
@@ -11811,7 +11811,7 @@
       <w:tr>
         <w:tc>
           <w:tcPr>
-            <w:tcW w:type="dxa" w:w="510"/>
+            <w:tcW w:type="dxa" w:w="255"/>
           </w:tcPr>
           <w:p>
             <w:pPr>
@@ -11827,7 +11827,7 @@
         </w:tc>
         <w:tc>
           <w:tcPr>
-            <w:tcW w:type="dxa" w:w="5783"/>
+            <w:tcW w:type="dxa" w:w="6038"/>
             <w:noWrap/>
           </w:tcPr>
           <w:p>
@@ -11880,7 +11880,7 @@
       <w:tr>
         <w:tc>
           <w:tcPr>
-            <w:tcW w:type="dxa" w:w="510"/>
+            <w:tcW w:type="dxa" w:w="255"/>
           </w:tcPr>
           <w:p>
             <w:pPr>
@@ -11896,7 +11896,7 @@
         </w:tc>
         <w:tc>
           <w:tcPr>
-            <w:tcW w:type="dxa" w:w="5783"/>
+            <w:tcW w:type="dxa" w:w="6038"/>
             <w:noWrap/>
           </w:tcPr>
           <w:p>
@@ -11925,7 +11925,7 @@
       <w:tr>
         <w:tc>
           <w:tcPr>
-            <w:tcW w:type="dxa" w:w="510"/>
+            <w:tcW w:type="dxa" w:w="255"/>
           </w:tcPr>
           <w:p>
             <w:pPr>
@@ -11941,7 +11941,7 @@
         </w:tc>
         <w:tc>
           <w:tcPr>
-            <w:tcW w:type="dxa" w:w="5783"/>
+            <w:tcW w:type="dxa" w:w="6038"/>
             <w:noWrap/>
           </w:tcPr>
           <w:p>
@@ -11971,7 +11971,7 @@
       <w:tr>
         <w:tc>
           <w:tcPr>
-            <w:tcW w:type="dxa" w:w="510"/>
+            <w:tcW w:type="dxa" w:w="255"/>
           </w:tcPr>
           <w:p>
             <w:pPr>
@@ -11987,7 +11987,7 @@
         </w:tc>
         <w:tc>
           <w:tcPr>
-            <w:tcW w:type="dxa" w:w="5783"/>
+            <w:tcW w:type="dxa" w:w="6038"/>
             <w:noWrap/>
           </w:tcPr>
           <w:p>
@@ -12040,7 +12040,7 @@
       <w:tr>
         <w:tc>
           <w:tcPr>
-            <w:tcW w:type="dxa" w:w="510"/>
+            <w:tcW w:type="dxa" w:w="255"/>
           </w:tcPr>
           <w:p>
             <w:pPr>
@@ -12056,7 +12056,7 @@
         </w:tc>
         <w:tc>
           <w:tcPr>
-            <w:tcW w:type="dxa" w:w="5783"/>
+            <w:tcW w:type="dxa" w:w="6038"/>
             <w:noWrap/>
           </w:tcPr>
           <w:p>
@@ -12085,7 +12085,7 @@
       <w:tr>
         <w:tc>
           <w:tcPr>
-            <w:tcW w:type="dxa" w:w="510"/>
+            <w:tcW w:type="dxa" w:w="255"/>
           </w:tcPr>
           <w:p>
             <w:pPr>
@@ -12101,7 +12101,7 @@
         </w:tc>
         <w:tc>
           <w:tcPr>
-            <w:tcW w:type="dxa" w:w="5783"/>
+            <w:tcW w:type="dxa" w:w="6038"/>
             <w:noWrap/>
           </w:tcPr>
           <w:p>
@@ -12131,7 +12131,7 @@
       <w:tr>
         <w:tc>
           <w:tcPr>
-            <w:tcW w:type="dxa" w:w="510"/>
+            <w:tcW w:type="dxa" w:w="255"/>
           </w:tcPr>
           <w:p>
             <w:pPr>
@@ -12147,7 +12147,7 @@
         </w:tc>
         <w:tc>
           <w:tcPr>
-            <w:tcW w:type="dxa" w:w="5783"/>
+            <w:tcW w:type="dxa" w:w="6038"/>
             <w:noWrap/>
           </w:tcPr>
           <w:p>
@@ -12177,7 +12177,7 @@
       <w:tr>
         <w:tc>
           <w:tcPr>
-            <w:tcW w:type="dxa" w:w="510"/>
+            <w:tcW w:type="dxa" w:w="255"/>
           </w:tcPr>
           <w:p>
             <w:pPr>
@@ -12193,7 +12193,7 @@
         </w:tc>
         <w:tc>
           <w:tcPr>
-            <w:tcW w:type="dxa" w:w="5783"/>
+            <w:tcW w:type="dxa" w:w="6038"/>
             <w:noWrap/>
           </w:tcPr>
           <w:p>
@@ -12223,7 +12223,7 @@
       <w:tr>
         <w:tc>
           <w:tcPr>
-            <w:tcW w:type="dxa" w:w="510"/>
+            <w:tcW w:type="dxa" w:w="255"/>
           </w:tcPr>
           <w:p>
             <w:pPr>
@@ -12239,7 +12239,7 @@
         </w:tc>
         <w:tc>
           <w:tcPr>
-            <w:tcW w:type="dxa" w:w="5783"/>
+            <w:tcW w:type="dxa" w:w="6038"/>
             <w:noWrap/>
           </w:tcPr>
           <w:p>
@@ -12269,7 +12269,7 @@
       <w:tr>
         <w:tc>
           <w:tcPr>
-            <w:tcW w:type="dxa" w:w="510"/>
+            <w:tcW w:type="dxa" w:w="255"/>
           </w:tcPr>
           <w:p>
             <w:pPr>
@@ -12285,7 +12285,7 @@
         </w:tc>
         <w:tc>
           <w:tcPr>
-            <w:tcW w:type="dxa" w:w="5783"/>
+            <w:tcW w:type="dxa" w:w="6038"/>
             <w:noWrap/>
           </w:tcPr>
           <w:p>
@@ -12338,7 +12338,7 @@
       <w:tr>
         <w:tc>
           <w:tcPr>
-            <w:tcW w:type="dxa" w:w="510"/>
+            <w:tcW w:type="dxa" w:w="255"/>
           </w:tcPr>
           <w:p>
             <w:pPr>
@@ -12354,7 +12354,7 @@
         </w:tc>
         <w:tc>
           <w:tcPr>
-            <w:tcW w:type="dxa" w:w="5783"/>
+            <w:tcW w:type="dxa" w:w="6038"/>
             <w:noWrap/>
           </w:tcPr>
           <w:p>
@@ -12383,7 +12383,7 @@
       <w:tr>
         <w:tc>
           <w:tcPr>
-            <w:tcW w:type="dxa" w:w="510"/>
+            <w:tcW w:type="dxa" w:w="255"/>
           </w:tcPr>
           <w:p>
             <w:pPr>
@@ -12399,7 +12399,7 @@
         </w:tc>
         <w:tc>
           <w:tcPr>
-            <w:tcW w:type="dxa" w:w="5783"/>
+            <w:tcW w:type="dxa" w:w="6038"/>
             <w:noWrap/>
           </w:tcPr>
           <w:p>
@@ -12429,7 +12429,7 @@
       <w:tr>
         <w:tc>
           <w:tcPr>
-            <w:tcW w:type="dxa" w:w="510"/>
+            <w:tcW w:type="dxa" w:w="255"/>
           </w:tcPr>
           <w:p>
             <w:pPr>
@@ -12445,7 +12445,7 @@
         </w:tc>
         <w:tc>
           <w:tcPr>
-            <w:tcW w:type="dxa" w:w="5783"/>
+            <w:tcW w:type="dxa" w:w="6038"/>
             <w:noWrap/>
           </w:tcPr>
           <w:p>
@@ -12475,7 +12475,7 @@
       <w:tr>
         <w:tc>
           <w:tcPr>
-            <w:tcW w:type="dxa" w:w="510"/>
+            <w:tcW w:type="dxa" w:w="255"/>
           </w:tcPr>
           <w:p>
             <w:pPr>
@@ -12491,7 +12491,7 @@
         </w:tc>
         <w:tc>
           <w:tcPr>
-            <w:tcW w:type="dxa" w:w="5783"/>
+            <w:tcW w:type="dxa" w:w="6038"/>
             <w:noWrap/>
           </w:tcPr>
           <w:p>
@@ -12521,7 +12521,7 @@
       <w:tr>
         <w:tc>
           <w:tcPr>
-            <w:tcW w:type="dxa" w:w="510"/>
+            <w:tcW w:type="dxa" w:w="255"/>
           </w:tcPr>
           <w:p>
             <w:pPr>
@@ -12537,7 +12537,7 @@
         </w:tc>
         <w:tc>
           <w:tcPr>
-            <w:tcW w:type="dxa" w:w="5783"/>
+            <w:tcW w:type="dxa" w:w="6038"/>
             <w:noWrap/>
           </w:tcPr>
           <w:p>
@@ -12590,7 +12590,7 @@
       <w:tr>
         <w:tc>
           <w:tcPr>
-            <w:tcW w:type="dxa" w:w="510"/>
+            <w:tcW w:type="dxa" w:w="255"/>
           </w:tcPr>
           <w:p>
             <w:pPr>
@@ -12606,7 +12606,7 @@
         </w:tc>
         <w:tc>
           <w:tcPr>
-            <w:tcW w:type="dxa" w:w="5783"/>
+            <w:tcW w:type="dxa" w:w="6038"/>
             <w:noWrap/>
           </w:tcPr>
           <w:p>
@@ -12635,7 +12635,7 @@
       <w:tr>
         <w:tc>
           <w:tcPr>
-            <w:tcW w:type="dxa" w:w="510"/>
+            <w:tcW w:type="dxa" w:w="255"/>
           </w:tcPr>
           <w:p>
             <w:pPr>
@@ -12651,7 +12651,7 @@
         </w:tc>
         <w:tc>
           <w:tcPr>
-            <w:tcW w:type="dxa" w:w="5783"/>
+            <w:tcW w:type="dxa" w:w="6038"/>
             <w:noWrap/>
           </w:tcPr>
           <w:p>
@@ -12681,7 +12681,7 @@
       <w:tr>
         <w:tc>
           <w:tcPr>
-            <w:tcW w:type="dxa" w:w="510"/>
+            <w:tcW w:type="dxa" w:w="255"/>
           </w:tcPr>
           <w:p>
             <w:pPr>
@@ -12697,7 +12697,7 @@
         </w:tc>
         <w:tc>
           <w:tcPr>
-            <w:tcW w:type="dxa" w:w="5783"/>
+            <w:tcW w:type="dxa" w:w="6038"/>
             <w:noWrap/>
           </w:tcPr>
           <w:p>
@@ -12727,7 +12727,7 @@
       <w:tr>
         <w:tc>
           <w:tcPr>
-            <w:tcW w:type="dxa" w:w="510"/>
+            <w:tcW w:type="dxa" w:w="255"/>
           </w:tcPr>
           <w:p>
             <w:pPr>
@@ -12743,7 +12743,7 @@
         </w:tc>
         <w:tc>
           <w:tcPr>
-            <w:tcW w:type="dxa" w:w="5783"/>
+            <w:tcW w:type="dxa" w:w="6038"/>
             <w:noWrap/>
           </w:tcPr>
           <w:p>
@@ -12773,7 +12773,7 @@
       <w:tr>
         <w:tc>
           <w:tcPr>
-            <w:tcW w:type="dxa" w:w="510"/>
+            <w:tcW w:type="dxa" w:w="255"/>
           </w:tcPr>
           <w:p>
             <w:pPr>
@@ -12789,7 +12789,7 @@
         </w:tc>
         <w:tc>
           <w:tcPr>
-            <w:tcW w:type="dxa" w:w="5783"/>
+            <w:tcW w:type="dxa" w:w="6038"/>
             <w:noWrap/>
           </w:tcPr>
           <w:p>
@@ -12819,7 +12819,7 @@
       <w:tr>
         <w:tc>
           <w:tcPr>
-            <w:tcW w:type="dxa" w:w="510"/>
+            <w:tcW w:type="dxa" w:w="255"/>
           </w:tcPr>
           <w:p>
             <w:pPr>
@@ -12835,7 +12835,7 @@
         </w:tc>
         <w:tc>
           <w:tcPr>
-            <w:tcW w:type="dxa" w:w="5783"/>
+            <w:tcW w:type="dxa" w:w="6038"/>
             <w:noWrap/>
           </w:tcPr>
           <w:p>
@@ -12865,7 +12865,7 @@
       <w:tr>
         <w:tc>
           <w:tcPr>
-            <w:tcW w:type="dxa" w:w="510"/>
+            <w:tcW w:type="dxa" w:w="255"/>
           </w:tcPr>
           <w:p>
             <w:pPr>
@@ -12881,7 +12881,7 @@
         </w:tc>
         <w:tc>
           <w:tcPr>
-            <w:tcW w:type="dxa" w:w="5783"/>
+            <w:tcW w:type="dxa" w:w="6038"/>
             <w:noWrap/>
           </w:tcPr>
           <w:p>
@@ -12911,7 +12911,7 @@
       <w:tr>
         <w:tc>
           <w:tcPr>
-            <w:tcW w:type="dxa" w:w="510"/>
+            <w:tcW w:type="dxa" w:w="255"/>
           </w:tcPr>
           <w:p>
             <w:pPr>
@@ -12927,7 +12927,7 @@
         </w:tc>
         <w:tc>
           <w:tcPr>
-            <w:tcW w:type="dxa" w:w="5783"/>
+            <w:tcW w:type="dxa" w:w="6038"/>
             <w:noWrap/>
           </w:tcPr>
           <w:p>
@@ -12957,7 +12957,7 @@
       <w:tr>
         <w:tc>
           <w:tcPr>
-            <w:tcW w:type="dxa" w:w="510"/>
+            <w:tcW w:type="dxa" w:w="255"/>
           </w:tcPr>
           <w:p>
             <w:pPr>
@@ -12973,7 +12973,7 @@
         </w:tc>
         <w:tc>
           <w:tcPr>
-            <w:tcW w:type="dxa" w:w="5783"/>
+            <w:tcW w:type="dxa" w:w="6038"/>
             <w:noWrap/>
           </w:tcPr>
           <w:p>
@@ -13003,7 +13003,7 @@
       <w:tr>
         <w:tc>
           <w:tcPr>
-            <w:tcW w:type="dxa" w:w="510"/>
+            <w:tcW w:type="dxa" w:w="255"/>
           </w:tcPr>
           <w:p>
             <w:pPr>
@@ -13019,7 +13019,7 @@
         </w:tc>
         <w:tc>
           <w:tcPr>
-            <w:tcW w:type="dxa" w:w="5783"/>
+            <w:tcW w:type="dxa" w:w="6038"/>
             <w:noWrap/>
           </w:tcPr>
           <w:p>
@@ -13049,7 +13049,7 @@
       <w:tr>
         <w:tc>
           <w:tcPr>
-            <w:tcW w:type="dxa" w:w="510"/>
+            <w:tcW w:type="dxa" w:w="255"/>
           </w:tcPr>
           <w:p>
             <w:pPr>
@@ -13065,7 +13065,7 @@
         </w:tc>
         <w:tc>
           <w:tcPr>
-            <w:tcW w:type="dxa" w:w="5783"/>
+            <w:tcW w:type="dxa" w:w="6038"/>
             <w:noWrap/>
           </w:tcPr>
           <w:p>
@@ -13095,7 +13095,7 @@
       <w:tr>
         <w:tc>
           <w:tcPr>
-            <w:tcW w:type="dxa" w:w="510"/>
+            <w:tcW w:type="dxa" w:w="255"/>
           </w:tcPr>
           <w:p>
             <w:pPr>
@@ -13111,7 +13111,7 @@
         </w:tc>
         <w:tc>
           <w:tcPr>
-            <w:tcW w:type="dxa" w:w="5783"/>
+            <w:tcW w:type="dxa" w:w="6038"/>
             <w:noWrap/>
           </w:tcPr>
           <w:p>
@@ -13141,7 +13141,7 @@
       <w:tr>
         <w:tc>
           <w:tcPr>
-            <w:tcW w:type="dxa" w:w="510"/>
+            <w:tcW w:type="dxa" w:w="255"/>
           </w:tcPr>
           <w:p>
             <w:pPr>
@@ -13157,7 +13157,7 @@
         </w:tc>
         <w:tc>
           <w:tcPr>
-            <w:tcW w:type="dxa" w:w="5783"/>
+            <w:tcW w:type="dxa" w:w="6038"/>
             <w:noWrap/>
           </w:tcPr>
           <w:p>
@@ -13187,7 +13187,7 @@
       <w:tr>
         <w:tc>
           <w:tcPr>
-            <w:tcW w:type="dxa" w:w="510"/>
+            <w:tcW w:type="dxa" w:w="255"/>
           </w:tcPr>
           <w:p>
             <w:pPr>
@@ -13203,7 +13203,7 @@
         </w:tc>
         <w:tc>
           <w:tcPr>
-            <w:tcW w:type="dxa" w:w="5783"/>
+            <w:tcW w:type="dxa" w:w="6038"/>
             <w:noWrap/>
           </w:tcPr>
           <w:p>
@@ -13233,7 +13233,7 @@
       <w:tr>
         <w:tc>
           <w:tcPr>
-            <w:tcW w:type="dxa" w:w="510"/>
+            <w:tcW w:type="dxa" w:w="255"/>
           </w:tcPr>
           <w:p>
             <w:pPr>
@@ -13249,7 +13249,7 @@
         </w:tc>
         <w:tc>
           <w:tcPr>
-            <w:tcW w:type="dxa" w:w="5783"/>
+            <w:tcW w:type="dxa" w:w="6038"/>
             <w:noWrap/>
           </w:tcPr>
           <w:p>
@@ -13279,7 +13279,7 @@
       <w:tr>
         <w:tc>
           <w:tcPr>
-            <w:tcW w:type="dxa" w:w="510"/>
+            <w:tcW w:type="dxa" w:w="255"/>
           </w:tcPr>
           <w:p>
             <w:pPr>
@@ -13295,7 +13295,7 @@
         </w:tc>
         <w:tc>
           <w:tcPr>
-            <w:tcW w:type="dxa" w:w="5783"/>
+            <w:tcW w:type="dxa" w:w="6038"/>
             <w:noWrap/>
           </w:tcPr>
           <w:p>
@@ -13325,7 +13325,7 @@
       <w:tr>
         <w:tc>
           <w:tcPr>
-            <w:tcW w:type="dxa" w:w="510"/>
+            <w:tcW w:type="dxa" w:w="255"/>
           </w:tcPr>
           <w:p>
             <w:pPr>
@@ -13341,7 +13341,7 @@
         </w:tc>
         <w:tc>
           <w:tcPr>
-            <w:tcW w:type="dxa" w:w="5783"/>
+            <w:tcW w:type="dxa" w:w="6038"/>
             <w:noWrap/>
           </w:tcPr>
           <w:p>
@@ -13371,7 +13371,7 @@
       <w:tr>
         <w:tc>
           <w:tcPr>
-            <w:tcW w:type="dxa" w:w="510"/>
+            <w:tcW w:type="dxa" w:w="255"/>
           </w:tcPr>
           <w:p>
             <w:pPr>
@@ -13387,7 +13387,7 @@
         </w:tc>
         <w:tc>
           <w:tcPr>
-            <w:tcW w:type="dxa" w:w="5783"/>
+            <w:tcW w:type="dxa" w:w="6038"/>
             <w:noWrap/>
           </w:tcPr>
           <w:p>
@@ -13417,7 +13417,7 @@
       <w:tr>
         <w:tc>
           <w:tcPr>
-            <w:tcW w:type="dxa" w:w="510"/>
+            <w:tcW w:type="dxa" w:w="255"/>
           </w:tcPr>
           <w:p>
             <w:pPr>
@@ -13433,7 +13433,7 @@
         </w:tc>
         <w:tc>
           <w:tcPr>
-            <w:tcW w:type="dxa" w:w="5783"/>
+            <w:tcW w:type="dxa" w:w="6038"/>
             <w:noWrap/>
           </w:tcPr>
           <w:p>
@@ -13463,7 +13463,7 @@
       <w:tr>
         <w:tc>
           <w:tcPr>
-            <w:tcW w:type="dxa" w:w="510"/>
+            <w:tcW w:type="dxa" w:w="255"/>
           </w:tcPr>
           <w:p>
             <w:pPr>
@@ -13479,7 +13479,7 @@
         </w:tc>
         <w:tc>
           <w:tcPr>
-            <w:tcW w:type="dxa" w:w="5783"/>
+            <w:tcW w:type="dxa" w:w="6038"/>
             <w:noWrap/>
           </w:tcPr>
           <w:p>
@@ -13509,7 +13509,7 @@
       <w:tr>
         <w:tc>
           <w:tcPr>
-            <w:tcW w:type="dxa" w:w="510"/>
+            <w:tcW w:type="dxa" w:w="255"/>
           </w:tcPr>
           <w:p>
             <w:pPr>
@@ -13525,7 +13525,7 @@
         </w:tc>
         <w:tc>
           <w:tcPr>
-            <w:tcW w:type="dxa" w:w="5783"/>
+            <w:tcW w:type="dxa" w:w="6038"/>
             <w:noWrap/>
           </w:tcPr>
           <w:p>
@@ -13555,7 +13555,7 @@
       <w:tr>
         <w:tc>
           <w:tcPr>
-            <w:tcW w:type="dxa" w:w="510"/>
+            <w:tcW w:type="dxa" w:w="255"/>
           </w:tcPr>
           <w:p>
             <w:pPr>
@@ -13571,7 +13571,7 @@
         </w:tc>
         <w:tc>
           <w:tcPr>
-            <w:tcW w:type="dxa" w:w="5783"/>
+            <w:tcW w:type="dxa" w:w="6038"/>
             <w:noWrap/>
           </w:tcPr>
           <w:p>
@@ -13601,7 +13601,7 @@
       <w:tr>
         <w:tc>
           <w:tcPr>
-            <w:tcW w:type="dxa" w:w="510"/>
+            <w:tcW w:type="dxa" w:w="255"/>
           </w:tcPr>
           <w:p>
             <w:pPr>
@@ -13617,7 +13617,7 @@
         </w:tc>
         <w:tc>
           <w:tcPr>
-            <w:tcW w:type="dxa" w:w="5783"/>
+            <w:tcW w:type="dxa" w:w="6038"/>
             <w:noWrap/>
           </w:tcPr>
           <w:p>
@@ -13670,7 +13670,7 @@
       <w:tr>
         <w:tc>
           <w:tcPr>
-            <w:tcW w:type="dxa" w:w="510"/>
+            <w:tcW w:type="dxa" w:w="255"/>
           </w:tcPr>
           <w:p>
             <w:pPr>
@@ -13686,7 +13686,7 @@
         </w:tc>
         <w:tc>
           <w:tcPr>
-            <w:tcW w:type="dxa" w:w="5783"/>
+            <w:tcW w:type="dxa" w:w="6038"/>
             <w:noWrap/>
           </w:tcPr>
           <w:p>
@@ -13715,7 +13715,7 @@
       <w:tr>
         <w:tc>
           <w:tcPr>
-            <w:tcW w:type="dxa" w:w="510"/>
+            <w:tcW w:type="dxa" w:w="255"/>
           </w:tcPr>
           <w:p>
             <w:pPr>
@@ -13731,7 +13731,7 @@
         </w:tc>
         <w:tc>
           <w:tcPr>
-            <w:tcW w:type="dxa" w:w="5783"/>
+            <w:tcW w:type="dxa" w:w="6038"/>
             <w:noWrap/>
           </w:tcPr>
           <w:p>
@@ -13761,7 +13761,7 @@
       <w:tr>
         <w:tc>
           <w:tcPr>
-            <w:tcW w:type="dxa" w:w="510"/>
+            <w:tcW w:type="dxa" w:w="255"/>
           </w:tcPr>
           <w:p>
             <w:pPr>
@@ -13777,7 +13777,7 @@
         </w:tc>
         <w:tc>
           <w:tcPr>
-            <w:tcW w:type="dxa" w:w="5783"/>
+            <w:tcW w:type="dxa" w:w="6038"/>
             <w:noWrap/>
           </w:tcPr>
           <w:p>
@@ -13807,7 +13807,7 @@
       <w:tr>
         <w:tc>
           <w:tcPr>
-            <w:tcW w:type="dxa" w:w="510"/>
+            <w:tcW w:type="dxa" w:w="255"/>
           </w:tcPr>
           <w:p>
             <w:pPr>
@@ -13823,7 +13823,7 @@
         </w:tc>
         <w:tc>
           <w:tcPr>
-            <w:tcW w:type="dxa" w:w="5783"/>
+            <w:tcW w:type="dxa" w:w="6038"/>
             <w:noWrap/>
           </w:tcPr>
           <w:p>
@@ -13853,7 +13853,7 @@
       <w:tr>
         <w:tc>
           <w:tcPr>
-            <w:tcW w:type="dxa" w:w="510"/>
+            <w:tcW w:type="dxa" w:w="255"/>
           </w:tcPr>
           <w:p>
             <w:pPr>
@@ -13869,7 +13869,7 @@
         </w:tc>
         <w:tc>
           <w:tcPr>
-            <w:tcW w:type="dxa" w:w="5783"/>
+            <w:tcW w:type="dxa" w:w="6038"/>
             <w:noWrap/>
           </w:tcPr>
           <w:p>
@@ -13899,7 +13899,7 @@
       <w:tr>
         <w:tc>
           <w:tcPr>
-            <w:tcW w:type="dxa" w:w="510"/>
+            <w:tcW w:type="dxa" w:w="255"/>
           </w:tcPr>
           <w:p>
             <w:pPr>
@@ -13915,7 +13915,7 @@
         </w:tc>
         <w:tc>
           <w:tcPr>
-            <w:tcW w:type="dxa" w:w="5783"/>
+            <w:tcW w:type="dxa" w:w="6038"/>
             <w:noWrap/>
           </w:tcPr>
           <w:p>
@@ -13945,7 +13945,7 @@
       <w:tr>
         <w:tc>
           <w:tcPr>
-            <w:tcW w:type="dxa" w:w="510"/>
+            <w:tcW w:type="dxa" w:w="255"/>
           </w:tcPr>
           <w:p>
             <w:pPr>
@@ -13961,7 +13961,7 @@
         </w:tc>
         <w:tc>
           <w:tcPr>
-            <w:tcW w:type="dxa" w:w="5783"/>
+            <w:tcW w:type="dxa" w:w="6038"/>
             <w:noWrap/>
           </w:tcPr>
           <w:p>
@@ -13991,7 +13991,7 @@
       <w:tr>
         <w:tc>
           <w:tcPr>
-            <w:tcW w:type="dxa" w:w="510"/>
+            <w:tcW w:type="dxa" w:w="255"/>
           </w:tcPr>
           <w:p>
             <w:pPr>
@@ -14007,7 +14007,7 @@
         </w:tc>
         <w:tc>
           <w:tcPr>
-            <w:tcW w:type="dxa" w:w="5783"/>
+            <w:tcW w:type="dxa" w:w="6038"/>
             <w:noWrap/>
           </w:tcPr>
           <w:p>
@@ -14060,7 +14060,7 @@
       <w:tr>
         <w:tc>
           <w:tcPr>
-            <w:tcW w:type="dxa" w:w="510"/>
+            <w:tcW w:type="dxa" w:w="255"/>
           </w:tcPr>
           <w:p>
             <w:pPr>
@@ -14076,7 +14076,7 @@
         </w:tc>
         <w:tc>
           <w:tcPr>
-            <w:tcW w:type="dxa" w:w="5783"/>
+            <w:tcW w:type="dxa" w:w="6038"/>
             <w:noWrap/>
           </w:tcPr>
           <w:p>
@@ -14105,7 +14105,7 @@
       <w:tr>
         <w:tc>
           <w:tcPr>
-            <w:tcW w:type="dxa" w:w="510"/>
+            <w:tcW w:type="dxa" w:w="255"/>
           </w:tcPr>
           <w:p>
             <w:pPr>
@@ -14121,7 +14121,7 @@
         </w:tc>
         <w:tc>
           <w:tcPr>
-            <w:tcW w:type="dxa" w:w="5783"/>
+            <w:tcW w:type="dxa" w:w="6038"/>
             <w:noWrap/>
           </w:tcPr>
           <w:p>
@@ -14151,7 +14151,7 @@
       <w:tr>
         <w:tc>
           <w:tcPr>
-            <w:tcW w:type="dxa" w:w="510"/>
+            <w:tcW w:type="dxa" w:w="255"/>
           </w:tcPr>
           <w:p>
             <w:pPr>
@@ -14167,7 +14167,7 @@
         </w:tc>
         <w:tc>
           <w:tcPr>
-            <w:tcW w:type="dxa" w:w="5783"/>
+            <w:tcW w:type="dxa" w:w="6038"/>
             <w:noWrap/>
           </w:tcPr>
           <w:p>
@@ -14197,7 +14197,7 @@
       <w:tr>
         <w:tc>
           <w:tcPr>
-            <w:tcW w:type="dxa" w:w="510"/>
+            <w:tcW w:type="dxa" w:w="255"/>
           </w:tcPr>
           <w:p>
             <w:pPr>
@@ -14213,7 +14213,7 @@
         </w:tc>
         <w:tc>
           <w:tcPr>
-            <w:tcW w:type="dxa" w:w="5783"/>
+            <w:tcW w:type="dxa" w:w="6038"/>
             <w:noWrap/>
           </w:tcPr>
           <w:p>
@@ -14243,7 +14243,7 @@
       <w:tr>
         <w:tc>
           <w:tcPr>
-            <w:tcW w:type="dxa" w:w="510"/>
+            <w:tcW w:type="dxa" w:w="255"/>
           </w:tcPr>
           <w:p>
             <w:pPr>
@@ -14259,7 +14259,7 @@
         </w:tc>
         <w:tc>
           <w:tcPr>
-            <w:tcW w:type="dxa" w:w="5783"/>
+            <w:tcW w:type="dxa" w:w="6038"/>
             <w:noWrap/>
           </w:tcPr>
           <w:p>
@@ -14289,7 +14289,7 @@
       <w:tr>
         <w:tc>
           <w:tcPr>
-            <w:tcW w:type="dxa" w:w="510"/>
+            <w:tcW w:type="dxa" w:w="255"/>
           </w:tcPr>
           <w:p>
             <w:pPr>
@@ -14305,7 +14305,7 @@
         </w:tc>
         <w:tc>
           <w:tcPr>
-            <w:tcW w:type="dxa" w:w="5783"/>
+            <w:tcW w:type="dxa" w:w="6038"/>
             <w:noWrap/>
           </w:tcPr>
           <w:p>
@@ -14335,7 +14335,7 @@
       <w:tr>
         <w:tc>
           <w:tcPr>
-            <w:tcW w:type="dxa" w:w="510"/>
+            <w:tcW w:type="dxa" w:w="255"/>
           </w:tcPr>
           <w:p>
             <w:pPr>
@@ -14351,7 +14351,7 @@
         </w:tc>
         <w:tc>
           <w:tcPr>
-            <w:tcW w:type="dxa" w:w="5783"/>
+            <w:tcW w:type="dxa" w:w="6038"/>
             <w:noWrap/>
           </w:tcPr>
           <w:p>
@@ -14381,7 +14381,7 @@
       <w:tr>
         <w:tc>
           <w:tcPr>
-            <w:tcW w:type="dxa" w:w="510"/>
+            <w:tcW w:type="dxa" w:w="255"/>
           </w:tcPr>
           <w:p>
             <w:pPr>
@@ -14397,7 +14397,7 @@
         </w:tc>
         <w:tc>
           <w:tcPr>
-            <w:tcW w:type="dxa" w:w="5783"/>
+            <w:tcW w:type="dxa" w:w="6038"/>
             <w:noWrap/>
           </w:tcPr>
           <w:p>
@@ -14427,7 +14427,7 @@
       <w:tr>
         <w:tc>
           <w:tcPr>
-            <w:tcW w:type="dxa" w:w="510"/>
+            <w:tcW w:type="dxa" w:w="255"/>
           </w:tcPr>
           <w:p>
             <w:pPr>
@@ -14443,7 +14443,7 @@
         </w:tc>
         <w:tc>
           <w:tcPr>
-            <w:tcW w:type="dxa" w:w="5783"/>
+            <w:tcW w:type="dxa" w:w="6038"/>
             <w:noWrap/>
           </w:tcPr>
           <w:p>
@@ -14473,7 +14473,7 @@
       <w:tr>
         <w:tc>
           <w:tcPr>
-            <w:tcW w:type="dxa" w:w="510"/>
+            <w:tcW w:type="dxa" w:w="255"/>
           </w:tcPr>
           <w:p>
             <w:pPr>
@@ -14489,7 +14489,7 @@
         </w:tc>
         <w:tc>
           <w:tcPr>
-            <w:tcW w:type="dxa" w:w="5783"/>
+            <w:tcW w:type="dxa" w:w="6038"/>
             <w:noWrap/>
           </w:tcPr>
           <w:p>
@@ -14542,7 +14542,7 @@
       <w:tr>
         <w:tc>
           <w:tcPr>
-            <w:tcW w:type="dxa" w:w="510"/>
+            <w:tcW w:type="dxa" w:w="255"/>
           </w:tcPr>
           <w:p>
             <w:pPr>
@@ -14558,7 +14558,7 @@
         </w:tc>
         <w:tc>
           <w:tcPr>
-            <w:tcW w:type="dxa" w:w="5783"/>
+            <w:tcW w:type="dxa" w:w="6038"/>
             <w:noWrap/>
           </w:tcPr>
           <w:p>
@@ -14587,7 +14587,7 @@
       <w:tr>
         <w:tc>
           <w:tcPr>
-            <w:tcW w:type="dxa" w:w="510"/>
+            <w:tcW w:type="dxa" w:w="255"/>
           </w:tcPr>
           <w:p>
             <w:pPr>
@@ -14603,7 +14603,7 @@
         </w:tc>
         <w:tc>
           <w:tcPr>
-            <w:tcW w:type="dxa" w:w="5783"/>
+            <w:tcW w:type="dxa" w:w="6038"/>
             <w:noWrap/>
           </w:tcPr>
           <w:p>
@@ -14633,7 +14633,7 @@
       <w:tr>
         <w:tc>
           <w:tcPr>
-            <w:tcW w:type="dxa" w:w="510"/>
+            <w:tcW w:type="dxa" w:w="255"/>
           </w:tcPr>
           <w:p>
             <w:pPr>
@@ -14649,7 +14649,7 @@
         </w:tc>
         <w:tc>
           <w:tcPr>
-            <w:tcW w:type="dxa" w:w="5783"/>
+            <w:tcW w:type="dxa" w:w="6038"/>
             <w:noWrap/>
           </w:tcPr>
           <w:p>
@@ -14679,7 +14679,7 @@
       <w:tr>
         <w:tc>
           <w:tcPr>
-            <w:tcW w:type="dxa" w:w="510"/>
+            <w:tcW w:type="dxa" w:w="255"/>
           </w:tcPr>
           <w:p>
             <w:pPr>
@@ -14695,7 +14695,7 @@
         </w:tc>
         <w:tc>
           <w:tcPr>
-            <w:tcW w:type="dxa" w:w="5783"/>
+            <w:tcW w:type="dxa" w:w="6038"/>
             <w:noWrap/>
           </w:tcPr>
           <w:p>
@@ -14725,7 +14725,7 @@
       <w:tr>
         <w:tc>
           <w:tcPr>
-            <w:tcW w:type="dxa" w:w="510"/>
+            <w:tcW w:type="dxa" w:w="255"/>
           </w:tcPr>
           <w:p>
             <w:pPr>
@@ -14741,7 +14741,7 @@
         </w:tc>
         <w:tc>
           <w:tcPr>
-            <w:tcW w:type="dxa" w:w="5783"/>
+            <w:tcW w:type="dxa" w:w="6038"/>
             <w:noWrap/>
           </w:tcPr>
           <w:p>
@@ -14771,7 +14771,7 @@
       <w:tr>
         <w:tc>
           <w:tcPr>
-            <w:tcW w:type="dxa" w:w="510"/>
+            <w:tcW w:type="dxa" w:w="255"/>
           </w:tcPr>
           <w:p>
             <w:pPr>
@@ -14787,7 +14787,7 @@
         </w:tc>
         <w:tc>
           <w:tcPr>
-            <w:tcW w:type="dxa" w:w="5783"/>
+            <w:tcW w:type="dxa" w:w="6038"/>
             <w:noWrap/>
           </w:tcPr>
           <w:p>
@@ -14817,7 +14817,7 @@
       <w:tr>
         <w:tc>
           <w:tcPr>
-            <w:tcW w:type="dxa" w:w="510"/>
+            <w:tcW w:type="dxa" w:w="255"/>
           </w:tcPr>
           <w:p>
             <w:pPr>
@@ -14833,7 +14833,7 @@
         </w:tc>
         <w:tc>
           <w:tcPr>
-            <w:tcW w:type="dxa" w:w="5783"/>
+            <w:tcW w:type="dxa" w:w="6038"/>
             <w:noWrap/>
           </w:tcPr>
           <w:p>
@@ -14863,7 +14863,7 @@
       <w:tr>
         <w:tc>
           <w:tcPr>
-            <w:tcW w:type="dxa" w:w="510"/>
+            <w:tcW w:type="dxa" w:w="255"/>
           </w:tcPr>
           <w:p>
             <w:pPr>
@@ -14879,7 +14879,7 @@
         </w:tc>
         <w:tc>
           <w:tcPr>
-            <w:tcW w:type="dxa" w:w="5783"/>
+            <w:tcW w:type="dxa" w:w="6038"/>
             <w:noWrap/>
           </w:tcPr>
           <w:p>
@@ -14909,7 +14909,7 @@
       <w:tr>
         <w:tc>
           <w:tcPr>
-            <w:tcW w:type="dxa" w:w="510"/>
+            <w:tcW w:type="dxa" w:w="255"/>
           </w:tcPr>
           <w:p>
             <w:pPr>
@@ -14925,7 +14925,7 @@
         </w:tc>
         <w:tc>
           <w:tcPr>
-            <w:tcW w:type="dxa" w:w="5783"/>
+            <w:tcW w:type="dxa" w:w="6038"/>
             <w:noWrap/>
           </w:tcPr>
           <w:p>
@@ -14955,7 +14955,7 @@
       <w:tr>
         <w:tc>
           <w:tcPr>
-            <w:tcW w:type="dxa" w:w="510"/>
+            <w:tcW w:type="dxa" w:w="255"/>
           </w:tcPr>
           <w:p>
             <w:pPr>
@@ -14971,7 +14971,7 @@
         </w:tc>
         <w:tc>
           <w:tcPr>
-            <w:tcW w:type="dxa" w:w="5783"/>
+            <w:tcW w:type="dxa" w:w="6038"/>
             <w:noWrap/>
           </w:tcPr>
           <w:p>
@@ -15024,7 +15024,7 @@
       <w:tr>
         <w:tc>
           <w:tcPr>
-            <w:tcW w:type="dxa" w:w="510"/>
+            <w:tcW w:type="dxa" w:w="255"/>
           </w:tcPr>
           <w:p>
             <w:pPr>
@@ -15040,7 +15040,7 @@
         </w:tc>
         <w:tc>
           <w:tcPr>
-            <w:tcW w:type="dxa" w:w="5783"/>
+            <w:tcW w:type="dxa" w:w="6038"/>
             <w:noWrap/>
           </w:tcPr>
           <w:p>
@@ -15069,7 +15069,7 @@
       <w:tr>
         <w:tc>
           <w:tcPr>
-            <w:tcW w:type="dxa" w:w="510"/>
+            <w:tcW w:type="dxa" w:w="255"/>
           </w:tcPr>
           <w:p>
             <w:pPr>
@@ -15085,7 +15085,7 @@
         </w:tc>
         <w:tc>
           <w:tcPr>
-            <w:tcW w:type="dxa" w:w="5783"/>
+            <w:tcW w:type="dxa" w:w="6038"/>
             <w:noWrap/>
           </w:tcPr>
           <w:p>
@@ -15115,7 +15115,7 @@
       <w:tr>
         <w:tc>
           <w:tcPr>
-            <w:tcW w:type="dxa" w:w="510"/>
+            <w:tcW w:type="dxa" w:w="255"/>
           </w:tcPr>
           <w:p>
             <w:pPr>
@@ -15131,7 +15131,7 @@
         </w:tc>
         <w:tc>
           <w:tcPr>
-            <w:tcW w:type="dxa" w:w="5783"/>
+            <w:tcW w:type="dxa" w:w="6038"/>
             <w:noWrap/>
           </w:tcPr>
           <w:p>
@@ -15161,7 +15161,7 @@
       <w:tr>
         <w:tc>
           <w:tcPr>
-            <w:tcW w:type="dxa" w:w="510"/>
+            <w:tcW w:type="dxa" w:w="255"/>
           </w:tcPr>
           <w:p>
             <w:pPr>
@@ -15177,7 +15177,7 @@
         </w:tc>
         <w:tc>
           <w:tcPr>
-            <w:tcW w:type="dxa" w:w="5783"/>
+            <w:tcW w:type="dxa" w:w="6038"/>
             <w:noWrap/>
           </w:tcPr>
           <w:p>
@@ -15207,7 +15207,7 @@
       <w:tr>
         <w:tc>
           <w:tcPr>
-            <w:tcW w:type="dxa" w:w="510"/>
+            <w:tcW w:type="dxa" w:w="255"/>
           </w:tcPr>
           <w:p>
             <w:pPr>
@@ -15223,7 +15223,7 @@
         </w:tc>
         <w:tc>
           <w:tcPr>
-            <w:tcW w:type="dxa" w:w="5783"/>
+            <w:tcW w:type="dxa" w:w="6038"/>
             <w:noWrap/>
           </w:tcPr>
           <w:p>
@@ -15253,7 +15253,7 @@
       <w:tr>
         <w:tc>
           <w:tcPr>
-            <w:tcW w:type="dxa" w:w="510"/>
+            <w:tcW w:type="dxa" w:w="255"/>
           </w:tcPr>
           <w:p>
             <w:pPr>
@@ -15269,7 +15269,7 @@
         </w:tc>
         <w:tc>
           <w:tcPr>
-            <w:tcW w:type="dxa" w:w="5783"/>
+            <w:tcW w:type="dxa" w:w="6038"/>
             <w:noWrap/>
           </w:tcPr>
           <w:p>
@@ -15299,7 +15299,7 @@
       <w:tr>
         <w:tc>
           <w:tcPr>
-            <w:tcW w:type="dxa" w:w="510"/>
+            <w:tcW w:type="dxa" w:w="255"/>
           </w:tcPr>
           <w:p>
             <w:pPr>
@@ -15315,7 +15315,7 @@
         </w:tc>
         <w:tc>
           <w:tcPr>
-            <w:tcW w:type="dxa" w:w="5783"/>
+            <w:tcW w:type="dxa" w:w="6038"/>
             <w:noWrap/>
           </w:tcPr>
           <w:p>

--- a/docs/thejohn-server-infrastructure.docx
+++ b/docs/thejohn-server-infrastructure.docx
@@ -1030,7 +1030,7 @@
       <w:tr>
         <w:tc>
           <w:tcPr>
-            <w:tcW w:type="dxa" w:w="255"/>
+            <w:tcW w:type="dxa" w:w="476"/>
           </w:tcPr>
           <w:p>
             <w:pPr>
@@ -1046,7 +1046,7 @@
         </w:tc>
         <w:tc>
           <w:tcPr>
-            <w:tcW w:type="dxa" w:w="6038"/>
+            <w:tcW w:type="dxa" w:w="5817"/>
             <w:noWrap/>
           </w:tcPr>
           <w:p>
@@ -1075,7 +1075,7 @@
       <w:tr>
         <w:tc>
           <w:tcPr>
-            <w:tcW w:type="dxa" w:w="255"/>
+            <w:tcW w:type="dxa" w:w="476"/>
           </w:tcPr>
           <w:p>
             <w:pPr>
@@ -1091,7 +1091,7 @@
         </w:tc>
         <w:tc>
           <w:tcPr>
-            <w:tcW w:type="dxa" w:w="6038"/>
+            <w:tcW w:type="dxa" w:w="5817"/>
             <w:noWrap/>
           </w:tcPr>
           <w:p>
@@ -1121,7 +1121,7 @@
       <w:tr>
         <w:tc>
           <w:tcPr>
-            <w:tcW w:type="dxa" w:w="255"/>
+            <w:tcW w:type="dxa" w:w="476"/>
           </w:tcPr>
           <w:p>
             <w:pPr>
@@ -1137,7 +1137,7 @@
         </w:tc>
         <w:tc>
           <w:tcPr>
-            <w:tcW w:type="dxa" w:w="6038"/>
+            <w:tcW w:type="dxa" w:w="5817"/>
             <w:noWrap/>
           </w:tcPr>
           <w:p>
@@ -1167,7 +1167,7 @@
       <w:tr>
         <w:tc>
           <w:tcPr>
-            <w:tcW w:type="dxa" w:w="255"/>
+            <w:tcW w:type="dxa" w:w="476"/>
           </w:tcPr>
           <w:p>
             <w:pPr>
@@ -1183,7 +1183,7 @@
         </w:tc>
         <w:tc>
           <w:tcPr>
-            <w:tcW w:type="dxa" w:w="6038"/>
+            <w:tcW w:type="dxa" w:w="5817"/>
             <w:noWrap/>
           </w:tcPr>
           <w:p>
@@ -1213,7 +1213,7 @@
       <w:tr>
         <w:tc>
           <w:tcPr>
-            <w:tcW w:type="dxa" w:w="255"/>
+            <w:tcW w:type="dxa" w:w="476"/>
           </w:tcPr>
           <w:p>
             <w:pPr>
@@ -1229,7 +1229,7 @@
         </w:tc>
         <w:tc>
           <w:tcPr>
-            <w:tcW w:type="dxa" w:w="6038"/>
+            <w:tcW w:type="dxa" w:w="5817"/>
             <w:noWrap/>
           </w:tcPr>
           <w:p>
@@ -1259,7 +1259,7 @@
       <w:tr>
         <w:tc>
           <w:tcPr>
-            <w:tcW w:type="dxa" w:w="255"/>
+            <w:tcW w:type="dxa" w:w="476"/>
           </w:tcPr>
           <w:p>
             <w:pPr>
@@ -1275,7 +1275,7 @@
         </w:tc>
         <w:tc>
           <w:tcPr>
-            <w:tcW w:type="dxa" w:w="6038"/>
+            <w:tcW w:type="dxa" w:w="5817"/>
             <w:noWrap/>
           </w:tcPr>
           <w:p>
@@ -1305,7 +1305,7 @@
       <w:tr>
         <w:tc>
           <w:tcPr>
-            <w:tcW w:type="dxa" w:w="255"/>
+            <w:tcW w:type="dxa" w:w="476"/>
           </w:tcPr>
           <w:p>
             <w:pPr>
@@ -1321,7 +1321,7 @@
         </w:tc>
         <w:tc>
           <w:tcPr>
-            <w:tcW w:type="dxa" w:w="6038"/>
+            <w:tcW w:type="dxa" w:w="5817"/>
             <w:noWrap/>
           </w:tcPr>
           <w:p>
@@ -1351,7 +1351,7 @@
       <w:tr>
         <w:tc>
           <w:tcPr>
-            <w:tcW w:type="dxa" w:w="255"/>
+            <w:tcW w:type="dxa" w:w="476"/>
           </w:tcPr>
           <w:p>
             <w:pPr>
@@ -1367,7 +1367,7 @@
         </w:tc>
         <w:tc>
           <w:tcPr>
-            <w:tcW w:type="dxa" w:w="6038"/>
+            <w:tcW w:type="dxa" w:w="5817"/>
             <w:noWrap/>
           </w:tcPr>
           <w:p>
@@ -1397,7 +1397,7 @@
       <w:tr>
         <w:tc>
           <w:tcPr>
-            <w:tcW w:type="dxa" w:w="255"/>
+            <w:tcW w:type="dxa" w:w="476"/>
           </w:tcPr>
           <w:p>
             <w:pPr>
@@ -1413,7 +1413,7 @@
         </w:tc>
         <w:tc>
           <w:tcPr>
-            <w:tcW w:type="dxa" w:w="6038"/>
+            <w:tcW w:type="dxa" w:w="5817"/>
             <w:noWrap/>
           </w:tcPr>
           <w:p>
@@ -1443,7 +1443,7 @@
       <w:tr>
         <w:tc>
           <w:tcPr>
-            <w:tcW w:type="dxa" w:w="255"/>
+            <w:tcW w:type="dxa" w:w="476"/>
           </w:tcPr>
           <w:p>
             <w:pPr>
@@ -1459,7 +1459,7 @@
         </w:tc>
         <w:tc>
           <w:tcPr>
-            <w:tcW w:type="dxa" w:w="6038"/>
+            <w:tcW w:type="dxa" w:w="5817"/>
             <w:noWrap/>
           </w:tcPr>
           <w:p>
@@ -1489,7 +1489,7 @@
       <w:tr>
         <w:tc>
           <w:tcPr>
-            <w:tcW w:type="dxa" w:w="255"/>
+            <w:tcW w:type="dxa" w:w="476"/>
           </w:tcPr>
           <w:p>
             <w:pPr>
@@ -1505,7 +1505,7 @@
         </w:tc>
         <w:tc>
           <w:tcPr>
-            <w:tcW w:type="dxa" w:w="6038"/>
+            <w:tcW w:type="dxa" w:w="5817"/>
             <w:noWrap/>
           </w:tcPr>
           <w:p>
@@ -1535,7 +1535,7 @@
       <w:tr>
         <w:tc>
           <w:tcPr>
-            <w:tcW w:type="dxa" w:w="255"/>
+            <w:tcW w:type="dxa" w:w="476"/>
           </w:tcPr>
           <w:p>
             <w:pPr>
@@ -1551,7 +1551,7 @@
         </w:tc>
         <w:tc>
           <w:tcPr>
-            <w:tcW w:type="dxa" w:w="6038"/>
+            <w:tcW w:type="dxa" w:w="5817"/>
             <w:noWrap/>
           </w:tcPr>
           <w:p>
@@ -1581,7 +1581,7 @@
       <w:tr>
         <w:tc>
           <w:tcPr>
-            <w:tcW w:type="dxa" w:w="255"/>
+            <w:tcW w:type="dxa" w:w="476"/>
           </w:tcPr>
           <w:p>
             <w:pPr>
@@ -1597,7 +1597,7 @@
         </w:tc>
         <w:tc>
           <w:tcPr>
-            <w:tcW w:type="dxa" w:w="6038"/>
+            <w:tcW w:type="dxa" w:w="5817"/>
             <w:noWrap/>
           </w:tcPr>
           <w:p>
@@ -1627,7 +1627,7 @@
       <w:tr>
         <w:tc>
           <w:tcPr>
-            <w:tcW w:type="dxa" w:w="255"/>
+            <w:tcW w:type="dxa" w:w="476"/>
           </w:tcPr>
           <w:p>
             <w:pPr>
@@ -1643,7 +1643,7 @@
         </w:tc>
         <w:tc>
           <w:tcPr>
-            <w:tcW w:type="dxa" w:w="6038"/>
+            <w:tcW w:type="dxa" w:w="5817"/>
             <w:noWrap/>
           </w:tcPr>
           <w:p>
@@ -1673,7 +1673,7 @@
       <w:tr>
         <w:tc>
           <w:tcPr>
-            <w:tcW w:type="dxa" w:w="255"/>
+            <w:tcW w:type="dxa" w:w="476"/>
           </w:tcPr>
           <w:p>
             <w:pPr>
@@ -1689,7 +1689,7 @@
         </w:tc>
         <w:tc>
           <w:tcPr>
-            <w:tcW w:type="dxa" w:w="6038"/>
+            <w:tcW w:type="dxa" w:w="5817"/>
             <w:noWrap/>
           </w:tcPr>
           <w:p>
@@ -1719,7 +1719,7 @@
       <w:tr>
         <w:tc>
           <w:tcPr>
-            <w:tcW w:type="dxa" w:w="255"/>
+            <w:tcW w:type="dxa" w:w="476"/>
           </w:tcPr>
           <w:p>
             <w:pPr>
@@ -1735,7 +1735,7 @@
         </w:tc>
         <w:tc>
           <w:tcPr>
-            <w:tcW w:type="dxa" w:w="6038"/>
+            <w:tcW w:type="dxa" w:w="5817"/>
             <w:noWrap/>
           </w:tcPr>
           <w:p>
@@ -1765,7 +1765,7 @@
       <w:tr>
         <w:tc>
           <w:tcPr>
-            <w:tcW w:type="dxa" w:w="255"/>
+            <w:tcW w:type="dxa" w:w="476"/>
           </w:tcPr>
           <w:p>
             <w:pPr>
@@ -1781,7 +1781,7 @@
         </w:tc>
         <w:tc>
           <w:tcPr>
-            <w:tcW w:type="dxa" w:w="6038"/>
+            <w:tcW w:type="dxa" w:w="5817"/>
             <w:noWrap/>
           </w:tcPr>
           <w:p>
@@ -1811,7 +1811,7 @@
       <w:tr>
         <w:tc>
           <w:tcPr>
-            <w:tcW w:type="dxa" w:w="255"/>
+            <w:tcW w:type="dxa" w:w="476"/>
           </w:tcPr>
           <w:p>
             <w:pPr>
@@ -1827,7 +1827,7 @@
         </w:tc>
         <w:tc>
           <w:tcPr>
-            <w:tcW w:type="dxa" w:w="6038"/>
+            <w:tcW w:type="dxa" w:w="5817"/>
             <w:noWrap/>
           </w:tcPr>
           <w:p>
@@ -1857,7 +1857,7 @@
       <w:tr>
         <w:tc>
           <w:tcPr>
-            <w:tcW w:type="dxa" w:w="255"/>
+            <w:tcW w:type="dxa" w:w="476"/>
           </w:tcPr>
           <w:p>
             <w:pPr>
@@ -1873,7 +1873,7 @@
         </w:tc>
         <w:tc>
           <w:tcPr>
-            <w:tcW w:type="dxa" w:w="6038"/>
+            <w:tcW w:type="dxa" w:w="5817"/>
             <w:noWrap/>
           </w:tcPr>
           <w:p>
@@ -1903,7 +1903,7 @@
       <w:tr>
         <w:tc>
           <w:tcPr>
-            <w:tcW w:type="dxa" w:w="255"/>
+            <w:tcW w:type="dxa" w:w="476"/>
           </w:tcPr>
           <w:p>
             <w:pPr>
@@ -1919,7 +1919,7 @@
         </w:tc>
         <w:tc>
           <w:tcPr>
-            <w:tcW w:type="dxa" w:w="6038"/>
+            <w:tcW w:type="dxa" w:w="5817"/>
             <w:noWrap/>
           </w:tcPr>
           <w:p>
@@ -1949,7 +1949,7 @@
       <w:tr>
         <w:tc>
           <w:tcPr>
-            <w:tcW w:type="dxa" w:w="255"/>
+            <w:tcW w:type="dxa" w:w="476"/>
           </w:tcPr>
           <w:p>
             <w:pPr>
@@ -1965,7 +1965,7 @@
         </w:tc>
         <w:tc>
           <w:tcPr>
-            <w:tcW w:type="dxa" w:w="6038"/>
+            <w:tcW w:type="dxa" w:w="5817"/>
             <w:noWrap/>
           </w:tcPr>
           <w:p>
@@ -1995,7 +1995,7 @@
       <w:tr>
         <w:tc>
           <w:tcPr>
-            <w:tcW w:type="dxa" w:w="255"/>
+            <w:tcW w:type="dxa" w:w="476"/>
           </w:tcPr>
           <w:p>
             <w:pPr>
@@ -2011,7 +2011,7 @@
         </w:tc>
         <w:tc>
           <w:tcPr>
-            <w:tcW w:type="dxa" w:w="6038"/>
+            <w:tcW w:type="dxa" w:w="5817"/>
             <w:noWrap/>
           </w:tcPr>
           <w:p>
@@ -2041,7 +2041,7 @@
       <w:tr>
         <w:tc>
           <w:tcPr>
-            <w:tcW w:type="dxa" w:w="255"/>
+            <w:tcW w:type="dxa" w:w="476"/>
           </w:tcPr>
           <w:p>
             <w:pPr>
@@ -2057,7 +2057,7 @@
         </w:tc>
         <w:tc>
           <w:tcPr>
-            <w:tcW w:type="dxa" w:w="6038"/>
+            <w:tcW w:type="dxa" w:w="5817"/>
             <w:noWrap/>
           </w:tcPr>
           <w:p>
@@ -2087,7 +2087,7 @@
       <w:tr>
         <w:tc>
           <w:tcPr>
-            <w:tcW w:type="dxa" w:w="255"/>
+            <w:tcW w:type="dxa" w:w="476"/>
           </w:tcPr>
           <w:p>
             <w:pPr>
@@ -2103,7 +2103,7 @@
         </w:tc>
         <w:tc>
           <w:tcPr>
-            <w:tcW w:type="dxa" w:w="6038"/>
+            <w:tcW w:type="dxa" w:w="5817"/>
             <w:noWrap/>
           </w:tcPr>
           <w:p>
@@ -2133,7 +2133,7 @@
       <w:tr>
         <w:tc>
           <w:tcPr>
-            <w:tcW w:type="dxa" w:w="255"/>
+            <w:tcW w:type="dxa" w:w="476"/>
           </w:tcPr>
           <w:p>
             <w:pPr>
@@ -2149,7 +2149,7 @@
         </w:tc>
         <w:tc>
           <w:tcPr>
-            <w:tcW w:type="dxa" w:w="6038"/>
+            <w:tcW w:type="dxa" w:w="5817"/>
             <w:noWrap/>
           </w:tcPr>
           <w:p>
@@ -2179,7 +2179,7 @@
       <w:tr>
         <w:tc>
           <w:tcPr>
-            <w:tcW w:type="dxa" w:w="255"/>
+            <w:tcW w:type="dxa" w:w="476"/>
           </w:tcPr>
           <w:p>
             <w:pPr>
@@ -2195,7 +2195,7 @@
         </w:tc>
         <w:tc>
           <w:tcPr>
-            <w:tcW w:type="dxa" w:w="6038"/>
+            <w:tcW w:type="dxa" w:w="5817"/>
             <w:noWrap/>
           </w:tcPr>
           <w:p>
@@ -2225,7 +2225,7 @@
       <w:tr>
         <w:tc>
           <w:tcPr>
-            <w:tcW w:type="dxa" w:w="255"/>
+            <w:tcW w:type="dxa" w:w="476"/>
           </w:tcPr>
           <w:p>
             <w:pPr>
@@ -2241,7 +2241,7 @@
         </w:tc>
         <w:tc>
           <w:tcPr>
-            <w:tcW w:type="dxa" w:w="6038"/>
+            <w:tcW w:type="dxa" w:w="5817"/>
             <w:noWrap/>
           </w:tcPr>
           <w:p>
@@ -2271,7 +2271,7 @@
       <w:tr>
         <w:tc>
           <w:tcPr>
-            <w:tcW w:type="dxa" w:w="255"/>
+            <w:tcW w:type="dxa" w:w="476"/>
           </w:tcPr>
           <w:p>
             <w:pPr>
@@ -2287,7 +2287,7 @@
         </w:tc>
         <w:tc>
           <w:tcPr>
-            <w:tcW w:type="dxa" w:w="6038"/>
+            <w:tcW w:type="dxa" w:w="5817"/>
             <w:noWrap/>
           </w:tcPr>
           <w:p>
@@ -2317,7 +2317,7 @@
       <w:tr>
         <w:tc>
           <w:tcPr>
-            <w:tcW w:type="dxa" w:w="255"/>
+            <w:tcW w:type="dxa" w:w="476"/>
           </w:tcPr>
           <w:p>
             <w:pPr>
@@ -2333,7 +2333,7 @@
         </w:tc>
         <w:tc>
           <w:tcPr>
-            <w:tcW w:type="dxa" w:w="6038"/>
+            <w:tcW w:type="dxa" w:w="5817"/>
             <w:noWrap/>
           </w:tcPr>
           <w:p>
@@ -2363,7 +2363,7 @@
       <w:tr>
         <w:tc>
           <w:tcPr>
-            <w:tcW w:type="dxa" w:w="255"/>
+            <w:tcW w:type="dxa" w:w="476"/>
           </w:tcPr>
           <w:p>
             <w:pPr>
@@ -2379,7 +2379,7 @@
         </w:tc>
         <w:tc>
           <w:tcPr>
-            <w:tcW w:type="dxa" w:w="6038"/>
+            <w:tcW w:type="dxa" w:w="5817"/>
             <w:noWrap/>
           </w:tcPr>
           <w:p>
@@ -2409,7 +2409,7 @@
       <w:tr>
         <w:tc>
           <w:tcPr>
-            <w:tcW w:type="dxa" w:w="255"/>
+            <w:tcW w:type="dxa" w:w="476"/>
           </w:tcPr>
           <w:p>
             <w:pPr>
@@ -2425,7 +2425,7 @@
         </w:tc>
         <w:tc>
           <w:tcPr>
-            <w:tcW w:type="dxa" w:w="6038"/>
+            <w:tcW w:type="dxa" w:w="5817"/>
             <w:noWrap/>
           </w:tcPr>
           <w:p>
@@ -2455,7 +2455,7 @@
       <w:tr>
         <w:tc>
           <w:tcPr>
-            <w:tcW w:type="dxa" w:w="255"/>
+            <w:tcW w:type="dxa" w:w="476"/>
           </w:tcPr>
           <w:p>
             <w:pPr>
@@ -2471,7 +2471,7 @@
         </w:tc>
         <w:tc>
           <w:tcPr>
-            <w:tcW w:type="dxa" w:w="6038"/>
+            <w:tcW w:type="dxa" w:w="5817"/>
             <w:noWrap/>
           </w:tcPr>
           <w:p>
@@ -2501,7 +2501,7 @@
       <w:tr>
         <w:tc>
           <w:tcPr>
-            <w:tcW w:type="dxa" w:w="255"/>
+            <w:tcW w:type="dxa" w:w="476"/>
           </w:tcPr>
           <w:p>
             <w:pPr>
@@ -2517,7 +2517,7 @@
         </w:tc>
         <w:tc>
           <w:tcPr>
-            <w:tcW w:type="dxa" w:w="6038"/>
+            <w:tcW w:type="dxa" w:w="5817"/>
             <w:noWrap/>
           </w:tcPr>
           <w:p>
@@ -2547,7 +2547,7 @@
       <w:tr>
         <w:tc>
           <w:tcPr>
-            <w:tcW w:type="dxa" w:w="255"/>
+            <w:tcW w:type="dxa" w:w="476"/>
           </w:tcPr>
           <w:p>
             <w:pPr>
@@ -2563,7 +2563,7 @@
         </w:tc>
         <w:tc>
           <w:tcPr>
-            <w:tcW w:type="dxa" w:w="6038"/>
+            <w:tcW w:type="dxa" w:w="5817"/>
             <w:noWrap/>
           </w:tcPr>
           <w:p>
@@ -2593,7 +2593,7 @@
       <w:tr>
         <w:tc>
           <w:tcPr>
-            <w:tcW w:type="dxa" w:w="255"/>
+            <w:tcW w:type="dxa" w:w="476"/>
           </w:tcPr>
           <w:p>
             <w:pPr>
@@ -2609,7 +2609,7 @@
         </w:tc>
         <w:tc>
           <w:tcPr>
-            <w:tcW w:type="dxa" w:w="6038"/>
+            <w:tcW w:type="dxa" w:w="5817"/>
             <w:noWrap/>
           </w:tcPr>
           <w:p>
@@ -2639,7 +2639,7 @@
       <w:tr>
         <w:tc>
           <w:tcPr>
-            <w:tcW w:type="dxa" w:w="255"/>
+            <w:tcW w:type="dxa" w:w="476"/>
           </w:tcPr>
           <w:p>
             <w:pPr>
@@ -2655,7 +2655,7 @@
         </w:tc>
         <w:tc>
           <w:tcPr>
-            <w:tcW w:type="dxa" w:w="6038"/>
+            <w:tcW w:type="dxa" w:w="5817"/>
             <w:noWrap/>
           </w:tcPr>
           <w:p>
@@ -2685,7 +2685,7 @@
       <w:tr>
         <w:tc>
           <w:tcPr>
-            <w:tcW w:type="dxa" w:w="255"/>
+            <w:tcW w:type="dxa" w:w="476"/>
           </w:tcPr>
           <w:p>
             <w:pPr>
@@ -2701,7 +2701,7 @@
         </w:tc>
         <w:tc>
           <w:tcPr>
-            <w:tcW w:type="dxa" w:w="6038"/>
+            <w:tcW w:type="dxa" w:w="5817"/>
             <w:noWrap/>
           </w:tcPr>
           <w:p>
@@ -2731,7 +2731,7 @@
       <w:tr>
         <w:tc>
           <w:tcPr>
-            <w:tcW w:type="dxa" w:w="255"/>
+            <w:tcW w:type="dxa" w:w="476"/>
           </w:tcPr>
           <w:p>
             <w:pPr>
@@ -2747,7 +2747,7 @@
         </w:tc>
         <w:tc>
           <w:tcPr>
-            <w:tcW w:type="dxa" w:w="6038"/>
+            <w:tcW w:type="dxa" w:w="5817"/>
             <w:noWrap/>
           </w:tcPr>
           <w:p>
@@ -2777,7 +2777,7 @@
       <w:tr>
         <w:tc>
           <w:tcPr>
-            <w:tcW w:type="dxa" w:w="255"/>
+            <w:tcW w:type="dxa" w:w="476"/>
           </w:tcPr>
           <w:p>
             <w:pPr>
@@ -2793,7 +2793,7 @@
         </w:tc>
         <w:tc>
           <w:tcPr>
-            <w:tcW w:type="dxa" w:w="6038"/>
+            <w:tcW w:type="dxa" w:w="5817"/>
             <w:noWrap/>
           </w:tcPr>
           <w:p>
@@ -2823,7 +2823,7 @@
       <w:tr>
         <w:tc>
           <w:tcPr>
-            <w:tcW w:type="dxa" w:w="255"/>
+            <w:tcW w:type="dxa" w:w="476"/>
           </w:tcPr>
           <w:p>
             <w:pPr>
@@ -2839,7 +2839,7 @@
         </w:tc>
         <w:tc>
           <w:tcPr>
-            <w:tcW w:type="dxa" w:w="6038"/>
+            <w:tcW w:type="dxa" w:w="5817"/>
             <w:noWrap/>
           </w:tcPr>
           <w:p>
@@ -2869,7 +2869,7 @@
       <w:tr>
         <w:tc>
           <w:tcPr>
-            <w:tcW w:type="dxa" w:w="255"/>
+            <w:tcW w:type="dxa" w:w="476"/>
           </w:tcPr>
           <w:p>
             <w:pPr>
@@ -2885,7 +2885,7 @@
         </w:tc>
         <w:tc>
           <w:tcPr>
-            <w:tcW w:type="dxa" w:w="6038"/>
+            <w:tcW w:type="dxa" w:w="5817"/>
             <w:noWrap/>
           </w:tcPr>
           <w:p>
@@ -2915,7 +2915,7 @@
       <w:tr>
         <w:tc>
           <w:tcPr>
-            <w:tcW w:type="dxa" w:w="255"/>
+            <w:tcW w:type="dxa" w:w="476"/>
           </w:tcPr>
           <w:p>
             <w:pPr>
@@ -2931,7 +2931,7 @@
         </w:tc>
         <w:tc>
           <w:tcPr>
-            <w:tcW w:type="dxa" w:w="6038"/>
+            <w:tcW w:type="dxa" w:w="5817"/>
             <w:noWrap/>
           </w:tcPr>
           <w:p>
@@ -2961,7 +2961,7 @@
       <w:tr>
         <w:tc>
           <w:tcPr>
-            <w:tcW w:type="dxa" w:w="255"/>
+            <w:tcW w:type="dxa" w:w="476"/>
           </w:tcPr>
           <w:p>
             <w:pPr>
@@ -2977,7 +2977,7 @@
         </w:tc>
         <w:tc>
           <w:tcPr>
-            <w:tcW w:type="dxa" w:w="6038"/>
+            <w:tcW w:type="dxa" w:w="5817"/>
             <w:noWrap/>
           </w:tcPr>
           <w:p>
@@ -3007,7 +3007,7 @@
       <w:tr>
         <w:tc>
           <w:tcPr>
-            <w:tcW w:type="dxa" w:w="255"/>
+            <w:tcW w:type="dxa" w:w="476"/>
           </w:tcPr>
           <w:p>
             <w:pPr>
@@ -3023,7 +3023,7 @@
         </w:tc>
         <w:tc>
           <w:tcPr>
-            <w:tcW w:type="dxa" w:w="6038"/>
+            <w:tcW w:type="dxa" w:w="5817"/>
             <w:noWrap/>
           </w:tcPr>
           <w:p>
@@ -3053,7 +3053,7 @@
       <w:tr>
         <w:tc>
           <w:tcPr>
-            <w:tcW w:type="dxa" w:w="255"/>
+            <w:tcW w:type="dxa" w:w="476"/>
           </w:tcPr>
           <w:p>
             <w:pPr>
@@ -3069,7 +3069,7 @@
         </w:tc>
         <w:tc>
           <w:tcPr>
-            <w:tcW w:type="dxa" w:w="6038"/>
+            <w:tcW w:type="dxa" w:w="5817"/>
             <w:noWrap/>
           </w:tcPr>
           <w:p>
@@ -3099,7 +3099,7 @@
       <w:tr>
         <w:tc>
           <w:tcPr>
-            <w:tcW w:type="dxa" w:w="255"/>
+            <w:tcW w:type="dxa" w:w="476"/>
           </w:tcPr>
           <w:p>
             <w:pPr>
@@ -3115,7 +3115,7 @@
         </w:tc>
         <w:tc>
           <w:tcPr>
-            <w:tcW w:type="dxa" w:w="6038"/>
+            <w:tcW w:type="dxa" w:w="5817"/>
             <w:noWrap/>
           </w:tcPr>
           <w:p>
@@ -3145,7 +3145,7 @@
       <w:tr>
         <w:tc>
           <w:tcPr>
-            <w:tcW w:type="dxa" w:w="255"/>
+            <w:tcW w:type="dxa" w:w="476"/>
           </w:tcPr>
           <w:p>
             <w:pPr>
@@ -3161,7 +3161,7 @@
         </w:tc>
         <w:tc>
           <w:tcPr>
-            <w:tcW w:type="dxa" w:w="6038"/>
+            <w:tcW w:type="dxa" w:w="5817"/>
             <w:noWrap/>
           </w:tcPr>
           <w:p>
@@ -3191,7 +3191,7 @@
       <w:tr>
         <w:tc>
           <w:tcPr>
-            <w:tcW w:type="dxa" w:w="255"/>
+            <w:tcW w:type="dxa" w:w="476"/>
           </w:tcPr>
           <w:p>
             <w:pPr>
@@ -3207,7 +3207,7 @@
         </w:tc>
         <w:tc>
           <w:tcPr>
-            <w:tcW w:type="dxa" w:w="6038"/>
+            <w:tcW w:type="dxa" w:w="5817"/>
             <w:noWrap/>
           </w:tcPr>
           <w:p>
@@ -3237,7 +3237,7 @@
       <w:tr>
         <w:tc>
           <w:tcPr>
-            <w:tcW w:type="dxa" w:w="255"/>
+            <w:tcW w:type="dxa" w:w="476"/>
           </w:tcPr>
           <w:p>
             <w:pPr>
@@ -3253,7 +3253,7 @@
         </w:tc>
         <w:tc>
           <w:tcPr>
-            <w:tcW w:type="dxa" w:w="6038"/>
+            <w:tcW w:type="dxa" w:w="5817"/>
             <w:noWrap/>
           </w:tcPr>
           <w:p>
@@ -3283,7 +3283,7 @@
       <w:tr>
         <w:tc>
           <w:tcPr>
-            <w:tcW w:type="dxa" w:w="255"/>
+            <w:tcW w:type="dxa" w:w="476"/>
           </w:tcPr>
           <w:p>
             <w:pPr>
@@ -3299,7 +3299,7 @@
         </w:tc>
         <w:tc>
           <w:tcPr>
-            <w:tcW w:type="dxa" w:w="6038"/>
+            <w:tcW w:type="dxa" w:w="5817"/>
             <w:noWrap/>
           </w:tcPr>
           <w:p>
@@ -3329,7 +3329,7 @@
       <w:tr>
         <w:tc>
           <w:tcPr>
-            <w:tcW w:type="dxa" w:w="255"/>
+            <w:tcW w:type="dxa" w:w="476"/>
           </w:tcPr>
           <w:p>
             <w:pPr>
@@ -3345,7 +3345,7 @@
         </w:tc>
         <w:tc>
           <w:tcPr>
-            <w:tcW w:type="dxa" w:w="6038"/>
+            <w:tcW w:type="dxa" w:w="5817"/>
             <w:noWrap/>
           </w:tcPr>
           <w:p>
@@ -3375,7 +3375,7 @@
       <w:tr>
         <w:tc>
           <w:tcPr>
-            <w:tcW w:type="dxa" w:w="255"/>
+            <w:tcW w:type="dxa" w:w="476"/>
           </w:tcPr>
           <w:p>
             <w:pPr>
@@ -3391,7 +3391,7 @@
         </w:tc>
         <w:tc>
           <w:tcPr>
-            <w:tcW w:type="dxa" w:w="6038"/>
+            <w:tcW w:type="dxa" w:w="5817"/>
             <w:noWrap/>
           </w:tcPr>
           <w:p>
@@ -3421,7 +3421,7 @@
       <w:tr>
         <w:tc>
           <w:tcPr>
-            <w:tcW w:type="dxa" w:w="255"/>
+            <w:tcW w:type="dxa" w:w="476"/>
           </w:tcPr>
           <w:p>
             <w:pPr>
@@ -3437,7 +3437,7 @@
         </w:tc>
         <w:tc>
           <w:tcPr>
-            <w:tcW w:type="dxa" w:w="6038"/>
+            <w:tcW w:type="dxa" w:w="5817"/>
             <w:noWrap/>
           </w:tcPr>
           <w:p>
@@ -3467,7 +3467,7 @@
       <w:tr>
         <w:tc>
           <w:tcPr>
-            <w:tcW w:type="dxa" w:w="255"/>
+            <w:tcW w:type="dxa" w:w="476"/>
           </w:tcPr>
           <w:p>
             <w:pPr>
@@ -3483,7 +3483,7 @@
         </w:tc>
         <w:tc>
           <w:tcPr>
-            <w:tcW w:type="dxa" w:w="6038"/>
+            <w:tcW w:type="dxa" w:w="5817"/>
             <w:noWrap/>
           </w:tcPr>
           <w:p>
@@ -3513,7 +3513,7 @@
       <w:tr>
         <w:tc>
           <w:tcPr>
-            <w:tcW w:type="dxa" w:w="255"/>
+            <w:tcW w:type="dxa" w:w="476"/>
           </w:tcPr>
           <w:p>
             <w:pPr>
@@ -3529,7 +3529,7 @@
         </w:tc>
         <w:tc>
           <w:tcPr>
-            <w:tcW w:type="dxa" w:w="6038"/>
+            <w:tcW w:type="dxa" w:w="5817"/>
             <w:noWrap/>
           </w:tcPr>
           <w:p>
@@ -3559,7 +3559,7 @@
       <w:tr>
         <w:tc>
           <w:tcPr>
-            <w:tcW w:type="dxa" w:w="255"/>
+            <w:tcW w:type="dxa" w:w="476"/>
           </w:tcPr>
           <w:p>
             <w:pPr>
@@ -3575,7 +3575,7 @@
         </w:tc>
         <w:tc>
           <w:tcPr>
-            <w:tcW w:type="dxa" w:w="6038"/>
+            <w:tcW w:type="dxa" w:w="5817"/>
             <w:noWrap/>
           </w:tcPr>
           <w:p>
@@ -3605,7 +3605,7 @@
       <w:tr>
         <w:tc>
           <w:tcPr>
-            <w:tcW w:type="dxa" w:w="255"/>
+            <w:tcW w:type="dxa" w:w="476"/>
           </w:tcPr>
           <w:p>
             <w:pPr>
@@ -3621,7 +3621,7 @@
         </w:tc>
         <w:tc>
           <w:tcPr>
-            <w:tcW w:type="dxa" w:w="6038"/>
+            <w:tcW w:type="dxa" w:w="5817"/>
             <w:noWrap/>
           </w:tcPr>
           <w:p>
@@ -3651,7 +3651,7 @@
       <w:tr>
         <w:tc>
           <w:tcPr>
-            <w:tcW w:type="dxa" w:w="255"/>
+            <w:tcW w:type="dxa" w:w="476"/>
           </w:tcPr>
           <w:p>
             <w:pPr>
@@ -3667,7 +3667,7 @@
         </w:tc>
         <w:tc>
           <w:tcPr>
-            <w:tcW w:type="dxa" w:w="6038"/>
+            <w:tcW w:type="dxa" w:w="5817"/>
             <w:noWrap/>
           </w:tcPr>
           <w:p>
@@ -3697,7 +3697,7 @@
       <w:tr>
         <w:tc>
           <w:tcPr>
-            <w:tcW w:type="dxa" w:w="255"/>
+            <w:tcW w:type="dxa" w:w="476"/>
           </w:tcPr>
           <w:p>
             <w:pPr>
@@ -3713,7 +3713,7 @@
         </w:tc>
         <w:tc>
           <w:tcPr>
-            <w:tcW w:type="dxa" w:w="6038"/>
+            <w:tcW w:type="dxa" w:w="5817"/>
             <w:noWrap/>
           </w:tcPr>
           <w:p>
@@ -3743,7 +3743,7 @@
       <w:tr>
         <w:tc>
           <w:tcPr>
-            <w:tcW w:type="dxa" w:w="255"/>
+            <w:tcW w:type="dxa" w:w="476"/>
           </w:tcPr>
           <w:p>
             <w:pPr>
@@ -3759,7 +3759,7 @@
         </w:tc>
         <w:tc>
           <w:tcPr>
-            <w:tcW w:type="dxa" w:w="6038"/>
+            <w:tcW w:type="dxa" w:w="5817"/>
             <w:noWrap/>
           </w:tcPr>
           <w:p>
@@ -3812,7 +3812,7 @@
       <w:tr>
         <w:tc>
           <w:tcPr>
-            <w:tcW w:type="dxa" w:w="255"/>
+            <w:tcW w:type="dxa" w:w="476"/>
           </w:tcPr>
           <w:p>
             <w:pPr>
@@ -3828,7 +3828,7 @@
         </w:tc>
         <w:tc>
           <w:tcPr>
-            <w:tcW w:type="dxa" w:w="6038"/>
+            <w:tcW w:type="dxa" w:w="5817"/>
             <w:noWrap/>
           </w:tcPr>
           <w:p>
@@ -3857,7 +3857,7 @@
       <w:tr>
         <w:tc>
           <w:tcPr>
-            <w:tcW w:type="dxa" w:w="255"/>
+            <w:tcW w:type="dxa" w:w="476"/>
           </w:tcPr>
           <w:p>
             <w:pPr>
@@ -3873,7 +3873,7 @@
         </w:tc>
         <w:tc>
           <w:tcPr>
-            <w:tcW w:type="dxa" w:w="6038"/>
+            <w:tcW w:type="dxa" w:w="5817"/>
             <w:noWrap/>
           </w:tcPr>
           <w:p>
@@ -3903,7 +3903,7 @@
       <w:tr>
         <w:tc>
           <w:tcPr>
-            <w:tcW w:type="dxa" w:w="255"/>
+            <w:tcW w:type="dxa" w:w="476"/>
           </w:tcPr>
           <w:p>
             <w:pPr>
@@ -3919,7 +3919,7 @@
         </w:tc>
         <w:tc>
           <w:tcPr>
-            <w:tcW w:type="dxa" w:w="6038"/>
+            <w:tcW w:type="dxa" w:w="5817"/>
             <w:noWrap/>
           </w:tcPr>
           <w:p>
@@ -3949,7 +3949,7 @@
       <w:tr>
         <w:tc>
           <w:tcPr>
-            <w:tcW w:type="dxa" w:w="255"/>
+            <w:tcW w:type="dxa" w:w="476"/>
           </w:tcPr>
           <w:p>
             <w:pPr>
@@ -3965,7 +3965,7 @@
         </w:tc>
         <w:tc>
           <w:tcPr>
-            <w:tcW w:type="dxa" w:w="6038"/>
+            <w:tcW w:type="dxa" w:w="5817"/>
             <w:noWrap/>
           </w:tcPr>
           <w:p>
@@ -3995,7 +3995,7 @@
       <w:tr>
         <w:tc>
           <w:tcPr>
-            <w:tcW w:type="dxa" w:w="255"/>
+            <w:tcW w:type="dxa" w:w="476"/>
           </w:tcPr>
           <w:p>
             <w:pPr>
@@ -4011,7 +4011,7 @@
         </w:tc>
         <w:tc>
           <w:tcPr>
-            <w:tcW w:type="dxa" w:w="6038"/>
+            <w:tcW w:type="dxa" w:w="5817"/>
             <w:noWrap/>
           </w:tcPr>
           <w:p>
@@ -4041,7 +4041,7 @@
       <w:tr>
         <w:tc>
           <w:tcPr>
-            <w:tcW w:type="dxa" w:w="255"/>
+            <w:tcW w:type="dxa" w:w="476"/>
           </w:tcPr>
           <w:p>
             <w:pPr>
@@ -4057,7 +4057,7 @@
         </w:tc>
         <w:tc>
           <w:tcPr>
-            <w:tcW w:type="dxa" w:w="6038"/>
+            <w:tcW w:type="dxa" w:w="5817"/>
             <w:noWrap/>
           </w:tcPr>
           <w:p>
@@ -4087,7 +4087,7 @@
       <w:tr>
         <w:tc>
           <w:tcPr>
-            <w:tcW w:type="dxa" w:w="255"/>
+            <w:tcW w:type="dxa" w:w="476"/>
           </w:tcPr>
           <w:p>
             <w:pPr>
@@ -4103,7 +4103,7 @@
         </w:tc>
         <w:tc>
           <w:tcPr>
-            <w:tcW w:type="dxa" w:w="6038"/>
+            <w:tcW w:type="dxa" w:w="5817"/>
             <w:noWrap/>
           </w:tcPr>
           <w:p>
@@ -4133,7 +4133,7 @@
       <w:tr>
         <w:tc>
           <w:tcPr>
-            <w:tcW w:type="dxa" w:w="255"/>
+            <w:tcW w:type="dxa" w:w="476"/>
           </w:tcPr>
           <w:p>
             <w:pPr>
@@ -4149,7 +4149,7 @@
         </w:tc>
         <w:tc>
           <w:tcPr>
-            <w:tcW w:type="dxa" w:w="6038"/>
+            <w:tcW w:type="dxa" w:w="5817"/>
             <w:noWrap/>
           </w:tcPr>
           <w:p>
@@ -4179,7 +4179,7 @@
       <w:tr>
         <w:tc>
           <w:tcPr>
-            <w:tcW w:type="dxa" w:w="255"/>
+            <w:tcW w:type="dxa" w:w="476"/>
           </w:tcPr>
           <w:p>
             <w:pPr>
@@ -4195,7 +4195,7 @@
         </w:tc>
         <w:tc>
           <w:tcPr>
-            <w:tcW w:type="dxa" w:w="6038"/>
+            <w:tcW w:type="dxa" w:w="5817"/>
             <w:noWrap/>
           </w:tcPr>
           <w:p>
@@ -4225,7 +4225,7 @@
       <w:tr>
         <w:tc>
           <w:tcPr>
-            <w:tcW w:type="dxa" w:w="255"/>
+            <w:tcW w:type="dxa" w:w="476"/>
           </w:tcPr>
           <w:p>
             <w:pPr>
@@ -4241,7 +4241,7 @@
         </w:tc>
         <w:tc>
           <w:tcPr>
-            <w:tcW w:type="dxa" w:w="6038"/>
+            <w:tcW w:type="dxa" w:w="5817"/>
             <w:noWrap/>
           </w:tcPr>
           <w:p>
@@ -4271,7 +4271,7 @@
       <w:tr>
         <w:tc>
           <w:tcPr>
-            <w:tcW w:type="dxa" w:w="255"/>
+            <w:tcW w:type="dxa" w:w="476"/>
           </w:tcPr>
           <w:p>
             <w:pPr>
@@ -4287,7 +4287,7 @@
         </w:tc>
         <w:tc>
           <w:tcPr>
-            <w:tcW w:type="dxa" w:w="6038"/>
+            <w:tcW w:type="dxa" w:w="5817"/>
             <w:noWrap/>
           </w:tcPr>
           <w:p>
@@ -4317,7 +4317,7 @@
       <w:tr>
         <w:tc>
           <w:tcPr>
-            <w:tcW w:type="dxa" w:w="255"/>
+            <w:tcW w:type="dxa" w:w="476"/>
           </w:tcPr>
           <w:p>
             <w:pPr>
@@ -4333,7 +4333,7 @@
         </w:tc>
         <w:tc>
           <w:tcPr>
-            <w:tcW w:type="dxa" w:w="6038"/>
+            <w:tcW w:type="dxa" w:w="5817"/>
             <w:noWrap/>
           </w:tcPr>
           <w:p>
@@ -4363,7 +4363,7 @@
       <w:tr>
         <w:tc>
           <w:tcPr>
-            <w:tcW w:type="dxa" w:w="255"/>
+            <w:tcW w:type="dxa" w:w="476"/>
           </w:tcPr>
           <w:p>
             <w:pPr>
@@ -4379,7 +4379,7 @@
         </w:tc>
         <w:tc>
           <w:tcPr>
-            <w:tcW w:type="dxa" w:w="6038"/>
+            <w:tcW w:type="dxa" w:w="5817"/>
             <w:noWrap/>
           </w:tcPr>
           <w:p>
@@ -4409,7 +4409,7 @@
       <w:tr>
         <w:tc>
           <w:tcPr>
-            <w:tcW w:type="dxa" w:w="255"/>
+            <w:tcW w:type="dxa" w:w="476"/>
           </w:tcPr>
           <w:p>
             <w:pPr>
@@ -4425,7 +4425,7 @@
         </w:tc>
         <w:tc>
           <w:tcPr>
-            <w:tcW w:type="dxa" w:w="6038"/>
+            <w:tcW w:type="dxa" w:w="5817"/>
             <w:noWrap/>
           </w:tcPr>
           <w:p>
@@ -4455,7 +4455,7 @@
       <w:tr>
         <w:tc>
           <w:tcPr>
-            <w:tcW w:type="dxa" w:w="255"/>
+            <w:tcW w:type="dxa" w:w="476"/>
           </w:tcPr>
           <w:p>
             <w:pPr>
@@ -4471,7 +4471,7 @@
         </w:tc>
         <w:tc>
           <w:tcPr>
-            <w:tcW w:type="dxa" w:w="6038"/>
+            <w:tcW w:type="dxa" w:w="5817"/>
             <w:noWrap/>
           </w:tcPr>
           <w:p>
@@ -4501,7 +4501,7 @@
       <w:tr>
         <w:tc>
           <w:tcPr>
-            <w:tcW w:type="dxa" w:w="255"/>
+            <w:tcW w:type="dxa" w:w="476"/>
           </w:tcPr>
           <w:p>
             <w:pPr>
@@ -4517,7 +4517,7 @@
         </w:tc>
         <w:tc>
           <w:tcPr>
-            <w:tcW w:type="dxa" w:w="6038"/>
+            <w:tcW w:type="dxa" w:w="5817"/>
             <w:noWrap/>
           </w:tcPr>
           <w:p>
@@ -4547,7 +4547,7 @@
       <w:tr>
         <w:tc>
           <w:tcPr>
-            <w:tcW w:type="dxa" w:w="255"/>
+            <w:tcW w:type="dxa" w:w="476"/>
           </w:tcPr>
           <w:p>
             <w:pPr>
@@ -4563,7 +4563,7 @@
         </w:tc>
         <w:tc>
           <w:tcPr>
-            <w:tcW w:type="dxa" w:w="6038"/>
+            <w:tcW w:type="dxa" w:w="5817"/>
             <w:noWrap/>
           </w:tcPr>
           <w:p>
@@ -4593,7 +4593,7 @@
       <w:tr>
         <w:tc>
           <w:tcPr>
-            <w:tcW w:type="dxa" w:w="255"/>
+            <w:tcW w:type="dxa" w:w="476"/>
           </w:tcPr>
           <w:p>
             <w:pPr>
@@ -4609,7 +4609,7 @@
         </w:tc>
         <w:tc>
           <w:tcPr>
-            <w:tcW w:type="dxa" w:w="6038"/>
+            <w:tcW w:type="dxa" w:w="5817"/>
             <w:noWrap/>
           </w:tcPr>
           <w:p>
@@ -4639,7 +4639,7 @@
       <w:tr>
         <w:tc>
           <w:tcPr>
-            <w:tcW w:type="dxa" w:w="255"/>
+            <w:tcW w:type="dxa" w:w="476"/>
           </w:tcPr>
           <w:p>
             <w:pPr>
@@ -4655,7 +4655,7 @@
         </w:tc>
         <w:tc>
           <w:tcPr>
-            <w:tcW w:type="dxa" w:w="6038"/>
+            <w:tcW w:type="dxa" w:w="5817"/>
             <w:noWrap/>
           </w:tcPr>
           <w:p>
@@ -4685,7 +4685,7 @@
       <w:tr>
         <w:tc>
           <w:tcPr>
-            <w:tcW w:type="dxa" w:w="255"/>
+            <w:tcW w:type="dxa" w:w="476"/>
           </w:tcPr>
           <w:p>
             <w:pPr>
@@ -4701,7 +4701,7 @@
         </w:tc>
         <w:tc>
           <w:tcPr>
-            <w:tcW w:type="dxa" w:w="6038"/>
+            <w:tcW w:type="dxa" w:w="5817"/>
             <w:noWrap/>
           </w:tcPr>
           <w:p>
@@ -4731,7 +4731,7 @@
       <w:tr>
         <w:tc>
           <w:tcPr>
-            <w:tcW w:type="dxa" w:w="255"/>
+            <w:tcW w:type="dxa" w:w="476"/>
           </w:tcPr>
           <w:p>
             <w:pPr>
@@ -4747,7 +4747,7 @@
         </w:tc>
         <w:tc>
           <w:tcPr>
-            <w:tcW w:type="dxa" w:w="6038"/>
+            <w:tcW w:type="dxa" w:w="5817"/>
             <w:noWrap/>
           </w:tcPr>
           <w:p>
@@ -4777,7 +4777,7 @@
       <w:tr>
         <w:tc>
           <w:tcPr>
-            <w:tcW w:type="dxa" w:w="255"/>
+            <w:tcW w:type="dxa" w:w="476"/>
           </w:tcPr>
           <w:p>
             <w:pPr>
@@ -4793,7 +4793,7 @@
         </w:tc>
         <w:tc>
           <w:tcPr>
-            <w:tcW w:type="dxa" w:w="6038"/>
+            <w:tcW w:type="dxa" w:w="5817"/>
             <w:noWrap/>
           </w:tcPr>
           <w:p>
@@ -4823,7 +4823,7 @@
       <w:tr>
         <w:tc>
           <w:tcPr>
-            <w:tcW w:type="dxa" w:w="255"/>
+            <w:tcW w:type="dxa" w:w="476"/>
           </w:tcPr>
           <w:p>
             <w:pPr>
@@ -4839,7 +4839,7 @@
         </w:tc>
         <w:tc>
           <w:tcPr>
-            <w:tcW w:type="dxa" w:w="6038"/>
+            <w:tcW w:type="dxa" w:w="5817"/>
             <w:noWrap/>
           </w:tcPr>
           <w:p>
@@ -4869,7 +4869,7 @@
       <w:tr>
         <w:tc>
           <w:tcPr>
-            <w:tcW w:type="dxa" w:w="255"/>
+            <w:tcW w:type="dxa" w:w="476"/>
           </w:tcPr>
           <w:p>
             <w:pPr>
@@ -4885,7 +4885,7 @@
         </w:tc>
         <w:tc>
           <w:tcPr>
-            <w:tcW w:type="dxa" w:w="6038"/>
+            <w:tcW w:type="dxa" w:w="5817"/>
             <w:noWrap/>
           </w:tcPr>
           <w:p>
@@ -4915,7 +4915,7 @@
       <w:tr>
         <w:tc>
           <w:tcPr>
-            <w:tcW w:type="dxa" w:w="255"/>
+            <w:tcW w:type="dxa" w:w="476"/>
           </w:tcPr>
           <w:p>
             <w:pPr>
@@ -4931,7 +4931,7 @@
         </w:tc>
         <w:tc>
           <w:tcPr>
-            <w:tcW w:type="dxa" w:w="6038"/>
+            <w:tcW w:type="dxa" w:w="5817"/>
             <w:noWrap/>
           </w:tcPr>
           <w:p>
@@ -4961,7 +4961,7 @@
       <w:tr>
         <w:tc>
           <w:tcPr>
-            <w:tcW w:type="dxa" w:w="255"/>
+            <w:tcW w:type="dxa" w:w="476"/>
           </w:tcPr>
           <w:p>
             <w:pPr>
@@ -4977,7 +4977,7 @@
         </w:tc>
         <w:tc>
           <w:tcPr>
-            <w:tcW w:type="dxa" w:w="6038"/>
+            <w:tcW w:type="dxa" w:w="5817"/>
             <w:noWrap/>
           </w:tcPr>
           <w:p>
@@ -5007,7 +5007,7 @@
       <w:tr>
         <w:tc>
           <w:tcPr>
-            <w:tcW w:type="dxa" w:w="255"/>
+            <w:tcW w:type="dxa" w:w="476"/>
           </w:tcPr>
           <w:p>
             <w:pPr>
@@ -5023,7 +5023,7 @@
         </w:tc>
         <w:tc>
           <w:tcPr>
-            <w:tcW w:type="dxa" w:w="6038"/>
+            <w:tcW w:type="dxa" w:w="5817"/>
             <w:noWrap/>
           </w:tcPr>
           <w:p>
@@ -5053,7 +5053,7 @@
       <w:tr>
         <w:tc>
           <w:tcPr>
-            <w:tcW w:type="dxa" w:w="255"/>
+            <w:tcW w:type="dxa" w:w="476"/>
           </w:tcPr>
           <w:p>
             <w:pPr>
@@ -5069,7 +5069,7 @@
         </w:tc>
         <w:tc>
           <w:tcPr>
-            <w:tcW w:type="dxa" w:w="6038"/>
+            <w:tcW w:type="dxa" w:w="5817"/>
             <w:noWrap/>
           </w:tcPr>
           <w:p>
@@ -5099,7 +5099,7 @@
       <w:tr>
         <w:tc>
           <w:tcPr>
-            <w:tcW w:type="dxa" w:w="255"/>
+            <w:tcW w:type="dxa" w:w="476"/>
           </w:tcPr>
           <w:p>
             <w:pPr>
@@ -5115,7 +5115,7 @@
         </w:tc>
         <w:tc>
           <w:tcPr>
-            <w:tcW w:type="dxa" w:w="6038"/>
+            <w:tcW w:type="dxa" w:w="5817"/>
             <w:noWrap/>
           </w:tcPr>
           <w:p>
@@ -5145,7 +5145,7 @@
       <w:tr>
         <w:tc>
           <w:tcPr>
-            <w:tcW w:type="dxa" w:w="255"/>
+            <w:tcW w:type="dxa" w:w="476"/>
           </w:tcPr>
           <w:p>
             <w:pPr>
@@ -5161,7 +5161,7 @@
         </w:tc>
         <w:tc>
           <w:tcPr>
-            <w:tcW w:type="dxa" w:w="6038"/>
+            <w:tcW w:type="dxa" w:w="5817"/>
             <w:noWrap/>
           </w:tcPr>
           <w:p>
@@ -5191,7 +5191,7 @@
       <w:tr>
         <w:tc>
           <w:tcPr>
-            <w:tcW w:type="dxa" w:w="255"/>
+            <w:tcW w:type="dxa" w:w="476"/>
           </w:tcPr>
           <w:p>
             <w:pPr>
@@ -5207,7 +5207,7 @@
         </w:tc>
         <w:tc>
           <w:tcPr>
-            <w:tcW w:type="dxa" w:w="6038"/>
+            <w:tcW w:type="dxa" w:w="5817"/>
             <w:noWrap/>
           </w:tcPr>
           <w:p>
@@ -5237,7 +5237,7 @@
       <w:tr>
         <w:tc>
           <w:tcPr>
-            <w:tcW w:type="dxa" w:w="255"/>
+            <w:tcW w:type="dxa" w:w="476"/>
           </w:tcPr>
           <w:p>
             <w:pPr>
@@ -5253,7 +5253,7 @@
         </w:tc>
         <w:tc>
           <w:tcPr>
-            <w:tcW w:type="dxa" w:w="6038"/>
+            <w:tcW w:type="dxa" w:w="5817"/>
             <w:noWrap/>
           </w:tcPr>
           <w:p>
@@ -5283,7 +5283,7 @@
       <w:tr>
         <w:tc>
           <w:tcPr>
-            <w:tcW w:type="dxa" w:w="255"/>
+            <w:tcW w:type="dxa" w:w="476"/>
           </w:tcPr>
           <w:p>
             <w:pPr>
@@ -5299,7 +5299,7 @@
         </w:tc>
         <w:tc>
           <w:tcPr>
-            <w:tcW w:type="dxa" w:w="6038"/>
+            <w:tcW w:type="dxa" w:w="5817"/>
             <w:noWrap/>
           </w:tcPr>
           <w:p>
@@ -5329,7 +5329,7 @@
       <w:tr>
         <w:tc>
           <w:tcPr>
-            <w:tcW w:type="dxa" w:w="255"/>
+            <w:tcW w:type="dxa" w:w="476"/>
           </w:tcPr>
           <w:p>
             <w:pPr>
@@ -5345,7 +5345,7 @@
         </w:tc>
         <w:tc>
           <w:tcPr>
-            <w:tcW w:type="dxa" w:w="6038"/>
+            <w:tcW w:type="dxa" w:w="5817"/>
             <w:noWrap/>
           </w:tcPr>
           <w:p>
@@ -5375,7 +5375,7 @@
       <w:tr>
         <w:tc>
           <w:tcPr>
-            <w:tcW w:type="dxa" w:w="255"/>
+            <w:tcW w:type="dxa" w:w="476"/>
           </w:tcPr>
           <w:p>
             <w:pPr>
@@ -5391,7 +5391,7 @@
         </w:tc>
         <w:tc>
           <w:tcPr>
-            <w:tcW w:type="dxa" w:w="6038"/>
+            <w:tcW w:type="dxa" w:w="5817"/>
             <w:noWrap/>
           </w:tcPr>
           <w:p>
@@ -5421,7 +5421,7 @@
       <w:tr>
         <w:tc>
           <w:tcPr>
-            <w:tcW w:type="dxa" w:w="255"/>
+            <w:tcW w:type="dxa" w:w="476"/>
           </w:tcPr>
           <w:p>
             <w:pPr>
@@ -5437,7 +5437,7 @@
         </w:tc>
         <w:tc>
           <w:tcPr>
-            <w:tcW w:type="dxa" w:w="6038"/>
+            <w:tcW w:type="dxa" w:w="5817"/>
             <w:noWrap/>
           </w:tcPr>
           <w:p>
@@ -5467,7 +5467,7 @@
       <w:tr>
         <w:tc>
           <w:tcPr>
-            <w:tcW w:type="dxa" w:w="255"/>
+            <w:tcW w:type="dxa" w:w="476"/>
           </w:tcPr>
           <w:p>
             <w:pPr>
@@ -5483,7 +5483,7 @@
         </w:tc>
         <w:tc>
           <w:tcPr>
-            <w:tcW w:type="dxa" w:w="6038"/>
+            <w:tcW w:type="dxa" w:w="5817"/>
             <w:noWrap/>
           </w:tcPr>
           <w:p>
@@ -5513,7 +5513,7 @@
       <w:tr>
         <w:tc>
           <w:tcPr>
-            <w:tcW w:type="dxa" w:w="255"/>
+            <w:tcW w:type="dxa" w:w="476"/>
           </w:tcPr>
           <w:p>
             <w:pPr>
@@ -5529,7 +5529,7 @@
         </w:tc>
         <w:tc>
           <w:tcPr>
-            <w:tcW w:type="dxa" w:w="6038"/>
+            <w:tcW w:type="dxa" w:w="5817"/>
             <w:noWrap/>
           </w:tcPr>
           <w:p>
@@ -5559,7 +5559,7 @@
       <w:tr>
         <w:tc>
           <w:tcPr>
-            <w:tcW w:type="dxa" w:w="255"/>
+            <w:tcW w:type="dxa" w:w="476"/>
           </w:tcPr>
           <w:p>
             <w:pPr>
@@ -5575,7 +5575,7 @@
         </w:tc>
         <w:tc>
           <w:tcPr>
-            <w:tcW w:type="dxa" w:w="6038"/>
+            <w:tcW w:type="dxa" w:w="5817"/>
             <w:noWrap/>
           </w:tcPr>
           <w:p>
@@ -5605,7 +5605,7 @@
       <w:tr>
         <w:tc>
           <w:tcPr>
-            <w:tcW w:type="dxa" w:w="255"/>
+            <w:tcW w:type="dxa" w:w="476"/>
           </w:tcPr>
           <w:p>
             <w:pPr>
@@ -5621,7 +5621,7 @@
         </w:tc>
         <w:tc>
           <w:tcPr>
-            <w:tcW w:type="dxa" w:w="6038"/>
+            <w:tcW w:type="dxa" w:w="5817"/>
             <w:noWrap/>
           </w:tcPr>
           <w:p>
@@ -5651,7 +5651,7 @@
       <w:tr>
         <w:tc>
           <w:tcPr>
-            <w:tcW w:type="dxa" w:w="255"/>
+            <w:tcW w:type="dxa" w:w="476"/>
           </w:tcPr>
           <w:p>
             <w:pPr>
@@ -5667,7 +5667,7 @@
         </w:tc>
         <w:tc>
           <w:tcPr>
-            <w:tcW w:type="dxa" w:w="6038"/>
+            <w:tcW w:type="dxa" w:w="5817"/>
             <w:noWrap/>
           </w:tcPr>
           <w:p>
@@ -5697,7 +5697,7 @@
       <w:tr>
         <w:tc>
           <w:tcPr>
-            <w:tcW w:type="dxa" w:w="255"/>
+            <w:tcW w:type="dxa" w:w="476"/>
           </w:tcPr>
           <w:p>
             <w:pPr>
@@ -5713,7 +5713,7 @@
         </w:tc>
         <w:tc>
           <w:tcPr>
-            <w:tcW w:type="dxa" w:w="6038"/>
+            <w:tcW w:type="dxa" w:w="5817"/>
             <w:noWrap/>
           </w:tcPr>
           <w:p>
@@ -5743,7 +5743,7 @@
       <w:tr>
         <w:tc>
           <w:tcPr>
-            <w:tcW w:type="dxa" w:w="255"/>
+            <w:tcW w:type="dxa" w:w="476"/>
           </w:tcPr>
           <w:p>
             <w:pPr>
@@ -5759,7 +5759,7 @@
         </w:tc>
         <w:tc>
           <w:tcPr>
-            <w:tcW w:type="dxa" w:w="6038"/>
+            <w:tcW w:type="dxa" w:w="5817"/>
             <w:noWrap/>
           </w:tcPr>
           <w:p>
@@ -5789,7 +5789,7 @@
       <w:tr>
         <w:tc>
           <w:tcPr>
-            <w:tcW w:type="dxa" w:w="255"/>
+            <w:tcW w:type="dxa" w:w="476"/>
           </w:tcPr>
           <w:p>
             <w:pPr>
@@ -5805,7 +5805,7 @@
         </w:tc>
         <w:tc>
           <w:tcPr>
-            <w:tcW w:type="dxa" w:w="6038"/>
+            <w:tcW w:type="dxa" w:w="5817"/>
             <w:noWrap/>
           </w:tcPr>
           <w:p>
@@ -5835,7 +5835,7 @@
       <w:tr>
         <w:tc>
           <w:tcPr>
-            <w:tcW w:type="dxa" w:w="255"/>
+            <w:tcW w:type="dxa" w:w="476"/>
           </w:tcPr>
           <w:p>
             <w:pPr>
@@ -5851,7 +5851,7 @@
         </w:tc>
         <w:tc>
           <w:tcPr>
-            <w:tcW w:type="dxa" w:w="6038"/>
+            <w:tcW w:type="dxa" w:w="5817"/>
             <w:noWrap/>
           </w:tcPr>
           <w:p>
@@ -5881,7 +5881,7 @@
       <w:tr>
         <w:tc>
           <w:tcPr>
-            <w:tcW w:type="dxa" w:w="255"/>
+            <w:tcW w:type="dxa" w:w="476"/>
           </w:tcPr>
           <w:p>
             <w:pPr>
@@ -5897,7 +5897,7 @@
         </w:tc>
         <w:tc>
           <w:tcPr>
-            <w:tcW w:type="dxa" w:w="6038"/>
+            <w:tcW w:type="dxa" w:w="5817"/>
             <w:noWrap/>
           </w:tcPr>
           <w:p>
@@ -5927,7 +5927,7 @@
       <w:tr>
         <w:tc>
           <w:tcPr>
-            <w:tcW w:type="dxa" w:w="255"/>
+            <w:tcW w:type="dxa" w:w="476"/>
           </w:tcPr>
           <w:p>
             <w:pPr>
@@ -5943,7 +5943,7 @@
         </w:tc>
         <w:tc>
           <w:tcPr>
-            <w:tcW w:type="dxa" w:w="6038"/>
+            <w:tcW w:type="dxa" w:w="5817"/>
             <w:noWrap/>
           </w:tcPr>
           <w:p>
@@ -5973,7 +5973,7 @@
       <w:tr>
         <w:tc>
           <w:tcPr>
-            <w:tcW w:type="dxa" w:w="255"/>
+            <w:tcW w:type="dxa" w:w="476"/>
           </w:tcPr>
           <w:p>
             <w:pPr>
@@ -5989,7 +5989,7 @@
         </w:tc>
         <w:tc>
           <w:tcPr>
-            <w:tcW w:type="dxa" w:w="6038"/>
+            <w:tcW w:type="dxa" w:w="5817"/>
             <w:noWrap/>
           </w:tcPr>
           <w:p>
@@ -6019,7 +6019,7 @@
       <w:tr>
         <w:tc>
           <w:tcPr>
-            <w:tcW w:type="dxa" w:w="255"/>
+            <w:tcW w:type="dxa" w:w="476"/>
           </w:tcPr>
           <w:p>
             <w:pPr>
@@ -6035,7 +6035,7 @@
         </w:tc>
         <w:tc>
           <w:tcPr>
-            <w:tcW w:type="dxa" w:w="6038"/>
+            <w:tcW w:type="dxa" w:w="5817"/>
             <w:noWrap/>
           </w:tcPr>
           <w:p>
@@ -6065,7 +6065,7 @@
       <w:tr>
         <w:tc>
           <w:tcPr>
-            <w:tcW w:type="dxa" w:w="255"/>
+            <w:tcW w:type="dxa" w:w="476"/>
           </w:tcPr>
           <w:p>
             <w:pPr>
@@ -6081,7 +6081,7 @@
         </w:tc>
         <w:tc>
           <w:tcPr>
-            <w:tcW w:type="dxa" w:w="6038"/>
+            <w:tcW w:type="dxa" w:w="5817"/>
             <w:noWrap/>
           </w:tcPr>
           <w:p>
@@ -6111,7 +6111,7 @@
       <w:tr>
         <w:tc>
           <w:tcPr>
-            <w:tcW w:type="dxa" w:w="255"/>
+            <w:tcW w:type="dxa" w:w="476"/>
           </w:tcPr>
           <w:p>
             <w:pPr>
@@ -6127,7 +6127,7 @@
         </w:tc>
         <w:tc>
           <w:tcPr>
-            <w:tcW w:type="dxa" w:w="6038"/>
+            <w:tcW w:type="dxa" w:w="5817"/>
             <w:noWrap/>
           </w:tcPr>
           <w:p>
@@ -6157,7 +6157,7 @@
       <w:tr>
         <w:tc>
           <w:tcPr>
-            <w:tcW w:type="dxa" w:w="255"/>
+            <w:tcW w:type="dxa" w:w="476"/>
           </w:tcPr>
           <w:p>
             <w:pPr>
@@ -6173,7 +6173,7 @@
         </w:tc>
         <w:tc>
           <w:tcPr>
-            <w:tcW w:type="dxa" w:w="6038"/>
+            <w:tcW w:type="dxa" w:w="5817"/>
             <w:noWrap/>
           </w:tcPr>
           <w:p>
@@ -6203,7 +6203,7 @@
       <w:tr>
         <w:tc>
           <w:tcPr>
-            <w:tcW w:type="dxa" w:w="255"/>
+            <w:tcW w:type="dxa" w:w="476"/>
           </w:tcPr>
           <w:p>
             <w:pPr>
@@ -6219,7 +6219,7 @@
         </w:tc>
         <w:tc>
           <w:tcPr>
-            <w:tcW w:type="dxa" w:w="6038"/>
+            <w:tcW w:type="dxa" w:w="5817"/>
             <w:noWrap/>
           </w:tcPr>
           <w:p>
@@ -6249,7 +6249,7 @@
       <w:tr>
         <w:tc>
           <w:tcPr>
-            <w:tcW w:type="dxa" w:w="255"/>
+            <w:tcW w:type="dxa" w:w="476"/>
           </w:tcPr>
           <w:p>
             <w:pPr>
@@ -6265,7 +6265,7 @@
         </w:tc>
         <w:tc>
           <w:tcPr>
-            <w:tcW w:type="dxa" w:w="6038"/>
+            <w:tcW w:type="dxa" w:w="5817"/>
             <w:noWrap/>
           </w:tcPr>
           <w:p>
@@ -6295,7 +6295,7 @@
       <w:tr>
         <w:tc>
           <w:tcPr>
-            <w:tcW w:type="dxa" w:w="255"/>
+            <w:tcW w:type="dxa" w:w="476"/>
           </w:tcPr>
           <w:p>
             <w:pPr>
@@ -6311,7 +6311,7 @@
         </w:tc>
         <w:tc>
           <w:tcPr>
-            <w:tcW w:type="dxa" w:w="6038"/>
+            <w:tcW w:type="dxa" w:w="5817"/>
             <w:noWrap/>
           </w:tcPr>
           <w:p>
@@ -6341,7 +6341,7 @@
       <w:tr>
         <w:tc>
           <w:tcPr>
-            <w:tcW w:type="dxa" w:w="255"/>
+            <w:tcW w:type="dxa" w:w="476"/>
           </w:tcPr>
           <w:p>
             <w:pPr>
@@ -6357,7 +6357,7 @@
         </w:tc>
         <w:tc>
           <w:tcPr>
-            <w:tcW w:type="dxa" w:w="6038"/>
+            <w:tcW w:type="dxa" w:w="5817"/>
             <w:noWrap/>
           </w:tcPr>
           <w:p>
@@ -6387,7 +6387,7 @@
       <w:tr>
         <w:tc>
           <w:tcPr>
-            <w:tcW w:type="dxa" w:w="255"/>
+            <w:tcW w:type="dxa" w:w="476"/>
           </w:tcPr>
           <w:p>
             <w:pPr>
@@ -6403,7 +6403,7 @@
         </w:tc>
         <w:tc>
           <w:tcPr>
-            <w:tcW w:type="dxa" w:w="6038"/>
+            <w:tcW w:type="dxa" w:w="5817"/>
             <w:noWrap/>
           </w:tcPr>
           <w:p>
@@ -6433,7 +6433,7 @@
       <w:tr>
         <w:tc>
           <w:tcPr>
-            <w:tcW w:type="dxa" w:w="255"/>
+            <w:tcW w:type="dxa" w:w="476"/>
           </w:tcPr>
           <w:p>
             <w:pPr>
@@ -6449,7 +6449,7 @@
         </w:tc>
         <w:tc>
           <w:tcPr>
-            <w:tcW w:type="dxa" w:w="6038"/>
+            <w:tcW w:type="dxa" w:w="5817"/>
             <w:noWrap/>
           </w:tcPr>
           <w:p>
@@ -6479,7 +6479,7 @@
       <w:tr>
         <w:tc>
           <w:tcPr>
-            <w:tcW w:type="dxa" w:w="255"/>
+            <w:tcW w:type="dxa" w:w="476"/>
           </w:tcPr>
           <w:p>
             <w:pPr>
@@ -6495,7 +6495,7 @@
         </w:tc>
         <w:tc>
           <w:tcPr>
-            <w:tcW w:type="dxa" w:w="6038"/>
+            <w:tcW w:type="dxa" w:w="5817"/>
             <w:noWrap/>
           </w:tcPr>
           <w:p>
@@ -6525,7 +6525,7 @@
       <w:tr>
         <w:tc>
           <w:tcPr>
-            <w:tcW w:type="dxa" w:w="255"/>
+            <w:tcW w:type="dxa" w:w="476"/>
           </w:tcPr>
           <w:p>
             <w:pPr>
@@ -6541,7 +6541,7 @@
         </w:tc>
         <w:tc>
           <w:tcPr>
-            <w:tcW w:type="dxa" w:w="6038"/>
+            <w:tcW w:type="dxa" w:w="5817"/>
             <w:noWrap/>
           </w:tcPr>
           <w:p>
@@ -6571,7 +6571,7 @@
       <w:tr>
         <w:tc>
           <w:tcPr>
-            <w:tcW w:type="dxa" w:w="255"/>
+            <w:tcW w:type="dxa" w:w="476"/>
           </w:tcPr>
           <w:p>
             <w:pPr>
@@ -6587,7 +6587,7 @@
         </w:tc>
         <w:tc>
           <w:tcPr>
-            <w:tcW w:type="dxa" w:w="6038"/>
+            <w:tcW w:type="dxa" w:w="5817"/>
             <w:noWrap/>
           </w:tcPr>
           <w:p>
@@ -6617,7 +6617,7 @@
       <w:tr>
         <w:tc>
           <w:tcPr>
-            <w:tcW w:type="dxa" w:w="255"/>
+            <w:tcW w:type="dxa" w:w="476"/>
           </w:tcPr>
           <w:p>
             <w:pPr>
@@ -6633,7 +6633,7 @@
         </w:tc>
         <w:tc>
           <w:tcPr>
-            <w:tcW w:type="dxa" w:w="6038"/>
+            <w:tcW w:type="dxa" w:w="5817"/>
             <w:noWrap/>
           </w:tcPr>
           <w:p>
@@ -6663,7 +6663,7 @@
       <w:tr>
         <w:tc>
           <w:tcPr>
-            <w:tcW w:type="dxa" w:w="255"/>
+            <w:tcW w:type="dxa" w:w="476"/>
           </w:tcPr>
           <w:p>
             <w:pPr>
@@ -6679,7 +6679,7 @@
         </w:tc>
         <w:tc>
           <w:tcPr>
-            <w:tcW w:type="dxa" w:w="6038"/>
+            <w:tcW w:type="dxa" w:w="5817"/>
             <w:noWrap/>
           </w:tcPr>
           <w:p>
@@ -6709,7 +6709,7 @@
       <w:tr>
         <w:tc>
           <w:tcPr>
-            <w:tcW w:type="dxa" w:w="255"/>
+            <w:tcW w:type="dxa" w:w="476"/>
           </w:tcPr>
           <w:p>
             <w:pPr>
@@ -6725,7 +6725,7 @@
         </w:tc>
         <w:tc>
           <w:tcPr>
-            <w:tcW w:type="dxa" w:w="6038"/>
+            <w:tcW w:type="dxa" w:w="5817"/>
             <w:noWrap/>
           </w:tcPr>
           <w:p>
@@ -6755,7 +6755,7 @@
       <w:tr>
         <w:tc>
           <w:tcPr>
-            <w:tcW w:type="dxa" w:w="255"/>
+            <w:tcW w:type="dxa" w:w="476"/>
           </w:tcPr>
           <w:p>
             <w:pPr>
@@ -6771,7 +6771,7 @@
         </w:tc>
         <w:tc>
           <w:tcPr>
-            <w:tcW w:type="dxa" w:w="6038"/>
+            <w:tcW w:type="dxa" w:w="5817"/>
             <w:noWrap/>
           </w:tcPr>
           <w:p>
@@ -6801,7 +6801,7 @@
       <w:tr>
         <w:tc>
           <w:tcPr>
-            <w:tcW w:type="dxa" w:w="255"/>
+            <w:tcW w:type="dxa" w:w="476"/>
           </w:tcPr>
           <w:p>
             <w:pPr>
@@ -6817,7 +6817,7 @@
         </w:tc>
         <w:tc>
           <w:tcPr>
-            <w:tcW w:type="dxa" w:w="6038"/>
+            <w:tcW w:type="dxa" w:w="5817"/>
             <w:noWrap/>
           </w:tcPr>
           <w:p>
@@ -6847,7 +6847,7 @@
       <w:tr>
         <w:tc>
           <w:tcPr>
-            <w:tcW w:type="dxa" w:w="255"/>
+            <w:tcW w:type="dxa" w:w="476"/>
           </w:tcPr>
           <w:p>
             <w:pPr>
@@ -6863,7 +6863,7 @@
         </w:tc>
         <w:tc>
           <w:tcPr>
-            <w:tcW w:type="dxa" w:w="6038"/>
+            <w:tcW w:type="dxa" w:w="5817"/>
             <w:noWrap/>
           </w:tcPr>
           <w:p>
@@ -6893,7 +6893,7 @@
       <w:tr>
         <w:tc>
           <w:tcPr>
-            <w:tcW w:type="dxa" w:w="255"/>
+            <w:tcW w:type="dxa" w:w="476"/>
           </w:tcPr>
           <w:p>
             <w:pPr>
@@ -6909,7 +6909,7 @@
         </w:tc>
         <w:tc>
           <w:tcPr>
-            <w:tcW w:type="dxa" w:w="6038"/>
+            <w:tcW w:type="dxa" w:w="5817"/>
             <w:noWrap/>
           </w:tcPr>
           <w:p>
@@ -6939,7 +6939,7 @@
       <w:tr>
         <w:tc>
           <w:tcPr>
-            <w:tcW w:type="dxa" w:w="255"/>
+            <w:tcW w:type="dxa" w:w="476"/>
           </w:tcPr>
           <w:p>
             <w:pPr>
@@ -6955,7 +6955,7 @@
         </w:tc>
         <w:tc>
           <w:tcPr>
-            <w:tcW w:type="dxa" w:w="6038"/>
+            <w:tcW w:type="dxa" w:w="5817"/>
             <w:noWrap/>
           </w:tcPr>
           <w:p>
@@ -6985,7 +6985,7 @@
       <w:tr>
         <w:tc>
           <w:tcPr>
-            <w:tcW w:type="dxa" w:w="255"/>
+            <w:tcW w:type="dxa" w:w="476"/>
           </w:tcPr>
           <w:p>
             <w:pPr>
@@ -7001,7 +7001,7 @@
         </w:tc>
         <w:tc>
           <w:tcPr>
-            <w:tcW w:type="dxa" w:w="6038"/>
+            <w:tcW w:type="dxa" w:w="5817"/>
             <w:noWrap/>
           </w:tcPr>
           <w:p>
@@ -7031,7 +7031,7 @@
       <w:tr>
         <w:tc>
           <w:tcPr>
-            <w:tcW w:type="dxa" w:w="255"/>
+            <w:tcW w:type="dxa" w:w="476"/>
           </w:tcPr>
           <w:p>
             <w:pPr>
@@ -7047,7 +7047,7 @@
         </w:tc>
         <w:tc>
           <w:tcPr>
-            <w:tcW w:type="dxa" w:w="6038"/>
+            <w:tcW w:type="dxa" w:w="5817"/>
             <w:noWrap/>
           </w:tcPr>
           <w:p>
@@ -7077,7 +7077,7 @@
       <w:tr>
         <w:tc>
           <w:tcPr>
-            <w:tcW w:type="dxa" w:w="255"/>
+            <w:tcW w:type="dxa" w:w="476"/>
           </w:tcPr>
           <w:p>
             <w:pPr>
@@ -7093,7 +7093,7 @@
         </w:tc>
         <w:tc>
           <w:tcPr>
-            <w:tcW w:type="dxa" w:w="6038"/>
+            <w:tcW w:type="dxa" w:w="5817"/>
             <w:noWrap/>
           </w:tcPr>
           <w:p>
@@ -7123,7 +7123,7 @@
       <w:tr>
         <w:tc>
           <w:tcPr>
-            <w:tcW w:type="dxa" w:w="255"/>
+            <w:tcW w:type="dxa" w:w="476"/>
           </w:tcPr>
           <w:p>
             <w:pPr>
@@ -7139,7 +7139,7 @@
         </w:tc>
         <w:tc>
           <w:tcPr>
-            <w:tcW w:type="dxa" w:w="6038"/>
+            <w:tcW w:type="dxa" w:w="5817"/>
             <w:noWrap/>
           </w:tcPr>
           <w:p>
@@ -7169,7 +7169,7 @@
       <w:tr>
         <w:tc>
           <w:tcPr>
-            <w:tcW w:type="dxa" w:w="255"/>
+            <w:tcW w:type="dxa" w:w="476"/>
           </w:tcPr>
           <w:p>
             <w:pPr>
@@ -7185,7 +7185,7 @@
         </w:tc>
         <w:tc>
           <w:tcPr>
-            <w:tcW w:type="dxa" w:w="6038"/>
+            <w:tcW w:type="dxa" w:w="5817"/>
             <w:noWrap/>
           </w:tcPr>
           <w:p>
@@ -7215,7 +7215,7 @@
       <w:tr>
         <w:tc>
           <w:tcPr>
-            <w:tcW w:type="dxa" w:w="255"/>
+            <w:tcW w:type="dxa" w:w="476"/>
           </w:tcPr>
           <w:p>
             <w:pPr>
@@ -7231,7 +7231,7 @@
         </w:tc>
         <w:tc>
           <w:tcPr>
-            <w:tcW w:type="dxa" w:w="6038"/>
+            <w:tcW w:type="dxa" w:w="5817"/>
             <w:noWrap/>
           </w:tcPr>
           <w:p>
@@ -7261,7 +7261,7 @@
       <w:tr>
         <w:tc>
           <w:tcPr>
-            <w:tcW w:type="dxa" w:w="255"/>
+            <w:tcW w:type="dxa" w:w="476"/>
           </w:tcPr>
           <w:p>
             <w:pPr>
@@ -7277,7 +7277,7 @@
         </w:tc>
         <w:tc>
           <w:tcPr>
-            <w:tcW w:type="dxa" w:w="6038"/>
+            <w:tcW w:type="dxa" w:w="5817"/>
             <w:noWrap/>
           </w:tcPr>
           <w:p>
@@ -7307,7 +7307,7 @@
       <w:tr>
         <w:tc>
           <w:tcPr>
-            <w:tcW w:type="dxa" w:w="255"/>
+            <w:tcW w:type="dxa" w:w="476"/>
           </w:tcPr>
           <w:p>
             <w:pPr>
@@ -7323,7 +7323,7 @@
         </w:tc>
         <w:tc>
           <w:tcPr>
-            <w:tcW w:type="dxa" w:w="6038"/>
+            <w:tcW w:type="dxa" w:w="5817"/>
             <w:noWrap/>
           </w:tcPr>
           <w:p>
@@ -7353,7 +7353,7 @@
       <w:tr>
         <w:tc>
           <w:tcPr>
-            <w:tcW w:type="dxa" w:w="255"/>
+            <w:tcW w:type="dxa" w:w="476"/>
           </w:tcPr>
           <w:p>
             <w:pPr>
@@ -7369,7 +7369,7 @@
         </w:tc>
         <w:tc>
           <w:tcPr>
-            <w:tcW w:type="dxa" w:w="6038"/>
+            <w:tcW w:type="dxa" w:w="5817"/>
             <w:noWrap/>
           </w:tcPr>
           <w:p>
@@ -7399,7 +7399,7 @@
       <w:tr>
         <w:tc>
           <w:tcPr>
-            <w:tcW w:type="dxa" w:w="255"/>
+            <w:tcW w:type="dxa" w:w="476"/>
           </w:tcPr>
           <w:p>
             <w:pPr>
@@ -7415,7 +7415,7 @@
         </w:tc>
         <w:tc>
           <w:tcPr>
-            <w:tcW w:type="dxa" w:w="6038"/>
+            <w:tcW w:type="dxa" w:w="5817"/>
             <w:noWrap/>
           </w:tcPr>
           <w:p>
@@ -7445,7 +7445,7 @@
       <w:tr>
         <w:tc>
           <w:tcPr>
-            <w:tcW w:type="dxa" w:w="255"/>
+            <w:tcW w:type="dxa" w:w="476"/>
           </w:tcPr>
           <w:p>
             <w:pPr>
@@ -7461,7 +7461,7 @@
         </w:tc>
         <w:tc>
           <w:tcPr>
-            <w:tcW w:type="dxa" w:w="6038"/>
+            <w:tcW w:type="dxa" w:w="5817"/>
             <w:noWrap/>
           </w:tcPr>
           <w:p>
@@ -7491,7 +7491,7 @@
       <w:tr>
         <w:tc>
           <w:tcPr>
-            <w:tcW w:type="dxa" w:w="255"/>
+            <w:tcW w:type="dxa" w:w="476"/>
           </w:tcPr>
           <w:p>
             <w:pPr>
@@ -7507,7 +7507,7 @@
         </w:tc>
         <w:tc>
           <w:tcPr>
-            <w:tcW w:type="dxa" w:w="6038"/>
+            <w:tcW w:type="dxa" w:w="5817"/>
             <w:noWrap/>
           </w:tcPr>
           <w:p>
@@ -7560,7 +7560,7 @@
       <w:tr>
         <w:tc>
           <w:tcPr>
-            <w:tcW w:type="dxa" w:w="255"/>
+            <w:tcW w:type="dxa" w:w="476"/>
           </w:tcPr>
           <w:p>
             <w:pPr>
@@ -7576,7 +7576,7 @@
         </w:tc>
         <w:tc>
           <w:tcPr>
-            <w:tcW w:type="dxa" w:w="6038"/>
+            <w:tcW w:type="dxa" w:w="5817"/>
             <w:noWrap/>
           </w:tcPr>
           <w:p>
@@ -7605,7 +7605,7 @@
       <w:tr>
         <w:tc>
           <w:tcPr>
-            <w:tcW w:type="dxa" w:w="255"/>
+            <w:tcW w:type="dxa" w:w="476"/>
           </w:tcPr>
           <w:p>
             <w:pPr>
@@ -7621,7 +7621,7 @@
         </w:tc>
         <w:tc>
           <w:tcPr>
-            <w:tcW w:type="dxa" w:w="6038"/>
+            <w:tcW w:type="dxa" w:w="5817"/>
             <w:noWrap/>
           </w:tcPr>
           <w:p>
@@ -7651,7 +7651,7 @@
       <w:tr>
         <w:tc>
           <w:tcPr>
-            <w:tcW w:type="dxa" w:w="255"/>
+            <w:tcW w:type="dxa" w:w="476"/>
           </w:tcPr>
           <w:p>
             <w:pPr>
@@ -7667,7 +7667,7 @@
         </w:tc>
         <w:tc>
           <w:tcPr>
-            <w:tcW w:type="dxa" w:w="6038"/>
+            <w:tcW w:type="dxa" w:w="5817"/>
             <w:noWrap/>
           </w:tcPr>
           <w:p>
@@ -7697,7 +7697,7 @@
       <w:tr>
         <w:tc>
           <w:tcPr>
-            <w:tcW w:type="dxa" w:w="255"/>
+            <w:tcW w:type="dxa" w:w="476"/>
           </w:tcPr>
           <w:p>
             <w:pPr>
@@ -7713,7 +7713,7 @@
         </w:tc>
         <w:tc>
           <w:tcPr>
-            <w:tcW w:type="dxa" w:w="6038"/>
+            <w:tcW w:type="dxa" w:w="5817"/>
             <w:noWrap/>
           </w:tcPr>
           <w:p>
@@ -7743,7 +7743,7 @@
       <w:tr>
         <w:tc>
           <w:tcPr>
-            <w:tcW w:type="dxa" w:w="255"/>
+            <w:tcW w:type="dxa" w:w="476"/>
           </w:tcPr>
           <w:p>
             <w:pPr>
@@ -7759,7 +7759,7 @@
         </w:tc>
         <w:tc>
           <w:tcPr>
-            <w:tcW w:type="dxa" w:w="6038"/>
+            <w:tcW w:type="dxa" w:w="5817"/>
             <w:noWrap/>
           </w:tcPr>
           <w:p>
@@ -7789,7 +7789,7 @@
       <w:tr>
         <w:tc>
           <w:tcPr>
-            <w:tcW w:type="dxa" w:w="255"/>
+            <w:tcW w:type="dxa" w:w="476"/>
           </w:tcPr>
           <w:p>
             <w:pPr>
@@ -7805,7 +7805,7 @@
         </w:tc>
         <w:tc>
           <w:tcPr>
-            <w:tcW w:type="dxa" w:w="6038"/>
+            <w:tcW w:type="dxa" w:w="5817"/>
             <w:noWrap/>
           </w:tcPr>
           <w:p>
@@ -7835,7 +7835,7 @@
       <w:tr>
         <w:tc>
           <w:tcPr>
-            <w:tcW w:type="dxa" w:w="255"/>
+            <w:tcW w:type="dxa" w:w="476"/>
           </w:tcPr>
           <w:p>
             <w:pPr>
@@ -7851,7 +7851,7 @@
         </w:tc>
         <w:tc>
           <w:tcPr>
-            <w:tcW w:type="dxa" w:w="6038"/>
+            <w:tcW w:type="dxa" w:w="5817"/>
             <w:noWrap/>
           </w:tcPr>
           <w:p>
@@ -7881,7 +7881,7 @@
       <w:tr>
         <w:tc>
           <w:tcPr>
-            <w:tcW w:type="dxa" w:w="255"/>
+            <w:tcW w:type="dxa" w:w="476"/>
           </w:tcPr>
           <w:p>
             <w:pPr>
@@ -7897,7 +7897,7 @@
         </w:tc>
         <w:tc>
           <w:tcPr>
-            <w:tcW w:type="dxa" w:w="6038"/>
+            <w:tcW w:type="dxa" w:w="5817"/>
             <w:noWrap/>
           </w:tcPr>
           <w:p>
@@ -7927,7 +7927,7 @@
       <w:tr>
         <w:tc>
           <w:tcPr>
-            <w:tcW w:type="dxa" w:w="255"/>
+            <w:tcW w:type="dxa" w:w="476"/>
           </w:tcPr>
           <w:p>
             <w:pPr>
@@ -7943,7 +7943,7 @@
         </w:tc>
         <w:tc>
           <w:tcPr>
-            <w:tcW w:type="dxa" w:w="6038"/>
+            <w:tcW w:type="dxa" w:w="5817"/>
             <w:noWrap/>
           </w:tcPr>
           <w:p>
@@ -7973,7 +7973,7 @@
       <w:tr>
         <w:tc>
           <w:tcPr>
-            <w:tcW w:type="dxa" w:w="255"/>
+            <w:tcW w:type="dxa" w:w="476"/>
           </w:tcPr>
           <w:p>
             <w:pPr>
@@ -7989,7 +7989,7 @@
         </w:tc>
         <w:tc>
           <w:tcPr>
-            <w:tcW w:type="dxa" w:w="6038"/>
+            <w:tcW w:type="dxa" w:w="5817"/>
             <w:noWrap/>
           </w:tcPr>
           <w:p>
@@ -8019,7 +8019,7 @@
       <w:tr>
         <w:tc>
           <w:tcPr>
-            <w:tcW w:type="dxa" w:w="255"/>
+            <w:tcW w:type="dxa" w:w="476"/>
           </w:tcPr>
           <w:p>
             <w:pPr>
@@ -8035,7 +8035,7 @@
         </w:tc>
         <w:tc>
           <w:tcPr>
-            <w:tcW w:type="dxa" w:w="6038"/>
+            <w:tcW w:type="dxa" w:w="5817"/>
             <w:noWrap/>
           </w:tcPr>
           <w:p>
@@ -8065,7 +8065,7 @@
       <w:tr>
         <w:tc>
           <w:tcPr>
-            <w:tcW w:type="dxa" w:w="255"/>
+            <w:tcW w:type="dxa" w:w="476"/>
           </w:tcPr>
           <w:p>
             <w:pPr>
@@ -8081,7 +8081,7 @@
         </w:tc>
         <w:tc>
           <w:tcPr>
-            <w:tcW w:type="dxa" w:w="6038"/>
+            <w:tcW w:type="dxa" w:w="5817"/>
             <w:noWrap/>
           </w:tcPr>
           <w:p>
@@ -8111,7 +8111,7 @@
       <w:tr>
         <w:tc>
           <w:tcPr>
-            <w:tcW w:type="dxa" w:w="255"/>
+            <w:tcW w:type="dxa" w:w="476"/>
           </w:tcPr>
           <w:p>
             <w:pPr>
@@ -8127,7 +8127,7 @@
         </w:tc>
         <w:tc>
           <w:tcPr>
-            <w:tcW w:type="dxa" w:w="6038"/>
+            <w:tcW w:type="dxa" w:w="5817"/>
             <w:noWrap/>
           </w:tcPr>
           <w:p>
@@ -8157,7 +8157,7 @@
       <w:tr>
         <w:tc>
           <w:tcPr>
-            <w:tcW w:type="dxa" w:w="255"/>
+            <w:tcW w:type="dxa" w:w="476"/>
           </w:tcPr>
           <w:p>
             <w:pPr>
@@ -8173,7 +8173,7 @@
         </w:tc>
         <w:tc>
           <w:tcPr>
-            <w:tcW w:type="dxa" w:w="6038"/>
+            <w:tcW w:type="dxa" w:w="5817"/>
             <w:noWrap/>
           </w:tcPr>
           <w:p>
@@ -8203,7 +8203,7 @@
       <w:tr>
         <w:tc>
           <w:tcPr>
-            <w:tcW w:type="dxa" w:w="255"/>
+            <w:tcW w:type="dxa" w:w="476"/>
           </w:tcPr>
           <w:p>
             <w:pPr>
@@ -8219,7 +8219,7 @@
         </w:tc>
         <w:tc>
           <w:tcPr>
-            <w:tcW w:type="dxa" w:w="6038"/>
+            <w:tcW w:type="dxa" w:w="5817"/>
             <w:noWrap/>
           </w:tcPr>
           <w:p>
@@ -8249,7 +8249,7 @@
       <w:tr>
         <w:tc>
           <w:tcPr>
-            <w:tcW w:type="dxa" w:w="255"/>
+            <w:tcW w:type="dxa" w:w="476"/>
           </w:tcPr>
           <w:p>
             <w:pPr>
@@ -8265,7 +8265,7 @@
         </w:tc>
         <w:tc>
           <w:tcPr>
-            <w:tcW w:type="dxa" w:w="6038"/>
+            <w:tcW w:type="dxa" w:w="5817"/>
             <w:noWrap/>
           </w:tcPr>
           <w:p>
@@ -8295,7 +8295,7 @@
       <w:tr>
         <w:tc>
           <w:tcPr>
-            <w:tcW w:type="dxa" w:w="255"/>
+            <w:tcW w:type="dxa" w:w="476"/>
           </w:tcPr>
           <w:p>
             <w:pPr>
@@ -8311,7 +8311,7 @@
         </w:tc>
         <w:tc>
           <w:tcPr>
-            <w:tcW w:type="dxa" w:w="6038"/>
+            <w:tcW w:type="dxa" w:w="5817"/>
             <w:noWrap/>
           </w:tcPr>
           <w:p>
@@ -8341,7 +8341,7 @@
       <w:tr>
         <w:tc>
           <w:tcPr>
-            <w:tcW w:type="dxa" w:w="255"/>
+            <w:tcW w:type="dxa" w:w="476"/>
           </w:tcPr>
           <w:p>
             <w:pPr>
@@ -8357,7 +8357,7 @@
         </w:tc>
         <w:tc>
           <w:tcPr>
-            <w:tcW w:type="dxa" w:w="6038"/>
+            <w:tcW w:type="dxa" w:w="5817"/>
             <w:noWrap/>
           </w:tcPr>
           <w:p>
@@ -8387,7 +8387,7 @@
       <w:tr>
         <w:tc>
           <w:tcPr>
-            <w:tcW w:type="dxa" w:w="255"/>
+            <w:tcW w:type="dxa" w:w="476"/>
           </w:tcPr>
           <w:p>
             <w:pPr>
@@ -8403,7 +8403,7 @@
         </w:tc>
         <w:tc>
           <w:tcPr>
-            <w:tcW w:type="dxa" w:w="6038"/>
+            <w:tcW w:type="dxa" w:w="5817"/>
             <w:noWrap/>
           </w:tcPr>
           <w:p>
@@ -8433,7 +8433,7 @@
       <w:tr>
         <w:tc>
           <w:tcPr>
-            <w:tcW w:type="dxa" w:w="255"/>
+            <w:tcW w:type="dxa" w:w="476"/>
           </w:tcPr>
           <w:p>
             <w:pPr>
@@ -8449,7 +8449,7 @@
         </w:tc>
         <w:tc>
           <w:tcPr>
-            <w:tcW w:type="dxa" w:w="6038"/>
+            <w:tcW w:type="dxa" w:w="5817"/>
             <w:noWrap/>
           </w:tcPr>
           <w:p>
@@ -8479,7 +8479,7 @@
       <w:tr>
         <w:tc>
           <w:tcPr>
-            <w:tcW w:type="dxa" w:w="255"/>
+            <w:tcW w:type="dxa" w:w="476"/>
           </w:tcPr>
           <w:p>
             <w:pPr>
@@ -8495,7 +8495,7 @@
         </w:tc>
         <w:tc>
           <w:tcPr>
-            <w:tcW w:type="dxa" w:w="6038"/>
+            <w:tcW w:type="dxa" w:w="5817"/>
             <w:noWrap/>
           </w:tcPr>
           <w:p>
@@ -8525,7 +8525,7 @@
       <w:tr>
         <w:tc>
           <w:tcPr>
-            <w:tcW w:type="dxa" w:w="255"/>
+            <w:tcW w:type="dxa" w:w="476"/>
           </w:tcPr>
           <w:p>
             <w:pPr>
@@ -8541,7 +8541,7 @@
         </w:tc>
         <w:tc>
           <w:tcPr>
-            <w:tcW w:type="dxa" w:w="6038"/>
+            <w:tcW w:type="dxa" w:w="5817"/>
             <w:noWrap/>
           </w:tcPr>
           <w:p>
@@ -8571,7 +8571,7 @@
       <w:tr>
         <w:tc>
           <w:tcPr>
-            <w:tcW w:type="dxa" w:w="255"/>
+            <w:tcW w:type="dxa" w:w="476"/>
           </w:tcPr>
           <w:p>
             <w:pPr>
@@ -8587,7 +8587,7 @@
         </w:tc>
         <w:tc>
           <w:tcPr>
-            <w:tcW w:type="dxa" w:w="6038"/>
+            <w:tcW w:type="dxa" w:w="5817"/>
             <w:noWrap/>
           </w:tcPr>
           <w:p>
@@ -8617,7 +8617,7 @@
       <w:tr>
         <w:tc>
           <w:tcPr>
-            <w:tcW w:type="dxa" w:w="255"/>
+            <w:tcW w:type="dxa" w:w="476"/>
           </w:tcPr>
           <w:p>
             <w:pPr>
@@ -8633,7 +8633,7 @@
         </w:tc>
         <w:tc>
           <w:tcPr>
-            <w:tcW w:type="dxa" w:w="6038"/>
+            <w:tcW w:type="dxa" w:w="5817"/>
             <w:noWrap/>
           </w:tcPr>
           <w:p>
@@ -8663,7 +8663,7 @@
       <w:tr>
         <w:tc>
           <w:tcPr>
-            <w:tcW w:type="dxa" w:w="255"/>
+            <w:tcW w:type="dxa" w:w="476"/>
           </w:tcPr>
           <w:p>
             <w:pPr>
@@ -8679,7 +8679,7 @@
         </w:tc>
         <w:tc>
           <w:tcPr>
-            <w:tcW w:type="dxa" w:w="6038"/>
+            <w:tcW w:type="dxa" w:w="5817"/>
             <w:noWrap/>
           </w:tcPr>
           <w:p>
@@ -8709,7 +8709,7 @@
       <w:tr>
         <w:tc>
           <w:tcPr>
-            <w:tcW w:type="dxa" w:w="255"/>
+            <w:tcW w:type="dxa" w:w="476"/>
           </w:tcPr>
           <w:p>
             <w:pPr>
@@ -8725,7 +8725,7 @@
         </w:tc>
         <w:tc>
           <w:tcPr>
-            <w:tcW w:type="dxa" w:w="6038"/>
+            <w:tcW w:type="dxa" w:w="5817"/>
             <w:noWrap/>
           </w:tcPr>
           <w:p>
@@ -8755,7 +8755,7 @@
       <w:tr>
         <w:tc>
           <w:tcPr>
-            <w:tcW w:type="dxa" w:w="255"/>
+            <w:tcW w:type="dxa" w:w="476"/>
           </w:tcPr>
           <w:p>
             <w:pPr>
@@ -8771,7 +8771,7 @@
         </w:tc>
         <w:tc>
           <w:tcPr>
-            <w:tcW w:type="dxa" w:w="6038"/>
+            <w:tcW w:type="dxa" w:w="5817"/>
             <w:noWrap/>
           </w:tcPr>
           <w:p>
@@ -8801,7 +8801,7 @@
       <w:tr>
         <w:tc>
           <w:tcPr>
-            <w:tcW w:type="dxa" w:w="255"/>
+            <w:tcW w:type="dxa" w:w="476"/>
           </w:tcPr>
           <w:p>
             <w:pPr>
@@ -8817,7 +8817,7 @@
         </w:tc>
         <w:tc>
           <w:tcPr>
-            <w:tcW w:type="dxa" w:w="6038"/>
+            <w:tcW w:type="dxa" w:w="5817"/>
             <w:noWrap/>
           </w:tcPr>
           <w:p>
@@ -8870,7 +8870,7 @@
       <w:tr>
         <w:tc>
           <w:tcPr>
-            <w:tcW w:type="dxa" w:w="255"/>
+            <w:tcW w:type="dxa" w:w="476"/>
           </w:tcPr>
           <w:p>
             <w:pPr>
@@ -8886,7 +8886,7 @@
         </w:tc>
         <w:tc>
           <w:tcPr>
-            <w:tcW w:type="dxa" w:w="6038"/>
+            <w:tcW w:type="dxa" w:w="5817"/>
             <w:noWrap/>
           </w:tcPr>
           <w:p>
@@ -8915,7 +8915,7 @@
       <w:tr>
         <w:tc>
           <w:tcPr>
-            <w:tcW w:type="dxa" w:w="255"/>
+            <w:tcW w:type="dxa" w:w="476"/>
           </w:tcPr>
           <w:p>
             <w:pPr>
@@ -8931,7 +8931,7 @@
         </w:tc>
         <w:tc>
           <w:tcPr>
-            <w:tcW w:type="dxa" w:w="6038"/>
+            <w:tcW w:type="dxa" w:w="5817"/>
             <w:noWrap/>
           </w:tcPr>
           <w:p>
@@ -8961,7 +8961,7 @@
       <w:tr>
         <w:tc>
           <w:tcPr>
-            <w:tcW w:type="dxa" w:w="255"/>
+            <w:tcW w:type="dxa" w:w="476"/>
           </w:tcPr>
           <w:p>
             <w:pPr>
@@ -8977,7 +8977,7 @@
         </w:tc>
         <w:tc>
           <w:tcPr>
-            <w:tcW w:type="dxa" w:w="6038"/>
+            <w:tcW w:type="dxa" w:w="5817"/>
             <w:noWrap/>
           </w:tcPr>
           <w:p>
@@ -9007,7 +9007,7 @@
       <w:tr>
         <w:tc>
           <w:tcPr>
-            <w:tcW w:type="dxa" w:w="255"/>
+            <w:tcW w:type="dxa" w:w="476"/>
           </w:tcPr>
           <w:p>
             <w:pPr>
@@ -9023,7 +9023,7 @@
         </w:tc>
         <w:tc>
           <w:tcPr>
-            <w:tcW w:type="dxa" w:w="6038"/>
+            <w:tcW w:type="dxa" w:w="5817"/>
             <w:noWrap/>
           </w:tcPr>
           <w:p>
@@ -9076,7 +9076,7 @@
       <w:tr>
         <w:tc>
           <w:tcPr>
-            <w:tcW w:type="dxa" w:w="255"/>
+            <w:tcW w:type="dxa" w:w="476"/>
           </w:tcPr>
           <w:p>
             <w:pPr>
@@ -9092,7 +9092,7 @@
         </w:tc>
         <w:tc>
           <w:tcPr>
-            <w:tcW w:type="dxa" w:w="6038"/>
+            <w:tcW w:type="dxa" w:w="5817"/>
             <w:noWrap/>
           </w:tcPr>
           <w:p>
@@ -9121,7 +9121,7 @@
       <w:tr>
         <w:tc>
           <w:tcPr>
-            <w:tcW w:type="dxa" w:w="255"/>
+            <w:tcW w:type="dxa" w:w="476"/>
           </w:tcPr>
           <w:p>
             <w:pPr>
@@ -9137,7 +9137,7 @@
         </w:tc>
         <w:tc>
           <w:tcPr>
-            <w:tcW w:type="dxa" w:w="6038"/>
+            <w:tcW w:type="dxa" w:w="5817"/>
             <w:noWrap/>
           </w:tcPr>
           <w:p>
@@ -9167,7 +9167,7 @@
       <w:tr>
         <w:tc>
           <w:tcPr>
-            <w:tcW w:type="dxa" w:w="255"/>
+            <w:tcW w:type="dxa" w:w="476"/>
           </w:tcPr>
           <w:p>
             <w:pPr>
@@ -9183,7 +9183,7 @@
         </w:tc>
         <w:tc>
           <w:tcPr>
-            <w:tcW w:type="dxa" w:w="6038"/>
+            <w:tcW w:type="dxa" w:w="5817"/>
             <w:noWrap/>
           </w:tcPr>
           <w:p>
@@ -9213,7 +9213,7 @@
       <w:tr>
         <w:tc>
           <w:tcPr>
-            <w:tcW w:type="dxa" w:w="255"/>
+            <w:tcW w:type="dxa" w:w="476"/>
           </w:tcPr>
           <w:p>
             <w:pPr>
@@ -9229,7 +9229,7 @@
         </w:tc>
         <w:tc>
           <w:tcPr>
-            <w:tcW w:type="dxa" w:w="6038"/>
+            <w:tcW w:type="dxa" w:w="5817"/>
             <w:noWrap/>
           </w:tcPr>
           <w:p>
@@ -9259,7 +9259,7 @@
       <w:tr>
         <w:tc>
           <w:tcPr>
-            <w:tcW w:type="dxa" w:w="255"/>
+            <w:tcW w:type="dxa" w:w="476"/>
           </w:tcPr>
           <w:p>
             <w:pPr>
@@ -9275,7 +9275,7 @@
         </w:tc>
         <w:tc>
           <w:tcPr>
-            <w:tcW w:type="dxa" w:w="6038"/>
+            <w:tcW w:type="dxa" w:w="5817"/>
             <w:noWrap/>
           </w:tcPr>
           <w:p>
@@ -9305,7 +9305,7 @@
       <w:tr>
         <w:tc>
           <w:tcPr>
-            <w:tcW w:type="dxa" w:w="255"/>
+            <w:tcW w:type="dxa" w:w="476"/>
           </w:tcPr>
           <w:p>
             <w:pPr>
@@ -9321,7 +9321,7 @@
         </w:tc>
         <w:tc>
           <w:tcPr>
-            <w:tcW w:type="dxa" w:w="6038"/>
+            <w:tcW w:type="dxa" w:w="5817"/>
             <w:noWrap/>
           </w:tcPr>
           <w:p>
@@ -9351,7 +9351,7 @@
       <w:tr>
         <w:tc>
           <w:tcPr>
-            <w:tcW w:type="dxa" w:w="255"/>
+            <w:tcW w:type="dxa" w:w="476"/>
           </w:tcPr>
           <w:p>
             <w:pPr>
@@ -9367,7 +9367,7 @@
         </w:tc>
         <w:tc>
           <w:tcPr>
-            <w:tcW w:type="dxa" w:w="6038"/>
+            <w:tcW w:type="dxa" w:w="5817"/>
             <w:noWrap/>
           </w:tcPr>
           <w:p>
@@ -9397,7 +9397,7 @@
       <w:tr>
         <w:tc>
           <w:tcPr>
-            <w:tcW w:type="dxa" w:w="255"/>
+            <w:tcW w:type="dxa" w:w="476"/>
           </w:tcPr>
           <w:p>
             <w:pPr>
@@ -9413,7 +9413,7 @@
         </w:tc>
         <w:tc>
           <w:tcPr>
-            <w:tcW w:type="dxa" w:w="6038"/>
+            <w:tcW w:type="dxa" w:w="5817"/>
             <w:noWrap/>
           </w:tcPr>
           <w:p>
@@ -9443,7 +9443,7 @@
       <w:tr>
         <w:tc>
           <w:tcPr>
-            <w:tcW w:type="dxa" w:w="255"/>
+            <w:tcW w:type="dxa" w:w="476"/>
           </w:tcPr>
           <w:p>
             <w:pPr>
@@ -9459,7 +9459,7 @@
         </w:tc>
         <w:tc>
           <w:tcPr>
-            <w:tcW w:type="dxa" w:w="6038"/>
+            <w:tcW w:type="dxa" w:w="5817"/>
             <w:noWrap/>
           </w:tcPr>
           <w:p>
@@ -9489,7 +9489,7 @@
       <w:tr>
         <w:tc>
           <w:tcPr>
-            <w:tcW w:type="dxa" w:w="255"/>
+            <w:tcW w:type="dxa" w:w="476"/>
           </w:tcPr>
           <w:p>
             <w:pPr>
@@ -9505,7 +9505,7 @@
         </w:tc>
         <w:tc>
           <w:tcPr>
-            <w:tcW w:type="dxa" w:w="6038"/>
+            <w:tcW w:type="dxa" w:w="5817"/>
             <w:noWrap/>
           </w:tcPr>
           <w:p>
@@ -9535,7 +9535,7 @@
       <w:tr>
         <w:tc>
           <w:tcPr>
-            <w:tcW w:type="dxa" w:w="255"/>
+            <w:tcW w:type="dxa" w:w="476"/>
           </w:tcPr>
           <w:p>
             <w:pPr>
@@ -9551,7 +9551,7 @@
         </w:tc>
         <w:tc>
           <w:tcPr>
-            <w:tcW w:type="dxa" w:w="6038"/>
+            <w:tcW w:type="dxa" w:w="5817"/>
             <w:noWrap/>
           </w:tcPr>
           <w:p>
@@ -9581,7 +9581,7 @@
       <w:tr>
         <w:tc>
           <w:tcPr>
-            <w:tcW w:type="dxa" w:w="255"/>
+            <w:tcW w:type="dxa" w:w="476"/>
           </w:tcPr>
           <w:p>
             <w:pPr>
@@ -9597,7 +9597,7 @@
         </w:tc>
         <w:tc>
           <w:tcPr>
-            <w:tcW w:type="dxa" w:w="6038"/>
+            <w:tcW w:type="dxa" w:w="5817"/>
             <w:noWrap/>
           </w:tcPr>
           <w:p>
@@ -9627,7 +9627,7 @@
       <w:tr>
         <w:tc>
           <w:tcPr>
-            <w:tcW w:type="dxa" w:w="255"/>
+            <w:tcW w:type="dxa" w:w="476"/>
           </w:tcPr>
           <w:p>
             <w:pPr>
@@ -9643,7 +9643,7 @@
         </w:tc>
         <w:tc>
           <w:tcPr>
-            <w:tcW w:type="dxa" w:w="6038"/>
+            <w:tcW w:type="dxa" w:w="5817"/>
             <w:noWrap/>
           </w:tcPr>
           <w:p>
@@ -9673,7 +9673,7 @@
       <w:tr>
         <w:tc>
           <w:tcPr>
-            <w:tcW w:type="dxa" w:w="255"/>
+            <w:tcW w:type="dxa" w:w="476"/>
           </w:tcPr>
           <w:p>
             <w:pPr>
@@ -9689,7 +9689,7 @@
         </w:tc>
         <w:tc>
           <w:tcPr>
-            <w:tcW w:type="dxa" w:w="6038"/>
+            <w:tcW w:type="dxa" w:w="5817"/>
             <w:noWrap/>
           </w:tcPr>
           <w:p>
@@ -9719,7 +9719,7 @@
       <w:tr>
         <w:tc>
           <w:tcPr>
-            <w:tcW w:type="dxa" w:w="255"/>
+            <w:tcW w:type="dxa" w:w="476"/>
           </w:tcPr>
           <w:p>
             <w:pPr>
@@ -9735,7 +9735,7 @@
         </w:tc>
         <w:tc>
           <w:tcPr>
-            <w:tcW w:type="dxa" w:w="6038"/>
+            <w:tcW w:type="dxa" w:w="5817"/>
             <w:noWrap/>
           </w:tcPr>
           <w:p>
@@ -9788,7 +9788,7 @@
       <w:tr>
         <w:tc>
           <w:tcPr>
-            <w:tcW w:type="dxa" w:w="255"/>
+            <w:tcW w:type="dxa" w:w="476"/>
           </w:tcPr>
           <w:p>
             <w:pPr>
@@ -9804,7 +9804,7 @@
         </w:tc>
         <w:tc>
           <w:tcPr>
-            <w:tcW w:type="dxa" w:w="6038"/>
+            <w:tcW w:type="dxa" w:w="5817"/>
             <w:noWrap/>
           </w:tcPr>
           <w:p>
@@ -9833,7 +9833,7 @@
       <w:tr>
         <w:tc>
           <w:tcPr>
-            <w:tcW w:type="dxa" w:w="255"/>
+            <w:tcW w:type="dxa" w:w="476"/>
           </w:tcPr>
           <w:p>
             <w:pPr>
@@ -9849,7 +9849,7 @@
         </w:tc>
         <w:tc>
           <w:tcPr>
-            <w:tcW w:type="dxa" w:w="6038"/>
+            <w:tcW w:type="dxa" w:w="5817"/>
             <w:noWrap/>
           </w:tcPr>
           <w:p>
@@ -9879,7 +9879,7 @@
       <w:tr>
         <w:tc>
           <w:tcPr>
-            <w:tcW w:type="dxa" w:w="255"/>
+            <w:tcW w:type="dxa" w:w="476"/>
           </w:tcPr>
           <w:p>
             <w:pPr>
@@ -9895,7 +9895,7 @@
         </w:tc>
         <w:tc>
           <w:tcPr>
-            <w:tcW w:type="dxa" w:w="6038"/>
+            <w:tcW w:type="dxa" w:w="5817"/>
             <w:noWrap/>
           </w:tcPr>
           <w:p>
@@ -9925,7 +9925,7 @@
       <w:tr>
         <w:tc>
           <w:tcPr>
-            <w:tcW w:type="dxa" w:w="255"/>
+            <w:tcW w:type="dxa" w:w="476"/>
           </w:tcPr>
           <w:p>
             <w:pPr>
@@ -9941,7 +9941,7 @@
         </w:tc>
         <w:tc>
           <w:tcPr>
-            <w:tcW w:type="dxa" w:w="6038"/>
+            <w:tcW w:type="dxa" w:w="5817"/>
             <w:noWrap/>
           </w:tcPr>
           <w:p>
@@ -9971,7 +9971,7 @@
       <w:tr>
         <w:tc>
           <w:tcPr>
-            <w:tcW w:type="dxa" w:w="255"/>
+            <w:tcW w:type="dxa" w:w="476"/>
           </w:tcPr>
           <w:p>
             <w:pPr>
@@ -9987,7 +9987,7 @@
         </w:tc>
         <w:tc>
           <w:tcPr>
-            <w:tcW w:type="dxa" w:w="6038"/>
+            <w:tcW w:type="dxa" w:w="5817"/>
             <w:noWrap/>
           </w:tcPr>
           <w:p>
@@ -10017,7 +10017,7 @@
       <w:tr>
         <w:tc>
           <w:tcPr>
-            <w:tcW w:type="dxa" w:w="255"/>
+            <w:tcW w:type="dxa" w:w="476"/>
           </w:tcPr>
           <w:p>
             <w:pPr>
@@ -10033,7 +10033,7 @@
         </w:tc>
         <w:tc>
           <w:tcPr>
-            <w:tcW w:type="dxa" w:w="6038"/>
+            <w:tcW w:type="dxa" w:w="5817"/>
             <w:noWrap/>
           </w:tcPr>
           <w:p>
@@ -10063,7 +10063,7 @@
       <w:tr>
         <w:tc>
           <w:tcPr>
-            <w:tcW w:type="dxa" w:w="255"/>
+            <w:tcW w:type="dxa" w:w="476"/>
           </w:tcPr>
           <w:p>
             <w:pPr>
@@ -10079,7 +10079,7 @@
         </w:tc>
         <w:tc>
           <w:tcPr>
-            <w:tcW w:type="dxa" w:w="6038"/>
+            <w:tcW w:type="dxa" w:w="5817"/>
             <w:noWrap/>
           </w:tcPr>
           <w:p>
@@ -10109,7 +10109,7 @@
       <w:tr>
         <w:tc>
           <w:tcPr>
-            <w:tcW w:type="dxa" w:w="255"/>
+            <w:tcW w:type="dxa" w:w="476"/>
           </w:tcPr>
           <w:p>
             <w:pPr>
@@ -10125,7 +10125,7 @@
         </w:tc>
         <w:tc>
           <w:tcPr>
-            <w:tcW w:type="dxa" w:w="6038"/>
+            <w:tcW w:type="dxa" w:w="5817"/>
             <w:noWrap/>
           </w:tcPr>
           <w:p>
@@ -10155,7 +10155,7 @@
       <w:tr>
         <w:tc>
           <w:tcPr>
-            <w:tcW w:type="dxa" w:w="255"/>
+            <w:tcW w:type="dxa" w:w="476"/>
           </w:tcPr>
           <w:p>
             <w:pPr>
@@ -10171,7 +10171,7 @@
         </w:tc>
         <w:tc>
           <w:tcPr>
-            <w:tcW w:type="dxa" w:w="6038"/>
+            <w:tcW w:type="dxa" w:w="5817"/>
             <w:noWrap/>
           </w:tcPr>
           <w:p>
@@ -10201,7 +10201,7 @@
       <w:tr>
         <w:tc>
           <w:tcPr>
-            <w:tcW w:type="dxa" w:w="255"/>
+            <w:tcW w:type="dxa" w:w="476"/>
           </w:tcPr>
           <w:p>
             <w:pPr>
@@ -10217,7 +10217,7 @@
         </w:tc>
         <w:tc>
           <w:tcPr>
-            <w:tcW w:type="dxa" w:w="6038"/>
+            <w:tcW w:type="dxa" w:w="5817"/>
             <w:noWrap/>
           </w:tcPr>
           <w:p>
@@ -10247,7 +10247,7 @@
       <w:tr>
         <w:tc>
           <w:tcPr>
-            <w:tcW w:type="dxa" w:w="255"/>
+            <w:tcW w:type="dxa" w:w="476"/>
           </w:tcPr>
           <w:p>
             <w:pPr>
@@ -10263,7 +10263,7 @@
         </w:tc>
         <w:tc>
           <w:tcPr>
-            <w:tcW w:type="dxa" w:w="6038"/>
+            <w:tcW w:type="dxa" w:w="5817"/>
             <w:noWrap/>
           </w:tcPr>
           <w:p>
@@ -10293,7 +10293,7 @@
       <w:tr>
         <w:tc>
           <w:tcPr>
-            <w:tcW w:type="dxa" w:w="255"/>
+            <w:tcW w:type="dxa" w:w="476"/>
           </w:tcPr>
           <w:p>
             <w:pPr>
@@ -10309,7 +10309,7 @@
         </w:tc>
         <w:tc>
           <w:tcPr>
-            <w:tcW w:type="dxa" w:w="6038"/>
+            <w:tcW w:type="dxa" w:w="5817"/>
             <w:noWrap/>
           </w:tcPr>
           <w:p>
@@ -10339,7 +10339,7 @@
       <w:tr>
         <w:tc>
           <w:tcPr>
-            <w:tcW w:type="dxa" w:w="255"/>
+            <w:tcW w:type="dxa" w:w="476"/>
           </w:tcPr>
           <w:p>
             <w:pPr>
@@ -10355,7 +10355,7 @@
         </w:tc>
         <w:tc>
           <w:tcPr>
-            <w:tcW w:type="dxa" w:w="6038"/>
+            <w:tcW w:type="dxa" w:w="5817"/>
             <w:noWrap/>
           </w:tcPr>
           <w:p>
@@ -10385,7 +10385,7 @@
       <w:tr>
         <w:tc>
           <w:tcPr>
-            <w:tcW w:type="dxa" w:w="255"/>
+            <w:tcW w:type="dxa" w:w="476"/>
           </w:tcPr>
           <w:p>
             <w:pPr>
@@ -10401,7 +10401,7 @@
         </w:tc>
         <w:tc>
           <w:tcPr>
-            <w:tcW w:type="dxa" w:w="6038"/>
+            <w:tcW w:type="dxa" w:w="5817"/>
             <w:noWrap/>
           </w:tcPr>
           <w:p>
@@ -10431,7 +10431,7 @@
       <w:tr>
         <w:tc>
           <w:tcPr>
-            <w:tcW w:type="dxa" w:w="255"/>
+            <w:tcW w:type="dxa" w:w="476"/>
           </w:tcPr>
           <w:p>
             <w:pPr>
@@ -10447,7 +10447,7 @@
         </w:tc>
         <w:tc>
           <w:tcPr>
-            <w:tcW w:type="dxa" w:w="6038"/>
+            <w:tcW w:type="dxa" w:w="5817"/>
             <w:noWrap/>
           </w:tcPr>
           <w:p>
@@ -10477,7 +10477,7 @@
       <w:tr>
         <w:tc>
           <w:tcPr>
-            <w:tcW w:type="dxa" w:w="255"/>
+            <w:tcW w:type="dxa" w:w="476"/>
           </w:tcPr>
           <w:p>
             <w:pPr>
@@ -10493,7 +10493,7 @@
         </w:tc>
         <w:tc>
           <w:tcPr>
-            <w:tcW w:type="dxa" w:w="6038"/>
+            <w:tcW w:type="dxa" w:w="5817"/>
             <w:noWrap/>
           </w:tcPr>
           <w:p>
@@ -10523,7 +10523,7 @@
       <w:tr>
         <w:tc>
           <w:tcPr>
-            <w:tcW w:type="dxa" w:w="255"/>
+            <w:tcW w:type="dxa" w:w="476"/>
           </w:tcPr>
           <w:p>
             <w:pPr>
@@ -10539,7 +10539,7 @@
         </w:tc>
         <w:tc>
           <w:tcPr>
-            <w:tcW w:type="dxa" w:w="6038"/>
+            <w:tcW w:type="dxa" w:w="5817"/>
             <w:noWrap/>
           </w:tcPr>
           <w:p>
@@ -10569,7 +10569,7 @@
       <w:tr>
         <w:tc>
           <w:tcPr>
-            <w:tcW w:type="dxa" w:w="255"/>
+            <w:tcW w:type="dxa" w:w="476"/>
           </w:tcPr>
           <w:p>
             <w:pPr>
@@ -10585,7 +10585,7 @@
         </w:tc>
         <w:tc>
           <w:tcPr>
-            <w:tcW w:type="dxa" w:w="6038"/>
+            <w:tcW w:type="dxa" w:w="5817"/>
             <w:noWrap/>
           </w:tcPr>
           <w:p>
@@ -10615,7 +10615,7 @@
       <w:tr>
         <w:tc>
           <w:tcPr>
-            <w:tcW w:type="dxa" w:w="255"/>
+            <w:tcW w:type="dxa" w:w="476"/>
           </w:tcPr>
           <w:p>
             <w:pPr>
@@ -10631,7 +10631,7 @@
         </w:tc>
         <w:tc>
           <w:tcPr>
-            <w:tcW w:type="dxa" w:w="6038"/>
+            <w:tcW w:type="dxa" w:w="5817"/>
             <w:noWrap/>
           </w:tcPr>
           <w:p>
@@ -10661,7 +10661,7 @@
       <w:tr>
         <w:tc>
           <w:tcPr>
-            <w:tcW w:type="dxa" w:w="255"/>
+            <w:tcW w:type="dxa" w:w="476"/>
           </w:tcPr>
           <w:p>
             <w:pPr>
@@ -10677,7 +10677,7 @@
         </w:tc>
         <w:tc>
           <w:tcPr>
-            <w:tcW w:type="dxa" w:w="6038"/>
+            <w:tcW w:type="dxa" w:w="5817"/>
             <w:noWrap/>
           </w:tcPr>
           <w:p>
@@ -10707,7 +10707,7 @@
       <w:tr>
         <w:tc>
           <w:tcPr>
-            <w:tcW w:type="dxa" w:w="255"/>
+            <w:tcW w:type="dxa" w:w="476"/>
           </w:tcPr>
           <w:p>
             <w:pPr>
@@ -10723,7 +10723,7 @@
         </w:tc>
         <w:tc>
           <w:tcPr>
-            <w:tcW w:type="dxa" w:w="6038"/>
+            <w:tcW w:type="dxa" w:w="5817"/>
             <w:noWrap/>
           </w:tcPr>
           <w:p>
@@ -10753,7 +10753,7 @@
       <w:tr>
         <w:tc>
           <w:tcPr>
-            <w:tcW w:type="dxa" w:w="255"/>
+            <w:tcW w:type="dxa" w:w="476"/>
           </w:tcPr>
           <w:p>
             <w:pPr>
@@ -10769,7 +10769,7 @@
         </w:tc>
         <w:tc>
           <w:tcPr>
-            <w:tcW w:type="dxa" w:w="6038"/>
+            <w:tcW w:type="dxa" w:w="5817"/>
             <w:noWrap/>
           </w:tcPr>
           <w:p>
@@ -10799,7 +10799,7 @@
       <w:tr>
         <w:tc>
           <w:tcPr>
-            <w:tcW w:type="dxa" w:w="255"/>
+            <w:tcW w:type="dxa" w:w="476"/>
           </w:tcPr>
           <w:p>
             <w:pPr>
@@ -10815,7 +10815,7 @@
         </w:tc>
         <w:tc>
           <w:tcPr>
-            <w:tcW w:type="dxa" w:w="6038"/>
+            <w:tcW w:type="dxa" w:w="5817"/>
             <w:noWrap/>
           </w:tcPr>
           <w:p>
@@ -10845,7 +10845,7 @@
       <w:tr>
         <w:tc>
           <w:tcPr>
-            <w:tcW w:type="dxa" w:w="255"/>
+            <w:tcW w:type="dxa" w:w="476"/>
           </w:tcPr>
           <w:p>
             <w:pPr>
@@ -10861,7 +10861,7 @@
         </w:tc>
         <w:tc>
           <w:tcPr>
-            <w:tcW w:type="dxa" w:w="6038"/>
+            <w:tcW w:type="dxa" w:w="5817"/>
             <w:noWrap/>
           </w:tcPr>
           <w:p>
@@ -10891,7 +10891,7 @@
       <w:tr>
         <w:tc>
           <w:tcPr>
-            <w:tcW w:type="dxa" w:w="255"/>
+            <w:tcW w:type="dxa" w:w="476"/>
           </w:tcPr>
           <w:p>
             <w:pPr>
@@ -10907,7 +10907,7 @@
         </w:tc>
         <w:tc>
           <w:tcPr>
-            <w:tcW w:type="dxa" w:w="6038"/>
+            <w:tcW w:type="dxa" w:w="5817"/>
             <w:noWrap/>
           </w:tcPr>
           <w:p>
@@ -10937,7 +10937,7 @@
       <w:tr>
         <w:tc>
           <w:tcPr>
-            <w:tcW w:type="dxa" w:w="255"/>
+            <w:tcW w:type="dxa" w:w="476"/>
           </w:tcPr>
           <w:p>
             <w:pPr>
@@ -10953,7 +10953,7 @@
         </w:tc>
         <w:tc>
           <w:tcPr>
-            <w:tcW w:type="dxa" w:w="6038"/>
+            <w:tcW w:type="dxa" w:w="5817"/>
             <w:noWrap/>
           </w:tcPr>
           <w:p>
@@ -10983,7 +10983,7 @@
       <w:tr>
         <w:tc>
           <w:tcPr>
-            <w:tcW w:type="dxa" w:w="255"/>
+            <w:tcW w:type="dxa" w:w="476"/>
           </w:tcPr>
           <w:p>
             <w:pPr>
@@ -10999,7 +10999,7 @@
         </w:tc>
         <w:tc>
           <w:tcPr>
-            <w:tcW w:type="dxa" w:w="6038"/>
+            <w:tcW w:type="dxa" w:w="5817"/>
             <w:noWrap/>
           </w:tcPr>
           <w:p>
@@ -11029,7 +11029,7 @@
       <w:tr>
         <w:tc>
           <w:tcPr>
-            <w:tcW w:type="dxa" w:w="255"/>
+            <w:tcW w:type="dxa" w:w="476"/>
           </w:tcPr>
           <w:p>
             <w:pPr>
@@ -11045,7 +11045,7 @@
         </w:tc>
         <w:tc>
           <w:tcPr>
-            <w:tcW w:type="dxa" w:w="6038"/>
+            <w:tcW w:type="dxa" w:w="5817"/>
             <w:noWrap/>
           </w:tcPr>
           <w:p>
@@ -11075,7 +11075,7 @@
       <w:tr>
         <w:tc>
           <w:tcPr>
-            <w:tcW w:type="dxa" w:w="255"/>
+            <w:tcW w:type="dxa" w:w="476"/>
           </w:tcPr>
           <w:p>
             <w:pPr>
@@ -11091,7 +11091,7 @@
         </w:tc>
         <w:tc>
           <w:tcPr>
-            <w:tcW w:type="dxa" w:w="6038"/>
+            <w:tcW w:type="dxa" w:w="5817"/>
             <w:noWrap/>
           </w:tcPr>
           <w:p>
@@ -11121,7 +11121,7 @@
       <w:tr>
         <w:tc>
           <w:tcPr>
-            <w:tcW w:type="dxa" w:w="255"/>
+            <w:tcW w:type="dxa" w:w="476"/>
           </w:tcPr>
           <w:p>
             <w:pPr>
@@ -11137,7 +11137,7 @@
         </w:tc>
         <w:tc>
           <w:tcPr>
-            <w:tcW w:type="dxa" w:w="6038"/>
+            <w:tcW w:type="dxa" w:w="5817"/>
             <w:noWrap/>
           </w:tcPr>
           <w:p>
@@ -11167,7 +11167,7 @@
       <w:tr>
         <w:tc>
           <w:tcPr>
-            <w:tcW w:type="dxa" w:w="255"/>
+            <w:tcW w:type="dxa" w:w="476"/>
           </w:tcPr>
           <w:p>
             <w:pPr>
@@ -11183,7 +11183,7 @@
         </w:tc>
         <w:tc>
           <w:tcPr>
-            <w:tcW w:type="dxa" w:w="6038"/>
+            <w:tcW w:type="dxa" w:w="5817"/>
             <w:noWrap/>
           </w:tcPr>
           <w:p>
@@ -11213,7 +11213,7 @@
       <w:tr>
         <w:tc>
           <w:tcPr>
-            <w:tcW w:type="dxa" w:w="255"/>
+            <w:tcW w:type="dxa" w:w="476"/>
           </w:tcPr>
           <w:p>
             <w:pPr>
@@ -11229,7 +11229,7 @@
         </w:tc>
         <w:tc>
           <w:tcPr>
-            <w:tcW w:type="dxa" w:w="6038"/>
+            <w:tcW w:type="dxa" w:w="5817"/>
             <w:noWrap/>
           </w:tcPr>
           <w:p>
@@ -11259,7 +11259,7 @@
       <w:tr>
         <w:tc>
           <w:tcPr>
-            <w:tcW w:type="dxa" w:w="255"/>
+            <w:tcW w:type="dxa" w:w="476"/>
           </w:tcPr>
           <w:p>
             <w:pPr>
@@ -11275,7 +11275,7 @@
         </w:tc>
         <w:tc>
           <w:tcPr>
-            <w:tcW w:type="dxa" w:w="6038"/>
+            <w:tcW w:type="dxa" w:w="5817"/>
             <w:noWrap/>
           </w:tcPr>
           <w:p>
@@ -11305,7 +11305,7 @@
       <w:tr>
         <w:tc>
           <w:tcPr>
-            <w:tcW w:type="dxa" w:w="255"/>
+            <w:tcW w:type="dxa" w:w="476"/>
           </w:tcPr>
           <w:p>
             <w:pPr>
@@ -11321,7 +11321,7 @@
         </w:tc>
         <w:tc>
           <w:tcPr>
-            <w:tcW w:type="dxa" w:w="6038"/>
+            <w:tcW w:type="dxa" w:w="5817"/>
             <w:noWrap/>
           </w:tcPr>
           <w:p>
@@ -11351,7 +11351,7 @@
       <w:tr>
         <w:tc>
           <w:tcPr>
-            <w:tcW w:type="dxa" w:w="255"/>
+            <w:tcW w:type="dxa" w:w="476"/>
           </w:tcPr>
           <w:p>
             <w:pPr>
@@ -11367,7 +11367,7 @@
         </w:tc>
         <w:tc>
           <w:tcPr>
-            <w:tcW w:type="dxa" w:w="6038"/>
+            <w:tcW w:type="dxa" w:w="5817"/>
             <w:noWrap/>
           </w:tcPr>
           <w:p>
@@ -11397,7 +11397,7 @@
       <w:tr>
         <w:tc>
           <w:tcPr>
-            <w:tcW w:type="dxa" w:w="255"/>
+            <w:tcW w:type="dxa" w:w="476"/>
           </w:tcPr>
           <w:p>
             <w:pPr>
@@ -11413,7 +11413,7 @@
         </w:tc>
         <w:tc>
           <w:tcPr>
-            <w:tcW w:type="dxa" w:w="6038"/>
+            <w:tcW w:type="dxa" w:w="5817"/>
             <w:noWrap/>
           </w:tcPr>
           <w:p>
@@ -11443,7 +11443,7 @@
       <w:tr>
         <w:tc>
           <w:tcPr>
-            <w:tcW w:type="dxa" w:w="255"/>
+            <w:tcW w:type="dxa" w:w="476"/>
           </w:tcPr>
           <w:p>
             <w:pPr>
@@ -11459,7 +11459,7 @@
         </w:tc>
         <w:tc>
           <w:tcPr>
-            <w:tcW w:type="dxa" w:w="6038"/>
+            <w:tcW w:type="dxa" w:w="5817"/>
             <w:noWrap/>
           </w:tcPr>
           <w:p>
@@ -11489,7 +11489,7 @@
       <w:tr>
         <w:tc>
           <w:tcPr>
-            <w:tcW w:type="dxa" w:w="255"/>
+            <w:tcW w:type="dxa" w:w="476"/>
           </w:tcPr>
           <w:p>
             <w:pPr>
@@ -11505,7 +11505,7 @@
         </w:tc>
         <w:tc>
           <w:tcPr>
-            <w:tcW w:type="dxa" w:w="6038"/>
+            <w:tcW w:type="dxa" w:w="5817"/>
             <w:noWrap/>
           </w:tcPr>
           <w:p>
@@ -11535,7 +11535,7 @@
       <w:tr>
         <w:tc>
           <w:tcPr>
-            <w:tcW w:type="dxa" w:w="255"/>
+            <w:tcW w:type="dxa" w:w="476"/>
           </w:tcPr>
           <w:p>
             <w:pPr>
@@ -11551,7 +11551,7 @@
         </w:tc>
         <w:tc>
           <w:tcPr>
-            <w:tcW w:type="dxa" w:w="6038"/>
+            <w:tcW w:type="dxa" w:w="5817"/>
             <w:noWrap/>
           </w:tcPr>
           <w:p>
@@ -11581,7 +11581,7 @@
       <w:tr>
         <w:tc>
           <w:tcPr>
-            <w:tcW w:type="dxa" w:w="255"/>
+            <w:tcW w:type="dxa" w:w="476"/>
           </w:tcPr>
           <w:p>
             <w:pPr>
@@ -11597,7 +11597,7 @@
         </w:tc>
         <w:tc>
           <w:tcPr>
-            <w:tcW w:type="dxa" w:w="6038"/>
+            <w:tcW w:type="dxa" w:w="5817"/>
             <w:noWrap/>
           </w:tcPr>
           <w:p>
@@ -11627,7 +11627,7 @@
       <w:tr>
         <w:tc>
           <w:tcPr>
-            <w:tcW w:type="dxa" w:w="255"/>
+            <w:tcW w:type="dxa" w:w="476"/>
           </w:tcPr>
           <w:p>
             <w:pPr>
@@ -11643,7 +11643,7 @@
         </w:tc>
         <w:tc>
           <w:tcPr>
-            <w:tcW w:type="dxa" w:w="6038"/>
+            <w:tcW w:type="dxa" w:w="5817"/>
             <w:noWrap/>
           </w:tcPr>
           <w:p>
@@ -11673,7 +11673,7 @@
       <w:tr>
         <w:tc>
           <w:tcPr>
-            <w:tcW w:type="dxa" w:w="255"/>
+            <w:tcW w:type="dxa" w:w="476"/>
           </w:tcPr>
           <w:p>
             <w:pPr>
@@ -11689,7 +11689,7 @@
         </w:tc>
         <w:tc>
           <w:tcPr>
-            <w:tcW w:type="dxa" w:w="6038"/>
+            <w:tcW w:type="dxa" w:w="5817"/>
             <w:noWrap/>
           </w:tcPr>
           <w:p>
@@ -11719,7 +11719,7 @@
       <w:tr>
         <w:tc>
           <w:tcPr>
-            <w:tcW w:type="dxa" w:w="255"/>
+            <w:tcW w:type="dxa" w:w="476"/>
           </w:tcPr>
           <w:p>
             <w:pPr>
@@ -11735,7 +11735,7 @@
         </w:tc>
         <w:tc>
           <w:tcPr>
-            <w:tcW w:type="dxa" w:w="6038"/>
+            <w:tcW w:type="dxa" w:w="5817"/>
             <w:noWrap/>
           </w:tcPr>
           <w:p>
@@ -11765,7 +11765,7 @@
       <w:tr>
         <w:tc>
           <w:tcPr>
-            <w:tcW w:type="dxa" w:w="255"/>
+            <w:tcW w:type="dxa" w:w="476"/>
           </w:tcPr>
           <w:p>
             <w:pPr>
@@ -11781,7 +11781,7 @@
         </w:tc>
         <w:tc>
           <w:tcPr>
-            <w:tcW w:type="dxa" w:w="6038"/>
+            <w:tcW w:type="dxa" w:w="5817"/>
             <w:noWrap/>
           </w:tcPr>
           <w:p>
@@ -11811,7 +11811,7 @@
       <w:tr>
         <w:tc>
           <w:tcPr>
-            <w:tcW w:type="dxa" w:w="255"/>
+            <w:tcW w:type="dxa" w:w="476"/>
           </w:tcPr>
           <w:p>
             <w:pPr>
@@ -11827,7 +11827,7 @@
         </w:tc>
         <w:tc>
           <w:tcPr>
-            <w:tcW w:type="dxa" w:w="6038"/>
+            <w:tcW w:type="dxa" w:w="5817"/>
             <w:noWrap/>
           </w:tcPr>
           <w:p>
@@ -11880,7 +11880,7 @@
       <w:tr>
         <w:tc>
           <w:tcPr>
-            <w:tcW w:type="dxa" w:w="255"/>
+            <w:tcW w:type="dxa" w:w="476"/>
           </w:tcPr>
           <w:p>
             <w:pPr>
@@ -11896,7 +11896,7 @@
         </w:tc>
         <w:tc>
           <w:tcPr>
-            <w:tcW w:type="dxa" w:w="6038"/>
+            <w:tcW w:type="dxa" w:w="5817"/>
             <w:noWrap/>
           </w:tcPr>
           <w:p>
@@ -11925,7 +11925,7 @@
       <w:tr>
         <w:tc>
           <w:tcPr>
-            <w:tcW w:type="dxa" w:w="255"/>
+            <w:tcW w:type="dxa" w:w="476"/>
           </w:tcPr>
           <w:p>
             <w:pPr>
@@ -11941,7 +11941,7 @@
         </w:tc>
         <w:tc>
           <w:tcPr>
-            <w:tcW w:type="dxa" w:w="6038"/>
+            <w:tcW w:type="dxa" w:w="5817"/>
             <w:noWrap/>
           </w:tcPr>
           <w:p>
@@ -11971,7 +11971,7 @@
       <w:tr>
         <w:tc>
           <w:tcPr>
-            <w:tcW w:type="dxa" w:w="255"/>
+            <w:tcW w:type="dxa" w:w="476"/>
           </w:tcPr>
           <w:p>
             <w:pPr>
@@ -11987,7 +11987,7 @@
         </w:tc>
         <w:tc>
           <w:tcPr>
-            <w:tcW w:type="dxa" w:w="6038"/>
+            <w:tcW w:type="dxa" w:w="5817"/>
             <w:noWrap/>
           </w:tcPr>
           <w:p>
@@ -12040,7 +12040,7 @@
       <w:tr>
         <w:tc>
           <w:tcPr>
-            <w:tcW w:type="dxa" w:w="255"/>
+            <w:tcW w:type="dxa" w:w="476"/>
           </w:tcPr>
           <w:p>
             <w:pPr>
@@ -12056,7 +12056,7 @@
         </w:tc>
         <w:tc>
           <w:tcPr>
-            <w:tcW w:type="dxa" w:w="6038"/>
+            <w:tcW w:type="dxa" w:w="5817"/>
             <w:noWrap/>
           </w:tcPr>
           <w:p>
@@ -12085,7 +12085,7 @@
       <w:tr>
         <w:tc>
           <w:tcPr>
-            <w:tcW w:type="dxa" w:w="255"/>
+            <w:tcW w:type="dxa" w:w="476"/>
           </w:tcPr>
           <w:p>
             <w:pPr>
@@ -12101,7 +12101,7 @@
         </w:tc>
         <w:tc>
           <w:tcPr>
-            <w:tcW w:type="dxa" w:w="6038"/>
+            <w:tcW w:type="dxa" w:w="5817"/>
             <w:noWrap/>
           </w:tcPr>
           <w:p>
@@ -12131,7 +12131,7 @@
       <w:tr>
         <w:tc>
           <w:tcPr>
-            <w:tcW w:type="dxa" w:w="255"/>
+            <w:tcW w:type="dxa" w:w="476"/>
           </w:tcPr>
           <w:p>
             <w:pPr>
@@ -12147,7 +12147,7 @@
         </w:tc>
         <w:tc>
           <w:tcPr>
-            <w:tcW w:type="dxa" w:w="6038"/>
+            <w:tcW w:type="dxa" w:w="5817"/>
             <w:noWrap/>
           </w:tcPr>
           <w:p>
@@ -12177,7 +12177,7 @@
       <w:tr>
         <w:tc>
           <w:tcPr>
-            <w:tcW w:type="dxa" w:w="255"/>
+            <w:tcW w:type="dxa" w:w="476"/>
           </w:tcPr>
           <w:p>
             <w:pPr>
@@ -12193,7 +12193,7 @@
         </w:tc>
         <w:tc>
           <w:tcPr>
-            <w:tcW w:type="dxa" w:w="6038"/>
+            <w:tcW w:type="dxa" w:w="5817"/>
             <w:noWrap/>
           </w:tcPr>
           <w:p>
@@ -12223,7 +12223,7 @@
       <w:tr>
         <w:tc>
           <w:tcPr>
-            <w:tcW w:type="dxa" w:w="255"/>
+            <w:tcW w:type="dxa" w:w="476"/>
           </w:tcPr>
           <w:p>
             <w:pPr>
@@ -12239,7 +12239,7 @@
         </w:tc>
         <w:tc>
           <w:tcPr>
-            <w:tcW w:type="dxa" w:w="6038"/>
+            <w:tcW w:type="dxa" w:w="5817"/>
             <w:noWrap/>
           </w:tcPr>
           <w:p>
@@ -12269,7 +12269,7 @@
       <w:tr>
         <w:tc>
           <w:tcPr>
-            <w:tcW w:type="dxa" w:w="255"/>
+            <w:tcW w:type="dxa" w:w="476"/>
           </w:tcPr>
           <w:p>
             <w:pPr>
@@ -12285,7 +12285,7 @@
         </w:tc>
         <w:tc>
           <w:tcPr>
-            <w:tcW w:type="dxa" w:w="6038"/>
+            <w:tcW w:type="dxa" w:w="5817"/>
             <w:noWrap/>
           </w:tcPr>
           <w:p>
@@ -12338,7 +12338,7 @@
       <w:tr>
         <w:tc>
           <w:tcPr>
-            <w:tcW w:type="dxa" w:w="255"/>
+            <w:tcW w:type="dxa" w:w="476"/>
           </w:tcPr>
           <w:p>
             <w:pPr>
@@ -12354,7 +12354,7 @@
         </w:tc>
         <w:tc>
           <w:tcPr>
-            <w:tcW w:type="dxa" w:w="6038"/>
+            <w:tcW w:type="dxa" w:w="5817"/>
             <w:noWrap/>
           </w:tcPr>
           <w:p>
@@ -12383,7 +12383,7 @@
       <w:tr>
         <w:tc>
           <w:tcPr>
-            <w:tcW w:type="dxa" w:w="255"/>
+            <w:tcW w:type="dxa" w:w="476"/>
           </w:tcPr>
           <w:p>
             <w:pPr>
@@ -12399,7 +12399,7 @@
         </w:tc>
         <w:tc>
           <w:tcPr>
-            <w:tcW w:type="dxa" w:w="6038"/>
+            <w:tcW w:type="dxa" w:w="5817"/>
             <w:noWrap/>
           </w:tcPr>
           <w:p>
@@ -12429,7 +12429,7 @@
       <w:tr>
         <w:tc>
           <w:tcPr>
-            <w:tcW w:type="dxa" w:w="255"/>
+            <w:tcW w:type="dxa" w:w="476"/>
           </w:tcPr>
           <w:p>
             <w:pPr>
@@ -12445,7 +12445,7 @@
         </w:tc>
         <w:tc>
           <w:tcPr>
-            <w:tcW w:type="dxa" w:w="6038"/>
+            <w:tcW w:type="dxa" w:w="5817"/>
             <w:noWrap/>
           </w:tcPr>
           <w:p>
@@ -12475,7 +12475,7 @@
       <w:tr>
         <w:tc>
           <w:tcPr>
-            <w:tcW w:type="dxa" w:w="255"/>
+            <w:tcW w:type="dxa" w:w="476"/>
           </w:tcPr>
           <w:p>
             <w:pPr>
@@ -12491,7 +12491,7 @@
         </w:tc>
         <w:tc>
           <w:tcPr>
-            <w:tcW w:type="dxa" w:w="6038"/>
+            <w:tcW w:type="dxa" w:w="5817"/>
             <w:noWrap/>
           </w:tcPr>
           <w:p>
@@ -12521,7 +12521,7 @@
       <w:tr>
         <w:tc>
           <w:tcPr>
-            <w:tcW w:type="dxa" w:w="255"/>
+            <w:tcW w:type="dxa" w:w="476"/>
           </w:tcPr>
           <w:p>
             <w:pPr>
@@ -12537,7 +12537,7 @@
         </w:tc>
         <w:tc>
           <w:tcPr>
-            <w:tcW w:type="dxa" w:w="6038"/>
+            <w:tcW w:type="dxa" w:w="5817"/>
             <w:noWrap/>
           </w:tcPr>
           <w:p>
@@ -12590,7 +12590,7 @@
       <w:tr>
         <w:tc>
           <w:tcPr>
-            <w:tcW w:type="dxa" w:w="255"/>
+            <w:tcW w:type="dxa" w:w="476"/>
           </w:tcPr>
           <w:p>
             <w:pPr>
@@ -12606,7 +12606,7 @@
         </w:tc>
         <w:tc>
           <w:tcPr>
-            <w:tcW w:type="dxa" w:w="6038"/>
+            <w:tcW w:type="dxa" w:w="5817"/>
             <w:noWrap/>
           </w:tcPr>
           <w:p>
@@ -12635,7 +12635,7 @@
       <w:tr>
         <w:tc>
           <w:tcPr>
-            <w:tcW w:type="dxa" w:w="255"/>
+            <w:tcW w:type="dxa" w:w="476"/>
           </w:tcPr>
           <w:p>
             <w:pPr>
@@ -12651,7 +12651,7 @@
         </w:tc>
         <w:tc>
           <w:tcPr>
-            <w:tcW w:type="dxa" w:w="6038"/>
+            <w:tcW w:type="dxa" w:w="5817"/>
             <w:noWrap/>
           </w:tcPr>
           <w:p>
@@ -12681,7 +12681,7 @@
       <w:tr>
         <w:tc>
           <w:tcPr>
-            <w:tcW w:type="dxa" w:w="255"/>
+            <w:tcW w:type="dxa" w:w="476"/>
           </w:tcPr>
           <w:p>
             <w:pPr>
@@ -12697,7 +12697,7 @@
         </w:tc>
         <w:tc>
           <w:tcPr>
-            <w:tcW w:type="dxa" w:w="6038"/>
+            <w:tcW w:type="dxa" w:w="5817"/>
             <w:noWrap/>
           </w:tcPr>
           <w:p>
@@ -12727,7 +12727,7 @@
       <w:tr>
         <w:tc>
           <w:tcPr>
-            <w:tcW w:type="dxa" w:w="255"/>
+            <w:tcW w:type="dxa" w:w="476"/>
           </w:tcPr>
           <w:p>
             <w:pPr>
@@ -12743,7 +12743,7 @@
         </w:tc>
         <w:tc>
           <w:tcPr>
-            <w:tcW w:type="dxa" w:w="6038"/>
+            <w:tcW w:type="dxa" w:w="5817"/>
             <w:noWrap/>
           </w:tcPr>
           <w:p>
@@ -12773,7 +12773,7 @@
       <w:tr>
         <w:tc>
           <w:tcPr>
-            <w:tcW w:type="dxa" w:w="255"/>
+            <w:tcW w:type="dxa" w:w="476"/>
           </w:tcPr>
           <w:p>
             <w:pPr>
@@ -12789,7 +12789,7 @@
         </w:tc>
         <w:tc>
           <w:tcPr>
-            <w:tcW w:type="dxa" w:w="6038"/>
+            <w:tcW w:type="dxa" w:w="5817"/>
             <w:noWrap/>
           </w:tcPr>
           <w:p>
@@ -12819,7 +12819,7 @@
       <w:tr>
         <w:tc>
           <w:tcPr>
-            <w:tcW w:type="dxa" w:w="255"/>
+            <w:tcW w:type="dxa" w:w="476"/>
           </w:tcPr>
           <w:p>
             <w:pPr>
@@ -12835,7 +12835,7 @@
         </w:tc>
         <w:tc>
           <w:tcPr>
-            <w:tcW w:type="dxa" w:w="6038"/>
+            <w:tcW w:type="dxa" w:w="5817"/>
             <w:noWrap/>
           </w:tcPr>
           <w:p>
@@ -12865,7 +12865,7 @@
       <w:tr>
         <w:tc>
           <w:tcPr>
-            <w:tcW w:type="dxa" w:w="255"/>
+            <w:tcW w:type="dxa" w:w="476"/>
           </w:tcPr>
           <w:p>
             <w:pPr>
@@ -12881,7 +12881,7 @@
         </w:tc>
         <w:tc>
           <w:tcPr>
-            <w:tcW w:type="dxa" w:w="6038"/>
+            <w:tcW w:type="dxa" w:w="5817"/>
             <w:noWrap/>
           </w:tcPr>
           <w:p>
@@ -12911,7 +12911,7 @@
       <w:tr>
         <w:tc>
           <w:tcPr>
-            <w:tcW w:type="dxa" w:w="255"/>
+            <w:tcW w:type="dxa" w:w="476"/>
           </w:tcPr>
           <w:p>
             <w:pPr>
@@ -12927,7 +12927,7 @@
         </w:tc>
         <w:tc>
           <w:tcPr>
-            <w:tcW w:type="dxa" w:w="6038"/>
+            <w:tcW w:type="dxa" w:w="5817"/>
             <w:noWrap/>
           </w:tcPr>
           <w:p>
@@ -12957,7 +12957,7 @@
       <w:tr>
         <w:tc>
           <w:tcPr>
-            <w:tcW w:type="dxa" w:w="255"/>
+            <w:tcW w:type="dxa" w:w="476"/>
           </w:tcPr>
           <w:p>
             <w:pPr>
@@ -12973,7 +12973,7 @@
         </w:tc>
         <w:tc>
           <w:tcPr>
-            <w:tcW w:type="dxa" w:w="6038"/>
+            <w:tcW w:type="dxa" w:w="5817"/>
             <w:noWrap/>
           </w:tcPr>
           <w:p>
@@ -13003,7 +13003,7 @@
       <w:tr>
         <w:tc>
           <w:tcPr>
-            <w:tcW w:type="dxa" w:w="255"/>
+            <w:tcW w:type="dxa" w:w="476"/>
           </w:tcPr>
           <w:p>
             <w:pPr>
@@ -13019,7 +13019,7 @@
         </w:tc>
         <w:tc>
           <w:tcPr>
-            <w:tcW w:type="dxa" w:w="6038"/>
+            <w:tcW w:type="dxa" w:w="5817"/>
             <w:noWrap/>
           </w:tcPr>
           <w:p>
@@ -13049,7 +13049,7 @@
       <w:tr>
         <w:tc>
           <w:tcPr>
-            <w:tcW w:type="dxa" w:w="255"/>
+            <w:tcW w:type="dxa" w:w="476"/>
           </w:tcPr>
           <w:p>
             <w:pPr>
@@ -13065,7 +13065,7 @@
         </w:tc>
         <w:tc>
           <w:tcPr>
-            <w:tcW w:type="dxa" w:w="6038"/>
+            <w:tcW w:type="dxa" w:w="5817"/>
             <w:noWrap/>
           </w:tcPr>
           <w:p>
@@ -13095,7 +13095,7 @@
       <w:tr>
         <w:tc>
           <w:tcPr>
-            <w:tcW w:type="dxa" w:w="255"/>
+            <w:tcW w:type="dxa" w:w="476"/>
           </w:tcPr>
           <w:p>
             <w:pPr>
@@ -13111,7 +13111,7 @@
         </w:tc>
         <w:tc>
           <w:tcPr>
-            <w:tcW w:type="dxa" w:w="6038"/>
+            <w:tcW w:type="dxa" w:w="5817"/>
             <w:noWrap/>
           </w:tcPr>
           <w:p>
@@ -13141,7 +13141,7 @@
       <w:tr>
         <w:tc>
           <w:tcPr>
-            <w:tcW w:type="dxa" w:w="255"/>
+            <w:tcW w:type="dxa" w:w="476"/>
           </w:tcPr>
           <w:p>
             <w:pPr>
@@ -13157,7 +13157,7 @@
         </w:tc>
         <w:tc>
           <w:tcPr>
-            <w:tcW w:type="dxa" w:w="6038"/>
+            <w:tcW w:type="dxa" w:w="5817"/>
             <w:noWrap/>
           </w:tcPr>
           <w:p>
@@ -13187,7 +13187,7 @@
       <w:tr>
         <w:tc>
           <w:tcPr>
-            <w:tcW w:type="dxa" w:w="255"/>
+            <w:tcW w:type="dxa" w:w="476"/>
           </w:tcPr>
           <w:p>
             <w:pPr>
@@ -13203,7 +13203,7 @@
         </w:tc>
         <w:tc>
           <w:tcPr>
-            <w:tcW w:type="dxa" w:w="6038"/>
+            <w:tcW w:type="dxa" w:w="5817"/>
             <w:noWrap/>
           </w:tcPr>
           <w:p>
@@ -13233,7 +13233,7 @@
       <w:tr>
         <w:tc>
           <w:tcPr>
-            <w:tcW w:type="dxa" w:w="255"/>
+            <w:tcW w:type="dxa" w:w="476"/>
           </w:tcPr>
           <w:p>
             <w:pPr>
@@ -13249,7 +13249,7 @@
         </w:tc>
         <w:tc>
           <w:tcPr>
-            <w:tcW w:type="dxa" w:w="6038"/>
+            <w:tcW w:type="dxa" w:w="5817"/>
             <w:noWrap/>
           </w:tcPr>
           <w:p>
@@ -13279,7 +13279,7 @@
       <w:tr>
         <w:tc>
           <w:tcPr>
-            <w:tcW w:type="dxa" w:w="255"/>
+            <w:tcW w:type="dxa" w:w="476"/>
           </w:tcPr>
           <w:p>
             <w:pPr>
@@ -13295,7 +13295,7 @@
         </w:tc>
         <w:tc>
           <w:tcPr>
-            <w:tcW w:type="dxa" w:w="6038"/>
+            <w:tcW w:type="dxa" w:w="5817"/>
             <w:noWrap/>
           </w:tcPr>
           <w:p>
@@ -13325,7 +13325,7 @@
       <w:tr>
         <w:tc>
           <w:tcPr>
-            <w:tcW w:type="dxa" w:w="255"/>
+            <w:tcW w:type="dxa" w:w="476"/>
           </w:tcPr>
           <w:p>
             <w:pPr>
@@ -13341,7 +13341,7 @@
         </w:tc>
         <w:tc>
           <w:tcPr>
-            <w:tcW w:type="dxa" w:w="6038"/>
+            <w:tcW w:type="dxa" w:w="5817"/>
             <w:noWrap/>
           </w:tcPr>
           <w:p>
@@ -13371,7 +13371,7 @@
       <w:tr>
         <w:tc>
           <w:tcPr>
-            <w:tcW w:type="dxa" w:w="255"/>
+            <w:tcW w:type="dxa" w:w="476"/>
           </w:tcPr>
           <w:p>
             <w:pPr>
@@ -13387,7 +13387,7 @@
         </w:tc>
         <w:tc>
           <w:tcPr>
-            <w:tcW w:type="dxa" w:w="6038"/>
+            <w:tcW w:type="dxa" w:w="5817"/>
             <w:noWrap/>
           </w:tcPr>
           <w:p>
@@ -13417,7 +13417,7 @@
       <w:tr>
         <w:tc>
           <w:tcPr>
-            <w:tcW w:type="dxa" w:w="255"/>
+            <w:tcW w:type="dxa" w:w="476"/>
           </w:tcPr>
           <w:p>
             <w:pPr>
@@ -13433,7 +13433,7 @@
         </w:tc>
         <w:tc>
           <w:tcPr>
-            <w:tcW w:type="dxa" w:w="6038"/>
+            <w:tcW w:type="dxa" w:w="5817"/>
             <w:noWrap/>
           </w:tcPr>
           <w:p>
@@ -13463,7 +13463,7 @@
       <w:tr>
         <w:tc>
           <w:tcPr>
-            <w:tcW w:type="dxa" w:w="255"/>
+            <w:tcW w:type="dxa" w:w="476"/>
           </w:tcPr>
           <w:p>
             <w:pPr>
@@ -13479,7 +13479,7 @@
         </w:tc>
         <w:tc>
           <w:tcPr>
-            <w:tcW w:type="dxa" w:w="6038"/>
+            <w:tcW w:type="dxa" w:w="5817"/>
             <w:noWrap/>
           </w:tcPr>
           <w:p>
@@ -13509,7 +13509,7 @@
       <w:tr>
         <w:tc>
           <w:tcPr>
-            <w:tcW w:type="dxa" w:w="255"/>
+            <w:tcW w:type="dxa" w:w="476"/>
           </w:tcPr>
           <w:p>
             <w:pPr>
@@ -13525,7 +13525,7 @@
         </w:tc>
         <w:tc>
           <w:tcPr>
-            <w:tcW w:type="dxa" w:w="6038"/>
+            <w:tcW w:type="dxa" w:w="5817"/>
             <w:noWrap/>
           </w:tcPr>
           <w:p>
@@ -13555,7 +13555,7 @@
       <w:tr>
         <w:tc>
           <w:tcPr>
-            <w:tcW w:type="dxa" w:w="255"/>
+            <w:tcW w:type="dxa" w:w="476"/>
           </w:tcPr>
           <w:p>
             <w:pPr>
@@ -13571,7 +13571,7 @@
         </w:tc>
         <w:tc>
           <w:tcPr>
-            <w:tcW w:type="dxa" w:w="6038"/>
+            <w:tcW w:type="dxa" w:w="5817"/>
             <w:noWrap/>
           </w:tcPr>
           <w:p>
@@ -13601,7 +13601,7 @@
       <w:tr>
         <w:tc>
           <w:tcPr>
-            <w:tcW w:type="dxa" w:w="255"/>
+            <w:tcW w:type="dxa" w:w="476"/>
           </w:tcPr>
           <w:p>
             <w:pPr>
@@ -13617,7 +13617,7 @@
         </w:tc>
         <w:tc>
           <w:tcPr>
-            <w:tcW w:type="dxa" w:w="6038"/>
+            <w:tcW w:type="dxa" w:w="5817"/>
             <w:noWrap/>
           </w:tcPr>
           <w:p>
@@ -13670,7 +13670,7 @@
       <w:tr>
         <w:tc>
           <w:tcPr>
-            <w:tcW w:type="dxa" w:w="255"/>
+            <w:tcW w:type="dxa" w:w="476"/>
           </w:tcPr>
           <w:p>
             <w:pPr>
@@ -13686,7 +13686,7 @@
         </w:tc>
         <w:tc>
           <w:tcPr>
-            <w:tcW w:type="dxa" w:w="6038"/>
+            <w:tcW w:type="dxa" w:w="5817"/>
             <w:noWrap/>
           </w:tcPr>
           <w:p>
@@ -13715,7 +13715,7 @@
       <w:tr>
         <w:tc>
           <w:tcPr>
-            <w:tcW w:type="dxa" w:w="255"/>
+            <w:tcW w:type="dxa" w:w="476"/>
           </w:tcPr>
           <w:p>
             <w:pPr>
@@ -13731,7 +13731,7 @@
         </w:tc>
         <w:tc>
           <w:tcPr>
-            <w:tcW w:type="dxa" w:w="6038"/>
+            <w:tcW w:type="dxa" w:w="5817"/>
             <w:noWrap/>
           </w:tcPr>
           <w:p>
@@ -13761,7 +13761,7 @@
       <w:tr>
         <w:tc>
           <w:tcPr>
-            <w:tcW w:type="dxa" w:w="255"/>
+            <w:tcW w:type="dxa" w:w="476"/>
           </w:tcPr>
           <w:p>
             <w:pPr>
@@ -13777,7 +13777,7 @@
         </w:tc>
         <w:tc>
           <w:tcPr>
-            <w:tcW w:type="dxa" w:w="6038"/>
+            <w:tcW w:type="dxa" w:w="5817"/>
             <w:noWrap/>
           </w:tcPr>
           <w:p>
@@ -13807,7 +13807,7 @@
       <w:tr>
         <w:tc>
           <w:tcPr>
-            <w:tcW w:type="dxa" w:w="255"/>
+            <w:tcW w:type="dxa" w:w="476"/>
           </w:tcPr>
           <w:p>
             <w:pPr>
@@ -13823,7 +13823,7 @@
         </w:tc>
         <w:tc>
           <w:tcPr>
-            <w:tcW w:type="dxa" w:w="6038"/>
+            <w:tcW w:type="dxa" w:w="5817"/>
             <w:noWrap/>
           </w:tcPr>
           <w:p>
@@ -13853,7 +13853,7 @@
       <w:tr>
         <w:tc>
           <w:tcPr>
-            <w:tcW w:type="dxa" w:w="255"/>
+            <w:tcW w:type="dxa" w:w="476"/>
           </w:tcPr>
           <w:p>
             <w:pPr>
@@ -13869,7 +13869,7 @@
         </w:tc>
         <w:tc>
           <w:tcPr>
-            <w:tcW w:type="dxa" w:w="6038"/>
+            <w:tcW w:type="dxa" w:w="5817"/>
             <w:noWrap/>
           </w:tcPr>
           <w:p>
@@ -13899,7 +13899,7 @@
       <w:tr>
         <w:tc>
           <w:tcPr>
-            <w:tcW w:type="dxa" w:w="255"/>
+            <w:tcW w:type="dxa" w:w="476"/>
           </w:tcPr>
           <w:p>
             <w:pPr>
@@ -13915,7 +13915,7 @@
         </w:tc>
         <w:tc>
           <w:tcPr>
-            <w:tcW w:type="dxa" w:w="6038"/>
+            <w:tcW w:type="dxa" w:w="5817"/>
             <w:noWrap/>
           </w:tcPr>
           <w:p>
@@ -13945,7 +13945,7 @@
       <w:tr>
         <w:tc>
           <w:tcPr>
-            <w:tcW w:type="dxa" w:w="255"/>
+            <w:tcW w:type="dxa" w:w="476"/>
           </w:tcPr>
           <w:p>
             <w:pPr>
@@ -13961,7 +13961,7 @@
         </w:tc>
         <w:tc>
           <w:tcPr>
-            <w:tcW w:type="dxa" w:w="6038"/>
+            <w:tcW w:type="dxa" w:w="5817"/>
             <w:noWrap/>
           </w:tcPr>
           <w:p>
@@ -13991,7 +13991,7 @@
       <w:tr>
         <w:tc>
           <w:tcPr>
-            <w:tcW w:type="dxa" w:w="255"/>
+            <w:tcW w:type="dxa" w:w="476"/>
           </w:tcPr>
           <w:p>
             <w:pPr>
@@ -14007,7 +14007,7 @@
         </w:tc>
         <w:tc>
           <w:tcPr>
-            <w:tcW w:type="dxa" w:w="6038"/>
+            <w:tcW w:type="dxa" w:w="5817"/>
             <w:noWrap/>
           </w:tcPr>
           <w:p>
@@ -14060,7 +14060,7 @@
       <w:tr>
         <w:tc>
           <w:tcPr>
-            <w:tcW w:type="dxa" w:w="255"/>
+            <w:tcW w:type="dxa" w:w="476"/>
           </w:tcPr>
           <w:p>
             <w:pPr>
@@ -14076,7 +14076,7 @@
         </w:tc>
         <w:tc>
           <w:tcPr>
-            <w:tcW w:type="dxa" w:w="6038"/>
+            <w:tcW w:type="dxa" w:w="5817"/>
             <w:noWrap/>
           </w:tcPr>
           <w:p>
@@ -14105,7 +14105,7 @@
       <w:tr>
         <w:tc>
           <w:tcPr>
-            <w:tcW w:type="dxa" w:w="255"/>
+            <w:tcW w:type="dxa" w:w="476"/>
           </w:tcPr>
           <w:p>
             <w:pPr>
@@ -14121,7 +14121,7 @@
         </w:tc>
         <w:tc>
           <w:tcPr>
-            <w:tcW w:type="dxa" w:w="6038"/>
+            <w:tcW w:type="dxa" w:w="5817"/>
             <w:noWrap/>
           </w:tcPr>
           <w:p>
@@ -14151,7 +14151,7 @@
       <w:tr>
         <w:tc>
           <w:tcPr>
-            <w:tcW w:type="dxa" w:w="255"/>
+            <w:tcW w:type="dxa" w:w="476"/>
           </w:tcPr>
           <w:p>
             <w:pPr>
@@ -14167,7 +14167,7 @@
         </w:tc>
         <w:tc>
           <w:tcPr>
-            <w:tcW w:type="dxa" w:w="6038"/>
+            <w:tcW w:type="dxa" w:w="5817"/>
             <w:noWrap/>
           </w:tcPr>
           <w:p>
@@ -14197,7 +14197,7 @@
       <w:tr>
         <w:tc>
           <w:tcPr>
-            <w:tcW w:type="dxa" w:w="255"/>
+            <w:tcW w:type="dxa" w:w="476"/>
           </w:tcPr>
           <w:p>
             <w:pPr>
@@ -14213,7 +14213,7 @@
         </w:tc>
         <w:tc>
           <w:tcPr>
-            <w:tcW w:type="dxa" w:w="6038"/>
+            <w:tcW w:type="dxa" w:w="5817"/>
             <w:noWrap/>
           </w:tcPr>
           <w:p>
@@ -14243,7 +14243,7 @@
       <w:tr>
         <w:tc>
           <w:tcPr>
-            <w:tcW w:type="dxa" w:w="255"/>
+            <w:tcW w:type="dxa" w:w="476"/>
           </w:tcPr>
           <w:p>
             <w:pPr>
@@ -14259,7 +14259,7 @@
         </w:tc>
         <w:tc>
           <w:tcPr>
-            <w:tcW w:type="dxa" w:w="6038"/>
+            <w:tcW w:type="dxa" w:w="5817"/>
             <w:noWrap/>
           </w:tcPr>
           <w:p>
@@ -14289,7 +14289,7 @@
       <w:tr>
         <w:tc>
           <w:tcPr>
-            <w:tcW w:type="dxa" w:w="255"/>
+            <w:tcW w:type="dxa" w:w="476"/>
           </w:tcPr>
           <w:p>
             <w:pPr>
@@ -14305,7 +14305,7 @@
         </w:tc>
         <w:tc>
           <w:tcPr>
-            <w:tcW w:type="dxa" w:w="6038"/>
+            <w:tcW w:type="dxa" w:w="5817"/>
             <w:noWrap/>
           </w:tcPr>
           <w:p>
@@ -14335,7 +14335,7 @@
       <w:tr>
         <w:tc>
           <w:tcPr>
-            <w:tcW w:type="dxa" w:w="255"/>
+            <w:tcW w:type="dxa" w:w="476"/>
           </w:tcPr>
           <w:p>
             <w:pPr>
@@ -14351,7 +14351,7 @@
         </w:tc>
         <w:tc>
           <w:tcPr>
-            <w:tcW w:type="dxa" w:w="6038"/>
+            <w:tcW w:type="dxa" w:w="5817"/>
             <w:noWrap/>
           </w:tcPr>
           <w:p>
@@ -14381,7 +14381,7 @@
       <w:tr>
         <w:tc>
           <w:tcPr>
-            <w:tcW w:type="dxa" w:w="255"/>
+            <w:tcW w:type="dxa" w:w="476"/>
           </w:tcPr>
           <w:p>
             <w:pPr>
@@ -14397,7 +14397,7 @@
         </w:tc>
         <w:tc>
           <w:tcPr>
-            <w:tcW w:type="dxa" w:w="6038"/>
+            <w:tcW w:type="dxa" w:w="5817"/>
             <w:noWrap/>
           </w:tcPr>
           <w:p>
@@ -14427,7 +14427,7 @@
       <w:tr>
         <w:tc>
           <w:tcPr>
-            <w:tcW w:type="dxa" w:w="255"/>
+            <w:tcW w:type="dxa" w:w="476"/>
           </w:tcPr>
           <w:p>
             <w:pPr>
@@ -14443,7 +14443,7 @@
         </w:tc>
         <w:tc>
           <w:tcPr>
-            <w:tcW w:type="dxa" w:w="6038"/>
+            <w:tcW w:type="dxa" w:w="5817"/>
             <w:noWrap/>
           </w:tcPr>
           <w:p>
@@ -14473,7 +14473,7 @@
       <w:tr>
         <w:tc>
           <w:tcPr>
-            <w:tcW w:type="dxa" w:w="255"/>
+            <w:tcW w:type="dxa" w:w="476"/>
           </w:tcPr>
           <w:p>
             <w:pPr>
@@ -14489,7 +14489,7 @@
         </w:tc>
         <w:tc>
           <w:tcPr>
-            <w:tcW w:type="dxa" w:w="6038"/>
+            <w:tcW w:type="dxa" w:w="5817"/>
             <w:noWrap/>
           </w:tcPr>
           <w:p>
@@ -14542,7 +14542,7 @@
       <w:tr>
         <w:tc>
           <w:tcPr>
-            <w:tcW w:type="dxa" w:w="255"/>
+            <w:tcW w:type="dxa" w:w="476"/>
           </w:tcPr>
           <w:p>
             <w:pPr>
@@ -14558,7 +14558,7 @@
         </w:tc>
         <w:tc>
           <w:tcPr>
-            <w:tcW w:type="dxa" w:w="6038"/>
+            <w:tcW w:type="dxa" w:w="5817"/>
             <w:noWrap/>
           </w:tcPr>
           <w:p>
@@ -14587,7 +14587,7 @@
       <w:tr>
         <w:tc>
           <w:tcPr>
-            <w:tcW w:type="dxa" w:w="255"/>
+            <w:tcW w:type="dxa" w:w="476"/>
           </w:tcPr>
           <w:p>
             <w:pPr>
@@ -14603,7 +14603,7 @@
         </w:tc>
         <w:tc>
           <w:tcPr>
-            <w:tcW w:type="dxa" w:w="6038"/>
+            <w:tcW w:type="dxa" w:w="5817"/>
             <w:noWrap/>
           </w:tcPr>
           <w:p>
@@ -14633,7 +14633,7 @@
       <w:tr>
         <w:tc>
           <w:tcPr>
-            <w:tcW w:type="dxa" w:w="255"/>
+            <w:tcW w:type="dxa" w:w="476"/>
           </w:tcPr>
           <w:p>
             <w:pPr>
@@ -14649,7 +14649,7 @@
         </w:tc>
         <w:tc>
           <w:tcPr>
-            <w:tcW w:type="dxa" w:w="6038"/>
+            <w:tcW w:type="dxa" w:w="5817"/>
             <w:noWrap/>
           </w:tcPr>
           <w:p>
@@ -14679,7 +14679,7 @@
       <w:tr>
         <w:tc>
           <w:tcPr>
-            <w:tcW w:type="dxa" w:w="255"/>
+            <w:tcW w:type="dxa" w:w="476"/>
           </w:tcPr>
           <w:p>
             <w:pPr>
@@ -14695,7 +14695,7 @@
         </w:tc>
         <w:tc>
           <w:tcPr>
-            <w:tcW w:type="dxa" w:w="6038"/>
+            <w:tcW w:type="dxa" w:w="5817"/>
             <w:noWrap/>
           </w:tcPr>
           <w:p>
@@ -14725,7 +14725,7 @@
       <w:tr>
         <w:tc>
           <w:tcPr>
-            <w:tcW w:type="dxa" w:w="255"/>
+            <w:tcW w:type="dxa" w:w="476"/>
           </w:tcPr>
           <w:p>
             <w:pPr>
@@ -14741,7 +14741,7 @@
         </w:tc>
         <w:tc>
           <w:tcPr>
-            <w:tcW w:type="dxa" w:w="6038"/>
+            <w:tcW w:type="dxa" w:w="5817"/>
             <w:noWrap/>
           </w:tcPr>
           <w:p>
@@ -14771,7 +14771,7 @@
       <w:tr>
         <w:tc>
           <w:tcPr>
-            <w:tcW w:type="dxa" w:w="255"/>
+            <w:tcW w:type="dxa" w:w="476"/>
           </w:tcPr>
           <w:p>
             <w:pPr>
@@ -14787,7 +14787,7 @@
         </w:tc>
         <w:tc>
           <w:tcPr>
-            <w:tcW w:type="dxa" w:w="6038"/>
+            <w:tcW w:type="dxa" w:w="5817"/>
             <w:noWrap/>
           </w:tcPr>
           <w:p>
@@ -14817,7 +14817,7 @@
       <w:tr>
         <w:tc>
           <w:tcPr>
-            <w:tcW w:type="dxa" w:w="255"/>
+            <w:tcW w:type="dxa" w:w="476"/>
           </w:tcPr>
           <w:p>
             <w:pPr>
@@ -14833,7 +14833,7 @@
         </w:tc>
         <w:tc>
           <w:tcPr>
-            <w:tcW w:type="dxa" w:w="6038"/>
+            <w:tcW w:type="dxa" w:w="5817"/>
             <w:noWrap/>
           </w:tcPr>
           <w:p>
@@ -14863,7 +14863,7 @@
       <w:tr>
         <w:tc>
           <w:tcPr>
-            <w:tcW w:type="dxa" w:w="255"/>
+            <w:tcW w:type="dxa" w:w="476"/>
           </w:tcPr>
           <w:p>
             <w:pPr>
@@ -14879,7 +14879,7 @@
         </w:tc>
         <w:tc>
           <w:tcPr>
-            <w:tcW w:type="dxa" w:w="6038"/>
+            <w:tcW w:type="dxa" w:w="5817"/>
             <w:noWrap/>
           </w:tcPr>
           <w:p>
@@ -14909,7 +14909,7 @@
       <w:tr>
         <w:tc>
           <w:tcPr>
-            <w:tcW w:type="dxa" w:w="255"/>
+            <w:tcW w:type="dxa" w:w="476"/>
           </w:tcPr>
           <w:p>
             <w:pPr>
@@ -14925,7 +14925,7 @@
         </w:tc>
         <w:tc>
           <w:tcPr>
-            <w:tcW w:type="dxa" w:w="6038"/>
+            <w:tcW w:type="dxa" w:w="5817"/>
             <w:noWrap/>
           </w:tcPr>
           <w:p>
@@ -14955,7 +14955,7 @@
       <w:tr>
         <w:tc>
           <w:tcPr>
-            <w:tcW w:type="dxa" w:w="255"/>
+            <w:tcW w:type="dxa" w:w="476"/>
           </w:tcPr>
           <w:p>
             <w:pPr>
@@ -14971,7 +14971,7 @@
         </w:tc>
         <w:tc>
           <w:tcPr>
-            <w:tcW w:type="dxa" w:w="6038"/>
+            <w:tcW w:type="dxa" w:w="5817"/>
             <w:noWrap/>
           </w:tcPr>
           <w:p>
@@ -15024,7 +15024,7 @@
       <w:tr>
         <w:tc>
           <w:tcPr>
-            <w:tcW w:type="dxa" w:w="255"/>
+            <w:tcW w:type="dxa" w:w="476"/>
           </w:tcPr>
           <w:p>
             <w:pPr>
@@ -15040,7 +15040,7 @@
         </w:tc>
         <w:tc>
           <w:tcPr>
-            <w:tcW w:type="dxa" w:w="6038"/>
+            <w:tcW w:type="dxa" w:w="5817"/>
             <w:noWrap/>
           </w:tcPr>
           <w:p>
@@ -15069,7 +15069,7 @@
       <w:tr>
         <w:tc>
           <w:tcPr>
-            <w:tcW w:type="dxa" w:w="255"/>
+            <w:tcW w:type="dxa" w:w="476"/>
           </w:tcPr>
           <w:p>
             <w:pPr>
@@ -15085,7 +15085,7 @@
         </w:tc>
         <w:tc>
           <w:tcPr>
-            <w:tcW w:type="dxa" w:w="6038"/>
+            <w:tcW w:type="dxa" w:w="5817"/>
             <w:noWrap/>
           </w:tcPr>
           <w:p>
@@ -15115,7 +15115,7 @@
       <w:tr>
         <w:tc>
           <w:tcPr>
-            <w:tcW w:type="dxa" w:w="255"/>
+            <w:tcW w:type="dxa" w:w="476"/>
           </w:tcPr>
           <w:p>
             <w:pPr>
@@ -15131,7 +15131,7 @@
         </w:tc>
         <w:tc>
           <w:tcPr>
-            <w:tcW w:type="dxa" w:w="6038"/>
+            <w:tcW w:type="dxa" w:w="5817"/>
             <w:noWrap/>
           </w:tcPr>
           <w:p>
@@ -15161,7 +15161,7 @@
       <w:tr>
         <w:tc>
           <w:tcPr>
-            <w:tcW w:type="dxa" w:w="255"/>
+            <w:tcW w:type="dxa" w:w="476"/>
           </w:tcPr>
           <w:p>
             <w:pPr>
@@ -15177,7 +15177,7 @@
         </w:tc>
         <w:tc>
           <w:tcPr>
-            <w:tcW w:type="dxa" w:w="6038"/>
+            <w:tcW w:type="dxa" w:w="5817"/>
             <w:noWrap/>
           </w:tcPr>
           <w:p>
@@ -15207,7 +15207,7 @@
       <w:tr>
         <w:tc>
           <w:tcPr>
-            <w:tcW w:type="dxa" w:w="255"/>
+            <w:tcW w:type="dxa" w:w="476"/>
           </w:tcPr>
           <w:p>
             <w:pPr>
@@ -15223,7 +15223,7 @@
         </w:tc>
         <w:tc>
           <w:tcPr>
-            <w:tcW w:type="dxa" w:w="6038"/>
+            <w:tcW w:type="dxa" w:w="5817"/>
             <w:noWrap/>
           </w:tcPr>
           <w:p>
@@ -15253,7 +15253,7 @@
       <w:tr>
         <w:tc>
           <w:tcPr>
-            <w:tcW w:type="dxa" w:w="255"/>
+            <w:tcW w:type="dxa" w:w="476"/>
           </w:tcPr>
           <w:p>
             <w:pPr>
@@ -15269,7 +15269,7 @@
         </w:tc>
         <w:tc>
           <w:tcPr>
-            <w:tcW w:type="dxa" w:w="6038"/>
+            <w:tcW w:type="dxa" w:w="5817"/>
             <w:noWrap/>
           </w:tcPr>
           <w:p>
@@ -15299,7 +15299,7 @@
       <w:tr>
         <w:tc>
           <w:tcPr>
-            <w:tcW w:type="dxa" w:w="255"/>
+            <w:tcW w:type="dxa" w:w="476"/>
           </w:tcPr>
           <w:p>
             <w:pPr>
@@ -15315,7 +15315,7 @@
         </w:tc>
         <w:tc>
           <w:tcPr>
-            <w:tcW w:type="dxa" w:w="6038"/>
+            <w:tcW w:type="dxa" w:w="5817"/>
             <w:noWrap/>
           </w:tcPr>
           <w:p>

--- a/docs/thejohn-server-infrastructure.docx
+++ b/docs/thejohn-server-infrastructure.docx
@@ -1030,7 +1030,7 @@
       <w:tr>
         <w:tc>
           <w:tcPr>
-            <w:tcW w:type="dxa" w:w="476"/>
+            <w:tcW w:type="dxa" w:w="952"/>
           </w:tcPr>
           <w:p>
             <w:pPr>
@@ -1046,7 +1046,7 @@
         </w:tc>
         <w:tc>
           <w:tcPr>
-            <w:tcW w:type="dxa" w:w="5817"/>
+            <w:tcW w:type="dxa" w:w="5340"/>
             <w:noWrap/>
           </w:tcPr>
           <w:p>
@@ -1075,7 +1075,7 @@
       <w:tr>
         <w:tc>
           <w:tcPr>
-            <w:tcW w:type="dxa" w:w="476"/>
+            <w:tcW w:type="dxa" w:w="952"/>
           </w:tcPr>
           <w:p>
             <w:pPr>
@@ -1091,7 +1091,7 @@
         </w:tc>
         <w:tc>
           <w:tcPr>
-            <w:tcW w:type="dxa" w:w="5817"/>
+            <w:tcW w:type="dxa" w:w="5340"/>
             <w:noWrap/>
           </w:tcPr>
           <w:p>
@@ -1121,7 +1121,7 @@
       <w:tr>
         <w:tc>
           <w:tcPr>
-            <w:tcW w:type="dxa" w:w="476"/>
+            <w:tcW w:type="dxa" w:w="952"/>
           </w:tcPr>
           <w:p>
             <w:pPr>
@@ -1137,7 +1137,7 @@
         </w:tc>
         <w:tc>
           <w:tcPr>
-            <w:tcW w:type="dxa" w:w="5817"/>
+            <w:tcW w:type="dxa" w:w="5340"/>
             <w:noWrap/>
           </w:tcPr>
           <w:p>
@@ -1167,7 +1167,7 @@
       <w:tr>
         <w:tc>
           <w:tcPr>
-            <w:tcW w:type="dxa" w:w="476"/>
+            <w:tcW w:type="dxa" w:w="952"/>
           </w:tcPr>
           <w:p>
             <w:pPr>
@@ -1183,7 +1183,7 @@
         </w:tc>
         <w:tc>
           <w:tcPr>
-            <w:tcW w:type="dxa" w:w="5817"/>
+            <w:tcW w:type="dxa" w:w="5340"/>
             <w:noWrap/>
           </w:tcPr>
           <w:p>
@@ -1213,7 +1213,7 @@
       <w:tr>
         <w:tc>
           <w:tcPr>
-            <w:tcW w:type="dxa" w:w="476"/>
+            <w:tcW w:type="dxa" w:w="952"/>
           </w:tcPr>
           <w:p>
             <w:pPr>
@@ -1229,7 +1229,7 @@
         </w:tc>
         <w:tc>
           <w:tcPr>
-            <w:tcW w:type="dxa" w:w="5817"/>
+            <w:tcW w:type="dxa" w:w="5340"/>
             <w:noWrap/>
           </w:tcPr>
           <w:p>
@@ -1259,7 +1259,7 @@
       <w:tr>
         <w:tc>
           <w:tcPr>
-            <w:tcW w:type="dxa" w:w="476"/>
+            <w:tcW w:type="dxa" w:w="952"/>
           </w:tcPr>
           <w:p>
             <w:pPr>
@@ -1275,7 +1275,7 @@
         </w:tc>
         <w:tc>
           <w:tcPr>
-            <w:tcW w:type="dxa" w:w="5817"/>
+            <w:tcW w:type="dxa" w:w="5340"/>
             <w:noWrap/>
           </w:tcPr>
           <w:p>
@@ -1305,7 +1305,7 @@
       <w:tr>
         <w:tc>
           <w:tcPr>
-            <w:tcW w:type="dxa" w:w="476"/>
+            <w:tcW w:type="dxa" w:w="952"/>
           </w:tcPr>
           <w:p>
             <w:pPr>
@@ -1321,7 +1321,7 @@
         </w:tc>
         <w:tc>
           <w:tcPr>
-            <w:tcW w:type="dxa" w:w="5817"/>
+            <w:tcW w:type="dxa" w:w="5340"/>
             <w:noWrap/>
           </w:tcPr>
           <w:p>
@@ -1351,7 +1351,7 @@
       <w:tr>
         <w:tc>
           <w:tcPr>
-            <w:tcW w:type="dxa" w:w="476"/>
+            <w:tcW w:type="dxa" w:w="952"/>
           </w:tcPr>
           <w:p>
             <w:pPr>
@@ -1367,7 +1367,7 @@
         </w:tc>
         <w:tc>
           <w:tcPr>
-            <w:tcW w:type="dxa" w:w="5817"/>
+            <w:tcW w:type="dxa" w:w="5340"/>
             <w:noWrap/>
           </w:tcPr>
           <w:p>
@@ -1397,7 +1397,7 @@
       <w:tr>
         <w:tc>
           <w:tcPr>
-            <w:tcW w:type="dxa" w:w="476"/>
+            <w:tcW w:type="dxa" w:w="952"/>
           </w:tcPr>
           <w:p>
             <w:pPr>
@@ -1413,7 +1413,7 @@
         </w:tc>
         <w:tc>
           <w:tcPr>
-            <w:tcW w:type="dxa" w:w="5817"/>
+            <w:tcW w:type="dxa" w:w="5340"/>
             <w:noWrap/>
           </w:tcPr>
           <w:p>
@@ -1443,7 +1443,7 @@
       <w:tr>
         <w:tc>
           <w:tcPr>
-            <w:tcW w:type="dxa" w:w="476"/>
+            <w:tcW w:type="dxa" w:w="952"/>
           </w:tcPr>
           <w:p>
             <w:pPr>
@@ -1459,7 +1459,7 @@
         </w:tc>
         <w:tc>
           <w:tcPr>
-            <w:tcW w:type="dxa" w:w="5817"/>
+            <w:tcW w:type="dxa" w:w="5340"/>
             <w:noWrap/>
           </w:tcPr>
           <w:p>
@@ -1489,7 +1489,7 @@
       <w:tr>
         <w:tc>
           <w:tcPr>
-            <w:tcW w:type="dxa" w:w="476"/>
+            <w:tcW w:type="dxa" w:w="952"/>
           </w:tcPr>
           <w:p>
             <w:pPr>
@@ -1505,7 +1505,7 @@
         </w:tc>
         <w:tc>
           <w:tcPr>
-            <w:tcW w:type="dxa" w:w="5817"/>
+            <w:tcW w:type="dxa" w:w="5340"/>
             <w:noWrap/>
           </w:tcPr>
           <w:p>
@@ -1535,7 +1535,7 @@
       <w:tr>
         <w:tc>
           <w:tcPr>
-            <w:tcW w:type="dxa" w:w="476"/>
+            <w:tcW w:type="dxa" w:w="952"/>
           </w:tcPr>
           <w:p>
             <w:pPr>
@@ -1551,7 +1551,7 @@
         </w:tc>
         <w:tc>
           <w:tcPr>
-            <w:tcW w:type="dxa" w:w="5817"/>
+            <w:tcW w:type="dxa" w:w="5340"/>
             <w:noWrap/>
           </w:tcPr>
           <w:p>
@@ -1581,7 +1581,7 @@
       <w:tr>
         <w:tc>
           <w:tcPr>
-            <w:tcW w:type="dxa" w:w="476"/>
+            <w:tcW w:type="dxa" w:w="952"/>
           </w:tcPr>
           <w:p>
             <w:pPr>
@@ -1597,7 +1597,7 @@
         </w:tc>
         <w:tc>
           <w:tcPr>
-            <w:tcW w:type="dxa" w:w="5817"/>
+            <w:tcW w:type="dxa" w:w="5340"/>
             <w:noWrap/>
           </w:tcPr>
           <w:p>
@@ -1627,7 +1627,7 @@
       <w:tr>
         <w:tc>
           <w:tcPr>
-            <w:tcW w:type="dxa" w:w="476"/>
+            <w:tcW w:type="dxa" w:w="952"/>
           </w:tcPr>
           <w:p>
             <w:pPr>
@@ -1643,7 +1643,7 @@
         </w:tc>
         <w:tc>
           <w:tcPr>
-            <w:tcW w:type="dxa" w:w="5817"/>
+            <w:tcW w:type="dxa" w:w="5340"/>
             <w:noWrap/>
           </w:tcPr>
           <w:p>
@@ -1673,7 +1673,7 @@
       <w:tr>
         <w:tc>
           <w:tcPr>
-            <w:tcW w:type="dxa" w:w="476"/>
+            <w:tcW w:type="dxa" w:w="952"/>
           </w:tcPr>
           <w:p>
             <w:pPr>
@@ -1689,7 +1689,7 @@
         </w:tc>
         <w:tc>
           <w:tcPr>
-            <w:tcW w:type="dxa" w:w="5817"/>
+            <w:tcW w:type="dxa" w:w="5340"/>
             <w:noWrap/>
           </w:tcPr>
           <w:p>
@@ -1719,7 +1719,7 @@
       <w:tr>
         <w:tc>
           <w:tcPr>
-            <w:tcW w:type="dxa" w:w="476"/>
+            <w:tcW w:type="dxa" w:w="952"/>
           </w:tcPr>
           <w:p>
             <w:pPr>
@@ -1735,7 +1735,7 @@
         </w:tc>
         <w:tc>
           <w:tcPr>
-            <w:tcW w:type="dxa" w:w="5817"/>
+            <w:tcW w:type="dxa" w:w="5340"/>
             <w:noWrap/>
           </w:tcPr>
           <w:p>
@@ -1765,7 +1765,7 @@
       <w:tr>
         <w:tc>
           <w:tcPr>
-            <w:tcW w:type="dxa" w:w="476"/>
+            <w:tcW w:type="dxa" w:w="952"/>
           </w:tcPr>
           <w:p>
             <w:pPr>
@@ -1781,7 +1781,7 @@
         </w:tc>
         <w:tc>
           <w:tcPr>
-            <w:tcW w:type="dxa" w:w="5817"/>
+            <w:tcW w:type="dxa" w:w="5340"/>
             <w:noWrap/>
           </w:tcPr>
           <w:p>
@@ -1811,7 +1811,7 @@
       <w:tr>
         <w:tc>
           <w:tcPr>
-            <w:tcW w:type="dxa" w:w="476"/>
+            <w:tcW w:type="dxa" w:w="952"/>
           </w:tcPr>
           <w:p>
             <w:pPr>
@@ -1827,7 +1827,7 @@
         </w:tc>
         <w:tc>
           <w:tcPr>
-            <w:tcW w:type="dxa" w:w="5817"/>
+            <w:tcW w:type="dxa" w:w="5340"/>
             <w:noWrap/>
           </w:tcPr>
           <w:p>
@@ -1857,7 +1857,7 @@
       <w:tr>
         <w:tc>
           <w:tcPr>
-            <w:tcW w:type="dxa" w:w="476"/>
+            <w:tcW w:type="dxa" w:w="952"/>
           </w:tcPr>
           <w:p>
             <w:pPr>
@@ -1873,7 +1873,7 @@
         </w:tc>
         <w:tc>
           <w:tcPr>
-            <w:tcW w:type="dxa" w:w="5817"/>
+            <w:tcW w:type="dxa" w:w="5340"/>
             <w:noWrap/>
           </w:tcPr>
           <w:p>
@@ -1903,7 +1903,7 @@
       <w:tr>
         <w:tc>
           <w:tcPr>
-            <w:tcW w:type="dxa" w:w="476"/>
+            <w:tcW w:type="dxa" w:w="952"/>
           </w:tcPr>
           <w:p>
             <w:pPr>
@@ -1919,7 +1919,7 @@
         </w:tc>
         <w:tc>
           <w:tcPr>
-            <w:tcW w:type="dxa" w:w="5817"/>
+            <w:tcW w:type="dxa" w:w="5340"/>
             <w:noWrap/>
           </w:tcPr>
           <w:p>
@@ -1949,7 +1949,7 @@
       <w:tr>
         <w:tc>
           <w:tcPr>
-            <w:tcW w:type="dxa" w:w="476"/>
+            <w:tcW w:type="dxa" w:w="952"/>
           </w:tcPr>
           <w:p>
             <w:pPr>
@@ -1965,7 +1965,7 @@
         </w:tc>
         <w:tc>
           <w:tcPr>
-            <w:tcW w:type="dxa" w:w="5817"/>
+            <w:tcW w:type="dxa" w:w="5340"/>
             <w:noWrap/>
           </w:tcPr>
           <w:p>
@@ -1995,7 +1995,7 @@
       <w:tr>
         <w:tc>
           <w:tcPr>
-            <w:tcW w:type="dxa" w:w="476"/>
+            <w:tcW w:type="dxa" w:w="952"/>
           </w:tcPr>
           <w:p>
             <w:pPr>
@@ -2011,7 +2011,7 @@
         </w:tc>
         <w:tc>
           <w:tcPr>
-            <w:tcW w:type="dxa" w:w="5817"/>
+            <w:tcW w:type="dxa" w:w="5340"/>
             <w:noWrap/>
           </w:tcPr>
           <w:p>
@@ -2041,7 +2041,7 @@
       <w:tr>
         <w:tc>
           <w:tcPr>
-            <w:tcW w:type="dxa" w:w="476"/>
+            <w:tcW w:type="dxa" w:w="952"/>
           </w:tcPr>
           <w:p>
             <w:pPr>
@@ -2057,7 +2057,7 @@
         </w:tc>
         <w:tc>
           <w:tcPr>
-            <w:tcW w:type="dxa" w:w="5817"/>
+            <w:tcW w:type="dxa" w:w="5340"/>
             <w:noWrap/>
           </w:tcPr>
           <w:p>
@@ -2087,7 +2087,7 @@
       <w:tr>
         <w:tc>
           <w:tcPr>
-            <w:tcW w:type="dxa" w:w="476"/>
+            <w:tcW w:type="dxa" w:w="952"/>
           </w:tcPr>
           <w:p>
             <w:pPr>
@@ -2103,7 +2103,7 @@
         </w:tc>
         <w:tc>
           <w:tcPr>
-            <w:tcW w:type="dxa" w:w="5817"/>
+            <w:tcW w:type="dxa" w:w="5340"/>
             <w:noWrap/>
           </w:tcPr>
           <w:p>
@@ -2133,7 +2133,7 @@
       <w:tr>
         <w:tc>
           <w:tcPr>
-            <w:tcW w:type="dxa" w:w="476"/>
+            <w:tcW w:type="dxa" w:w="952"/>
           </w:tcPr>
           <w:p>
             <w:pPr>
@@ -2149,7 +2149,7 @@
         </w:tc>
         <w:tc>
           <w:tcPr>
-            <w:tcW w:type="dxa" w:w="5817"/>
+            <w:tcW w:type="dxa" w:w="5340"/>
             <w:noWrap/>
           </w:tcPr>
           <w:p>
@@ -2179,7 +2179,7 @@
       <w:tr>
         <w:tc>
           <w:tcPr>
-            <w:tcW w:type="dxa" w:w="476"/>
+            <w:tcW w:type="dxa" w:w="952"/>
           </w:tcPr>
           <w:p>
             <w:pPr>
@@ -2195,7 +2195,7 @@
         </w:tc>
         <w:tc>
           <w:tcPr>
-            <w:tcW w:type="dxa" w:w="5817"/>
+            <w:tcW w:type="dxa" w:w="5340"/>
             <w:noWrap/>
           </w:tcPr>
           <w:p>
@@ -2225,7 +2225,7 @@
       <w:tr>
         <w:tc>
           <w:tcPr>
-            <w:tcW w:type="dxa" w:w="476"/>
+            <w:tcW w:type="dxa" w:w="952"/>
           </w:tcPr>
           <w:p>
             <w:pPr>
@@ -2241,7 +2241,7 @@
         </w:tc>
         <w:tc>
           <w:tcPr>
-            <w:tcW w:type="dxa" w:w="5817"/>
+            <w:tcW w:type="dxa" w:w="5340"/>
             <w:noWrap/>
           </w:tcPr>
           <w:p>
@@ -2271,7 +2271,7 @@
       <w:tr>
         <w:tc>
           <w:tcPr>
-            <w:tcW w:type="dxa" w:w="476"/>
+            <w:tcW w:type="dxa" w:w="952"/>
           </w:tcPr>
           <w:p>
             <w:pPr>
@@ -2287,7 +2287,7 @@
         </w:tc>
         <w:tc>
           <w:tcPr>
-            <w:tcW w:type="dxa" w:w="5817"/>
+            <w:tcW w:type="dxa" w:w="5340"/>
             <w:noWrap/>
           </w:tcPr>
           <w:p>
@@ -2317,7 +2317,7 @@
       <w:tr>
         <w:tc>
           <w:tcPr>
-            <w:tcW w:type="dxa" w:w="476"/>
+            <w:tcW w:type="dxa" w:w="952"/>
           </w:tcPr>
           <w:p>
             <w:pPr>
@@ -2333,7 +2333,7 @@
         </w:tc>
         <w:tc>
           <w:tcPr>
-            <w:tcW w:type="dxa" w:w="5817"/>
+            <w:tcW w:type="dxa" w:w="5340"/>
             <w:noWrap/>
           </w:tcPr>
           <w:p>
@@ -2363,7 +2363,7 @@
       <w:tr>
         <w:tc>
           <w:tcPr>
-            <w:tcW w:type="dxa" w:w="476"/>
+            <w:tcW w:type="dxa" w:w="952"/>
           </w:tcPr>
           <w:p>
             <w:pPr>
@@ -2379,7 +2379,7 @@
         </w:tc>
         <w:tc>
           <w:tcPr>
-            <w:tcW w:type="dxa" w:w="5817"/>
+            <w:tcW w:type="dxa" w:w="5340"/>
             <w:noWrap/>
           </w:tcPr>
           <w:p>
@@ -2409,7 +2409,7 @@
       <w:tr>
         <w:tc>
           <w:tcPr>
-            <w:tcW w:type="dxa" w:w="476"/>
+            <w:tcW w:type="dxa" w:w="952"/>
           </w:tcPr>
           <w:p>
             <w:pPr>
@@ -2425,7 +2425,7 @@
         </w:tc>
         <w:tc>
           <w:tcPr>
-            <w:tcW w:type="dxa" w:w="5817"/>
+            <w:tcW w:type="dxa" w:w="5340"/>
             <w:noWrap/>
           </w:tcPr>
           <w:p>
@@ -2455,7 +2455,7 @@
       <w:tr>
         <w:tc>
           <w:tcPr>
-            <w:tcW w:type="dxa" w:w="476"/>
+            <w:tcW w:type="dxa" w:w="952"/>
           </w:tcPr>
           <w:p>
             <w:pPr>
@@ -2471,7 +2471,7 @@
         </w:tc>
         <w:tc>
           <w:tcPr>
-            <w:tcW w:type="dxa" w:w="5817"/>
+            <w:tcW w:type="dxa" w:w="5340"/>
             <w:noWrap/>
           </w:tcPr>
           <w:p>
@@ -2501,7 +2501,7 @@
       <w:tr>
         <w:tc>
           <w:tcPr>
-            <w:tcW w:type="dxa" w:w="476"/>
+            <w:tcW w:type="dxa" w:w="952"/>
           </w:tcPr>
           <w:p>
             <w:pPr>
@@ -2517,7 +2517,7 @@
         </w:tc>
         <w:tc>
           <w:tcPr>
-            <w:tcW w:type="dxa" w:w="5817"/>
+            <w:tcW w:type="dxa" w:w="5340"/>
             <w:noWrap/>
           </w:tcPr>
           <w:p>
@@ -2547,7 +2547,7 @@
       <w:tr>
         <w:tc>
           <w:tcPr>
-            <w:tcW w:type="dxa" w:w="476"/>
+            <w:tcW w:type="dxa" w:w="952"/>
           </w:tcPr>
           <w:p>
             <w:pPr>
@@ -2563,7 +2563,7 @@
         </w:tc>
         <w:tc>
           <w:tcPr>
-            <w:tcW w:type="dxa" w:w="5817"/>
+            <w:tcW w:type="dxa" w:w="5340"/>
             <w:noWrap/>
           </w:tcPr>
           <w:p>
@@ -2593,7 +2593,7 @@
       <w:tr>
         <w:tc>
           <w:tcPr>
-            <w:tcW w:type="dxa" w:w="476"/>
+            <w:tcW w:type="dxa" w:w="952"/>
           </w:tcPr>
           <w:p>
             <w:pPr>
@@ -2609,7 +2609,7 @@
         </w:tc>
         <w:tc>
           <w:tcPr>
-            <w:tcW w:type="dxa" w:w="5817"/>
+            <w:tcW w:type="dxa" w:w="5340"/>
             <w:noWrap/>
           </w:tcPr>
           <w:p>
@@ -2639,7 +2639,7 @@
       <w:tr>
         <w:tc>
           <w:tcPr>
-            <w:tcW w:type="dxa" w:w="476"/>
+            <w:tcW w:type="dxa" w:w="952"/>
           </w:tcPr>
           <w:p>
             <w:pPr>
@@ -2655,7 +2655,7 @@
         </w:tc>
         <w:tc>
           <w:tcPr>
-            <w:tcW w:type="dxa" w:w="5817"/>
+            <w:tcW w:type="dxa" w:w="5340"/>
             <w:noWrap/>
           </w:tcPr>
           <w:p>
@@ -2685,7 +2685,7 @@
       <w:tr>
         <w:tc>
           <w:tcPr>
-            <w:tcW w:type="dxa" w:w="476"/>
+            <w:tcW w:type="dxa" w:w="952"/>
           </w:tcPr>
           <w:p>
             <w:pPr>
@@ -2701,7 +2701,7 @@
         </w:tc>
         <w:tc>
           <w:tcPr>
-            <w:tcW w:type="dxa" w:w="5817"/>
+            <w:tcW w:type="dxa" w:w="5340"/>
             <w:noWrap/>
           </w:tcPr>
           <w:p>
@@ -2731,7 +2731,7 @@
       <w:tr>
         <w:tc>
           <w:tcPr>
-            <w:tcW w:type="dxa" w:w="476"/>
+            <w:tcW w:type="dxa" w:w="952"/>
           </w:tcPr>
           <w:p>
             <w:pPr>
@@ -2747,7 +2747,7 @@
         </w:tc>
         <w:tc>
           <w:tcPr>
-            <w:tcW w:type="dxa" w:w="5817"/>
+            <w:tcW w:type="dxa" w:w="5340"/>
             <w:noWrap/>
           </w:tcPr>
           <w:p>
@@ -2777,7 +2777,7 @@
       <w:tr>
         <w:tc>
           <w:tcPr>
-            <w:tcW w:type="dxa" w:w="476"/>
+            <w:tcW w:type="dxa" w:w="952"/>
           </w:tcPr>
           <w:p>
             <w:pPr>
@@ -2793,7 +2793,7 @@
         </w:tc>
         <w:tc>
           <w:tcPr>
-            <w:tcW w:type="dxa" w:w="5817"/>
+            <w:tcW w:type="dxa" w:w="5340"/>
             <w:noWrap/>
           </w:tcPr>
           <w:p>
@@ -2823,7 +2823,7 @@
       <w:tr>
         <w:tc>
           <w:tcPr>
-            <w:tcW w:type="dxa" w:w="476"/>
+            <w:tcW w:type="dxa" w:w="952"/>
           </w:tcPr>
           <w:p>
             <w:pPr>
@@ -2839,7 +2839,7 @@
         </w:tc>
         <w:tc>
           <w:tcPr>
-            <w:tcW w:type="dxa" w:w="5817"/>
+            <w:tcW w:type="dxa" w:w="5340"/>
             <w:noWrap/>
           </w:tcPr>
           <w:p>
@@ -2869,7 +2869,7 @@
       <w:tr>
         <w:tc>
           <w:tcPr>
-            <w:tcW w:type="dxa" w:w="476"/>
+            <w:tcW w:type="dxa" w:w="952"/>
           </w:tcPr>
           <w:p>
             <w:pPr>
@@ -2885,7 +2885,7 @@
         </w:tc>
         <w:tc>
           <w:tcPr>
-            <w:tcW w:type="dxa" w:w="5817"/>
+            <w:tcW w:type="dxa" w:w="5340"/>
             <w:noWrap/>
           </w:tcPr>
           <w:p>
@@ -2915,7 +2915,7 @@
       <w:tr>
         <w:tc>
           <w:tcPr>
-            <w:tcW w:type="dxa" w:w="476"/>
+            <w:tcW w:type="dxa" w:w="952"/>
           </w:tcPr>
           <w:p>
             <w:pPr>
@@ -2931,7 +2931,7 @@
         </w:tc>
         <w:tc>
           <w:tcPr>
-            <w:tcW w:type="dxa" w:w="5817"/>
+            <w:tcW w:type="dxa" w:w="5340"/>
             <w:noWrap/>
           </w:tcPr>
           <w:p>
@@ -2961,7 +2961,7 @@
       <w:tr>
         <w:tc>
           <w:tcPr>
-            <w:tcW w:type="dxa" w:w="476"/>
+            <w:tcW w:type="dxa" w:w="952"/>
           </w:tcPr>
           <w:p>
             <w:pPr>
@@ -2977,7 +2977,7 @@
         </w:tc>
         <w:tc>
           <w:tcPr>
-            <w:tcW w:type="dxa" w:w="5817"/>
+            <w:tcW w:type="dxa" w:w="5340"/>
             <w:noWrap/>
           </w:tcPr>
           <w:p>
@@ -3007,7 +3007,7 @@
       <w:tr>
         <w:tc>
           <w:tcPr>
-            <w:tcW w:type="dxa" w:w="476"/>
+            <w:tcW w:type="dxa" w:w="952"/>
           </w:tcPr>
           <w:p>
             <w:pPr>
@@ -3023,7 +3023,7 @@
         </w:tc>
         <w:tc>
           <w:tcPr>
-            <w:tcW w:type="dxa" w:w="5817"/>
+            <w:tcW w:type="dxa" w:w="5340"/>
             <w:noWrap/>
           </w:tcPr>
           <w:p>
@@ -3053,7 +3053,7 @@
       <w:tr>
         <w:tc>
           <w:tcPr>
-            <w:tcW w:type="dxa" w:w="476"/>
+            <w:tcW w:type="dxa" w:w="952"/>
           </w:tcPr>
           <w:p>
             <w:pPr>
@@ -3069,7 +3069,7 @@
         </w:tc>
         <w:tc>
           <w:tcPr>
-            <w:tcW w:type="dxa" w:w="5817"/>
+            <w:tcW w:type="dxa" w:w="5340"/>
             <w:noWrap/>
           </w:tcPr>
           <w:p>
@@ -3099,7 +3099,7 @@
       <w:tr>
         <w:tc>
           <w:tcPr>
-            <w:tcW w:type="dxa" w:w="476"/>
+            <w:tcW w:type="dxa" w:w="952"/>
           </w:tcPr>
           <w:p>
             <w:pPr>
@@ -3115,7 +3115,7 @@
         </w:tc>
         <w:tc>
           <w:tcPr>
-            <w:tcW w:type="dxa" w:w="5817"/>
+            <w:tcW w:type="dxa" w:w="5340"/>
             <w:noWrap/>
           </w:tcPr>
           <w:p>
@@ -3145,7 +3145,7 @@
       <w:tr>
         <w:tc>
           <w:tcPr>
-            <w:tcW w:type="dxa" w:w="476"/>
+            <w:tcW w:type="dxa" w:w="952"/>
           </w:tcPr>
           <w:p>
             <w:pPr>
@@ -3161,7 +3161,7 @@
         </w:tc>
         <w:tc>
           <w:tcPr>
-            <w:tcW w:type="dxa" w:w="5817"/>
+            <w:tcW w:type="dxa" w:w="5340"/>
             <w:noWrap/>
           </w:tcPr>
           <w:p>
@@ -3191,7 +3191,7 @@
       <w:tr>
         <w:tc>
           <w:tcPr>
-            <w:tcW w:type="dxa" w:w="476"/>
+            <w:tcW w:type="dxa" w:w="952"/>
           </w:tcPr>
           <w:p>
             <w:pPr>
@@ -3207,7 +3207,7 @@
         </w:tc>
         <w:tc>
           <w:tcPr>
-            <w:tcW w:type="dxa" w:w="5817"/>
+            <w:tcW w:type="dxa" w:w="5340"/>
             <w:noWrap/>
           </w:tcPr>
           <w:p>
@@ -3237,7 +3237,7 @@
       <w:tr>
         <w:tc>
           <w:tcPr>
-            <w:tcW w:type="dxa" w:w="476"/>
+            <w:tcW w:type="dxa" w:w="952"/>
           </w:tcPr>
           <w:p>
             <w:pPr>
@@ -3253,7 +3253,7 @@
         </w:tc>
         <w:tc>
           <w:tcPr>
-            <w:tcW w:type="dxa" w:w="5817"/>
+            <w:tcW w:type="dxa" w:w="5340"/>
             <w:noWrap/>
           </w:tcPr>
           <w:p>
@@ -3283,7 +3283,7 @@
       <w:tr>
         <w:tc>
           <w:tcPr>
-            <w:tcW w:type="dxa" w:w="476"/>
+            <w:tcW w:type="dxa" w:w="952"/>
           </w:tcPr>
           <w:p>
             <w:pPr>
@@ -3299,7 +3299,7 @@
         </w:tc>
         <w:tc>
           <w:tcPr>
-            <w:tcW w:type="dxa" w:w="5817"/>
+            <w:tcW w:type="dxa" w:w="5340"/>
             <w:noWrap/>
           </w:tcPr>
           <w:p>
@@ -3329,7 +3329,7 @@
       <w:tr>
         <w:tc>
           <w:tcPr>
-            <w:tcW w:type="dxa" w:w="476"/>
+            <w:tcW w:type="dxa" w:w="952"/>
           </w:tcPr>
           <w:p>
             <w:pPr>
@@ -3345,7 +3345,7 @@
         </w:tc>
         <w:tc>
           <w:tcPr>
-            <w:tcW w:type="dxa" w:w="5817"/>
+            <w:tcW w:type="dxa" w:w="5340"/>
             <w:noWrap/>
           </w:tcPr>
           <w:p>
@@ -3375,7 +3375,7 @@
       <w:tr>
         <w:tc>
           <w:tcPr>
-            <w:tcW w:type="dxa" w:w="476"/>
+            <w:tcW w:type="dxa" w:w="952"/>
           </w:tcPr>
           <w:p>
             <w:pPr>
@@ -3391,7 +3391,7 @@
         </w:tc>
         <w:tc>
           <w:tcPr>
-            <w:tcW w:type="dxa" w:w="5817"/>
+            <w:tcW w:type="dxa" w:w="5340"/>
             <w:noWrap/>
           </w:tcPr>
           <w:p>
@@ -3421,7 +3421,7 @@
       <w:tr>
         <w:tc>
           <w:tcPr>
-            <w:tcW w:type="dxa" w:w="476"/>
+            <w:tcW w:type="dxa" w:w="952"/>
           </w:tcPr>
           <w:p>
             <w:pPr>
@@ -3437,7 +3437,7 @@
         </w:tc>
         <w:tc>
           <w:tcPr>
-            <w:tcW w:type="dxa" w:w="5817"/>
+            <w:tcW w:type="dxa" w:w="5340"/>
             <w:noWrap/>
           </w:tcPr>
           <w:p>
@@ -3467,7 +3467,7 @@
       <w:tr>
         <w:tc>
           <w:tcPr>
-            <w:tcW w:type="dxa" w:w="476"/>
+            <w:tcW w:type="dxa" w:w="952"/>
           </w:tcPr>
           <w:p>
             <w:pPr>
@@ -3483,7 +3483,7 @@
         </w:tc>
         <w:tc>
           <w:tcPr>
-            <w:tcW w:type="dxa" w:w="5817"/>
+            <w:tcW w:type="dxa" w:w="5340"/>
             <w:noWrap/>
           </w:tcPr>
           <w:p>
@@ -3513,7 +3513,7 @@
       <w:tr>
         <w:tc>
           <w:tcPr>
-            <w:tcW w:type="dxa" w:w="476"/>
+            <w:tcW w:type="dxa" w:w="952"/>
           </w:tcPr>
           <w:p>
             <w:pPr>
@@ -3529,7 +3529,7 @@
         </w:tc>
         <w:tc>
           <w:tcPr>
-            <w:tcW w:type="dxa" w:w="5817"/>
+            <w:tcW w:type="dxa" w:w="5340"/>
             <w:noWrap/>
           </w:tcPr>
           <w:p>
@@ -3559,7 +3559,7 @@
       <w:tr>
         <w:tc>
           <w:tcPr>
-            <w:tcW w:type="dxa" w:w="476"/>
+            <w:tcW w:type="dxa" w:w="952"/>
           </w:tcPr>
           <w:p>
             <w:pPr>
@@ -3575,7 +3575,7 @@
         </w:tc>
         <w:tc>
           <w:tcPr>
-            <w:tcW w:type="dxa" w:w="5817"/>
+            <w:tcW w:type="dxa" w:w="5340"/>
             <w:noWrap/>
           </w:tcPr>
           <w:p>
@@ -3605,7 +3605,7 @@
       <w:tr>
         <w:tc>
           <w:tcPr>
-            <w:tcW w:type="dxa" w:w="476"/>
+            <w:tcW w:type="dxa" w:w="952"/>
           </w:tcPr>
           <w:p>
             <w:pPr>
@@ -3621,7 +3621,7 @@
         </w:tc>
         <w:tc>
           <w:tcPr>
-            <w:tcW w:type="dxa" w:w="5817"/>
+            <w:tcW w:type="dxa" w:w="5340"/>
             <w:noWrap/>
           </w:tcPr>
           <w:p>
@@ -3651,7 +3651,7 @@
       <w:tr>
         <w:tc>
           <w:tcPr>
-            <w:tcW w:type="dxa" w:w="476"/>
+            <w:tcW w:type="dxa" w:w="952"/>
           </w:tcPr>
           <w:p>
             <w:pPr>
@@ -3667,7 +3667,7 @@
         </w:tc>
         <w:tc>
           <w:tcPr>
-            <w:tcW w:type="dxa" w:w="5817"/>
+            <w:tcW w:type="dxa" w:w="5340"/>
             <w:noWrap/>
           </w:tcPr>
           <w:p>
@@ -3697,7 +3697,7 @@
       <w:tr>
         <w:tc>
           <w:tcPr>
-            <w:tcW w:type="dxa" w:w="476"/>
+            <w:tcW w:type="dxa" w:w="952"/>
           </w:tcPr>
           <w:p>
             <w:pPr>
@@ -3713,7 +3713,7 @@
         </w:tc>
         <w:tc>
           <w:tcPr>
-            <w:tcW w:type="dxa" w:w="5817"/>
+            <w:tcW w:type="dxa" w:w="5340"/>
             <w:noWrap/>
           </w:tcPr>
           <w:p>
@@ -3743,7 +3743,7 @@
       <w:tr>
         <w:tc>
           <w:tcPr>
-            <w:tcW w:type="dxa" w:w="476"/>
+            <w:tcW w:type="dxa" w:w="952"/>
           </w:tcPr>
           <w:p>
             <w:pPr>
@@ -3759,7 +3759,7 @@
         </w:tc>
         <w:tc>
           <w:tcPr>
-            <w:tcW w:type="dxa" w:w="5817"/>
+            <w:tcW w:type="dxa" w:w="5340"/>
             <w:noWrap/>
           </w:tcPr>
           <w:p>
@@ -3812,7 +3812,7 @@
       <w:tr>
         <w:tc>
           <w:tcPr>
-            <w:tcW w:type="dxa" w:w="476"/>
+            <w:tcW w:type="dxa" w:w="952"/>
           </w:tcPr>
           <w:p>
             <w:pPr>
@@ -3828,7 +3828,7 @@
         </w:tc>
         <w:tc>
           <w:tcPr>
-            <w:tcW w:type="dxa" w:w="5817"/>
+            <w:tcW w:type="dxa" w:w="5340"/>
             <w:noWrap/>
           </w:tcPr>
           <w:p>
@@ -3857,7 +3857,7 @@
       <w:tr>
         <w:tc>
           <w:tcPr>
-            <w:tcW w:type="dxa" w:w="476"/>
+            <w:tcW w:type="dxa" w:w="952"/>
           </w:tcPr>
           <w:p>
             <w:pPr>
@@ -3873,7 +3873,7 @@
         </w:tc>
         <w:tc>
           <w:tcPr>
-            <w:tcW w:type="dxa" w:w="5817"/>
+            <w:tcW w:type="dxa" w:w="5340"/>
             <w:noWrap/>
           </w:tcPr>
           <w:p>
@@ -3903,7 +3903,7 @@
       <w:tr>
         <w:tc>
           <w:tcPr>
-            <w:tcW w:type="dxa" w:w="476"/>
+            <w:tcW w:type="dxa" w:w="952"/>
           </w:tcPr>
           <w:p>
             <w:pPr>
@@ -3919,7 +3919,7 @@
         </w:tc>
         <w:tc>
           <w:tcPr>
-            <w:tcW w:type="dxa" w:w="5817"/>
+            <w:tcW w:type="dxa" w:w="5340"/>
             <w:noWrap/>
           </w:tcPr>
           <w:p>
@@ -3949,7 +3949,7 @@
       <w:tr>
         <w:tc>
           <w:tcPr>
-            <w:tcW w:type="dxa" w:w="476"/>
+            <w:tcW w:type="dxa" w:w="952"/>
           </w:tcPr>
           <w:p>
             <w:pPr>
@@ -3965,7 +3965,7 @@
         </w:tc>
         <w:tc>
           <w:tcPr>
-            <w:tcW w:type="dxa" w:w="5817"/>
+            <w:tcW w:type="dxa" w:w="5340"/>
             <w:noWrap/>
           </w:tcPr>
           <w:p>
@@ -3995,7 +3995,7 @@
       <w:tr>
         <w:tc>
           <w:tcPr>
-            <w:tcW w:type="dxa" w:w="476"/>
+            <w:tcW w:type="dxa" w:w="952"/>
           </w:tcPr>
           <w:p>
             <w:pPr>
@@ -4011,7 +4011,7 @@
         </w:tc>
         <w:tc>
           <w:tcPr>
-            <w:tcW w:type="dxa" w:w="5817"/>
+            <w:tcW w:type="dxa" w:w="5340"/>
             <w:noWrap/>
           </w:tcPr>
           <w:p>
@@ -4041,7 +4041,7 @@
       <w:tr>
         <w:tc>
           <w:tcPr>
-            <w:tcW w:type="dxa" w:w="476"/>
+            <w:tcW w:type="dxa" w:w="952"/>
           </w:tcPr>
           <w:p>
             <w:pPr>
@@ -4057,7 +4057,7 @@
         </w:tc>
         <w:tc>
           <w:tcPr>
-            <w:tcW w:type="dxa" w:w="5817"/>
+            <w:tcW w:type="dxa" w:w="5340"/>
             <w:noWrap/>
           </w:tcPr>
           <w:p>
@@ -4087,7 +4087,7 @@
       <w:tr>
         <w:tc>
           <w:tcPr>
-            <w:tcW w:type="dxa" w:w="476"/>
+            <w:tcW w:type="dxa" w:w="952"/>
           </w:tcPr>
           <w:p>
             <w:pPr>
@@ -4103,7 +4103,7 @@
         </w:tc>
         <w:tc>
           <w:tcPr>
-            <w:tcW w:type="dxa" w:w="5817"/>
+            <w:tcW w:type="dxa" w:w="5340"/>
             <w:noWrap/>
           </w:tcPr>
           <w:p>
@@ -4133,7 +4133,7 @@
       <w:tr>
         <w:tc>
           <w:tcPr>
-            <w:tcW w:type="dxa" w:w="476"/>
+            <w:tcW w:type="dxa" w:w="952"/>
           </w:tcPr>
           <w:p>
             <w:pPr>
@@ -4149,7 +4149,7 @@
         </w:tc>
         <w:tc>
           <w:tcPr>
-            <w:tcW w:type="dxa" w:w="5817"/>
+            <w:tcW w:type="dxa" w:w="5340"/>
             <w:noWrap/>
           </w:tcPr>
           <w:p>
@@ -4179,7 +4179,7 @@
       <w:tr>
         <w:tc>
           <w:tcPr>
-            <w:tcW w:type="dxa" w:w="476"/>
+            <w:tcW w:type="dxa" w:w="952"/>
           </w:tcPr>
           <w:p>
             <w:pPr>
@@ -4195,7 +4195,7 @@
         </w:tc>
         <w:tc>
           <w:tcPr>
-            <w:tcW w:type="dxa" w:w="5817"/>
+            <w:tcW w:type="dxa" w:w="5340"/>
             <w:noWrap/>
           </w:tcPr>
           <w:p>
@@ -4225,7 +4225,7 @@
       <w:tr>
         <w:tc>
           <w:tcPr>
-            <w:tcW w:type="dxa" w:w="476"/>
+            <w:tcW w:type="dxa" w:w="952"/>
           </w:tcPr>
           <w:p>
             <w:pPr>
@@ -4241,7 +4241,7 @@
         </w:tc>
         <w:tc>
           <w:tcPr>
-            <w:tcW w:type="dxa" w:w="5817"/>
+            <w:tcW w:type="dxa" w:w="5340"/>
             <w:noWrap/>
           </w:tcPr>
           <w:p>
@@ -4271,7 +4271,7 @@
       <w:tr>
         <w:tc>
           <w:tcPr>
-            <w:tcW w:type="dxa" w:w="476"/>
+            <w:tcW w:type="dxa" w:w="952"/>
           </w:tcPr>
           <w:p>
             <w:pPr>
@@ -4287,7 +4287,7 @@
         </w:tc>
         <w:tc>
           <w:tcPr>
-            <w:tcW w:type="dxa" w:w="5817"/>
+            <w:tcW w:type="dxa" w:w="5340"/>
             <w:noWrap/>
           </w:tcPr>
           <w:p>
@@ -4317,7 +4317,7 @@
       <w:tr>
         <w:tc>
           <w:tcPr>
-            <w:tcW w:type="dxa" w:w="476"/>
+            <w:tcW w:type="dxa" w:w="952"/>
           </w:tcPr>
           <w:p>
             <w:pPr>
@@ -4333,7 +4333,7 @@
         </w:tc>
         <w:tc>
           <w:tcPr>
-            <w:tcW w:type="dxa" w:w="5817"/>
+            <w:tcW w:type="dxa" w:w="5340"/>
             <w:noWrap/>
           </w:tcPr>
           <w:p>
@@ -4363,7 +4363,7 @@
       <w:tr>
         <w:tc>
           <w:tcPr>
-            <w:tcW w:type="dxa" w:w="476"/>
+            <w:tcW w:type="dxa" w:w="952"/>
           </w:tcPr>
           <w:p>
             <w:pPr>
@@ -4379,7 +4379,7 @@
         </w:tc>
         <w:tc>
           <w:tcPr>
-            <w:tcW w:type="dxa" w:w="5817"/>
+            <w:tcW w:type="dxa" w:w="5340"/>
             <w:noWrap/>
           </w:tcPr>
           <w:p>
@@ -4409,7 +4409,7 @@
       <w:tr>
         <w:tc>
           <w:tcPr>
-            <w:tcW w:type="dxa" w:w="476"/>
+            <w:tcW w:type="dxa" w:w="952"/>
           </w:tcPr>
           <w:p>
             <w:pPr>
@@ -4425,7 +4425,7 @@
         </w:tc>
         <w:tc>
           <w:tcPr>
-            <w:tcW w:type="dxa" w:w="5817"/>
+            <w:tcW w:type="dxa" w:w="5340"/>
             <w:noWrap/>
           </w:tcPr>
           <w:p>
@@ -4455,7 +4455,7 @@
       <w:tr>
         <w:tc>
           <w:tcPr>
-            <w:tcW w:type="dxa" w:w="476"/>
+            <w:tcW w:type="dxa" w:w="952"/>
           </w:tcPr>
           <w:p>
             <w:pPr>
@@ -4471,7 +4471,7 @@
         </w:tc>
         <w:tc>
           <w:tcPr>
-            <w:tcW w:type="dxa" w:w="5817"/>
+            <w:tcW w:type="dxa" w:w="5340"/>
             <w:noWrap/>
           </w:tcPr>
           <w:p>
@@ -4501,7 +4501,7 @@
       <w:tr>
         <w:tc>
           <w:tcPr>
-            <w:tcW w:type="dxa" w:w="476"/>
+            <w:tcW w:type="dxa" w:w="952"/>
           </w:tcPr>
           <w:p>
             <w:pPr>
@@ -4517,7 +4517,7 @@
         </w:tc>
         <w:tc>
           <w:tcPr>
-            <w:tcW w:type="dxa" w:w="5817"/>
+            <w:tcW w:type="dxa" w:w="5340"/>
             <w:noWrap/>
           </w:tcPr>
           <w:p>
@@ -4547,7 +4547,7 @@
       <w:tr>
         <w:tc>
           <w:tcPr>
-            <w:tcW w:type="dxa" w:w="476"/>
+            <w:tcW w:type="dxa" w:w="952"/>
           </w:tcPr>
           <w:p>
             <w:pPr>
@@ -4563,7 +4563,7 @@
         </w:tc>
         <w:tc>
           <w:tcPr>
-            <w:tcW w:type="dxa" w:w="5817"/>
+            <w:tcW w:type="dxa" w:w="5340"/>
             <w:noWrap/>
           </w:tcPr>
           <w:p>
@@ -4593,7 +4593,7 @@
       <w:tr>
         <w:tc>
           <w:tcPr>
-            <w:tcW w:type="dxa" w:w="476"/>
+            <w:tcW w:type="dxa" w:w="952"/>
           </w:tcPr>
           <w:p>
             <w:pPr>
@@ -4609,7 +4609,7 @@
         </w:tc>
         <w:tc>
           <w:tcPr>
-            <w:tcW w:type="dxa" w:w="5817"/>
+            <w:tcW w:type="dxa" w:w="5340"/>
             <w:noWrap/>
           </w:tcPr>
           <w:p>
@@ -4639,7 +4639,7 @@
       <w:tr>
         <w:tc>
           <w:tcPr>
-            <w:tcW w:type="dxa" w:w="476"/>
+            <w:tcW w:type="dxa" w:w="952"/>
           </w:tcPr>
           <w:p>
             <w:pPr>
@@ -4655,7 +4655,7 @@
         </w:tc>
         <w:tc>
           <w:tcPr>
-            <w:tcW w:type="dxa" w:w="5817"/>
+            <w:tcW w:type="dxa" w:w="5340"/>
             <w:noWrap/>
           </w:tcPr>
           <w:p>
@@ -4685,7 +4685,7 @@
       <w:tr>
         <w:tc>
           <w:tcPr>
-            <w:tcW w:type="dxa" w:w="476"/>
+            <w:tcW w:type="dxa" w:w="952"/>
           </w:tcPr>
           <w:p>
             <w:pPr>
@@ -4701,7 +4701,7 @@
         </w:tc>
         <w:tc>
           <w:tcPr>
-            <w:tcW w:type="dxa" w:w="5817"/>
+            <w:tcW w:type="dxa" w:w="5340"/>
             <w:noWrap/>
           </w:tcPr>
           <w:p>
@@ -4731,7 +4731,7 @@
       <w:tr>
         <w:tc>
           <w:tcPr>
-            <w:tcW w:type="dxa" w:w="476"/>
+            <w:tcW w:type="dxa" w:w="952"/>
           </w:tcPr>
           <w:p>
             <w:pPr>
@@ -4747,7 +4747,7 @@
         </w:tc>
         <w:tc>
           <w:tcPr>
-            <w:tcW w:type="dxa" w:w="5817"/>
+            <w:tcW w:type="dxa" w:w="5340"/>
             <w:noWrap/>
           </w:tcPr>
           <w:p>
@@ -4777,7 +4777,7 @@
       <w:tr>
         <w:tc>
           <w:tcPr>
-            <w:tcW w:type="dxa" w:w="476"/>
+            <w:tcW w:type="dxa" w:w="952"/>
           </w:tcPr>
           <w:p>
             <w:pPr>
@@ -4793,7 +4793,7 @@
         </w:tc>
         <w:tc>
           <w:tcPr>
-            <w:tcW w:type="dxa" w:w="5817"/>
+            <w:tcW w:type="dxa" w:w="5340"/>
             <w:noWrap/>
           </w:tcPr>
           <w:p>
@@ -4823,7 +4823,7 @@
       <w:tr>
         <w:tc>
           <w:tcPr>
-            <w:tcW w:type="dxa" w:w="476"/>
+            <w:tcW w:type="dxa" w:w="952"/>
           </w:tcPr>
           <w:p>
             <w:pPr>
@@ -4839,7 +4839,7 @@
         </w:tc>
         <w:tc>
           <w:tcPr>
-            <w:tcW w:type="dxa" w:w="5817"/>
+            <w:tcW w:type="dxa" w:w="5340"/>
             <w:noWrap/>
           </w:tcPr>
           <w:p>
@@ -4869,7 +4869,7 @@
       <w:tr>
         <w:tc>
           <w:tcPr>
-            <w:tcW w:type="dxa" w:w="476"/>
+            <w:tcW w:type="dxa" w:w="952"/>
           </w:tcPr>
           <w:p>
             <w:pPr>
@@ -4885,7 +4885,7 @@
         </w:tc>
         <w:tc>
           <w:tcPr>
-            <w:tcW w:type="dxa" w:w="5817"/>
+            <w:tcW w:type="dxa" w:w="5340"/>
             <w:noWrap/>
           </w:tcPr>
           <w:p>
@@ -4915,7 +4915,7 @@
       <w:tr>
         <w:tc>
           <w:tcPr>
-            <w:tcW w:type="dxa" w:w="476"/>
+            <w:tcW w:type="dxa" w:w="952"/>
           </w:tcPr>
           <w:p>
             <w:pPr>
@@ -4931,7 +4931,7 @@
         </w:tc>
         <w:tc>
           <w:tcPr>
-            <w:tcW w:type="dxa" w:w="5817"/>
+            <w:tcW w:type="dxa" w:w="5340"/>
             <w:noWrap/>
           </w:tcPr>
           <w:p>
@@ -4961,7 +4961,7 @@
       <w:tr>
         <w:tc>
           <w:tcPr>
-            <w:tcW w:type="dxa" w:w="476"/>
+            <w:tcW w:type="dxa" w:w="952"/>
           </w:tcPr>
           <w:p>
             <w:pPr>
@@ -4977,7 +4977,7 @@
         </w:tc>
         <w:tc>
           <w:tcPr>
-            <w:tcW w:type="dxa" w:w="5817"/>
+            <w:tcW w:type="dxa" w:w="5340"/>
             <w:noWrap/>
           </w:tcPr>
           <w:p>
@@ -5007,7 +5007,7 @@
       <w:tr>
         <w:tc>
           <w:tcPr>
-            <w:tcW w:type="dxa" w:w="476"/>
+            <w:tcW w:type="dxa" w:w="952"/>
           </w:tcPr>
           <w:p>
             <w:pPr>
@@ -5023,7 +5023,7 @@
         </w:tc>
         <w:tc>
           <w:tcPr>
-            <w:tcW w:type="dxa" w:w="5817"/>
+            <w:tcW w:type="dxa" w:w="5340"/>
             <w:noWrap/>
           </w:tcPr>
           <w:p>
@@ -5053,7 +5053,7 @@
       <w:tr>
         <w:tc>
           <w:tcPr>
-            <w:tcW w:type="dxa" w:w="476"/>
+            <w:tcW w:type="dxa" w:w="952"/>
           </w:tcPr>
           <w:p>
             <w:pPr>
@@ -5069,7 +5069,7 @@
         </w:tc>
         <w:tc>
           <w:tcPr>
-            <w:tcW w:type="dxa" w:w="5817"/>
+            <w:tcW w:type="dxa" w:w="5340"/>
             <w:noWrap/>
           </w:tcPr>
           <w:p>
@@ -5099,7 +5099,7 @@
       <w:tr>
         <w:tc>
           <w:tcPr>
-            <w:tcW w:type="dxa" w:w="476"/>
+            <w:tcW w:type="dxa" w:w="952"/>
           </w:tcPr>
           <w:p>
             <w:pPr>
@@ -5115,7 +5115,7 @@
         </w:tc>
         <w:tc>
           <w:tcPr>
-            <w:tcW w:type="dxa" w:w="5817"/>
+            <w:tcW w:type="dxa" w:w="5340"/>
             <w:noWrap/>
           </w:tcPr>
           <w:p>
@@ -5145,7 +5145,7 @@
       <w:tr>
         <w:tc>
           <w:tcPr>
-            <w:tcW w:type="dxa" w:w="476"/>
+            <w:tcW w:type="dxa" w:w="952"/>
           </w:tcPr>
           <w:p>
             <w:pPr>
@@ -5161,7 +5161,7 @@
         </w:tc>
         <w:tc>
           <w:tcPr>
-            <w:tcW w:type="dxa" w:w="5817"/>
+            <w:tcW w:type="dxa" w:w="5340"/>
             <w:noWrap/>
           </w:tcPr>
           <w:p>
@@ -5191,7 +5191,7 @@
       <w:tr>
         <w:tc>
           <w:tcPr>
-            <w:tcW w:type="dxa" w:w="476"/>
+            <w:tcW w:type="dxa" w:w="952"/>
           </w:tcPr>
           <w:p>
             <w:pPr>
@@ -5207,7 +5207,7 @@
         </w:tc>
         <w:tc>
           <w:tcPr>
-            <w:tcW w:type="dxa" w:w="5817"/>
+            <w:tcW w:type="dxa" w:w="5340"/>
             <w:noWrap/>
           </w:tcPr>
           <w:p>
@@ -5237,7 +5237,7 @@
       <w:tr>
         <w:tc>
           <w:tcPr>
-            <w:tcW w:type="dxa" w:w="476"/>
+            <w:tcW w:type="dxa" w:w="952"/>
           </w:tcPr>
           <w:p>
             <w:pPr>
@@ -5253,7 +5253,7 @@
         </w:tc>
         <w:tc>
           <w:tcPr>
-            <w:tcW w:type="dxa" w:w="5817"/>
+            <w:tcW w:type="dxa" w:w="5340"/>
             <w:noWrap/>
           </w:tcPr>
           <w:p>
@@ -5283,7 +5283,7 @@
       <w:tr>
         <w:tc>
           <w:tcPr>
-            <w:tcW w:type="dxa" w:w="476"/>
+            <w:tcW w:type="dxa" w:w="952"/>
           </w:tcPr>
           <w:p>
             <w:pPr>
@@ -5299,7 +5299,7 @@
         </w:tc>
         <w:tc>
           <w:tcPr>
-            <w:tcW w:type="dxa" w:w="5817"/>
+            <w:tcW w:type="dxa" w:w="5340"/>
             <w:noWrap/>
           </w:tcPr>
           <w:p>
@@ -5329,7 +5329,7 @@
       <w:tr>
         <w:tc>
           <w:tcPr>
-            <w:tcW w:type="dxa" w:w="476"/>
+            <w:tcW w:type="dxa" w:w="952"/>
           </w:tcPr>
           <w:p>
             <w:pPr>
@@ -5345,7 +5345,7 @@
         </w:tc>
         <w:tc>
           <w:tcPr>
-            <w:tcW w:type="dxa" w:w="5817"/>
+            <w:tcW w:type="dxa" w:w="5340"/>
             <w:noWrap/>
           </w:tcPr>
           <w:p>
@@ -5375,7 +5375,7 @@
       <w:tr>
         <w:tc>
           <w:tcPr>
-            <w:tcW w:type="dxa" w:w="476"/>
+            <w:tcW w:type="dxa" w:w="952"/>
           </w:tcPr>
           <w:p>
             <w:pPr>
@@ -5391,7 +5391,7 @@
         </w:tc>
         <w:tc>
           <w:tcPr>
-            <w:tcW w:type="dxa" w:w="5817"/>
+            <w:tcW w:type="dxa" w:w="5340"/>
             <w:noWrap/>
           </w:tcPr>
           <w:p>
@@ -5421,7 +5421,7 @@
       <w:tr>
         <w:tc>
           <w:tcPr>
-            <w:tcW w:type="dxa" w:w="476"/>
+            <w:tcW w:type="dxa" w:w="952"/>
           </w:tcPr>
           <w:p>
             <w:pPr>
@@ -5437,7 +5437,7 @@
         </w:tc>
         <w:tc>
           <w:tcPr>
-            <w:tcW w:type="dxa" w:w="5817"/>
+            <w:tcW w:type="dxa" w:w="5340"/>
             <w:noWrap/>
           </w:tcPr>
           <w:p>
@@ -5467,7 +5467,7 @@
       <w:tr>
         <w:tc>
           <w:tcPr>
-            <w:tcW w:type="dxa" w:w="476"/>
+            <w:tcW w:type="dxa" w:w="952"/>
           </w:tcPr>
           <w:p>
             <w:pPr>
@@ -5483,7 +5483,7 @@
         </w:tc>
         <w:tc>
           <w:tcPr>
-            <w:tcW w:type="dxa" w:w="5817"/>
+            <w:tcW w:type="dxa" w:w="5340"/>
             <w:noWrap/>
           </w:tcPr>
           <w:p>
@@ -5513,7 +5513,7 @@
       <w:tr>
         <w:tc>
           <w:tcPr>
-            <w:tcW w:type="dxa" w:w="476"/>
+            <w:tcW w:type="dxa" w:w="952"/>
           </w:tcPr>
           <w:p>
             <w:pPr>
@@ -5529,7 +5529,7 @@
         </w:tc>
         <w:tc>
           <w:tcPr>
-            <w:tcW w:type="dxa" w:w="5817"/>
+            <w:tcW w:type="dxa" w:w="5340"/>
             <w:noWrap/>
           </w:tcPr>
           <w:p>
@@ -5559,7 +5559,7 @@
       <w:tr>
         <w:tc>
           <w:tcPr>
-            <w:tcW w:type="dxa" w:w="476"/>
+            <w:tcW w:type="dxa" w:w="952"/>
           </w:tcPr>
           <w:p>
             <w:pPr>
@@ -5575,7 +5575,7 @@
         </w:tc>
         <w:tc>
           <w:tcPr>
-            <w:tcW w:type="dxa" w:w="5817"/>
+            <w:tcW w:type="dxa" w:w="5340"/>
             <w:noWrap/>
           </w:tcPr>
           <w:p>
@@ -5605,7 +5605,7 @@
       <w:tr>
         <w:tc>
           <w:tcPr>
-            <w:tcW w:type="dxa" w:w="476"/>
+            <w:tcW w:type="dxa" w:w="952"/>
           </w:tcPr>
           <w:p>
             <w:pPr>
@@ -5621,7 +5621,7 @@
         </w:tc>
         <w:tc>
           <w:tcPr>
-            <w:tcW w:type="dxa" w:w="5817"/>
+            <w:tcW w:type="dxa" w:w="5340"/>
             <w:noWrap/>
           </w:tcPr>
           <w:p>
@@ -5651,7 +5651,7 @@
       <w:tr>
         <w:tc>
           <w:tcPr>
-            <w:tcW w:type="dxa" w:w="476"/>
+            <w:tcW w:type="dxa" w:w="952"/>
           </w:tcPr>
           <w:p>
             <w:pPr>
@@ -5667,7 +5667,7 @@
         </w:tc>
         <w:tc>
           <w:tcPr>
-            <w:tcW w:type="dxa" w:w="5817"/>
+            <w:tcW w:type="dxa" w:w="5340"/>
             <w:noWrap/>
           </w:tcPr>
           <w:p>
@@ -5697,7 +5697,7 @@
       <w:tr>
         <w:tc>
           <w:tcPr>
-            <w:tcW w:type="dxa" w:w="476"/>
+            <w:tcW w:type="dxa" w:w="952"/>
           </w:tcPr>
           <w:p>
             <w:pPr>
@@ -5713,7 +5713,7 @@
         </w:tc>
         <w:tc>
           <w:tcPr>
-            <w:tcW w:type="dxa" w:w="5817"/>
+            <w:tcW w:type="dxa" w:w="5340"/>
             <w:noWrap/>
           </w:tcPr>
           <w:p>
@@ -5743,7 +5743,7 @@
       <w:tr>
         <w:tc>
           <w:tcPr>
-            <w:tcW w:type="dxa" w:w="476"/>
+            <w:tcW w:type="dxa" w:w="952"/>
           </w:tcPr>
           <w:p>
             <w:pPr>
@@ -5759,7 +5759,7 @@
         </w:tc>
         <w:tc>
           <w:tcPr>
-            <w:tcW w:type="dxa" w:w="5817"/>
+            <w:tcW w:type="dxa" w:w="5340"/>
             <w:noWrap/>
           </w:tcPr>
           <w:p>
@@ -5789,7 +5789,7 @@
       <w:tr>
         <w:tc>
           <w:tcPr>
-            <w:tcW w:type="dxa" w:w="476"/>
+            <w:tcW w:type="dxa" w:w="952"/>
           </w:tcPr>
           <w:p>
             <w:pPr>
@@ -5805,7 +5805,7 @@
         </w:tc>
         <w:tc>
           <w:tcPr>
-            <w:tcW w:type="dxa" w:w="5817"/>
+            <w:tcW w:type="dxa" w:w="5340"/>
             <w:noWrap/>
           </w:tcPr>
           <w:p>
@@ -5835,7 +5835,7 @@
       <w:tr>
         <w:tc>
           <w:tcPr>
-            <w:tcW w:type="dxa" w:w="476"/>
+            <w:tcW w:type="dxa" w:w="952"/>
           </w:tcPr>
           <w:p>
             <w:pPr>
@@ -5851,7 +5851,7 @@
         </w:tc>
         <w:tc>
           <w:tcPr>
-            <w:tcW w:type="dxa" w:w="5817"/>
+            <w:tcW w:type="dxa" w:w="5340"/>
             <w:noWrap/>
           </w:tcPr>
           <w:p>
@@ -5881,7 +5881,7 @@
       <w:tr>
         <w:tc>
           <w:tcPr>
-            <w:tcW w:type="dxa" w:w="476"/>
+            <w:tcW w:type="dxa" w:w="952"/>
           </w:tcPr>
           <w:p>
             <w:pPr>
@@ -5897,7 +5897,7 @@
         </w:tc>
         <w:tc>
           <w:tcPr>
-            <w:tcW w:type="dxa" w:w="5817"/>
+            <w:tcW w:type="dxa" w:w="5340"/>
             <w:noWrap/>
           </w:tcPr>
           <w:p>
@@ -5927,7 +5927,7 @@
       <w:tr>
         <w:tc>
           <w:tcPr>
-            <w:tcW w:type="dxa" w:w="476"/>
+            <w:tcW w:type="dxa" w:w="952"/>
           </w:tcPr>
           <w:p>
             <w:pPr>
@@ -5943,7 +5943,7 @@
         </w:tc>
         <w:tc>
           <w:tcPr>
-            <w:tcW w:type="dxa" w:w="5817"/>
+            <w:tcW w:type="dxa" w:w="5340"/>
             <w:noWrap/>
           </w:tcPr>
           <w:p>
@@ -5973,7 +5973,7 @@
       <w:tr>
         <w:tc>
           <w:tcPr>
-            <w:tcW w:type="dxa" w:w="476"/>
+            <w:tcW w:type="dxa" w:w="952"/>
           </w:tcPr>
           <w:p>
             <w:pPr>
@@ -5989,7 +5989,7 @@
         </w:tc>
         <w:tc>
           <w:tcPr>
-            <w:tcW w:type="dxa" w:w="5817"/>
+            <w:tcW w:type="dxa" w:w="5340"/>
             <w:noWrap/>
           </w:tcPr>
           <w:p>
@@ -6019,7 +6019,7 @@
       <w:tr>
         <w:tc>
           <w:tcPr>
-            <w:tcW w:type="dxa" w:w="476"/>
+            <w:tcW w:type="dxa" w:w="952"/>
           </w:tcPr>
           <w:p>
             <w:pPr>
@@ -6035,7 +6035,7 @@
         </w:tc>
         <w:tc>
           <w:tcPr>
-            <w:tcW w:type="dxa" w:w="5817"/>
+            <w:tcW w:type="dxa" w:w="5340"/>
             <w:noWrap/>
           </w:tcPr>
           <w:p>
@@ -6065,7 +6065,7 @@
       <w:tr>
         <w:tc>
           <w:tcPr>
-            <w:tcW w:type="dxa" w:w="476"/>
+            <w:tcW w:type="dxa" w:w="952"/>
           </w:tcPr>
           <w:p>
             <w:pPr>
@@ -6081,7 +6081,7 @@
         </w:tc>
         <w:tc>
           <w:tcPr>
-            <w:tcW w:type="dxa" w:w="5817"/>
+            <w:tcW w:type="dxa" w:w="5340"/>
             <w:noWrap/>
           </w:tcPr>
           <w:p>
@@ -6111,7 +6111,7 @@
       <w:tr>
         <w:tc>
           <w:tcPr>
-            <w:tcW w:type="dxa" w:w="476"/>
+            <w:tcW w:type="dxa" w:w="952"/>
           </w:tcPr>
           <w:p>
             <w:pPr>
@@ -6127,7 +6127,7 @@
         </w:tc>
         <w:tc>
           <w:tcPr>
-            <w:tcW w:type="dxa" w:w="5817"/>
+            <w:tcW w:type="dxa" w:w="5340"/>
             <w:noWrap/>
           </w:tcPr>
           <w:p>
@@ -6157,7 +6157,7 @@
       <w:tr>
         <w:tc>
           <w:tcPr>
-            <w:tcW w:type="dxa" w:w="476"/>
+            <w:tcW w:type="dxa" w:w="952"/>
           </w:tcPr>
           <w:p>
             <w:pPr>
@@ -6173,7 +6173,7 @@
         </w:tc>
         <w:tc>
           <w:tcPr>
-            <w:tcW w:type="dxa" w:w="5817"/>
+            <w:tcW w:type="dxa" w:w="5340"/>
             <w:noWrap/>
           </w:tcPr>
           <w:p>
@@ -6203,7 +6203,7 @@
       <w:tr>
         <w:tc>
           <w:tcPr>
-            <w:tcW w:type="dxa" w:w="476"/>
+            <w:tcW w:type="dxa" w:w="952"/>
           </w:tcPr>
           <w:p>
             <w:pPr>
@@ -6219,7 +6219,7 @@
         </w:tc>
         <w:tc>
           <w:tcPr>
-            <w:tcW w:type="dxa" w:w="5817"/>
+            <w:tcW w:type="dxa" w:w="5340"/>
             <w:noWrap/>
           </w:tcPr>
           <w:p>
@@ -6249,7 +6249,7 @@
       <w:tr>
         <w:tc>
           <w:tcPr>
-            <w:tcW w:type="dxa" w:w="476"/>
+            <w:tcW w:type="dxa" w:w="952"/>
           </w:tcPr>
           <w:p>
             <w:pPr>
@@ -6265,7 +6265,7 @@
         </w:tc>
         <w:tc>
           <w:tcPr>
-            <w:tcW w:type="dxa" w:w="5817"/>
+            <w:tcW w:type="dxa" w:w="5340"/>
             <w:noWrap/>
           </w:tcPr>
           <w:p>
@@ -6295,7 +6295,7 @@
       <w:tr>
         <w:tc>
           <w:tcPr>
-            <w:tcW w:type="dxa" w:w="476"/>
+            <w:tcW w:type="dxa" w:w="952"/>
           </w:tcPr>
           <w:p>
             <w:pPr>
@@ -6311,7 +6311,7 @@
         </w:tc>
         <w:tc>
           <w:tcPr>
-            <w:tcW w:type="dxa" w:w="5817"/>
+            <w:tcW w:type="dxa" w:w="5340"/>
             <w:noWrap/>
           </w:tcPr>
           <w:p>
@@ -6341,7 +6341,7 @@
       <w:tr>
         <w:tc>
           <w:tcPr>
-            <w:tcW w:type="dxa" w:w="476"/>
+            <w:tcW w:type="dxa" w:w="952"/>
           </w:tcPr>
           <w:p>
             <w:pPr>
@@ -6357,7 +6357,7 @@
         </w:tc>
         <w:tc>
           <w:tcPr>
-            <w:tcW w:type="dxa" w:w="5817"/>
+            <w:tcW w:type="dxa" w:w="5340"/>
             <w:noWrap/>
           </w:tcPr>
           <w:p>
@@ -6387,7 +6387,7 @@
       <w:tr>
         <w:tc>
           <w:tcPr>
-            <w:tcW w:type="dxa" w:w="476"/>
+            <w:tcW w:type="dxa" w:w="952"/>
           </w:tcPr>
           <w:p>
             <w:pPr>
@@ -6403,7 +6403,7 @@
         </w:tc>
         <w:tc>
           <w:tcPr>
-            <w:tcW w:type="dxa" w:w="5817"/>
+            <w:tcW w:type="dxa" w:w="5340"/>
             <w:noWrap/>
           </w:tcPr>
           <w:p>
@@ -6433,7 +6433,7 @@
       <w:tr>
         <w:tc>
           <w:tcPr>
-            <w:tcW w:type="dxa" w:w="476"/>
+            <w:tcW w:type="dxa" w:w="952"/>
           </w:tcPr>
           <w:p>
             <w:pPr>
@@ -6449,7 +6449,7 @@
         </w:tc>
         <w:tc>
           <w:tcPr>
-            <w:tcW w:type="dxa" w:w="5817"/>
+            <w:tcW w:type="dxa" w:w="5340"/>
             <w:noWrap/>
           </w:tcPr>
           <w:p>
@@ -6479,7 +6479,7 @@
       <w:tr>
         <w:tc>
           <w:tcPr>
-            <w:tcW w:type="dxa" w:w="476"/>
+            <w:tcW w:type="dxa" w:w="952"/>
           </w:tcPr>
           <w:p>
             <w:pPr>
@@ -6495,7 +6495,7 @@
         </w:tc>
         <w:tc>
           <w:tcPr>
-            <w:tcW w:type="dxa" w:w="5817"/>
+            <w:tcW w:type="dxa" w:w="5340"/>
             <w:noWrap/>
           </w:tcPr>
           <w:p>
@@ -6525,7 +6525,7 @@
       <w:tr>
         <w:tc>
           <w:tcPr>
-            <w:tcW w:type="dxa" w:w="476"/>
+            <w:tcW w:type="dxa" w:w="952"/>
           </w:tcPr>
           <w:p>
             <w:pPr>
@@ -6541,7 +6541,7 @@
         </w:tc>
         <w:tc>
           <w:tcPr>
-            <w:tcW w:type="dxa" w:w="5817"/>
+            <w:tcW w:type="dxa" w:w="5340"/>
             <w:noWrap/>
           </w:tcPr>
           <w:p>
@@ -6571,7 +6571,7 @@
       <w:tr>
         <w:tc>
           <w:tcPr>
-            <w:tcW w:type="dxa" w:w="476"/>
+            <w:tcW w:type="dxa" w:w="952"/>
           </w:tcPr>
           <w:p>
             <w:pPr>
@@ -6587,7 +6587,7 @@
         </w:tc>
         <w:tc>
           <w:tcPr>
-            <w:tcW w:type="dxa" w:w="5817"/>
+            <w:tcW w:type="dxa" w:w="5340"/>
             <w:noWrap/>
           </w:tcPr>
           <w:p>
@@ -6617,7 +6617,7 @@
       <w:tr>
         <w:tc>
           <w:tcPr>
-            <w:tcW w:type="dxa" w:w="476"/>
+            <w:tcW w:type="dxa" w:w="952"/>
           </w:tcPr>
           <w:p>
             <w:pPr>
@@ -6633,7 +6633,7 @@
         </w:tc>
         <w:tc>
           <w:tcPr>
-            <w:tcW w:type="dxa" w:w="5817"/>
+            <w:tcW w:type="dxa" w:w="5340"/>
             <w:noWrap/>
           </w:tcPr>
           <w:p>
@@ -6663,7 +6663,7 @@
       <w:tr>
         <w:tc>
           <w:tcPr>
-            <w:tcW w:type="dxa" w:w="476"/>
+            <w:tcW w:type="dxa" w:w="952"/>
           </w:tcPr>
           <w:p>
             <w:pPr>
@@ -6679,7 +6679,7 @@
         </w:tc>
         <w:tc>
           <w:tcPr>
-            <w:tcW w:type="dxa" w:w="5817"/>
+            <w:tcW w:type="dxa" w:w="5340"/>
             <w:noWrap/>
           </w:tcPr>
           <w:p>
@@ -6709,7 +6709,7 @@
       <w:tr>
         <w:tc>
           <w:tcPr>
-            <w:tcW w:type="dxa" w:w="476"/>
+            <w:tcW w:type="dxa" w:w="952"/>
           </w:tcPr>
           <w:p>
             <w:pPr>
@@ -6725,7 +6725,7 @@
         </w:tc>
         <w:tc>
           <w:tcPr>
-            <w:tcW w:type="dxa" w:w="5817"/>
+            <w:tcW w:type="dxa" w:w="5340"/>
             <w:noWrap/>
           </w:tcPr>
           <w:p>
@@ -6755,7 +6755,7 @@
       <w:tr>
         <w:tc>
           <w:tcPr>
-            <w:tcW w:type="dxa" w:w="476"/>
+            <w:tcW w:type="dxa" w:w="952"/>
           </w:tcPr>
           <w:p>
             <w:pPr>
@@ -6771,7 +6771,7 @@
         </w:tc>
         <w:tc>
           <w:tcPr>
-            <w:tcW w:type="dxa" w:w="5817"/>
+            <w:tcW w:type="dxa" w:w="5340"/>
             <w:noWrap/>
           </w:tcPr>
           <w:p>
@@ -6801,7 +6801,7 @@
       <w:tr>
         <w:tc>
           <w:tcPr>
-            <w:tcW w:type="dxa" w:w="476"/>
+            <w:tcW w:type="dxa" w:w="952"/>
           </w:tcPr>
           <w:p>
             <w:pPr>
@@ -6817,7 +6817,7 @@
         </w:tc>
         <w:tc>
           <w:tcPr>
-            <w:tcW w:type="dxa" w:w="5817"/>
+            <w:tcW w:type="dxa" w:w="5340"/>
             <w:noWrap/>
           </w:tcPr>
           <w:p>
@@ -6847,7 +6847,7 @@
       <w:tr>
         <w:tc>
           <w:tcPr>
-            <w:tcW w:type="dxa" w:w="476"/>
+            <w:tcW w:type="dxa" w:w="952"/>
           </w:tcPr>
           <w:p>
             <w:pPr>
@@ -6863,7 +6863,7 @@
         </w:tc>
         <w:tc>
           <w:tcPr>
-            <w:tcW w:type="dxa" w:w="5817"/>
+            <w:tcW w:type="dxa" w:w="5340"/>
             <w:noWrap/>
           </w:tcPr>
           <w:p>
@@ -6893,7 +6893,7 @@
       <w:tr>
         <w:tc>
           <w:tcPr>
-            <w:tcW w:type="dxa" w:w="476"/>
+            <w:tcW w:type="dxa" w:w="952"/>
           </w:tcPr>
           <w:p>
             <w:pPr>
@@ -6909,7 +6909,7 @@
         </w:tc>
         <w:tc>
           <w:tcPr>
-            <w:tcW w:type="dxa" w:w="5817"/>
+            <w:tcW w:type="dxa" w:w="5340"/>
             <w:noWrap/>
           </w:tcPr>
           <w:p>
@@ -6939,7 +6939,7 @@
       <w:tr>
         <w:tc>
           <w:tcPr>
-            <w:tcW w:type="dxa" w:w="476"/>
+            <w:tcW w:type="dxa" w:w="952"/>
           </w:tcPr>
           <w:p>
             <w:pPr>
@@ -6955,7 +6955,7 @@
         </w:tc>
         <w:tc>
           <w:tcPr>
-            <w:tcW w:type="dxa" w:w="5817"/>
+            <w:tcW w:type="dxa" w:w="5340"/>
             <w:noWrap/>
           </w:tcPr>
           <w:p>
@@ -6985,7 +6985,7 @@
       <w:tr>
         <w:tc>
           <w:tcPr>
-            <w:tcW w:type="dxa" w:w="476"/>
+            <w:tcW w:type="dxa" w:w="952"/>
           </w:tcPr>
           <w:p>
             <w:pPr>
@@ -7001,7 +7001,7 @@
         </w:tc>
         <w:tc>
           <w:tcPr>
-            <w:tcW w:type="dxa" w:w="5817"/>
+            <w:tcW w:type="dxa" w:w="5340"/>
             <w:noWrap/>
           </w:tcPr>
           <w:p>
@@ -7031,7 +7031,7 @@
       <w:tr>
         <w:tc>
           <w:tcPr>
-            <w:tcW w:type="dxa" w:w="476"/>
+            <w:tcW w:type="dxa" w:w="952"/>
           </w:tcPr>
           <w:p>
             <w:pPr>
@@ -7047,7 +7047,7 @@
         </w:tc>
         <w:tc>
           <w:tcPr>
-            <w:tcW w:type="dxa" w:w="5817"/>
+            <w:tcW w:type="dxa" w:w="5340"/>
             <w:noWrap/>
           </w:tcPr>
           <w:p>
@@ -7077,7 +7077,7 @@
       <w:tr>
         <w:tc>
           <w:tcPr>
-            <w:tcW w:type="dxa" w:w="476"/>
+            <w:tcW w:type="dxa" w:w="952"/>
           </w:tcPr>
           <w:p>
             <w:pPr>
@@ -7093,7 +7093,7 @@
         </w:tc>
         <w:tc>
           <w:tcPr>
-            <w:tcW w:type="dxa" w:w="5817"/>
+            <w:tcW w:type="dxa" w:w="5340"/>
             <w:noWrap/>
           </w:tcPr>
           <w:p>
@@ -7123,7 +7123,7 @@
       <w:tr>
         <w:tc>
           <w:tcPr>
-            <w:tcW w:type="dxa" w:w="476"/>
+            <w:tcW w:type="dxa" w:w="952"/>
           </w:tcPr>
           <w:p>
             <w:pPr>
@@ -7139,7 +7139,7 @@
         </w:tc>
         <w:tc>
           <w:tcPr>
-            <w:tcW w:type="dxa" w:w="5817"/>
+            <w:tcW w:type="dxa" w:w="5340"/>
             <w:noWrap/>
           </w:tcPr>
           <w:p>
@@ -7169,7 +7169,7 @@
       <w:tr>
         <w:tc>
           <w:tcPr>
-            <w:tcW w:type="dxa" w:w="476"/>
+            <w:tcW w:type="dxa" w:w="952"/>
           </w:tcPr>
           <w:p>
             <w:pPr>
@@ -7185,7 +7185,7 @@
         </w:tc>
         <w:tc>
           <w:tcPr>
-            <w:tcW w:type="dxa" w:w="5817"/>
+            <w:tcW w:type="dxa" w:w="5340"/>
             <w:noWrap/>
           </w:tcPr>
           <w:p>
@@ -7215,7 +7215,7 @@
       <w:tr>
         <w:tc>
           <w:tcPr>
-            <w:tcW w:type="dxa" w:w="476"/>
+            <w:tcW w:type="dxa" w:w="952"/>
           </w:tcPr>
           <w:p>
             <w:pPr>
@@ -7231,7 +7231,7 @@
         </w:tc>
         <w:tc>
           <w:tcPr>
-            <w:tcW w:type="dxa" w:w="5817"/>
+            <w:tcW w:type="dxa" w:w="5340"/>
             <w:noWrap/>
           </w:tcPr>
           <w:p>
@@ -7261,7 +7261,7 @@
       <w:tr>
         <w:tc>
           <w:tcPr>
-            <w:tcW w:type="dxa" w:w="476"/>
+            <w:tcW w:type="dxa" w:w="952"/>
           </w:tcPr>
           <w:p>
             <w:pPr>
@@ -7277,7 +7277,7 @@
         </w:tc>
         <w:tc>
           <w:tcPr>
-            <w:tcW w:type="dxa" w:w="5817"/>
+            <w:tcW w:type="dxa" w:w="5340"/>
             <w:noWrap/>
           </w:tcPr>
           <w:p>
@@ -7307,7 +7307,7 @@
       <w:tr>
         <w:tc>
           <w:tcPr>
-            <w:tcW w:type="dxa" w:w="476"/>
+            <w:tcW w:type="dxa" w:w="952"/>
           </w:tcPr>
           <w:p>
             <w:pPr>
@@ -7323,7 +7323,7 @@
         </w:tc>
         <w:tc>
           <w:tcPr>
-            <w:tcW w:type="dxa" w:w="5817"/>
+            <w:tcW w:type="dxa" w:w="5340"/>
             <w:noWrap/>
           </w:tcPr>
           <w:p>
@@ -7353,7 +7353,7 @@
       <w:tr>
         <w:tc>
           <w:tcPr>
-            <w:tcW w:type="dxa" w:w="476"/>
+            <w:tcW w:type="dxa" w:w="952"/>
           </w:tcPr>
           <w:p>
             <w:pPr>
@@ -7369,7 +7369,7 @@
         </w:tc>
         <w:tc>
           <w:tcPr>
-            <w:tcW w:type="dxa" w:w="5817"/>
+            <w:tcW w:type="dxa" w:w="5340"/>
             <w:noWrap/>
           </w:tcPr>
           <w:p>
@@ -7399,7 +7399,7 @@
       <w:tr>
         <w:tc>
           <w:tcPr>
-            <w:tcW w:type="dxa" w:w="476"/>
+            <w:tcW w:type="dxa" w:w="952"/>
           </w:tcPr>
           <w:p>
             <w:pPr>
@@ -7415,7 +7415,7 @@
         </w:tc>
         <w:tc>
           <w:tcPr>
-            <w:tcW w:type="dxa" w:w="5817"/>
+            <w:tcW w:type="dxa" w:w="5340"/>
             <w:noWrap/>
           </w:tcPr>
           <w:p>
@@ -7445,7 +7445,7 @@
       <w:tr>
         <w:tc>
           <w:tcPr>
-            <w:tcW w:type="dxa" w:w="476"/>
+            <w:tcW w:type="dxa" w:w="952"/>
           </w:tcPr>
           <w:p>
             <w:pPr>
@@ -7461,7 +7461,7 @@
         </w:tc>
         <w:tc>
           <w:tcPr>
-            <w:tcW w:type="dxa" w:w="5817"/>
+            <w:tcW w:type="dxa" w:w="5340"/>
             <w:noWrap/>
           </w:tcPr>
           <w:p>
@@ -7491,7 +7491,7 @@
       <w:tr>
         <w:tc>
           <w:tcPr>
-            <w:tcW w:type="dxa" w:w="476"/>
+            <w:tcW w:type="dxa" w:w="952"/>
           </w:tcPr>
           <w:p>
             <w:pPr>
@@ -7507,7 +7507,7 @@
         </w:tc>
         <w:tc>
           <w:tcPr>
-            <w:tcW w:type="dxa" w:w="5817"/>
+            <w:tcW w:type="dxa" w:w="5340"/>
             <w:noWrap/>
           </w:tcPr>
           <w:p>
@@ -7560,7 +7560,7 @@
       <w:tr>
         <w:tc>
           <w:tcPr>
-            <w:tcW w:type="dxa" w:w="476"/>
+            <w:tcW w:type="dxa" w:w="952"/>
           </w:tcPr>
           <w:p>
             <w:pPr>
@@ -7576,7 +7576,7 @@
         </w:tc>
         <w:tc>
           <w:tcPr>
-            <w:tcW w:type="dxa" w:w="5817"/>
+            <w:tcW w:type="dxa" w:w="5340"/>
             <w:noWrap/>
           </w:tcPr>
           <w:p>
@@ -7605,7 +7605,7 @@
       <w:tr>
         <w:tc>
           <w:tcPr>
-            <w:tcW w:type="dxa" w:w="476"/>
+            <w:tcW w:type="dxa" w:w="952"/>
           </w:tcPr>
           <w:p>
             <w:pPr>
@@ -7621,7 +7621,7 @@
         </w:tc>
         <w:tc>
           <w:tcPr>
-            <w:tcW w:type="dxa" w:w="5817"/>
+            <w:tcW w:type="dxa" w:w="5340"/>
             <w:noWrap/>
           </w:tcPr>
           <w:p>
@@ -7651,7 +7651,7 @@
       <w:tr>
         <w:tc>
           <w:tcPr>
-            <w:tcW w:type="dxa" w:w="476"/>
+            <w:tcW w:type="dxa" w:w="952"/>
           </w:tcPr>
           <w:p>
             <w:pPr>
@@ -7667,7 +7667,7 @@
         </w:tc>
         <w:tc>
           <w:tcPr>
-            <w:tcW w:type="dxa" w:w="5817"/>
+            <w:tcW w:type="dxa" w:w="5340"/>
             <w:noWrap/>
           </w:tcPr>
           <w:p>
@@ -7697,7 +7697,7 @@
       <w:tr>
         <w:tc>
           <w:tcPr>
-            <w:tcW w:type="dxa" w:w="476"/>
+            <w:tcW w:type="dxa" w:w="952"/>
           </w:tcPr>
           <w:p>
             <w:pPr>
@@ -7713,7 +7713,7 @@
         </w:tc>
         <w:tc>
           <w:tcPr>
-            <w:tcW w:type="dxa" w:w="5817"/>
+            <w:tcW w:type="dxa" w:w="5340"/>
             <w:noWrap/>
           </w:tcPr>
           <w:p>
@@ -7743,7 +7743,7 @@
       <w:tr>
         <w:tc>
           <w:tcPr>
-            <w:tcW w:type="dxa" w:w="476"/>
+            <w:tcW w:type="dxa" w:w="952"/>
           </w:tcPr>
           <w:p>
             <w:pPr>
@@ -7759,7 +7759,7 @@
         </w:tc>
         <w:tc>
           <w:tcPr>
-            <w:tcW w:type="dxa" w:w="5817"/>
+            <w:tcW w:type="dxa" w:w="5340"/>
             <w:noWrap/>
           </w:tcPr>
           <w:p>
@@ -7789,7 +7789,7 @@
       <w:tr>
         <w:tc>
           <w:tcPr>
-            <w:tcW w:type="dxa" w:w="476"/>
+            <w:tcW w:type="dxa" w:w="952"/>
           </w:tcPr>
           <w:p>
             <w:pPr>
@@ -7805,7 +7805,7 @@
         </w:tc>
         <w:tc>
           <w:tcPr>
-            <w:tcW w:type="dxa" w:w="5817"/>
+            <w:tcW w:type="dxa" w:w="5340"/>
             <w:noWrap/>
           </w:tcPr>
           <w:p>
@@ -7835,7 +7835,7 @@
       <w:tr>
         <w:tc>
           <w:tcPr>
-            <w:tcW w:type="dxa" w:w="476"/>
+            <w:tcW w:type="dxa" w:w="952"/>
           </w:tcPr>
           <w:p>
             <w:pPr>
@@ -7851,7 +7851,7 @@
         </w:tc>
         <w:tc>
           <w:tcPr>
-            <w:tcW w:type="dxa" w:w="5817"/>
+            <w:tcW w:type="dxa" w:w="5340"/>
             <w:noWrap/>
           </w:tcPr>
           <w:p>
@@ -7881,7 +7881,7 @@
       <w:tr>
         <w:tc>
           <w:tcPr>
-            <w:tcW w:type="dxa" w:w="476"/>
+            <w:tcW w:type="dxa" w:w="952"/>
           </w:tcPr>
           <w:p>
             <w:pPr>
@@ -7897,7 +7897,7 @@
         </w:tc>
         <w:tc>
           <w:tcPr>
-            <w:tcW w:type="dxa" w:w="5817"/>
+            <w:tcW w:type="dxa" w:w="5340"/>
             <w:noWrap/>
           </w:tcPr>
           <w:p>
@@ -7927,7 +7927,7 @@
       <w:tr>
         <w:tc>
           <w:tcPr>
-            <w:tcW w:type="dxa" w:w="476"/>
+            <w:tcW w:type="dxa" w:w="952"/>
           </w:tcPr>
           <w:p>
             <w:pPr>
@@ -7943,7 +7943,7 @@
         </w:tc>
         <w:tc>
           <w:tcPr>
-            <w:tcW w:type="dxa" w:w="5817"/>
+            <w:tcW w:type="dxa" w:w="5340"/>
             <w:noWrap/>
           </w:tcPr>
           <w:p>
@@ -7973,7 +7973,7 @@
       <w:tr>
         <w:tc>
           <w:tcPr>
-            <w:tcW w:type="dxa" w:w="476"/>
+            <w:tcW w:type="dxa" w:w="952"/>
           </w:tcPr>
           <w:p>
             <w:pPr>
@@ -7989,7 +7989,7 @@
         </w:tc>
         <w:tc>
           <w:tcPr>
-            <w:tcW w:type="dxa" w:w="5817"/>
+            <w:tcW w:type="dxa" w:w="5340"/>
             <w:noWrap/>
           </w:tcPr>
           <w:p>
@@ -8019,7 +8019,7 @@
       <w:tr>
         <w:tc>
           <w:tcPr>
-            <w:tcW w:type="dxa" w:w="476"/>
+            <w:tcW w:type="dxa" w:w="952"/>
           </w:tcPr>
           <w:p>
             <w:pPr>
@@ -8035,7 +8035,7 @@
         </w:tc>
         <w:tc>
           <w:tcPr>
-            <w:tcW w:type="dxa" w:w="5817"/>
+            <w:tcW w:type="dxa" w:w="5340"/>
             <w:noWrap/>
           </w:tcPr>
           <w:p>
@@ -8065,7 +8065,7 @@
       <w:tr>
         <w:tc>
           <w:tcPr>
-            <w:tcW w:type="dxa" w:w="476"/>
+            <w:tcW w:type="dxa" w:w="952"/>
           </w:tcPr>
           <w:p>
             <w:pPr>
@@ -8081,7 +8081,7 @@
         </w:tc>
         <w:tc>
           <w:tcPr>
-            <w:tcW w:type="dxa" w:w="5817"/>
+            <w:tcW w:type="dxa" w:w="5340"/>
             <w:noWrap/>
           </w:tcPr>
           <w:p>
@@ -8111,7 +8111,7 @@
       <w:tr>
         <w:tc>
           <w:tcPr>
-            <w:tcW w:type="dxa" w:w="476"/>
+            <w:tcW w:type="dxa" w:w="952"/>
           </w:tcPr>
           <w:p>
             <w:pPr>
@@ -8127,7 +8127,7 @@
         </w:tc>
         <w:tc>
           <w:tcPr>
-            <w:tcW w:type="dxa" w:w="5817"/>
+            <w:tcW w:type="dxa" w:w="5340"/>
             <w:noWrap/>
           </w:tcPr>
           <w:p>
@@ -8157,7 +8157,7 @@
       <w:tr>
         <w:tc>
           <w:tcPr>
-            <w:tcW w:type="dxa" w:w="476"/>
+            <w:tcW w:type="dxa" w:w="952"/>
           </w:tcPr>
           <w:p>
             <w:pPr>
@@ -8173,7 +8173,7 @@
         </w:tc>
         <w:tc>
           <w:tcPr>
-            <w:tcW w:type="dxa" w:w="5817"/>
+            <w:tcW w:type="dxa" w:w="5340"/>
             <w:noWrap/>
           </w:tcPr>
           <w:p>
@@ -8203,7 +8203,7 @@
       <w:tr>
         <w:tc>
           <w:tcPr>
-            <w:tcW w:type="dxa" w:w="476"/>
+            <w:tcW w:type="dxa" w:w="952"/>
           </w:tcPr>
           <w:p>
             <w:pPr>
@@ -8219,7 +8219,7 @@
         </w:tc>
         <w:tc>
           <w:tcPr>
-            <w:tcW w:type="dxa" w:w="5817"/>
+            <w:tcW w:type="dxa" w:w="5340"/>
             <w:noWrap/>
           </w:tcPr>
           <w:p>
@@ -8249,7 +8249,7 @@
       <w:tr>
         <w:tc>
           <w:tcPr>
-            <w:tcW w:type="dxa" w:w="476"/>
+            <w:tcW w:type="dxa" w:w="952"/>
           </w:tcPr>
           <w:p>
             <w:pPr>
@@ -8265,7 +8265,7 @@
         </w:tc>
         <w:tc>
           <w:tcPr>
-            <w:tcW w:type="dxa" w:w="5817"/>
+            <w:tcW w:type="dxa" w:w="5340"/>
             <w:noWrap/>
           </w:tcPr>
           <w:p>
@@ -8295,7 +8295,7 @@
       <w:tr>
         <w:tc>
           <w:tcPr>
-            <w:tcW w:type="dxa" w:w="476"/>
+            <w:tcW w:type="dxa" w:w="952"/>
           </w:tcPr>
           <w:p>
             <w:pPr>
@@ -8311,7 +8311,7 @@
         </w:tc>
         <w:tc>
           <w:tcPr>
-            <w:tcW w:type="dxa" w:w="5817"/>
+            <w:tcW w:type="dxa" w:w="5340"/>
             <w:noWrap/>
           </w:tcPr>
           <w:p>
@@ -8341,7 +8341,7 @@
       <w:tr>
         <w:tc>
           <w:tcPr>
-            <w:tcW w:type="dxa" w:w="476"/>
+            <w:tcW w:type="dxa" w:w="952"/>
           </w:tcPr>
           <w:p>
             <w:pPr>
@@ -8357,7 +8357,7 @@
         </w:tc>
         <w:tc>
           <w:tcPr>
-            <w:tcW w:type="dxa" w:w="5817"/>
+            <w:tcW w:type="dxa" w:w="5340"/>
             <w:noWrap/>
           </w:tcPr>
           <w:p>
@@ -8387,7 +8387,7 @@
       <w:tr>
         <w:tc>
           <w:tcPr>
-            <w:tcW w:type="dxa" w:w="476"/>
+            <w:tcW w:type="dxa" w:w="952"/>
           </w:tcPr>
           <w:p>
             <w:pPr>
@@ -8403,7 +8403,7 @@
         </w:tc>
         <w:tc>
           <w:tcPr>
-            <w:tcW w:type="dxa" w:w="5817"/>
+            <w:tcW w:type="dxa" w:w="5340"/>
             <w:noWrap/>
           </w:tcPr>
           <w:p>
@@ -8433,7 +8433,7 @@
       <w:tr>
         <w:tc>
           <w:tcPr>
-            <w:tcW w:type="dxa" w:w="476"/>
+            <w:tcW w:type="dxa" w:w="952"/>
           </w:tcPr>
           <w:p>
             <w:pPr>
@@ -8449,7 +8449,7 @@
         </w:tc>
         <w:tc>
           <w:tcPr>
-            <w:tcW w:type="dxa" w:w="5817"/>
+            <w:tcW w:type="dxa" w:w="5340"/>
             <w:noWrap/>
           </w:tcPr>
           <w:p>
@@ -8479,7 +8479,7 @@
       <w:tr>
         <w:tc>
           <w:tcPr>
-            <w:tcW w:type="dxa" w:w="476"/>
+            <w:tcW w:type="dxa" w:w="952"/>
           </w:tcPr>
           <w:p>
             <w:pPr>
@@ -8495,7 +8495,7 @@
         </w:tc>
         <w:tc>
           <w:tcPr>
-            <w:tcW w:type="dxa" w:w="5817"/>
+            <w:tcW w:type="dxa" w:w="5340"/>
             <w:noWrap/>
           </w:tcPr>
           <w:p>
@@ -8525,7 +8525,7 @@
       <w:tr>
         <w:tc>
           <w:tcPr>
-            <w:tcW w:type="dxa" w:w="476"/>
+            <w:tcW w:type="dxa" w:w="952"/>
           </w:tcPr>
           <w:p>
             <w:pPr>
@@ -8541,7 +8541,7 @@
         </w:tc>
         <w:tc>
           <w:tcPr>
-            <w:tcW w:type="dxa" w:w="5817"/>
+            <w:tcW w:type="dxa" w:w="5340"/>
             <w:noWrap/>
           </w:tcPr>
           <w:p>
@@ -8571,7 +8571,7 @@
       <w:tr>
         <w:tc>
           <w:tcPr>
-            <w:tcW w:type="dxa" w:w="476"/>
+            <w:tcW w:type="dxa" w:w="952"/>
           </w:tcPr>
           <w:p>
             <w:pPr>
@@ -8587,7 +8587,7 @@
         </w:tc>
         <w:tc>
           <w:tcPr>
-            <w:tcW w:type="dxa" w:w="5817"/>
+            <w:tcW w:type="dxa" w:w="5340"/>
             <w:noWrap/>
           </w:tcPr>
           <w:p>
@@ -8617,7 +8617,7 @@
       <w:tr>
         <w:tc>
           <w:tcPr>
-            <w:tcW w:type="dxa" w:w="476"/>
+            <w:tcW w:type="dxa" w:w="952"/>
           </w:tcPr>
           <w:p>
             <w:pPr>
@@ -8633,7 +8633,7 @@
         </w:tc>
         <w:tc>
           <w:tcPr>
-            <w:tcW w:type="dxa" w:w="5817"/>
+            <w:tcW w:type="dxa" w:w="5340"/>
             <w:noWrap/>
           </w:tcPr>
           <w:p>
@@ -8663,7 +8663,7 @@
       <w:tr>
         <w:tc>
           <w:tcPr>
-            <w:tcW w:type="dxa" w:w="476"/>
+            <w:tcW w:type="dxa" w:w="952"/>
           </w:tcPr>
           <w:p>
             <w:pPr>
@@ -8679,7 +8679,7 @@
         </w:tc>
         <w:tc>
           <w:tcPr>
-            <w:tcW w:type="dxa" w:w="5817"/>
+            <w:tcW w:type="dxa" w:w="5340"/>
             <w:noWrap/>
           </w:tcPr>
           <w:p>
@@ -8709,7 +8709,7 @@
       <w:tr>
         <w:tc>
           <w:tcPr>
-            <w:tcW w:type="dxa" w:w="476"/>
+            <w:tcW w:type="dxa" w:w="952"/>
           </w:tcPr>
           <w:p>
             <w:pPr>
@@ -8725,7 +8725,7 @@
         </w:tc>
         <w:tc>
           <w:tcPr>
-            <w:tcW w:type="dxa" w:w="5817"/>
+            <w:tcW w:type="dxa" w:w="5340"/>
             <w:noWrap/>
           </w:tcPr>
           <w:p>
@@ -8755,7 +8755,7 @@
       <w:tr>
         <w:tc>
           <w:tcPr>
-            <w:tcW w:type="dxa" w:w="476"/>
+            <w:tcW w:type="dxa" w:w="952"/>
           </w:tcPr>
           <w:p>
             <w:pPr>
@@ -8771,7 +8771,7 @@
         </w:tc>
         <w:tc>
           <w:tcPr>
-            <w:tcW w:type="dxa" w:w="5817"/>
+            <w:tcW w:type="dxa" w:w="5340"/>
             <w:noWrap/>
           </w:tcPr>
           <w:p>
@@ -8801,7 +8801,7 @@
       <w:tr>
         <w:tc>
           <w:tcPr>
-            <w:tcW w:type="dxa" w:w="476"/>
+            <w:tcW w:type="dxa" w:w="952"/>
           </w:tcPr>
           <w:p>
             <w:pPr>
@@ -8817,7 +8817,7 @@
         </w:tc>
         <w:tc>
           <w:tcPr>
-            <w:tcW w:type="dxa" w:w="5817"/>
+            <w:tcW w:type="dxa" w:w="5340"/>
             <w:noWrap/>
           </w:tcPr>
           <w:p>
@@ -8870,7 +8870,7 @@
       <w:tr>
         <w:tc>
           <w:tcPr>
-            <w:tcW w:type="dxa" w:w="476"/>
+            <w:tcW w:type="dxa" w:w="952"/>
           </w:tcPr>
           <w:p>
             <w:pPr>
@@ -8886,7 +8886,7 @@
         </w:tc>
         <w:tc>
           <w:tcPr>
-            <w:tcW w:type="dxa" w:w="5817"/>
+            <w:tcW w:type="dxa" w:w="5340"/>
             <w:noWrap/>
           </w:tcPr>
           <w:p>
@@ -8915,7 +8915,7 @@
       <w:tr>
         <w:tc>
           <w:tcPr>
-            <w:tcW w:type="dxa" w:w="476"/>
+            <w:tcW w:type="dxa" w:w="952"/>
           </w:tcPr>
           <w:p>
             <w:pPr>
@@ -8931,7 +8931,7 @@
         </w:tc>
         <w:tc>
           <w:tcPr>
-            <w:tcW w:type="dxa" w:w="5817"/>
+            <w:tcW w:type="dxa" w:w="5340"/>
             <w:noWrap/>
           </w:tcPr>
           <w:p>
@@ -8961,7 +8961,7 @@
       <w:tr>
         <w:tc>
           <w:tcPr>
-            <w:tcW w:type="dxa" w:w="476"/>
+            <w:tcW w:type="dxa" w:w="952"/>
           </w:tcPr>
           <w:p>
             <w:pPr>
@@ -8977,7 +8977,7 @@
         </w:tc>
         <w:tc>
           <w:tcPr>
-            <w:tcW w:type="dxa" w:w="5817"/>
+            <w:tcW w:type="dxa" w:w="5340"/>
             <w:noWrap/>
           </w:tcPr>
           <w:p>
@@ -9007,7 +9007,7 @@
       <w:tr>
         <w:tc>
           <w:tcPr>
-            <w:tcW w:type="dxa" w:w="476"/>
+            <w:tcW w:type="dxa" w:w="952"/>
           </w:tcPr>
           <w:p>
             <w:pPr>
@@ -9023,7 +9023,7 @@
         </w:tc>
         <w:tc>
           <w:tcPr>
-            <w:tcW w:type="dxa" w:w="5817"/>
+            <w:tcW w:type="dxa" w:w="5340"/>
             <w:noWrap/>
           </w:tcPr>
           <w:p>
@@ -9076,7 +9076,7 @@
       <w:tr>
         <w:tc>
           <w:tcPr>
-            <w:tcW w:type="dxa" w:w="476"/>
+            <w:tcW w:type="dxa" w:w="952"/>
           </w:tcPr>
           <w:p>
             <w:pPr>
@@ -9092,7 +9092,7 @@
         </w:tc>
         <w:tc>
           <w:tcPr>
-            <w:tcW w:type="dxa" w:w="5817"/>
+            <w:tcW w:type="dxa" w:w="5340"/>
             <w:noWrap/>
           </w:tcPr>
           <w:p>
@@ -9121,7 +9121,7 @@
       <w:tr>
         <w:tc>
           <w:tcPr>
-            <w:tcW w:type="dxa" w:w="476"/>
+            <w:tcW w:type="dxa" w:w="952"/>
           </w:tcPr>
           <w:p>
             <w:pPr>
@@ -9137,7 +9137,7 @@
         </w:tc>
         <w:tc>
           <w:tcPr>
-            <w:tcW w:type="dxa" w:w="5817"/>
+            <w:tcW w:type="dxa" w:w="5340"/>
             <w:noWrap/>
           </w:tcPr>
           <w:p>
@@ -9167,7 +9167,7 @@
       <w:tr>
         <w:tc>
           <w:tcPr>
-            <w:tcW w:type="dxa" w:w="476"/>
+            <w:tcW w:type="dxa" w:w="952"/>
           </w:tcPr>
           <w:p>
             <w:pPr>
@@ -9183,7 +9183,7 @@
         </w:tc>
         <w:tc>
           <w:tcPr>
-            <w:tcW w:type="dxa" w:w="5817"/>
+            <w:tcW w:type="dxa" w:w="5340"/>
             <w:noWrap/>
           </w:tcPr>
           <w:p>
@@ -9213,7 +9213,7 @@
       <w:tr>
         <w:tc>
           <w:tcPr>
-            <w:tcW w:type="dxa" w:w="476"/>
+            <w:tcW w:type="dxa" w:w="952"/>
           </w:tcPr>
           <w:p>
             <w:pPr>
@@ -9229,7 +9229,7 @@
         </w:tc>
         <w:tc>
           <w:tcPr>
-            <w:tcW w:type="dxa" w:w="5817"/>
+            <w:tcW w:type="dxa" w:w="5340"/>
             <w:noWrap/>
           </w:tcPr>
           <w:p>
@@ -9259,7 +9259,7 @@
       <w:tr>
         <w:tc>
           <w:tcPr>
-            <w:tcW w:type="dxa" w:w="476"/>
+            <w:tcW w:type="dxa" w:w="952"/>
           </w:tcPr>
           <w:p>
             <w:pPr>
@@ -9275,7 +9275,7 @@
         </w:tc>
         <w:tc>
           <w:tcPr>
-            <w:tcW w:type="dxa" w:w="5817"/>
+            <w:tcW w:type="dxa" w:w="5340"/>
             <w:noWrap/>
           </w:tcPr>
           <w:p>
@@ -9305,7 +9305,7 @@
       <w:tr>
         <w:tc>
           <w:tcPr>
-            <w:tcW w:type="dxa" w:w="476"/>
+            <w:tcW w:type="dxa" w:w="952"/>
           </w:tcPr>
           <w:p>
             <w:pPr>
@@ -9321,7 +9321,7 @@
         </w:tc>
         <w:tc>
           <w:tcPr>
-            <w:tcW w:type="dxa" w:w="5817"/>
+            <w:tcW w:type="dxa" w:w="5340"/>
             <w:noWrap/>
           </w:tcPr>
           <w:p>
@@ -9351,7 +9351,7 @@
       <w:tr>
         <w:tc>
           <w:tcPr>
-            <w:tcW w:type="dxa" w:w="476"/>
+            <w:tcW w:type="dxa" w:w="952"/>
           </w:tcPr>
           <w:p>
             <w:pPr>
@@ -9367,7 +9367,7 @@
         </w:tc>
         <w:tc>
           <w:tcPr>
-            <w:tcW w:type="dxa" w:w="5817"/>
+            <w:tcW w:type="dxa" w:w="5340"/>
             <w:noWrap/>
           </w:tcPr>
           <w:p>
@@ -9397,7 +9397,7 @@
       <w:tr>
         <w:tc>
           <w:tcPr>
-            <w:tcW w:type="dxa" w:w="476"/>
+            <w:tcW w:type="dxa" w:w="952"/>
           </w:tcPr>
           <w:p>
             <w:pPr>
@@ -9413,7 +9413,7 @@
         </w:tc>
         <w:tc>
           <w:tcPr>
-            <w:tcW w:type="dxa" w:w="5817"/>
+            <w:tcW w:type="dxa" w:w="5340"/>
             <w:noWrap/>
           </w:tcPr>
           <w:p>
@@ -9443,7 +9443,7 @@
       <w:tr>
         <w:tc>
           <w:tcPr>
-            <w:tcW w:type="dxa" w:w="476"/>
+            <w:tcW w:type="dxa" w:w="952"/>
           </w:tcPr>
           <w:p>
             <w:pPr>
@@ -9459,7 +9459,7 @@
         </w:tc>
         <w:tc>
           <w:tcPr>
-            <w:tcW w:type="dxa" w:w="5817"/>
+            <w:tcW w:type="dxa" w:w="5340"/>
             <w:noWrap/>
           </w:tcPr>
           <w:p>
@@ -9489,7 +9489,7 @@
       <w:tr>
         <w:tc>
           <w:tcPr>
-            <w:tcW w:type="dxa" w:w="476"/>
+            <w:tcW w:type="dxa" w:w="952"/>
           </w:tcPr>
           <w:p>
             <w:pPr>
@@ -9505,7 +9505,7 @@
         </w:tc>
         <w:tc>
           <w:tcPr>
-            <w:tcW w:type="dxa" w:w="5817"/>
+            <w:tcW w:type="dxa" w:w="5340"/>
             <w:noWrap/>
           </w:tcPr>
           <w:p>
@@ -9535,7 +9535,7 @@
       <w:tr>
         <w:tc>
           <w:tcPr>
-            <w:tcW w:type="dxa" w:w="476"/>
+            <w:tcW w:type="dxa" w:w="952"/>
           </w:tcPr>
           <w:p>
             <w:pPr>
@@ -9551,7 +9551,7 @@
         </w:tc>
         <w:tc>
           <w:tcPr>
-            <w:tcW w:type="dxa" w:w="5817"/>
+            <w:tcW w:type="dxa" w:w="5340"/>
             <w:noWrap/>
           </w:tcPr>
           <w:p>
@@ -9581,7 +9581,7 @@
       <w:tr>
         <w:tc>
           <w:tcPr>
-            <w:tcW w:type="dxa" w:w="476"/>
+            <w:tcW w:type="dxa" w:w="952"/>
           </w:tcPr>
           <w:p>
             <w:pPr>
@@ -9597,7 +9597,7 @@
         </w:tc>
         <w:tc>
           <w:tcPr>
-            <w:tcW w:type="dxa" w:w="5817"/>
+            <w:tcW w:type="dxa" w:w="5340"/>
             <w:noWrap/>
           </w:tcPr>
           <w:p>
@@ -9627,7 +9627,7 @@
       <w:tr>
         <w:tc>
           <w:tcPr>
-            <w:tcW w:type="dxa" w:w="476"/>
+            <w:tcW w:type="dxa" w:w="952"/>
           </w:tcPr>
           <w:p>
             <w:pPr>
@@ -9643,7 +9643,7 @@
         </w:tc>
         <w:tc>
           <w:tcPr>
-            <w:tcW w:type="dxa" w:w="5817"/>
+            <w:tcW w:type="dxa" w:w="5340"/>
             <w:noWrap/>
           </w:tcPr>
           <w:p>
@@ -9673,7 +9673,7 @@
       <w:tr>
         <w:tc>
           <w:tcPr>
-            <w:tcW w:type="dxa" w:w="476"/>
+            <w:tcW w:type="dxa" w:w="952"/>
           </w:tcPr>
           <w:p>
             <w:pPr>
@@ -9689,7 +9689,7 @@
         </w:tc>
         <w:tc>
           <w:tcPr>
-            <w:tcW w:type="dxa" w:w="5817"/>
+            <w:tcW w:type="dxa" w:w="5340"/>
             <w:noWrap/>
           </w:tcPr>
           <w:p>
@@ -9719,7 +9719,7 @@
       <w:tr>
         <w:tc>
           <w:tcPr>
-            <w:tcW w:type="dxa" w:w="476"/>
+            <w:tcW w:type="dxa" w:w="952"/>
           </w:tcPr>
           <w:p>
             <w:pPr>
@@ -9735,7 +9735,7 @@
         </w:tc>
         <w:tc>
           <w:tcPr>
-            <w:tcW w:type="dxa" w:w="5817"/>
+            <w:tcW w:type="dxa" w:w="5340"/>
             <w:noWrap/>
           </w:tcPr>
           <w:p>
@@ -9788,7 +9788,7 @@
       <w:tr>
         <w:tc>
           <w:tcPr>
-            <w:tcW w:type="dxa" w:w="476"/>
+            <w:tcW w:type="dxa" w:w="952"/>
           </w:tcPr>
           <w:p>
             <w:pPr>
@@ -9804,7 +9804,7 @@
         </w:tc>
         <w:tc>
           <w:tcPr>
-            <w:tcW w:type="dxa" w:w="5817"/>
+            <w:tcW w:type="dxa" w:w="5340"/>
             <w:noWrap/>
           </w:tcPr>
           <w:p>
@@ -9833,7 +9833,7 @@
       <w:tr>
         <w:tc>
           <w:tcPr>
-            <w:tcW w:type="dxa" w:w="476"/>
+            <w:tcW w:type="dxa" w:w="952"/>
           </w:tcPr>
           <w:p>
             <w:pPr>
@@ -9849,7 +9849,7 @@
         </w:tc>
         <w:tc>
           <w:tcPr>
-            <w:tcW w:type="dxa" w:w="5817"/>
+            <w:tcW w:type="dxa" w:w="5340"/>
             <w:noWrap/>
           </w:tcPr>
           <w:p>
@@ -9879,7 +9879,7 @@
       <w:tr>
         <w:tc>
           <w:tcPr>
-            <w:tcW w:type="dxa" w:w="476"/>
+            <w:tcW w:type="dxa" w:w="952"/>
           </w:tcPr>
           <w:p>
             <w:pPr>
@@ -9895,7 +9895,7 @@
         </w:tc>
         <w:tc>
           <w:tcPr>
-            <w:tcW w:type="dxa" w:w="5817"/>
+            <w:tcW w:type="dxa" w:w="5340"/>
             <w:noWrap/>
           </w:tcPr>
           <w:p>
@@ -9925,7 +9925,7 @@
       <w:tr>
         <w:tc>
           <w:tcPr>
-            <w:tcW w:type="dxa" w:w="476"/>
+            <w:tcW w:type="dxa" w:w="952"/>
           </w:tcPr>
           <w:p>
             <w:pPr>
@@ -9941,7 +9941,7 @@
         </w:tc>
         <w:tc>
           <w:tcPr>
-            <w:tcW w:type="dxa" w:w="5817"/>
+            <w:tcW w:type="dxa" w:w="5340"/>
             <w:noWrap/>
           </w:tcPr>
           <w:p>
@@ -9971,7 +9971,7 @@
       <w:tr>
         <w:tc>
           <w:tcPr>
-            <w:tcW w:type="dxa" w:w="476"/>
+            <w:tcW w:type="dxa" w:w="952"/>
           </w:tcPr>
           <w:p>
             <w:pPr>
@@ -9987,7 +9987,7 @@
         </w:tc>
         <w:tc>
           <w:tcPr>
-            <w:tcW w:type="dxa" w:w="5817"/>
+            <w:tcW w:type="dxa" w:w="5340"/>
             <w:noWrap/>
           </w:tcPr>
           <w:p>
@@ -10017,7 +10017,7 @@
       <w:tr>
         <w:tc>
           <w:tcPr>
-            <w:tcW w:type="dxa" w:w="476"/>
+            <w:tcW w:type="dxa" w:w="952"/>
           </w:tcPr>
           <w:p>
             <w:pPr>
@@ -10033,7 +10033,7 @@
         </w:tc>
         <w:tc>
           <w:tcPr>
-            <w:tcW w:type="dxa" w:w="5817"/>
+            <w:tcW w:type="dxa" w:w="5340"/>
             <w:noWrap/>
           </w:tcPr>
           <w:p>
@@ -10063,7 +10063,7 @@
       <w:tr>
         <w:tc>
           <w:tcPr>
-            <w:tcW w:type="dxa" w:w="476"/>
+            <w:tcW w:type="dxa" w:w="952"/>
           </w:tcPr>
           <w:p>
             <w:pPr>
@@ -10079,7 +10079,7 @@
         </w:tc>
         <w:tc>
           <w:tcPr>
-            <w:tcW w:type="dxa" w:w="5817"/>
+            <w:tcW w:type="dxa" w:w="5340"/>
             <w:noWrap/>
           </w:tcPr>
           <w:p>
@@ -10109,7 +10109,7 @@
       <w:tr>
         <w:tc>
           <w:tcPr>
-            <w:tcW w:type="dxa" w:w="476"/>
+            <w:tcW w:type="dxa" w:w="952"/>
           </w:tcPr>
           <w:p>
             <w:pPr>
@@ -10125,7 +10125,7 @@
         </w:tc>
         <w:tc>
           <w:tcPr>
-            <w:tcW w:type="dxa" w:w="5817"/>
+            <w:tcW w:type="dxa" w:w="5340"/>
             <w:noWrap/>
           </w:tcPr>
           <w:p>
@@ -10155,7 +10155,7 @@
       <w:tr>
         <w:tc>
           <w:tcPr>
-            <w:tcW w:type="dxa" w:w="476"/>
+            <w:tcW w:type="dxa" w:w="952"/>
           </w:tcPr>
           <w:p>
             <w:pPr>
@@ -10171,7 +10171,7 @@
         </w:tc>
         <w:tc>
           <w:tcPr>
-            <w:tcW w:type="dxa" w:w="5817"/>
+            <w:tcW w:type="dxa" w:w="5340"/>
             <w:noWrap/>
           </w:tcPr>
           <w:p>
@@ -10201,7 +10201,7 @@
       <w:tr>
         <w:tc>
           <w:tcPr>
-            <w:tcW w:type="dxa" w:w="476"/>
+            <w:tcW w:type="dxa" w:w="952"/>
           </w:tcPr>
           <w:p>
             <w:pPr>
@@ -10217,7 +10217,7 @@
         </w:tc>
         <w:tc>
           <w:tcPr>
-            <w:tcW w:type="dxa" w:w="5817"/>
+            <w:tcW w:type="dxa" w:w="5340"/>
             <w:noWrap/>
           </w:tcPr>
           <w:p>
@@ -10247,7 +10247,7 @@
       <w:tr>
         <w:tc>
           <w:tcPr>
-            <w:tcW w:type="dxa" w:w="476"/>
+            <w:tcW w:type="dxa" w:w="952"/>
           </w:tcPr>
           <w:p>
             <w:pPr>
@@ -10263,7 +10263,7 @@
         </w:tc>
         <w:tc>
           <w:tcPr>
-            <w:tcW w:type="dxa" w:w="5817"/>
+            <w:tcW w:type="dxa" w:w="5340"/>
             <w:noWrap/>
           </w:tcPr>
           <w:p>
@@ -10293,7 +10293,7 @@
       <w:tr>
         <w:tc>
           <w:tcPr>
-            <w:tcW w:type="dxa" w:w="476"/>
+            <w:tcW w:type="dxa" w:w="952"/>
           </w:tcPr>
           <w:p>
             <w:pPr>
@@ -10309,7 +10309,7 @@
         </w:tc>
         <w:tc>
           <w:tcPr>
-            <w:tcW w:type="dxa" w:w="5817"/>
+            <w:tcW w:type="dxa" w:w="5340"/>
             <w:noWrap/>
           </w:tcPr>
           <w:p>
@@ -10339,7 +10339,7 @@
       <w:tr>
         <w:tc>
           <w:tcPr>
-            <w:tcW w:type="dxa" w:w="476"/>
+            <w:tcW w:type="dxa" w:w="952"/>
           </w:tcPr>
           <w:p>
             <w:pPr>
@@ -10355,7 +10355,7 @@
         </w:tc>
         <w:tc>
           <w:tcPr>
-            <w:tcW w:type="dxa" w:w="5817"/>
+            <w:tcW w:type="dxa" w:w="5340"/>
             <w:noWrap/>
           </w:tcPr>
           <w:p>
@@ -10385,7 +10385,7 @@
       <w:tr>
         <w:tc>
           <w:tcPr>
-            <w:tcW w:type="dxa" w:w="476"/>
+            <w:tcW w:type="dxa" w:w="952"/>
           </w:tcPr>
           <w:p>
             <w:pPr>
@@ -10401,7 +10401,7 @@
         </w:tc>
         <w:tc>
           <w:tcPr>
-            <w:tcW w:type="dxa" w:w="5817"/>
+            <w:tcW w:type="dxa" w:w="5340"/>
             <w:noWrap/>
           </w:tcPr>
           <w:p>
@@ -10431,7 +10431,7 @@
       <w:tr>
         <w:tc>
           <w:tcPr>
-            <w:tcW w:type="dxa" w:w="476"/>
+            <w:tcW w:type="dxa" w:w="952"/>
           </w:tcPr>
           <w:p>
             <w:pPr>
@@ -10447,7 +10447,7 @@
         </w:tc>
         <w:tc>
           <w:tcPr>
-            <w:tcW w:type="dxa" w:w="5817"/>
+            <w:tcW w:type="dxa" w:w="5340"/>
             <w:noWrap/>
           </w:tcPr>
           <w:p>
@@ -10477,7 +10477,7 @@
       <w:tr>
         <w:tc>
           <w:tcPr>
-            <w:tcW w:type="dxa" w:w="476"/>
+            <w:tcW w:type="dxa" w:w="952"/>
           </w:tcPr>
           <w:p>
             <w:pPr>
@@ -10493,7 +10493,7 @@
         </w:tc>
         <w:tc>
           <w:tcPr>
-            <w:tcW w:type="dxa" w:w="5817"/>
+            <w:tcW w:type="dxa" w:w="5340"/>
             <w:noWrap/>
           </w:tcPr>
           <w:p>
@@ -10523,7 +10523,7 @@
       <w:tr>
         <w:tc>
           <w:tcPr>
-            <w:tcW w:type="dxa" w:w="476"/>
+            <w:tcW w:type="dxa" w:w="952"/>
           </w:tcPr>
           <w:p>
             <w:pPr>
@@ -10539,7 +10539,7 @@
         </w:tc>
         <w:tc>
           <w:tcPr>
-            <w:tcW w:type="dxa" w:w="5817"/>
+            <w:tcW w:type="dxa" w:w="5340"/>
             <w:noWrap/>
           </w:tcPr>
           <w:p>
@@ -10569,7 +10569,7 @@
       <w:tr>
         <w:tc>
           <w:tcPr>
-            <w:tcW w:type="dxa" w:w="476"/>
+            <w:tcW w:type="dxa" w:w="952"/>
           </w:tcPr>
           <w:p>
             <w:pPr>
@@ -10585,7 +10585,7 @@
         </w:tc>
         <w:tc>
           <w:tcPr>
-            <w:tcW w:type="dxa" w:w="5817"/>
+            <w:tcW w:type="dxa" w:w="5340"/>
             <w:noWrap/>
           </w:tcPr>
           <w:p>
@@ -10615,7 +10615,7 @@
       <w:tr>
         <w:tc>
           <w:tcPr>
-            <w:tcW w:type="dxa" w:w="476"/>
+            <w:tcW w:type="dxa" w:w="952"/>
           </w:tcPr>
           <w:p>
             <w:pPr>
@@ -10631,7 +10631,7 @@
         </w:tc>
         <w:tc>
           <w:tcPr>
-            <w:tcW w:type="dxa" w:w="5817"/>
+            <w:tcW w:type="dxa" w:w="5340"/>
             <w:noWrap/>
           </w:tcPr>
           <w:p>
@@ -10661,7 +10661,7 @@
       <w:tr>
         <w:tc>
           <w:tcPr>
-            <w:tcW w:type="dxa" w:w="476"/>
+            <w:tcW w:type="dxa" w:w="952"/>
           </w:tcPr>
           <w:p>
             <w:pPr>
@@ -10677,7 +10677,7 @@
         </w:tc>
         <w:tc>
           <w:tcPr>
-            <w:tcW w:type="dxa" w:w="5817"/>
+            <w:tcW w:type="dxa" w:w="5340"/>
             <w:noWrap/>
           </w:tcPr>
           <w:p>
@@ -10707,7 +10707,7 @@
       <w:tr>
         <w:tc>
           <w:tcPr>
-            <w:tcW w:type="dxa" w:w="476"/>
+            <w:tcW w:type="dxa" w:w="952"/>
           </w:tcPr>
           <w:p>
             <w:pPr>
@@ -10723,7 +10723,7 @@
         </w:tc>
         <w:tc>
           <w:tcPr>
-            <w:tcW w:type="dxa" w:w="5817"/>
+            <w:tcW w:type="dxa" w:w="5340"/>
             <w:noWrap/>
           </w:tcPr>
           <w:p>
@@ -10753,7 +10753,7 @@
       <w:tr>
         <w:tc>
           <w:tcPr>
-            <w:tcW w:type="dxa" w:w="476"/>
+            <w:tcW w:type="dxa" w:w="952"/>
           </w:tcPr>
           <w:p>
             <w:pPr>
@@ -10769,7 +10769,7 @@
         </w:tc>
         <w:tc>
           <w:tcPr>
-            <w:tcW w:type="dxa" w:w="5817"/>
+            <w:tcW w:type="dxa" w:w="5340"/>
             <w:noWrap/>
           </w:tcPr>
           <w:p>
@@ -10799,7 +10799,7 @@
       <w:tr>
         <w:tc>
           <w:tcPr>
-            <w:tcW w:type="dxa" w:w="476"/>
+            <w:tcW w:type="dxa" w:w="952"/>
           </w:tcPr>
           <w:p>
             <w:pPr>
@@ -10815,7 +10815,7 @@
         </w:tc>
         <w:tc>
           <w:tcPr>
-            <w:tcW w:type="dxa" w:w="5817"/>
+            <w:tcW w:type="dxa" w:w="5340"/>
             <w:noWrap/>
           </w:tcPr>
           <w:p>
@@ -10845,7 +10845,7 @@
       <w:tr>
         <w:tc>
           <w:tcPr>
-            <w:tcW w:type="dxa" w:w="476"/>
+            <w:tcW w:type="dxa" w:w="952"/>
           </w:tcPr>
           <w:p>
             <w:pPr>
@@ -10861,7 +10861,7 @@
         </w:tc>
         <w:tc>
           <w:tcPr>
-            <w:tcW w:type="dxa" w:w="5817"/>
+            <w:tcW w:type="dxa" w:w="5340"/>
             <w:noWrap/>
           </w:tcPr>
           <w:p>
@@ -10891,7 +10891,7 @@
       <w:tr>
         <w:tc>
           <w:tcPr>
-            <w:tcW w:type="dxa" w:w="476"/>
+            <w:tcW w:type="dxa" w:w="952"/>
           </w:tcPr>
           <w:p>
             <w:pPr>
@@ -10907,7 +10907,7 @@
         </w:tc>
         <w:tc>
           <w:tcPr>
-            <w:tcW w:type="dxa" w:w="5817"/>
+            <w:tcW w:type="dxa" w:w="5340"/>
             <w:noWrap/>
           </w:tcPr>
           <w:p>
@@ -10937,7 +10937,7 @@
       <w:tr>
         <w:tc>
           <w:tcPr>
-            <w:tcW w:type="dxa" w:w="476"/>
+            <w:tcW w:type="dxa" w:w="952"/>
           </w:tcPr>
           <w:p>
             <w:pPr>
@@ -10953,7 +10953,7 @@
         </w:tc>
         <w:tc>
           <w:tcPr>
-            <w:tcW w:type="dxa" w:w="5817"/>
+            <w:tcW w:type="dxa" w:w="5340"/>
             <w:noWrap/>
           </w:tcPr>
           <w:p>
@@ -10983,7 +10983,7 @@
       <w:tr>
         <w:tc>
           <w:tcPr>
-            <w:tcW w:type="dxa" w:w="476"/>
+            <w:tcW w:type="dxa" w:w="952"/>
           </w:tcPr>
           <w:p>
             <w:pPr>
@@ -10999,7 +10999,7 @@
         </w:tc>
         <w:tc>
           <w:tcPr>
-            <w:tcW w:type="dxa" w:w="5817"/>
+            <w:tcW w:type="dxa" w:w="5340"/>
             <w:noWrap/>
           </w:tcPr>
           <w:p>
@@ -11029,7 +11029,7 @@
       <w:tr>
         <w:tc>
           <w:tcPr>
-            <w:tcW w:type="dxa" w:w="476"/>
+            <w:tcW w:type="dxa" w:w="952"/>
           </w:tcPr>
           <w:p>
             <w:pPr>
@@ -11045,7 +11045,7 @@
         </w:tc>
         <w:tc>
           <w:tcPr>
-            <w:tcW w:type="dxa" w:w="5817"/>
+            <w:tcW w:type="dxa" w:w="5340"/>
             <w:noWrap/>
           </w:tcPr>
           <w:p>
@@ -11075,7 +11075,7 @@
       <w:tr>
         <w:tc>
           <w:tcPr>
-            <w:tcW w:type="dxa" w:w="476"/>
+            <w:tcW w:type="dxa" w:w="952"/>
           </w:tcPr>
           <w:p>
             <w:pPr>
@@ -11091,7 +11091,7 @@
         </w:tc>
         <w:tc>
           <w:tcPr>
-            <w:tcW w:type="dxa" w:w="5817"/>
+            <w:tcW w:type="dxa" w:w="5340"/>
             <w:noWrap/>
           </w:tcPr>
           <w:p>
@@ -11121,7 +11121,7 @@
       <w:tr>
         <w:tc>
           <w:tcPr>
-            <w:tcW w:type="dxa" w:w="476"/>
+            <w:tcW w:type="dxa" w:w="952"/>
           </w:tcPr>
           <w:p>
             <w:pPr>
@@ -11137,7 +11137,7 @@
         </w:tc>
         <w:tc>
           <w:tcPr>
-            <w:tcW w:type="dxa" w:w="5817"/>
+            <w:tcW w:type="dxa" w:w="5340"/>
             <w:noWrap/>
           </w:tcPr>
           <w:p>
@@ -11167,7 +11167,7 @@
       <w:tr>
         <w:tc>
           <w:tcPr>
-            <w:tcW w:type="dxa" w:w="476"/>
+            <w:tcW w:type="dxa" w:w="952"/>
           </w:tcPr>
           <w:p>
             <w:pPr>
@@ -11183,7 +11183,7 @@
         </w:tc>
         <w:tc>
           <w:tcPr>
-            <w:tcW w:type="dxa" w:w="5817"/>
+            <w:tcW w:type="dxa" w:w="5340"/>
             <w:noWrap/>
           </w:tcPr>
           <w:p>
@@ -11213,7 +11213,7 @@
       <w:tr>
         <w:tc>
           <w:tcPr>
-            <w:tcW w:type="dxa" w:w="476"/>
+            <w:tcW w:type="dxa" w:w="952"/>
           </w:tcPr>
           <w:p>
             <w:pPr>
@@ -11229,7 +11229,7 @@
         </w:tc>
         <w:tc>
           <w:tcPr>
-            <w:tcW w:type="dxa" w:w="5817"/>
+            <w:tcW w:type="dxa" w:w="5340"/>
             <w:noWrap/>
           </w:tcPr>
           <w:p>
@@ -11259,7 +11259,7 @@
       <w:tr>
         <w:tc>
           <w:tcPr>
-            <w:tcW w:type="dxa" w:w="476"/>
+            <w:tcW w:type="dxa" w:w="952"/>
           </w:tcPr>
           <w:p>
             <w:pPr>
@@ -11275,7 +11275,7 @@
         </w:tc>
         <w:tc>
           <w:tcPr>
-            <w:tcW w:type="dxa" w:w="5817"/>
+            <w:tcW w:type="dxa" w:w="5340"/>
             <w:noWrap/>
           </w:tcPr>
           <w:p>
@@ -11305,7 +11305,7 @@
       <w:tr>
         <w:tc>
           <w:tcPr>
-            <w:tcW w:type="dxa" w:w="476"/>
+            <w:tcW w:type="dxa" w:w="952"/>
           </w:tcPr>
           <w:p>
             <w:pPr>
@@ -11321,7 +11321,7 @@
         </w:tc>
         <w:tc>
           <w:tcPr>
-            <w:tcW w:type="dxa" w:w="5817"/>
+            <w:tcW w:type="dxa" w:w="5340"/>
             <w:noWrap/>
           </w:tcPr>
           <w:p>
@@ -11351,7 +11351,7 @@
       <w:tr>
         <w:tc>
           <w:tcPr>
-            <w:tcW w:type="dxa" w:w="476"/>
+            <w:tcW w:type="dxa" w:w="952"/>
           </w:tcPr>
           <w:p>
             <w:pPr>
@@ -11367,7 +11367,7 @@
         </w:tc>
         <w:tc>
           <w:tcPr>
-            <w:tcW w:type="dxa" w:w="5817"/>
+            <w:tcW w:type="dxa" w:w="5340"/>
             <w:noWrap/>
           </w:tcPr>
           <w:p>
@@ -11397,7 +11397,7 @@
       <w:tr>
         <w:tc>
           <w:tcPr>
-            <w:tcW w:type="dxa" w:w="476"/>
+            <w:tcW w:type="dxa" w:w="952"/>
           </w:tcPr>
           <w:p>
             <w:pPr>
@@ -11413,7 +11413,7 @@
         </w:tc>
         <w:tc>
           <w:tcPr>
-            <w:tcW w:type="dxa" w:w="5817"/>
+            <w:tcW w:type="dxa" w:w="5340"/>
             <w:noWrap/>
           </w:tcPr>
           <w:p>
@@ -11443,7 +11443,7 @@
       <w:tr>
         <w:tc>
           <w:tcPr>
-            <w:tcW w:type="dxa" w:w="476"/>
+            <w:tcW w:type="dxa" w:w="952"/>
           </w:tcPr>
           <w:p>
             <w:pPr>
@@ -11459,7 +11459,7 @@
         </w:tc>
         <w:tc>
           <w:tcPr>
-            <w:tcW w:type="dxa" w:w="5817"/>
+            <w:tcW w:type="dxa" w:w="5340"/>
             <w:noWrap/>
           </w:tcPr>
           <w:p>
@@ -11489,7 +11489,7 @@
       <w:tr>
         <w:tc>
           <w:tcPr>
-            <w:tcW w:type="dxa" w:w="476"/>
+            <w:tcW w:type="dxa" w:w="952"/>
           </w:tcPr>
           <w:p>
             <w:pPr>
@@ -11505,7 +11505,7 @@
         </w:tc>
         <w:tc>
           <w:tcPr>
-            <w:tcW w:type="dxa" w:w="5817"/>
+            <w:tcW w:type="dxa" w:w="5340"/>
             <w:noWrap/>
           </w:tcPr>
           <w:p>
@@ -11535,7 +11535,7 @@
       <w:tr>
         <w:tc>
           <w:tcPr>
-            <w:tcW w:type="dxa" w:w="476"/>
+            <w:tcW w:type="dxa" w:w="952"/>
           </w:tcPr>
           <w:p>
             <w:pPr>
@@ -11551,7 +11551,7 @@
         </w:tc>
         <w:tc>
           <w:tcPr>
-            <w:tcW w:type="dxa" w:w="5817"/>
+            <w:tcW w:type="dxa" w:w="5340"/>
             <w:noWrap/>
           </w:tcPr>
           <w:p>
@@ -11581,7 +11581,7 @@
       <w:tr>
         <w:tc>
           <w:tcPr>
-            <w:tcW w:type="dxa" w:w="476"/>
+            <w:tcW w:type="dxa" w:w="952"/>
           </w:tcPr>
           <w:p>
             <w:pPr>
@@ -11597,7 +11597,7 @@
         </w:tc>
         <w:tc>
           <w:tcPr>
-            <w:tcW w:type="dxa" w:w="5817"/>
+            <w:tcW w:type="dxa" w:w="5340"/>
             <w:noWrap/>
           </w:tcPr>
           <w:p>
@@ -11627,7 +11627,7 @@
       <w:tr>
         <w:tc>
           <w:tcPr>
-            <w:tcW w:type="dxa" w:w="476"/>
+            <w:tcW w:type="dxa" w:w="952"/>
           </w:tcPr>
           <w:p>
             <w:pPr>
@@ -11643,7 +11643,7 @@
         </w:tc>
         <w:tc>
           <w:tcPr>
-            <w:tcW w:type="dxa" w:w="5817"/>
+            <w:tcW w:type="dxa" w:w="5340"/>
             <w:noWrap/>
           </w:tcPr>
           <w:p>
@@ -11673,7 +11673,7 @@
       <w:tr>
         <w:tc>
           <w:tcPr>
-            <w:tcW w:type="dxa" w:w="476"/>
+            <w:tcW w:type="dxa" w:w="952"/>
           </w:tcPr>
           <w:p>
             <w:pPr>
@@ -11689,7 +11689,7 @@
         </w:tc>
         <w:tc>
           <w:tcPr>
-            <w:tcW w:type="dxa" w:w="5817"/>
+            <w:tcW w:type="dxa" w:w="5340"/>
             <w:noWrap/>
           </w:tcPr>
           <w:p>
@@ -11719,7 +11719,7 @@
       <w:tr>
         <w:tc>
           <w:tcPr>
-            <w:tcW w:type="dxa" w:w="476"/>
+            <w:tcW w:type="dxa" w:w="952"/>
           </w:tcPr>
           <w:p>
             <w:pPr>
@@ -11735,7 +11735,7 @@
         </w:tc>
         <w:tc>
           <w:tcPr>
-            <w:tcW w:type="dxa" w:w="5817"/>
+            <w:tcW w:type="dxa" w:w="5340"/>
             <w:noWrap/>
           </w:tcPr>
           <w:p>
@@ -11765,7 +11765,7 @@
       <w:tr>
         <w:tc>
           <w:tcPr>
-            <w:tcW w:type="dxa" w:w="476"/>
+            <w:tcW w:type="dxa" w:w="952"/>
           </w:tcPr>
           <w:p>
             <w:pPr>
@@ -11781,7 +11781,7 @@
         </w:tc>
         <w:tc>
           <w:tcPr>
-            <w:tcW w:type="dxa" w:w="5817"/>
+            <w:tcW w:type="dxa" w:w="5340"/>
             <w:noWrap/>
           </w:tcPr>
           <w:p>
@@ -11811,7 +11811,7 @@
       <w:tr>
         <w:tc>
           <w:tcPr>
-            <w:tcW w:type="dxa" w:w="476"/>
+            <w:tcW w:type="dxa" w:w="952"/>
           </w:tcPr>
           <w:p>
             <w:pPr>
@@ -11827,7 +11827,7 @@
         </w:tc>
         <w:tc>
           <w:tcPr>
-            <w:tcW w:type="dxa" w:w="5817"/>
+            <w:tcW w:type="dxa" w:w="5340"/>
             <w:noWrap/>
           </w:tcPr>
           <w:p>
@@ -11880,7 +11880,7 @@
       <w:tr>
         <w:tc>
           <w:tcPr>
-            <w:tcW w:type="dxa" w:w="476"/>
+            <w:tcW w:type="dxa" w:w="952"/>
           </w:tcPr>
           <w:p>
             <w:pPr>
@@ -11896,7 +11896,7 @@
         </w:tc>
         <w:tc>
           <w:tcPr>
-            <w:tcW w:type="dxa" w:w="5817"/>
+            <w:tcW w:type="dxa" w:w="5340"/>
             <w:noWrap/>
           </w:tcPr>
           <w:p>
@@ -11925,7 +11925,7 @@
       <w:tr>
         <w:tc>
           <w:tcPr>
-            <w:tcW w:type="dxa" w:w="476"/>
+            <w:tcW w:type="dxa" w:w="952"/>
           </w:tcPr>
           <w:p>
             <w:pPr>
@@ -11941,7 +11941,7 @@
         </w:tc>
         <w:tc>
           <w:tcPr>
-            <w:tcW w:type="dxa" w:w="5817"/>
+            <w:tcW w:type="dxa" w:w="5340"/>
             <w:noWrap/>
           </w:tcPr>
           <w:p>
@@ -11971,7 +11971,7 @@
       <w:tr>
         <w:tc>
           <w:tcPr>
-            <w:tcW w:type="dxa" w:w="476"/>
+            <w:tcW w:type="dxa" w:w="952"/>
           </w:tcPr>
           <w:p>
             <w:pPr>
@@ -11987,7 +11987,7 @@
         </w:tc>
         <w:tc>
           <w:tcPr>
-            <w:tcW w:type="dxa" w:w="5817"/>
+            <w:tcW w:type="dxa" w:w="5340"/>
             <w:noWrap/>
           </w:tcPr>
           <w:p>
@@ -12040,7 +12040,7 @@
       <w:tr>
         <w:tc>
           <w:tcPr>
-            <w:tcW w:type="dxa" w:w="476"/>
+            <w:tcW w:type="dxa" w:w="952"/>
           </w:tcPr>
           <w:p>
             <w:pPr>
@@ -12056,7 +12056,7 @@
         </w:tc>
         <w:tc>
           <w:tcPr>
-            <w:tcW w:type="dxa" w:w="5817"/>
+            <w:tcW w:type="dxa" w:w="5340"/>
             <w:noWrap/>
           </w:tcPr>
           <w:p>
@@ -12085,7 +12085,7 @@
       <w:tr>
         <w:tc>
           <w:tcPr>
-            <w:tcW w:type="dxa" w:w="476"/>
+            <w:tcW w:type="dxa" w:w="952"/>
           </w:tcPr>
           <w:p>
             <w:pPr>
@@ -12101,7 +12101,7 @@
         </w:tc>
         <w:tc>
           <w:tcPr>
-            <w:tcW w:type="dxa" w:w="5817"/>
+            <w:tcW w:type="dxa" w:w="5340"/>
             <w:noWrap/>
           </w:tcPr>
           <w:p>
@@ -12131,7 +12131,7 @@
       <w:tr>
         <w:tc>
           <w:tcPr>
-            <w:tcW w:type="dxa" w:w="476"/>
+            <w:tcW w:type="dxa" w:w="952"/>
           </w:tcPr>
           <w:p>
             <w:pPr>
@@ -12147,7 +12147,7 @@
         </w:tc>
         <w:tc>
           <w:tcPr>
-            <w:tcW w:type="dxa" w:w="5817"/>
+            <w:tcW w:type="dxa" w:w="5340"/>
             <w:noWrap/>
           </w:tcPr>
           <w:p>
@@ -12177,7 +12177,7 @@
       <w:tr>
         <w:tc>
           <w:tcPr>
-            <w:tcW w:type="dxa" w:w="476"/>
+            <w:tcW w:type="dxa" w:w="952"/>
           </w:tcPr>
           <w:p>
             <w:pPr>
@@ -12193,7 +12193,7 @@
         </w:tc>
         <w:tc>
           <w:tcPr>
-            <w:tcW w:type="dxa" w:w="5817"/>
+            <w:tcW w:type="dxa" w:w="5340"/>
             <w:noWrap/>
           </w:tcPr>
           <w:p>
@@ -12223,7 +12223,7 @@
       <w:tr>
         <w:tc>
           <w:tcPr>
-            <w:tcW w:type="dxa" w:w="476"/>
+            <w:tcW w:type="dxa" w:w="952"/>
           </w:tcPr>
           <w:p>
             <w:pPr>
@@ -12239,7 +12239,7 @@
         </w:tc>
         <w:tc>
           <w:tcPr>
-            <w:tcW w:type="dxa" w:w="5817"/>
+            <w:tcW w:type="dxa" w:w="5340"/>
             <w:noWrap/>
           </w:tcPr>
           <w:p>
@@ -12269,7 +12269,7 @@
       <w:tr>
         <w:tc>
           <w:tcPr>
-            <w:tcW w:type="dxa" w:w="476"/>
+            <w:tcW w:type="dxa" w:w="952"/>
           </w:tcPr>
           <w:p>
             <w:pPr>
@@ -12285,7 +12285,7 @@
         </w:tc>
         <w:tc>
           <w:tcPr>
-            <w:tcW w:type="dxa" w:w="5817"/>
+            <w:tcW w:type="dxa" w:w="5340"/>
             <w:noWrap/>
           </w:tcPr>
           <w:p>
@@ -12338,7 +12338,7 @@
       <w:tr>
         <w:tc>
           <w:tcPr>
-            <w:tcW w:type="dxa" w:w="476"/>
+            <w:tcW w:type="dxa" w:w="952"/>
           </w:tcPr>
           <w:p>
             <w:pPr>
@@ -12354,7 +12354,7 @@
         </w:tc>
         <w:tc>
           <w:tcPr>
-            <w:tcW w:type="dxa" w:w="5817"/>
+            <w:tcW w:type="dxa" w:w="5340"/>
             <w:noWrap/>
           </w:tcPr>
           <w:p>
@@ -12383,7 +12383,7 @@
       <w:tr>
         <w:tc>
           <w:tcPr>
-            <w:tcW w:type="dxa" w:w="476"/>
+            <w:tcW w:type="dxa" w:w="952"/>
           </w:tcPr>
           <w:p>
             <w:pPr>
@@ -12399,7 +12399,7 @@
         </w:tc>
         <w:tc>
           <w:tcPr>
-            <w:tcW w:type="dxa" w:w="5817"/>
+            <w:tcW w:type="dxa" w:w="5340"/>
             <w:noWrap/>
           </w:tcPr>
           <w:p>
@@ -12429,7 +12429,7 @@
       <w:tr>
         <w:tc>
           <w:tcPr>
-            <w:tcW w:type="dxa" w:w="476"/>
+            <w:tcW w:type="dxa" w:w="952"/>
           </w:tcPr>
           <w:p>
             <w:pPr>
@@ -12445,7 +12445,7 @@
         </w:tc>
         <w:tc>
           <w:tcPr>
-            <w:tcW w:type="dxa" w:w="5817"/>
+            <w:tcW w:type="dxa" w:w="5340"/>
             <w:noWrap/>
           </w:tcPr>
           <w:p>
@@ -12475,7 +12475,7 @@
       <w:tr>
         <w:tc>
           <w:tcPr>
-            <w:tcW w:type="dxa" w:w="476"/>
+            <w:tcW w:type="dxa" w:w="952"/>
           </w:tcPr>
           <w:p>
             <w:pPr>
@@ -12491,7 +12491,7 @@
         </w:tc>
         <w:tc>
           <w:tcPr>
-            <w:tcW w:type="dxa" w:w="5817"/>
+            <w:tcW w:type="dxa" w:w="5340"/>
             <w:noWrap/>
           </w:tcPr>
           <w:p>
@@ -12521,7 +12521,7 @@
       <w:tr>
         <w:tc>
           <w:tcPr>
-            <w:tcW w:type="dxa" w:w="476"/>
+            <w:tcW w:type="dxa" w:w="952"/>
           </w:tcPr>
           <w:p>
             <w:pPr>
@@ -12537,7 +12537,7 @@
         </w:tc>
         <w:tc>
           <w:tcPr>
-            <w:tcW w:type="dxa" w:w="5817"/>
+            <w:tcW w:type="dxa" w:w="5340"/>
             <w:noWrap/>
           </w:tcPr>
           <w:p>
@@ -12590,7 +12590,7 @@
       <w:tr>
         <w:tc>
           <w:tcPr>
-            <w:tcW w:type="dxa" w:w="476"/>
+            <w:tcW w:type="dxa" w:w="952"/>
           </w:tcPr>
           <w:p>
             <w:pPr>
@@ -12606,7 +12606,7 @@
         </w:tc>
         <w:tc>
           <w:tcPr>
-            <w:tcW w:type="dxa" w:w="5817"/>
+            <w:tcW w:type="dxa" w:w="5340"/>
             <w:noWrap/>
           </w:tcPr>
           <w:p>
@@ -12635,7 +12635,7 @@
       <w:tr>
         <w:tc>
           <w:tcPr>
-            <w:tcW w:type="dxa" w:w="476"/>
+            <w:tcW w:type="dxa" w:w="952"/>
           </w:tcPr>
           <w:p>
             <w:pPr>
@@ -12651,7 +12651,7 @@
         </w:tc>
         <w:tc>
           <w:tcPr>
-            <w:tcW w:type="dxa" w:w="5817"/>
+            <w:tcW w:type="dxa" w:w="5340"/>
             <w:noWrap/>
           </w:tcPr>
           <w:p>
@@ -12681,7 +12681,7 @@
       <w:tr>
         <w:tc>
           <w:tcPr>
-            <w:tcW w:type="dxa" w:w="476"/>
+            <w:tcW w:type="dxa" w:w="952"/>
           </w:tcPr>
           <w:p>
             <w:pPr>
@@ -12697,7 +12697,7 @@
         </w:tc>
         <w:tc>
           <w:tcPr>
-            <w:tcW w:type="dxa" w:w="5817"/>
+            <w:tcW w:type="dxa" w:w="5340"/>
             <w:noWrap/>
           </w:tcPr>
           <w:p>
@@ -12727,7 +12727,7 @@
       <w:tr>
         <w:tc>
           <w:tcPr>
-            <w:tcW w:type="dxa" w:w="476"/>
+            <w:tcW w:type="dxa" w:w="952"/>
           </w:tcPr>
           <w:p>
             <w:pPr>
@@ -12743,7 +12743,7 @@
         </w:tc>
         <w:tc>
           <w:tcPr>
-            <w:tcW w:type="dxa" w:w="5817"/>
+            <w:tcW w:type="dxa" w:w="5340"/>
             <w:noWrap/>
           </w:tcPr>
           <w:p>
@@ -12773,7 +12773,7 @@
       <w:tr>
         <w:tc>
           <w:tcPr>
-            <w:tcW w:type="dxa" w:w="476"/>
+            <w:tcW w:type="dxa" w:w="952"/>
           </w:tcPr>
           <w:p>
             <w:pPr>
@@ -12789,7 +12789,7 @@
         </w:tc>
         <w:tc>
           <w:tcPr>
-            <w:tcW w:type="dxa" w:w="5817"/>
+            <w:tcW w:type="dxa" w:w="5340"/>
             <w:noWrap/>
           </w:tcPr>
           <w:p>
@@ -12819,7 +12819,7 @@
       <w:tr>
         <w:tc>
           <w:tcPr>
-            <w:tcW w:type="dxa" w:w="476"/>
+            <w:tcW w:type="dxa" w:w="952"/>
           </w:tcPr>
           <w:p>
             <w:pPr>
@@ -12835,7 +12835,7 @@
         </w:tc>
         <w:tc>
           <w:tcPr>
-            <w:tcW w:type="dxa" w:w="5817"/>
+            <w:tcW w:type="dxa" w:w="5340"/>
             <w:noWrap/>
           </w:tcPr>
           <w:p>
@@ -12865,7 +12865,7 @@
       <w:tr>
         <w:tc>
           <w:tcPr>
-            <w:tcW w:type="dxa" w:w="476"/>
+            <w:tcW w:type="dxa" w:w="952"/>
           </w:tcPr>
           <w:p>
             <w:pPr>
@@ -12881,7 +12881,7 @@
         </w:tc>
         <w:tc>
           <w:tcPr>
-            <w:tcW w:type="dxa" w:w="5817"/>
+            <w:tcW w:type="dxa" w:w="5340"/>
             <w:noWrap/>
           </w:tcPr>
           <w:p>
@@ -12911,7 +12911,7 @@
       <w:tr>
         <w:tc>
           <w:tcPr>
-            <w:tcW w:type="dxa" w:w="476"/>
+            <w:tcW w:type="dxa" w:w="952"/>
           </w:tcPr>
           <w:p>
             <w:pPr>
@@ -12927,7 +12927,7 @@
         </w:tc>
         <w:tc>
           <w:tcPr>
-            <w:tcW w:type="dxa" w:w="5817"/>
+            <w:tcW w:type="dxa" w:w="5340"/>
             <w:noWrap/>
           </w:tcPr>
           <w:p>
@@ -12957,7 +12957,7 @@
       <w:tr>
         <w:tc>
           <w:tcPr>
-            <w:tcW w:type="dxa" w:w="476"/>
+            <w:tcW w:type="dxa" w:w="952"/>
           </w:tcPr>
           <w:p>
             <w:pPr>
@@ -12973,7 +12973,7 @@
         </w:tc>
         <w:tc>
           <w:tcPr>
-            <w:tcW w:type="dxa" w:w="5817"/>
+            <w:tcW w:type="dxa" w:w="5340"/>
             <w:noWrap/>
           </w:tcPr>
           <w:p>
@@ -13003,7 +13003,7 @@
       <w:tr>
         <w:tc>
           <w:tcPr>
-            <w:tcW w:type="dxa" w:w="476"/>
+            <w:tcW w:type="dxa" w:w="952"/>
           </w:tcPr>
           <w:p>
             <w:pPr>
@@ -13019,7 +13019,7 @@
         </w:tc>
         <w:tc>
           <w:tcPr>
-            <w:tcW w:type="dxa" w:w="5817"/>
+            <w:tcW w:type="dxa" w:w="5340"/>
             <w:noWrap/>
           </w:tcPr>
           <w:p>
@@ -13049,7 +13049,7 @@
       <w:tr>
         <w:tc>
           <w:tcPr>
-            <w:tcW w:type="dxa" w:w="476"/>
+            <w:tcW w:type="dxa" w:w="952"/>
           </w:tcPr>
           <w:p>
             <w:pPr>
@@ -13065,7 +13065,7 @@
         </w:tc>
         <w:tc>
           <w:tcPr>
-            <w:tcW w:type="dxa" w:w="5817"/>
+            <w:tcW w:type="dxa" w:w="5340"/>
             <w:noWrap/>
           </w:tcPr>
           <w:p>
@@ -13095,7 +13095,7 @@
       <w:tr>
         <w:tc>
           <w:tcPr>
-            <w:tcW w:type="dxa" w:w="476"/>
+            <w:tcW w:type="dxa" w:w="952"/>
           </w:tcPr>
           <w:p>
             <w:pPr>
@@ -13111,7 +13111,7 @@
         </w:tc>
         <w:tc>
           <w:tcPr>
-            <w:tcW w:type="dxa" w:w="5817"/>
+            <w:tcW w:type="dxa" w:w="5340"/>
             <w:noWrap/>
           </w:tcPr>
           <w:p>
@@ -13141,7 +13141,7 @@
       <w:tr>
         <w:tc>
           <w:tcPr>
-            <w:tcW w:type="dxa" w:w="476"/>
+            <w:tcW w:type="dxa" w:w="952"/>
           </w:tcPr>
           <w:p>
             <w:pPr>
@@ -13157,7 +13157,7 @@
         </w:tc>
         <w:tc>
           <w:tcPr>
-            <w:tcW w:type="dxa" w:w="5817"/>
+            <w:tcW w:type="dxa" w:w="5340"/>
             <w:noWrap/>
           </w:tcPr>
           <w:p>
@@ -13187,7 +13187,7 @@
       <w:tr>
         <w:tc>
           <w:tcPr>
-            <w:tcW w:type="dxa" w:w="476"/>
+            <w:tcW w:type="dxa" w:w="952"/>
           </w:tcPr>
           <w:p>
             <w:pPr>
@@ -13203,7 +13203,7 @@
         </w:tc>
         <w:tc>
           <w:tcPr>
-            <w:tcW w:type="dxa" w:w="5817"/>
+            <w:tcW w:type="dxa" w:w="5340"/>
             <w:noWrap/>
           </w:tcPr>
           <w:p>
@@ -13233,7 +13233,7 @@
       <w:tr>
         <w:tc>
           <w:tcPr>
-            <w:tcW w:type="dxa" w:w="476"/>
+            <w:tcW w:type="dxa" w:w="952"/>
           </w:tcPr>
           <w:p>
             <w:pPr>
@@ -13249,7 +13249,7 @@
         </w:tc>
         <w:tc>
           <w:tcPr>
-            <w:tcW w:type="dxa" w:w="5817"/>
+            <w:tcW w:type="dxa" w:w="5340"/>
             <w:noWrap/>
           </w:tcPr>
           <w:p>
@@ -13279,7 +13279,7 @@
       <w:tr>
         <w:tc>
           <w:tcPr>
-            <w:tcW w:type="dxa" w:w="476"/>
+            <w:tcW w:type="dxa" w:w="952"/>
           </w:tcPr>
           <w:p>
             <w:pPr>
@@ -13295,7 +13295,7 @@
         </w:tc>
         <w:tc>
           <w:tcPr>
-            <w:tcW w:type="dxa" w:w="5817"/>
+            <w:tcW w:type="dxa" w:w="5340"/>
             <w:noWrap/>
           </w:tcPr>
           <w:p>
@@ -13325,7 +13325,7 @@
       <w:tr>
         <w:tc>
           <w:tcPr>
-            <w:tcW w:type="dxa" w:w="476"/>
+            <w:tcW w:type="dxa" w:w="952"/>
           </w:tcPr>
           <w:p>
             <w:pPr>
@@ -13341,7 +13341,7 @@
         </w:tc>
         <w:tc>
           <w:tcPr>
-            <w:tcW w:type="dxa" w:w="5817"/>
+            <w:tcW w:type="dxa" w:w="5340"/>
             <w:noWrap/>
           </w:tcPr>
           <w:p>
@@ -13371,7 +13371,7 @@
       <w:tr>
         <w:tc>
           <w:tcPr>
-            <w:tcW w:type="dxa" w:w="476"/>
+            <w:tcW w:type="dxa" w:w="952"/>
           </w:tcPr>
           <w:p>
             <w:pPr>
@@ -13387,7 +13387,7 @@
         </w:tc>
         <w:tc>
           <w:tcPr>
-            <w:tcW w:type="dxa" w:w="5817"/>
+            <w:tcW w:type="dxa" w:w="5340"/>
             <w:noWrap/>
           </w:tcPr>
           <w:p>
@@ -13417,7 +13417,7 @@
       <w:tr>
         <w:tc>
           <w:tcPr>
-            <w:tcW w:type="dxa" w:w="476"/>
+            <w:tcW w:type="dxa" w:w="952"/>
           </w:tcPr>
           <w:p>
             <w:pPr>
@@ -13433,7 +13433,7 @@
         </w:tc>
         <w:tc>
           <w:tcPr>
-            <w:tcW w:type="dxa" w:w="5817"/>
+            <w:tcW w:type="dxa" w:w="5340"/>
             <w:noWrap/>
           </w:tcPr>
           <w:p>
@@ -13463,7 +13463,7 @@
       <w:tr>
         <w:tc>
           <w:tcPr>
-            <w:tcW w:type="dxa" w:w="476"/>
+            <w:tcW w:type="dxa" w:w="952"/>
           </w:tcPr>
           <w:p>
             <w:pPr>
@@ -13479,7 +13479,7 @@
         </w:tc>
         <w:tc>
           <w:tcPr>
-            <w:tcW w:type="dxa" w:w="5817"/>
+            <w:tcW w:type="dxa" w:w="5340"/>
             <w:noWrap/>
           </w:tcPr>
           <w:p>
@@ -13509,7 +13509,7 @@
       <w:tr>
         <w:tc>
           <w:tcPr>
-            <w:tcW w:type="dxa" w:w="476"/>
+            <w:tcW w:type="dxa" w:w="952"/>
           </w:tcPr>
           <w:p>
             <w:pPr>
@@ -13525,7 +13525,7 @@
         </w:tc>
         <w:tc>
           <w:tcPr>
-            <w:tcW w:type="dxa" w:w="5817"/>
+            <w:tcW w:type="dxa" w:w="5340"/>
             <w:noWrap/>
           </w:tcPr>
           <w:p>
@@ -13555,7 +13555,7 @@
       <w:tr>
         <w:tc>
           <w:tcPr>
-            <w:tcW w:type="dxa" w:w="476"/>
+            <w:tcW w:type="dxa" w:w="952"/>
           </w:tcPr>
           <w:p>
             <w:pPr>
@@ -13571,7 +13571,7 @@
         </w:tc>
         <w:tc>
           <w:tcPr>
-            <w:tcW w:type="dxa" w:w="5817"/>
+            <w:tcW w:type="dxa" w:w="5340"/>
             <w:noWrap/>
           </w:tcPr>
           <w:p>
@@ -13601,7 +13601,7 @@
       <w:tr>
         <w:tc>
           <w:tcPr>
-            <w:tcW w:type="dxa" w:w="476"/>
+            <w:tcW w:type="dxa" w:w="952"/>
           </w:tcPr>
           <w:p>
             <w:pPr>
@@ -13617,7 +13617,7 @@
         </w:tc>
         <w:tc>
           <w:tcPr>
-            <w:tcW w:type="dxa" w:w="5817"/>
+            <w:tcW w:type="dxa" w:w="5340"/>
             <w:noWrap/>
           </w:tcPr>
           <w:p>
@@ -13670,7 +13670,7 @@
       <w:tr>
         <w:tc>
           <w:tcPr>
-            <w:tcW w:type="dxa" w:w="476"/>
+            <w:tcW w:type="dxa" w:w="952"/>
           </w:tcPr>
           <w:p>
             <w:pPr>
@@ -13686,7 +13686,7 @@
         </w:tc>
         <w:tc>
           <w:tcPr>
-            <w:tcW w:type="dxa" w:w="5817"/>
+            <w:tcW w:type="dxa" w:w="5340"/>
             <w:noWrap/>
           </w:tcPr>
           <w:p>
@@ -13715,7 +13715,7 @@
       <w:tr>
         <w:tc>
           <w:tcPr>
-            <w:tcW w:type="dxa" w:w="476"/>
+            <w:tcW w:type="dxa" w:w="952"/>
           </w:tcPr>
           <w:p>
             <w:pPr>
@@ -13731,7 +13731,7 @@
         </w:tc>
         <w:tc>
           <w:tcPr>
-            <w:tcW w:type="dxa" w:w="5817"/>
+            <w:tcW w:type="dxa" w:w="5340"/>
             <w:noWrap/>
           </w:tcPr>
           <w:p>
@@ -13761,7 +13761,7 @@
       <w:tr>
         <w:tc>
           <w:tcPr>
-            <w:tcW w:type="dxa" w:w="476"/>
+            <w:tcW w:type="dxa" w:w="952"/>
           </w:tcPr>
           <w:p>
             <w:pPr>
@@ -13777,7 +13777,7 @@
         </w:tc>
         <w:tc>
           <w:tcPr>
-            <w:tcW w:type="dxa" w:w="5817"/>
+            <w:tcW w:type="dxa" w:w="5340"/>
             <w:noWrap/>
           </w:tcPr>
           <w:p>
@@ -13807,7 +13807,7 @@
       <w:tr>
         <w:tc>
           <w:tcPr>
-            <w:tcW w:type="dxa" w:w="476"/>
+            <w:tcW w:type="dxa" w:w="952"/>
           </w:tcPr>
           <w:p>
             <w:pPr>
@@ -13823,7 +13823,7 @@
         </w:tc>
         <w:tc>
           <w:tcPr>
-            <w:tcW w:type="dxa" w:w="5817"/>
+            <w:tcW w:type="dxa" w:w="5340"/>
             <w:noWrap/>
           </w:tcPr>
           <w:p>
@@ -13853,7 +13853,7 @@
       <w:tr>
         <w:tc>
           <w:tcPr>
-            <w:tcW w:type="dxa" w:w="476"/>
+            <w:tcW w:type="dxa" w:w="952"/>
           </w:tcPr>
           <w:p>
             <w:pPr>
@@ -13869,7 +13869,7 @@
         </w:tc>
         <w:tc>
           <w:tcPr>
-            <w:tcW w:type="dxa" w:w="5817"/>
+            <w:tcW w:type="dxa" w:w="5340"/>
             <w:noWrap/>
           </w:tcPr>
           <w:p>
@@ -13899,7 +13899,7 @@
       <w:tr>
         <w:tc>
           <w:tcPr>
-            <w:tcW w:type="dxa" w:w="476"/>
+            <w:tcW w:type="dxa" w:w="952"/>
           </w:tcPr>
           <w:p>
             <w:pPr>
@@ -13915,7 +13915,7 @@
         </w:tc>
         <w:tc>
           <w:tcPr>
-            <w:tcW w:type="dxa" w:w="5817"/>
+            <w:tcW w:type="dxa" w:w="5340"/>
             <w:noWrap/>
           </w:tcPr>
           <w:p>
@@ -13945,7 +13945,7 @@
       <w:tr>
         <w:tc>
           <w:tcPr>
-            <w:tcW w:type="dxa" w:w="476"/>
+            <w:tcW w:type="dxa" w:w="952"/>
           </w:tcPr>
           <w:p>
             <w:pPr>
@@ -13961,7 +13961,7 @@
         </w:tc>
         <w:tc>
           <w:tcPr>
-            <w:tcW w:type="dxa" w:w="5817"/>
+            <w:tcW w:type="dxa" w:w="5340"/>
             <w:noWrap/>
           </w:tcPr>
           <w:p>
@@ -13991,7 +13991,7 @@
       <w:tr>
         <w:tc>
           <w:tcPr>
-            <w:tcW w:type="dxa" w:w="476"/>
+            <w:tcW w:type="dxa" w:w="952"/>
           </w:tcPr>
           <w:p>
             <w:pPr>
@@ -14007,7 +14007,7 @@
         </w:tc>
         <w:tc>
           <w:tcPr>
-            <w:tcW w:type="dxa" w:w="5817"/>
+            <w:tcW w:type="dxa" w:w="5340"/>
             <w:noWrap/>
           </w:tcPr>
           <w:p>
@@ -14060,7 +14060,7 @@
       <w:tr>
         <w:tc>
           <w:tcPr>
-            <w:tcW w:type="dxa" w:w="476"/>
+            <w:tcW w:type="dxa" w:w="952"/>
           </w:tcPr>
           <w:p>
             <w:pPr>
@@ -14076,7 +14076,7 @@
         </w:tc>
         <w:tc>
           <w:tcPr>
-            <w:tcW w:type="dxa" w:w="5817"/>
+            <w:tcW w:type="dxa" w:w="5340"/>
             <w:noWrap/>
           </w:tcPr>
           <w:p>
@@ -14105,7 +14105,7 @@
       <w:tr>
         <w:tc>
           <w:tcPr>
-            <w:tcW w:type="dxa" w:w="476"/>
+            <w:tcW w:type="dxa" w:w="952"/>
           </w:tcPr>
           <w:p>
             <w:pPr>
@@ -14121,7 +14121,7 @@
         </w:tc>
         <w:tc>
           <w:tcPr>
-            <w:tcW w:type="dxa" w:w="5817"/>
+            <w:tcW w:type="dxa" w:w="5340"/>
             <w:noWrap/>
           </w:tcPr>
           <w:p>
@@ -14151,7 +14151,7 @@
       <w:tr>
         <w:tc>
           <w:tcPr>
-            <w:tcW w:type="dxa" w:w="476"/>
+            <w:tcW w:type="dxa" w:w="952"/>
           </w:tcPr>
           <w:p>
             <w:pPr>
@@ -14167,7 +14167,7 @@
         </w:tc>
         <w:tc>
           <w:tcPr>
-            <w:tcW w:type="dxa" w:w="5817"/>
+            <w:tcW w:type="dxa" w:w="5340"/>
             <w:noWrap/>
           </w:tcPr>
           <w:p>
@@ -14197,7 +14197,7 @@
       <w:tr>
         <w:tc>
           <w:tcPr>
-            <w:tcW w:type="dxa" w:w="476"/>
+            <w:tcW w:type="dxa" w:w="952"/>
           </w:tcPr>
           <w:p>
             <w:pPr>
@@ -14213,7 +14213,7 @@
         </w:tc>
         <w:tc>
           <w:tcPr>
-            <w:tcW w:type="dxa" w:w="5817"/>
+            <w:tcW w:type="dxa" w:w="5340"/>
             <w:noWrap/>
           </w:tcPr>
           <w:p>
@@ -14243,7 +14243,7 @@
       <w:tr>
         <w:tc>
           <w:tcPr>
-            <w:tcW w:type="dxa" w:w="476"/>
+            <w:tcW w:type="dxa" w:w="952"/>
           </w:tcPr>
           <w:p>
             <w:pPr>
@@ -14259,7 +14259,7 @@
         </w:tc>
         <w:tc>
           <w:tcPr>
-            <w:tcW w:type="dxa" w:w="5817"/>
+            <w:tcW w:type="dxa" w:w="5340"/>
             <w:noWrap/>
           </w:tcPr>
           <w:p>
@@ -14289,7 +14289,7 @@
       <w:tr>
         <w:tc>
           <w:tcPr>
-            <w:tcW w:type="dxa" w:w="476"/>
+            <w:tcW w:type="dxa" w:w="952"/>
           </w:tcPr>
           <w:p>
             <w:pPr>
@@ -14305,7 +14305,7 @@
         </w:tc>
         <w:tc>
           <w:tcPr>
-            <w:tcW w:type="dxa" w:w="5817"/>
+            <w:tcW w:type="dxa" w:w="5340"/>
             <w:noWrap/>
           </w:tcPr>
           <w:p>
@@ -14335,7 +14335,7 @@
       <w:tr>
         <w:tc>
           <w:tcPr>
-            <w:tcW w:type="dxa" w:w="476"/>
+            <w:tcW w:type="dxa" w:w="952"/>
           </w:tcPr>
           <w:p>
             <w:pPr>
@@ -14351,7 +14351,7 @@
         </w:tc>
         <w:tc>
           <w:tcPr>
-            <w:tcW w:type="dxa" w:w="5817"/>
+            <w:tcW w:type="dxa" w:w="5340"/>
             <w:noWrap/>
           </w:tcPr>
           <w:p>
@@ -14381,7 +14381,7 @@
       <w:tr>
         <w:tc>
           <w:tcPr>
-            <w:tcW w:type="dxa" w:w="476"/>
+            <w:tcW w:type="dxa" w:w="952"/>
           </w:tcPr>
           <w:p>
             <w:pPr>
@@ -14397,7 +14397,7 @@
         </w:tc>
         <w:tc>
           <w:tcPr>
-            <w:tcW w:type="dxa" w:w="5817"/>
+            <w:tcW w:type="dxa" w:w="5340"/>
             <w:noWrap/>
           </w:tcPr>
           <w:p>
@@ -14427,7 +14427,7 @@
       <w:tr>
         <w:tc>
           <w:tcPr>
-            <w:tcW w:type="dxa" w:w="476"/>
+            <w:tcW w:type="dxa" w:w="952"/>
           </w:tcPr>
           <w:p>
             <w:pPr>
@@ -14443,7 +14443,7 @@
         </w:tc>
         <w:tc>
           <w:tcPr>
-            <w:tcW w:type="dxa" w:w="5817"/>
+            <w:tcW w:type="dxa" w:w="5340"/>
             <w:noWrap/>
           </w:tcPr>
           <w:p>
@@ -14473,7 +14473,7 @@
       <w:tr>
         <w:tc>
           <w:tcPr>
-            <w:tcW w:type="dxa" w:w="476"/>
+            <w:tcW w:type="dxa" w:w="952"/>
           </w:tcPr>
           <w:p>
             <w:pPr>
@@ -14489,7 +14489,7 @@
         </w:tc>
         <w:tc>
           <w:tcPr>
-            <w:tcW w:type="dxa" w:w="5817"/>
+            <w:tcW w:type="dxa" w:w="5340"/>
             <w:noWrap/>
           </w:tcPr>
           <w:p>
@@ -14542,7 +14542,7 @@
       <w:tr>
         <w:tc>
           <w:tcPr>
-            <w:tcW w:type="dxa" w:w="476"/>
+            <w:tcW w:type="dxa" w:w="952"/>
           </w:tcPr>
           <w:p>
             <w:pPr>
@@ -14558,7 +14558,7 @@
         </w:tc>
         <w:tc>
           <w:tcPr>
-            <w:tcW w:type="dxa" w:w="5817"/>
+            <w:tcW w:type="dxa" w:w="5340"/>
             <w:noWrap/>
           </w:tcPr>
           <w:p>
@@ -14587,7 +14587,7 @@
       <w:tr>
         <w:tc>
           <w:tcPr>
-            <w:tcW w:type="dxa" w:w="476"/>
+            <w:tcW w:type="dxa" w:w="952"/>
           </w:tcPr>
           <w:p>
             <w:pPr>
@@ -14603,7 +14603,7 @@
         </w:tc>
         <w:tc>
           <w:tcPr>
-            <w:tcW w:type="dxa" w:w="5817"/>
+            <w:tcW w:type="dxa" w:w="5340"/>
             <w:noWrap/>
           </w:tcPr>
           <w:p>
@@ -14633,7 +14633,7 @@
       <w:tr>
         <w:tc>
           <w:tcPr>
-            <w:tcW w:type="dxa" w:w="476"/>
+            <w:tcW w:type="dxa" w:w="952"/>
           </w:tcPr>
           <w:p>
             <w:pPr>
@@ -14649,7 +14649,7 @@
         </w:tc>
         <w:tc>
           <w:tcPr>
-            <w:tcW w:type="dxa" w:w="5817"/>
+            <w:tcW w:type="dxa" w:w="5340"/>
             <w:noWrap/>
           </w:tcPr>
           <w:p>
@@ -14679,7 +14679,7 @@
       <w:tr>
         <w:tc>
           <w:tcPr>
-            <w:tcW w:type="dxa" w:w="476"/>
+            <w:tcW w:type="dxa" w:w="952"/>
           </w:tcPr>
           <w:p>
             <w:pPr>
@@ -14695,7 +14695,7 @@
         </w:tc>
         <w:tc>
           <w:tcPr>
-            <w:tcW w:type="dxa" w:w="5817"/>
+            <w:tcW w:type="dxa" w:w="5340"/>
             <w:noWrap/>
           </w:tcPr>
           <w:p>
@@ -14725,7 +14725,7 @@
       <w:tr>
         <w:tc>
           <w:tcPr>
-            <w:tcW w:type="dxa" w:w="476"/>
+            <w:tcW w:type="dxa" w:w="952"/>
           </w:tcPr>
           <w:p>
             <w:pPr>
@@ -14741,7 +14741,7 @@
         </w:tc>
         <w:tc>
           <w:tcPr>
-            <w:tcW w:type="dxa" w:w="5817"/>
+            <w:tcW w:type="dxa" w:w="5340"/>
             <w:noWrap/>
           </w:tcPr>
           <w:p>
@@ -14771,7 +14771,7 @@
       <w:tr>
         <w:tc>
           <w:tcPr>
-            <w:tcW w:type="dxa" w:w="476"/>
+            <w:tcW w:type="dxa" w:w="952"/>
           </w:tcPr>
           <w:p>
             <w:pPr>
@@ -14787,7 +14787,7 @@
         </w:tc>
         <w:tc>
           <w:tcPr>
-            <w:tcW w:type="dxa" w:w="5817"/>
+            <w:tcW w:type="dxa" w:w="5340"/>
             <w:noWrap/>
           </w:tcPr>
           <w:p>
@@ -14817,7 +14817,7 @@
       <w:tr>
         <w:tc>
           <w:tcPr>
-            <w:tcW w:type="dxa" w:w="476"/>
+            <w:tcW w:type="dxa" w:w="952"/>
           </w:tcPr>
           <w:p>
             <w:pPr>
@@ -14833,7 +14833,7 @@
         </w:tc>
         <w:tc>
           <w:tcPr>
-            <w:tcW w:type="dxa" w:w="5817"/>
+            <w:tcW w:type="dxa" w:w="5340"/>
             <w:noWrap/>
           </w:tcPr>
           <w:p>
@@ -14863,7 +14863,7 @@
       <w:tr>
         <w:tc>
           <w:tcPr>
-            <w:tcW w:type="dxa" w:w="476"/>
+            <w:tcW w:type="dxa" w:w="952"/>
           </w:tcPr>
           <w:p>
             <w:pPr>
@@ -14879,7 +14879,7 @@
         </w:tc>
         <w:tc>
           <w:tcPr>
-            <w:tcW w:type="dxa" w:w="5817"/>
+            <w:tcW w:type="dxa" w:w="5340"/>
             <w:noWrap/>
           </w:tcPr>
           <w:p>
@@ -14909,7 +14909,7 @@
       <w:tr>
         <w:tc>
           <w:tcPr>
-            <w:tcW w:type="dxa" w:w="476"/>
+            <w:tcW w:type="dxa" w:w="952"/>
           </w:tcPr>
           <w:p>
             <w:pPr>
@@ -14925,7 +14925,7 @@
         </w:tc>
         <w:tc>
           <w:tcPr>
-            <w:tcW w:type="dxa" w:w="5817"/>
+            <w:tcW w:type="dxa" w:w="5340"/>
             <w:noWrap/>
           </w:tcPr>
           <w:p>
@@ -14955,7 +14955,7 @@
       <w:tr>
         <w:tc>
           <w:tcPr>
-            <w:tcW w:type="dxa" w:w="476"/>
+            <w:tcW w:type="dxa" w:w="952"/>
           </w:tcPr>
           <w:p>
             <w:pPr>
@@ -14971,7 +14971,7 @@
         </w:tc>
         <w:tc>
           <w:tcPr>
-            <w:tcW w:type="dxa" w:w="5817"/>
+            <w:tcW w:type="dxa" w:w="5340"/>
             <w:noWrap/>
           </w:tcPr>
           <w:p>
@@ -15024,7 +15024,7 @@
       <w:tr>
         <w:tc>
           <w:tcPr>
-            <w:tcW w:type="dxa" w:w="476"/>
+            <w:tcW w:type="dxa" w:w="952"/>
           </w:tcPr>
           <w:p>
             <w:pPr>
@@ -15040,7 +15040,7 @@
         </w:tc>
         <w:tc>
           <w:tcPr>
-            <w:tcW w:type="dxa" w:w="5817"/>
+            <w:tcW w:type="dxa" w:w="5340"/>
             <w:noWrap/>
           </w:tcPr>
           <w:p>
@@ -15069,7 +15069,7 @@
       <w:tr>
         <w:tc>
           <w:tcPr>
-            <w:tcW w:type="dxa" w:w="476"/>
+            <w:tcW w:type="dxa" w:w="952"/>
           </w:tcPr>
           <w:p>
             <w:pPr>
@@ -15085,7 +15085,7 @@
         </w:tc>
         <w:tc>
           <w:tcPr>
-            <w:tcW w:type="dxa" w:w="5817"/>
+            <w:tcW w:type="dxa" w:w="5340"/>
             <w:noWrap/>
           </w:tcPr>
           <w:p>
@@ -15115,7 +15115,7 @@
       <w:tr>
         <w:tc>
           <w:tcPr>
-            <w:tcW w:type="dxa" w:w="476"/>
+            <w:tcW w:type="dxa" w:w="952"/>
           </w:tcPr>
           <w:p>
             <w:pPr>
@@ -15131,7 +15131,7 @@
         </w:tc>
         <w:tc>
           <w:tcPr>
-            <w:tcW w:type="dxa" w:w="5817"/>
+            <w:tcW w:type="dxa" w:w="5340"/>
             <w:noWrap/>
           </w:tcPr>
           <w:p>
@@ -15161,7 +15161,7 @@
       <w:tr>
         <w:tc>
           <w:tcPr>
-            <w:tcW w:type="dxa" w:w="476"/>
+            <w:tcW w:type="dxa" w:w="952"/>
           </w:tcPr>
           <w:p>
             <w:pPr>
@@ -15177,7 +15177,7 @@
         </w:tc>
         <w:tc>
           <w:tcPr>
-            <w:tcW w:type="dxa" w:w="5817"/>
+            <w:tcW w:type="dxa" w:w="5340"/>
             <w:noWrap/>
           </w:tcPr>
           <w:p>
@@ -15207,7 +15207,7 @@
       <w:tr>
         <w:tc>
           <w:tcPr>
-            <w:tcW w:type="dxa" w:w="476"/>
+            <w:tcW w:type="dxa" w:w="952"/>
           </w:tcPr>
           <w:p>
             <w:pPr>
@@ -15223,7 +15223,7 @@
         </w:tc>
         <w:tc>
           <w:tcPr>
-            <w:tcW w:type="dxa" w:w="5817"/>
+            <w:tcW w:type="dxa" w:w="5340"/>
             <w:noWrap/>
           </w:tcPr>
           <w:p>
@@ -15253,7 +15253,7 @@
       <w:tr>
         <w:tc>
           <w:tcPr>
-            <w:tcW w:type="dxa" w:w="476"/>
+            <w:tcW w:type="dxa" w:w="952"/>
           </w:tcPr>
           <w:p>
             <w:pPr>
@@ -15269,7 +15269,7 @@
         </w:tc>
         <w:tc>
           <w:tcPr>
-            <w:tcW w:type="dxa" w:w="5817"/>
+            <w:tcW w:type="dxa" w:w="5340"/>
             <w:noWrap/>
           </w:tcPr>
           <w:p>
@@ -15299,7 +15299,7 @@
       <w:tr>
         <w:tc>
           <w:tcPr>
-            <w:tcW w:type="dxa" w:w="476"/>
+            <w:tcW w:type="dxa" w:w="952"/>
           </w:tcPr>
           <w:p>
             <w:pPr>
@@ -15315,7 +15315,7 @@
         </w:tc>
         <w:tc>
           <w:tcPr>
-            <w:tcW w:type="dxa" w:w="5817"/>
+            <w:tcW w:type="dxa" w:w="5340"/>
             <w:noWrap/>
           </w:tcPr>
           <w:p>
